--- a/fra/docx/64.content.docx
+++ b/fra/docx/64.content.docx
@@ -4,39 +4,88 @@
   <w:body>
     <w:p/>
     <w:p>
-      <w:r/>
+      <w:pPr/>
+      <w:r>
+        <w:rPr>
+          <w:lang w:val="fr_FR" w:bidi="fr_FR"/>
+        </w:rPr>
+      </w:r>
     </w:p>
     <w:p>
       <w:pPr>
         <w:pStyle w:val="Heading2"/>
       </w:pPr>
       <w:r>
+        <w:rPr>
+          <w:lang w:val="fr_FR" w:bidi="fr_FR"/>
+        </w:rPr>
+        <w:t>Resource: Notes de traduction (unfoldingWord)</w:t>
+      </w:r>
+      <w:r>
+        <w:rPr>
+          <w:lang w:val="fr_FR" w:bidi="fr_FR"/>
+        </w:rPr>
+      </w:r>
+    </w:p>
+    <w:p>
+      <w:pPr>
+        <w:pStyle w:val="Heading2"/>
+      </w:pPr>
+      <w:r>
+        <w:rPr>
+          <w:lang w:val="fr_FR" w:bidi="fr_FR"/>
+        </w:rPr>
         <w:t>License Information</w:t>
       </w:r>
-      <w:r/>
-    </w:p>
-    <w:p>
-      <w:r/>
-      <w:r>
-        <w:rPr>
-          <w:b/>
-        </w:rPr>
-        <w:t>Translation Notes (unfoldingWord)</w:t>
-      </w:r>
-      <w:r>
+      <w:r>
+        <w:rPr>
+          <w:lang w:val="fr_FR" w:bidi="fr_FR"/>
+        </w:rPr>
+      </w:r>
+    </w:p>
+    <w:p>
+      <w:pPr/>
+      <w:r>
+        <w:rPr>
+          <w:lang w:val="fr_FR" w:bidi="fr_FR"/>
+        </w:rPr>
+      </w:r>
+      <w:r>
+        <w:rPr>
+          <w:b/>
+          <w:lang w:val="fr_FR" w:bidi="fr_FR"/>
+        </w:rPr>
+        <w:t>Notes de traduction (unfoldingWord)</w:t>
+      </w:r>
+      <w:r>
+        <w:rPr>
+          <w:lang w:val="fr_FR" w:bidi="fr_FR"/>
+        </w:rPr>
         <w:t xml:space="preserve"> (French) is based on</w:t>
       </w:r>
       <w:r>
+        <w:rPr>
+          <w:lang w:val="fr_FR" w:bidi="fr_FR"/>
+        </w:rPr>
         <w:t xml:space="preserve">: </w:t>
       </w:r>
       <w:r>
+        <w:rPr>
+          <w:lang w:val="fr_FR" w:bidi="fr_FR"/>
+        </w:rPr>
         <w:t>unfoldingWord® Translation Notes</w:t>
       </w:r>
       <w:r>
+        <w:rPr>
+          <w:lang w:val="fr_FR" w:bidi="fr_FR"/>
+        </w:rPr>
         <w:t xml:space="preserve">, </w:t>
       </w:r>
       <w:hyperlink r:id="rId13">
         <w:r>
+          <w:rPr>
+            <w:lang w:val="fr_FR" w:bidi="fr_FR"/>
+          </w:rPr>
           <w:rPr>
             <w:color w:val="0000EE"/>
             <w:u w:val="single"/>
@@ -45,10 +94,16 @@
         </w:r>
       </w:hyperlink>
       <w:r>
+        <w:rPr>
+          <w:lang w:val="fr_FR" w:bidi="fr_FR"/>
+        </w:rPr>
         <w:t xml:space="preserve">, 2022, which is licensed under a </w:t>
       </w:r>
       <w:hyperlink r:id="rId14">
         <w:r>
+          <w:rPr>
+            <w:lang w:val="fr_FR" w:bidi="fr_FR"/>
+          </w:rPr>
           <w:rPr>
             <w:color w:val="0000EE"/>
             <w:u w:val="single"/>
@@ -57,24 +112,50 @@
         </w:r>
       </w:hyperlink>
       <w:r>
+        <w:rPr>
+          <w:lang w:val="fr_FR" w:bidi="fr_FR"/>
+        </w:rPr>
         <w:t>.</w:t>
       </w:r>
-      <w:r/>
-    </w:p>
-    <w:p>
-      <w:r/>
-      <w:r>
+      <w:r>
+        <w:rPr>
+          <w:lang w:val="fr_FR" w:bidi="fr_FR"/>
+        </w:rPr>
+      </w:r>
+    </w:p>
+    <w:p>
+      <w:pPr/>
+      <w:r>
+        <w:rPr>
+          <w:lang w:val="fr_FR" w:bidi="fr_FR"/>
+        </w:rPr>
+      </w:r>
+      <w:r>
+        <w:rPr>
+          <w:lang w:val="fr_FR" w:bidi="fr_FR"/>
+        </w:rPr>
         <w:t>This PDF version is provided under the same license.</w:t>
       </w:r>
-      <w:r/>
-      <w:r/>
+      <w:r>
+        <w:rPr>
+          <w:lang w:val="fr_FR" w:bidi="fr_FR"/>
+        </w:rPr>
+      </w:r>
+      <w:r>
+        <w:rPr>
+          <w:lang w:val="fr_FR" w:bidi="fr_FR"/>
+        </w:rPr>
+      </w:r>
     </w:p>
     <w:p>
       <w:pPr>
         <w:pStyle w:val="Heading1"/>
       </w:pPr>
       <w:r>
-        <w:t>Translation Notes (unfoldingWord)</w:t>
+        <w:rPr>
+          <w:lang w:val="fr_FR" w:bidi="fr_FR"/>
+        </w:rPr>
+        <w:t>Notes de traduction (unfoldingWord)</w:t>
       </w:r>
     </w:p>
     <w:p>
@@ -96,2720 +177,5561 @@
       </w:pPr>
     </w:p>
     <w:p>
-      <w:r/>
+      <w:pPr/>
+      <w:r>
+        <w:rPr>
+          <w:lang w:val="fr_FR" w:bidi="fr_FR"/>
+        </w:rPr>
+      </w:r>
     </w:p>
     <w:p>
       <w:pPr>
         <w:pStyle w:val="Heading2"/>
       </w:pPr>
       <w:r>
+        <w:rPr>
+          <w:lang w:val="fr_FR" w:bidi="fr_FR"/>
+        </w:rPr>
+        <w:t>3JN</w:t>
+      </w:r>
+      <w:r>
+        <w:rPr>
+          <w:lang w:val="fr_FR" w:bidi="fr_FR"/>
+        </w:rPr>
+      </w:r>
+    </w:p>
+    <w:p>
+      <w:pPr/>
+      <w:r>
+        <w:rPr>
+          <w:lang w:val="fr_FR" w:bidi="fr_FR"/>
+        </w:rPr>
+      </w:r>
+      <w:r>
+        <w:rPr>
+          <w:i/>
+          <w:lang w:val="fr_FR" w:bidi="fr_FR"/>
+        </w:rPr>
+        <w:t>3 Jean 1.1 (#1), 3 Jean 1.1 (#2), 3 Jean 1:1 (#3), 3 Jean 1.3 (#1), 3 Jean 1.3 (#2), 3 Jean 1.3 (#3), 3 Jean 1.3 (#4), 3 Jean 1.4 (#1), 3 Jean 1.4 (#2), 3 Jean 1.4 (#3), 3 Jean 1.4 (#4), 3 Jean 1.5 (#1), 3 Jean 1.6 (#1), 3 Jean 1.6 (#2), 3 Jean 1.6–7 (#1), 3 Jean 1.7 (#1), 3 Jean 1.7 (#2), 3 Jean 1.7 (#3), 3 Jean 1.8 (#1), 3 Jean 1.8 (#2), 3 Jean 1.8 (#3), 3 Jean 1.8 (#4), 3 Jean 1.8 (#5), 3 Jean 1.8 (#6), 3 Jean 1.8 (#7), 3 Jean 1.9 (#1), 3 Jean 1.9 (#2), 3 Jean 1.9 (#3), 3 Jean 1.9 (#4), 3 Jean 1.9 (#5), 3 Jean 1.9 (#6), 3 Jean 1.10 (#1), 3 Jean 1.10 (#2), 3 Jean 1.10 (#3), 3 Jean 1.10 (#4), 3 Jean 1.10 (#5), 3 Jean 1:10 (#6), 3 Jean 1.10 (#7), 3 Jean 1.11 (#1), 3 Jean 1.11 (#2), 3 Jean 1.11 (#3), 3 Jean 1.12 (#1), 3 Jean 1.12 (#2), 3 Jean 1.12 (#3), 3 Jean 1.12 (#4), 3 Jean 1.12 (#5), 3 Jean 1.12 (#6), 3 Jean 1.12 (#7), 3 Jean 1.12 (#8), 3 Jean 1.13 (#1), 3 Jean 1.14 (#1), 3 Jean 1.15 (#1), 3 Jean 1.15 (#2), 3 Jean 1.15 (#3), 3 Jean 1.15 (#4), 3 Jean 1.15 (#5)</w:t>
+      </w:r>
+      <w:r>
+        <w:rPr>
+          <w:lang w:val="fr_FR" w:bidi="fr_FR"/>
+        </w:rPr>
+      </w:r>
+    </w:p>
+    <w:p>
+      <w:pPr/>
+      <w:r>
+        <w:rPr>
+          <w:lang w:val="fr_FR" w:bidi="fr_FR"/>
+        </w:rPr>
+      </w:r>
+      <w:r>
+        <w:rPr>
+          <w:lang w:val="fr_FR" w:bidi="fr_FR"/>
+        </w:rPr>
+        <w:t xml:space="preserve"> </w:t>
+      </w:r>
+      <w:r>
+        <w:rPr>
+          <w:lang w:val="fr_FR" w:bidi="fr_FR"/>
+        </w:rPr>
+      </w:r>
+      <w:r>
+        <w:rPr>
+          <w:lang w:val="fr_FR" w:bidi="fr_FR"/>
+        </w:rPr>
+      </w:r>
+    </w:p>
+    <w:p>
+      <w:pPr>
+        <w:sectPr>
+          <w:footnotePr>
+            <w:numRestart w:val="eachSect"/>
+          </w:footnotePr>
+          <w:type w:val="continuous"/>
+          <w:pgSz w:w="12240" w:h="15840" w:code="1"/>
+          <w:pgMar w:top="1440" w:right="1440" w:bottom="1440" w:left="1440" w:header="504" w:footer="504" w:gutter="0"/>
+          <w:cols w:space="708"/>
+          <w:titlePg/>
+          <w:docGrid w:linePitch="360"/>
+        </w:sectPr>
+      </w:pPr>
+    </w:p>
+    <w:p>
+      <w:pPr/>
+      <w:r>
+        <w:rPr>
+          <w:lang w:val="fr_FR" w:bidi="fr_FR"/>
+        </w:rPr>
+      </w:r>
+    </w:p>
+    <w:p>
+      <w:pPr>
+        <w:pStyle w:val="Heading2"/>
+      </w:pPr>
+      <w:r>
+        <w:rPr>
+          <w:lang w:val="fr_FR" w:bidi="fr_FR"/>
+        </w:rPr>
         <w:t>3 Jean 1.1 (#1)</w:t>
       </w:r>
-      <w:r/>
-    </w:p>
-    <w:p>
-      <w:r/>
-      <w:r>
-        <w:rPr>
-          <w:b/>
+      <w:r>
+        <w:rPr>
+          <w:lang w:val="fr_FR" w:bidi="fr_FR"/>
+        </w:rPr>
+      </w:r>
+    </w:p>
+    <w:p>
+      <w:pPr/>
+      <w:r>
+        <w:rPr>
+          <w:lang w:val="fr_FR" w:bidi="fr_FR"/>
+        </w:rPr>
+      </w:r>
+      <w:r>
+        <w:rPr>
+          <w:b/>
+          <w:lang w:val="fr_FR" w:bidi="fr_FR"/>
         </w:rPr>
         <w:t>"L'ancien"</w:t>
       </w:r>
     </w:p>
     <w:p>
-      <w:r/>
-      <w:r>
+      <w:pPr/>
+      <w:r>
+        <w:rPr>
+          <w:lang w:val="fr_FR" w:bidi="fr_FR"/>
+        </w:rPr>
+      </w:r>
+      <w:r>
+        <w:rPr>
+          <w:lang w:val="fr_FR" w:bidi="fr_FR"/>
+        </w:rPr>
         <w:t xml:space="preserve">Jean suppose que Gaïus saura qui il est lorsqu'il se fait appeler </w:t>
       </w:r>
       <w:r>
         <w:rPr>
           <w:b/>
+          <w:lang w:val="fr_FR" w:bidi="fr_FR"/>
         </w:rPr>
         <w:t>l'ancien.</w:t>
       </w:r>
       <w:r>
+        <w:rPr>
+          <w:lang w:val="fr_FR" w:bidi="fr_FR"/>
+        </w:rPr>
         <w:t xml:space="preserve"> Si c'est utile à vos lecteurs, vous pouvez rendre le nom de Jean explicite. (Voir l'Introduction à 3 Jean pour une discussion sur la façon de traduire le terme </w:t>
       </w:r>
       <w:r>
         <w:rPr>
           <w:b/>
+          <w:lang w:val="fr_FR" w:bidi="fr_FR"/>
         </w:rPr>
         <w:t>ancien</w:t>
       </w:r>
       <w:r>
+        <w:rPr>
+          <w:lang w:val="fr_FR" w:bidi="fr_FR"/>
+        </w:rPr>
         <w:t>.) Traduction alternative : "Moi, Jean l'ancien, j'écris"</w:t>
       </w:r>
     </w:p>
     <w:p>
-      <w:r/>
-      <w:r>
+      <w:pPr/>
+      <w:r>
+        <w:rPr>
+          <w:lang w:val="fr_FR" w:bidi="fr_FR"/>
+        </w:rPr>
+      </w:r>
+      <w:r>
+        <w:rPr>
+          <w:lang w:val="fr_FR" w:bidi="fr_FR"/>
+        </w:rPr>
         <w:t xml:space="preserve">Voir : </w:t>
       </w:r>
       <w:r>
+        <w:rPr>
+          <w:lang w:val="fr_FR" w:bidi="fr_FR"/>
+        </w:rPr>
         <w:t>Connaissances présumées et informations sous-entendues</w:t>
       </w:r>
-      <w:r/>
-      <w:r/>
-    </w:p>
-    <w:p>
-      <w:r/>
+      <w:r>
+        <w:rPr>
+          <w:lang w:val="fr_FR" w:bidi="fr_FR"/>
+        </w:rPr>
+      </w:r>
+      <w:r>
+        <w:rPr>
+          <w:lang w:val="fr_FR" w:bidi="fr_FR"/>
+        </w:rPr>
+      </w:r>
+    </w:p>
+    <w:p>
+      <w:pPr/>
+      <w:r>
+        <w:rPr>
+          <w:lang w:val="fr_FR" w:bidi="fr_FR"/>
+        </w:rPr>
+      </w:r>
     </w:p>
     <w:p>
       <w:pPr>
         <w:pStyle w:val="Heading2"/>
       </w:pPr>
       <w:r>
+        <w:rPr>
+          <w:lang w:val="fr_FR" w:bidi="fr_FR"/>
+        </w:rPr>
         <w:t>3 Jean 1.1 (#2)</w:t>
       </w:r>
-      <w:r/>
-    </w:p>
-    <w:p>
-      <w:r/>
-      <w:r>
-        <w:rPr>
-          <w:b/>
+      <w:r>
+        <w:rPr>
+          <w:lang w:val="fr_FR" w:bidi="fr_FR"/>
+        </w:rPr>
+      </w:r>
+    </w:p>
+    <w:p>
+      <w:pPr/>
+      <w:r>
+        <w:rPr>
+          <w:lang w:val="fr_FR" w:bidi="fr_FR"/>
+        </w:rPr>
+      </w:r>
+      <w:r>
+        <w:rPr>
+          <w:b/>
+          <w:lang w:val="fr_FR" w:bidi="fr_FR"/>
         </w:rPr>
         <w:t>"à Gaïus"</w:t>
       </w:r>
     </w:p>
     <w:p>
-      <w:r/>
-      <w:r>
-        <w:rPr>
-          <w:b/>
+      <w:pPr/>
+      <w:r>
+        <w:rPr>
+          <w:lang w:val="fr_FR" w:bidi="fr_FR"/>
+        </w:rPr>
+      </w:r>
+      <w:r>
+        <w:rPr>
+          <w:b/>
+          <w:lang w:val="fr_FR" w:bidi="fr_FR"/>
         </w:rPr>
         <w:t>Gaïus</w:t>
       </w:r>
       <w:r>
+        <w:rPr>
+          <w:lang w:val="fr_FR" w:bidi="fr_FR"/>
+        </w:rPr>
         <w:t xml:space="preserve"> est le nom d'un homme, un croyant à qui Jean écrit cette lettre.</w:t>
       </w:r>
     </w:p>
     <w:p>
-      <w:r/>
-      <w:r>
+      <w:pPr/>
+      <w:r>
+        <w:rPr>
+          <w:lang w:val="fr_FR" w:bidi="fr_FR"/>
+        </w:rPr>
+      </w:r>
+      <w:r>
+        <w:rPr>
+          <w:lang w:val="fr_FR" w:bidi="fr_FR"/>
+        </w:rPr>
         <w:t xml:space="preserve">Voir : </w:t>
       </w:r>
       <w:r>
+        <w:rPr>
+          <w:lang w:val="fr_FR" w:bidi="fr_FR"/>
+        </w:rPr>
         <w:t>Comment traduire les noms</w:t>
       </w:r>
-      <w:r/>
-      <w:r/>
-    </w:p>
-    <w:p>
-      <w:r/>
+      <w:r>
+        <w:rPr>
+          <w:lang w:val="fr_FR" w:bidi="fr_FR"/>
+        </w:rPr>
+      </w:r>
+      <w:r>
+        <w:rPr>
+          <w:lang w:val="fr_FR" w:bidi="fr_FR"/>
+        </w:rPr>
+      </w:r>
+    </w:p>
+    <w:p>
+      <w:pPr/>
+      <w:r>
+        <w:rPr>
+          <w:lang w:val="fr_FR" w:bidi="fr_FR"/>
+        </w:rPr>
+      </w:r>
     </w:p>
     <w:p>
       <w:pPr>
         <w:pStyle w:val="Heading2"/>
       </w:pPr>
       <w:r>
+        <w:rPr>
+          <w:lang w:val="fr_FR" w:bidi="fr_FR"/>
+        </w:rPr>
         <w:t>3 Jean 1:1 (#3)</w:t>
       </w:r>
-      <w:r/>
-    </w:p>
-    <w:p>
-      <w:r/>
-      <w:r>
-        <w:rPr>
-          <w:b/>
+      <w:r>
+        <w:rPr>
+          <w:lang w:val="fr_FR" w:bidi="fr_FR"/>
+        </w:rPr>
+      </w:r>
+    </w:p>
+    <w:p>
+      <w:pPr/>
+      <w:r>
+        <w:rPr>
+          <w:lang w:val="fr_FR" w:bidi="fr_FR"/>
+        </w:rPr>
+      </w:r>
+      <w:r>
+        <w:rPr>
+          <w:b/>
+          <w:lang w:val="fr_FR" w:bidi="fr_FR"/>
         </w:rPr>
         <w:t>"que j'aime dans la vérité"</w:t>
       </w:r>
     </w:p>
     <w:p>
-      <w:r/>
-      <w:r>
+      <w:pPr/>
+      <w:r>
+        <w:rPr>
+          <w:lang w:val="fr_FR" w:bidi="fr_FR"/>
+        </w:rPr>
+      </w:r>
+      <w:r>
+        <w:rPr>
+          <w:lang w:val="fr_FR" w:bidi="fr_FR"/>
+        </w:rPr>
         <w:t xml:space="preserve">Si votre langue n'utilise pas de nom abstrait pour l'idée de </w:t>
       </w:r>
       <w:r>
         <w:rPr>
           <w:b/>
+          <w:lang w:val="fr_FR" w:bidi="fr_FR"/>
         </w:rPr>
         <w:t>vérité</w:t>
       </w:r>
       <w:r>
+        <w:rPr>
+          <w:lang w:val="fr_FR" w:bidi="fr_FR"/>
+        </w:rPr>
         <w:t>, vous pouvez exprimer la même idée d'une autre manière. Traduction alternative : "que j'aime sincèrement".</w:t>
       </w:r>
     </w:p>
     <w:p>
-      <w:r/>
-      <w:r>
+      <w:pPr/>
+      <w:r>
+        <w:rPr>
+          <w:lang w:val="fr_FR" w:bidi="fr_FR"/>
+        </w:rPr>
+      </w:r>
+      <w:r>
+        <w:rPr>
+          <w:lang w:val="fr_FR" w:bidi="fr_FR"/>
+        </w:rPr>
         <w:t xml:space="preserve">Voir : </w:t>
       </w:r>
       <w:r>
+        <w:rPr>
+          <w:lang w:val="fr_FR" w:bidi="fr_FR"/>
+        </w:rPr>
         <w:t>Les noms abstraits</w:t>
       </w:r>
-      <w:r/>
-      <w:r/>
-    </w:p>
-    <w:p>
-      <w:r/>
+      <w:r>
+        <w:rPr>
+          <w:lang w:val="fr_FR" w:bidi="fr_FR"/>
+        </w:rPr>
+      </w:r>
+      <w:r>
+        <w:rPr>
+          <w:lang w:val="fr_FR" w:bidi="fr_FR"/>
+        </w:rPr>
+      </w:r>
+    </w:p>
+    <w:p>
+      <w:pPr/>
+      <w:r>
+        <w:rPr>
+          <w:lang w:val="fr_FR" w:bidi="fr_FR"/>
+        </w:rPr>
+      </w:r>
     </w:p>
     <w:p>
       <w:pPr>
         <w:pStyle w:val="Heading2"/>
       </w:pPr>
       <w:r>
+        <w:rPr>
+          <w:lang w:val="fr_FR" w:bidi="fr_FR"/>
+        </w:rPr>
         <w:t>3 Jean 1.3 (#1)</w:t>
       </w:r>
-      <w:r/>
-    </w:p>
-    <w:p>
-      <w:r/>
-      <w:r>
-        <w:rPr>
-          <w:b/>
+      <w:r>
+        <w:rPr>
+          <w:lang w:val="fr_FR" w:bidi="fr_FR"/>
+        </w:rPr>
+      </w:r>
+    </w:p>
+    <w:p>
+      <w:pPr/>
+      <w:r>
+        <w:rPr>
+          <w:lang w:val="fr_FR" w:bidi="fr_FR"/>
+        </w:rPr>
+      </w:r>
+      <w:r>
+        <w:rPr>
+          <w:b/>
+          <w:lang w:val="fr_FR" w:bidi="fr_FR"/>
         </w:rPr>
         <w:t>"lorsque"</w:t>
       </w:r>
     </w:p>
     <w:p>
-      <w:r/>
-      <w:r>
+      <w:pPr/>
+      <w:r>
+        <w:rPr>
+          <w:lang w:val="fr_FR" w:bidi="fr_FR"/>
+        </w:rPr>
+      </w:r>
+      <w:r>
+        <w:rPr>
+          <w:lang w:val="fr_FR" w:bidi="fr_FR"/>
+        </w:rPr>
         <w:t xml:space="preserve">Jean utilise le mot traduit par </w:t>
       </w:r>
       <w:r>
         <w:rPr>
           <w:b/>
+          <w:lang w:val="fr_FR" w:bidi="fr_FR"/>
         </w:rPr>
         <w:t>lorsque</w:t>
       </w:r>
       <w:r>
+        <w:rPr>
+          <w:lang w:val="fr_FR" w:bidi="fr_FR"/>
+        </w:rPr>
         <w:t xml:space="preserve"> pour expliquer pourquoi il s'est fort réjoui. Utilisez un connecteur dans votre langue qui rend cela explicite. Traduction alternative : "parce que".</w:t>
       </w:r>
     </w:p>
     <w:p>
-      <w:r/>
-      <w:r>
+      <w:pPr/>
+      <w:r>
+        <w:rPr>
+          <w:lang w:val="fr_FR" w:bidi="fr_FR"/>
+        </w:rPr>
+      </w:r>
+      <w:r>
+        <w:rPr>
+          <w:lang w:val="fr_FR" w:bidi="fr_FR"/>
+        </w:rPr>
         <w:t xml:space="preserve">Voir : </w:t>
       </w:r>
       <w:r>
+        <w:rPr>
+          <w:lang w:val="fr_FR" w:bidi="fr_FR"/>
+        </w:rPr>
         <w:t xml:space="preserve">Connecteur: relation de cause à effet </w:t>
       </w:r>
-      <w:r/>
-      <w:r/>
-    </w:p>
-    <w:p>
-      <w:r/>
+      <w:r>
+        <w:rPr>
+          <w:lang w:val="fr_FR" w:bidi="fr_FR"/>
+        </w:rPr>
+      </w:r>
+      <w:r>
+        <w:rPr>
+          <w:lang w:val="fr_FR" w:bidi="fr_FR"/>
+        </w:rPr>
+      </w:r>
+    </w:p>
+    <w:p>
+      <w:pPr/>
+      <w:r>
+        <w:rPr>
+          <w:lang w:val="fr_FR" w:bidi="fr_FR"/>
+        </w:rPr>
+      </w:r>
     </w:p>
     <w:p>
       <w:pPr>
         <w:pStyle w:val="Heading2"/>
       </w:pPr>
       <w:r>
+        <w:rPr>
+          <w:lang w:val="fr_FR" w:bidi="fr_FR"/>
+        </w:rPr>
         <w:t>3 Jean 1.3 (#2)</w:t>
       </w:r>
-      <w:r/>
-    </w:p>
-    <w:p>
-      <w:r/>
-      <w:r>
-        <w:rPr>
-          <w:b/>
+      <w:r>
+        <w:rPr>
+          <w:lang w:val="fr_FR" w:bidi="fr_FR"/>
+        </w:rPr>
+      </w:r>
+    </w:p>
+    <w:p>
+      <w:pPr/>
+      <w:r>
+        <w:rPr>
+          <w:lang w:val="fr_FR" w:bidi="fr_FR"/>
+        </w:rPr>
+      </w:r>
+      <w:r>
+        <w:rPr>
+          <w:b/>
+          <w:lang w:val="fr_FR" w:bidi="fr_FR"/>
         </w:rPr>
         <w:t>"frères"</w:t>
       </w:r>
     </w:p>
     <w:p>
-      <w:r/>
-      <w:r>
+      <w:pPr/>
+      <w:r>
+        <w:rPr>
+          <w:lang w:val="fr_FR" w:bidi="fr_FR"/>
+        </w:rPr>
+      </w:r>
+      <w:r>
+        <w:rPr>
+          <w:lang w:val="fr_FR" w:bidi="fr_FR"/>
+        </w:rPr>
         <w:t xml:space="preserve">Jean utilise le terme </w:t>
       </w:r>
       <w:r>
         <w:rPr>
           <w:b/>
+          <w:lang w:val="fr_FR" w:bidi="fr_FR"/>
         </w:rPr>
         <w:t>frères</w:t>
       </w:r>
       <w:r>
+        <w:rPr>
+          <w:lang w:val="fr_FR" w:bidi="fr_FR"/>
+        </w:rPr>
         <w:t xml:space="preserve"> pour désigner des personnes qui partagent la même foi. Si c'est utile dans votre langue, vous pouvez expliciter le sens. Dans ce cas, ces </w:t>
       </w:r>
       <w:r>
         <w:rPr>
           <w:b/>
+          <w:lang w:val="fr_FR" w:bidi="fr_FR"/>
         </w:rPr>
         <w:t>frères</w:t>
       </w:r>
       <w:r>
+        <w:rPr>
+          <w:lang w:val="fr_FR" w:bidi="fr_FR"/>
+        </w:rPr>
         <w:t xml:space="preserve"> étaient probablement tous des hommes. Traduction alternative : "coreligionnaires"</w:t>
       </w:r>
     </w:p>
     <w:p>
-      <w:r/>
-      <w:r>
+      <w:pPr/>
+      <w:r>
+        <w:rPr>
+          <w:lang w:val="fr_FR" w:bidi="fr_FR"/>
+        </w:rPr>
+      </w:r>
+      <w:r>
+        <w:rPr>
+          <w:lang w:val="fr_FR" w:bidi="fr_FR"/>
+        </w:rPr>
         <w:t xml:space="preserve">Voir : </w:t>
       </w:r>
       <w:r>
+        <w:rPr>
+          <w:lang w:val="fr_FR" w:bidi="fr_FR"/>
+        </w:rPr>
         <w:t>Métaphore</w:t>
       </w:r>
-      <w:r/>
-      <w:r/>
-    </w:p>
-    <w:p>
-      <w:r/>
+      <w:r>
+        <w:rPr>
+          <w:lang w:val="fr_FR" w:bidi="fr_FR"/>
+        </w:rPr>
+      </w:r>
+      <w:r>
+        <w:rPr>
+          <w:lang w:val="fr_FR" w:bidi="fr_FR"/>
+        </w:rPr>
+      </w:r>
+    </w:p>
+    <w:p>
+      <w:pPr/>
+      <w:r>
+        <w:rPr>
+          <w:lang w:val="fr_FR" w:bidi="fr_FR"/>
+        </w:rPr>
+      </w:r>
     </w:p>
     <w:p>
       <w:pPr>
         <w:pStyle w:val="Heading2"/>
       </w:pPr>
       <w:r>
+        <w:rPr>
+          <w:lang w:val="fr_FR" w:bidi="fr_FR"/>
+        </w:rPr>
         <w:t>3 Jean 1.3 (#3)</w:t>
       </w:r>
-      <w:r/>
-    </w:p>
-    <w:p>
-      <w:r/>
-      <w:r>
-        <w:rPr>
-          <w:b/>
+      <w:r>
+        <w:rPr>
+          <w:lang w:val="fr_FR" w:bidi="fr_FR"/>
+        </w:rPr>
+      </w:r>
+    </w:p>
+    <w:p>
+      <w:pPr/>
+      <w:r>
+        <w:rPr>
+          <w:lang w:val="fr_FR" w:bidi="fr_FR"/>
+        </w:rPr>
+      </w:r>
+      <w:r>
+        <w:rPr>
+          <w:b/>
+          <w:lang w:val="fr_FR" w:bidi="fr_FR"/>
         </w:rPr>
         <w:t>"tu marches dans la vérité"</w:t>
       </w:r>
     </w:p>
     <w:p>
-      <w:r/>
-      <w:r>
+      <w:pPr/>
+      <w:r>
+        <w:rPr>
+          <w:lang w:val="fr_FR" w:bidi="fr_FR"/>
+        </w:rPr>
+      </w:r>
+      <w:r>
+        <w:rPr>
+          <w:lang w:val="fr_FR" w:bidi="fr_FR"/>
+        </w:rPr>
         <w:t xml:space="preserve">Ici, </w:t>
       </w:r>
       <w:r>
         <w:rPr>
           <w:b/>
+          <w:lang w:val="fr_FR" w:bidi="fr_FR"/>
         </w:rPr>
         <w:t>marcher</w:t>
       </w:r>
       <w:r>
+        <w:rPr>
+          <w:lang w:val="fr_FR" w:bidi="fr_FR"/>
+        </w:rPr>
         <w:t xml:space="preserve"> sur un chemin est une métaphore pour illustrer la façon dont une personne vit sa vie. Traduction alternative : "tu vis ta vie selon la vérité de Dieu"</w:t>
       </w:r>
     </w:p>
     <w:p>
-      <w:r/>
-      <w:r>
+      <w:pPr/>
+      <w:r>
+        <w:rPr>
+          <w:lang w:val="fr_FR" w:bidi="fr_FR"/>
+        </w:rPr>
+      </w:r>
+      <w:r>
+        <w:rPr>
+          <w:lang w:val="fr_FR" w:bidi="fr_FR"/>
+        </w:rPr>
         <w:t xml:space="preserve">Voir : </w:t>
       </w:r>
       <w:r>
+        <w:rPr>
+          <w:lang w:val="fr_FR" w:bidi="fr_FR"/>
+        </w:rPr>
         <w:t>Métaphore</w:t>
       </w:r>
-      <w:r/>
-      <w:r/>
-    </w:p>
-    <w:p>
-      <w:r/>
+      <w:r>
+        <w:rPr>
+          <w:lang w:val="fr_FR" w:bidi="fr_FR"/>
+        </w:rPr>
+      </w:r>
+      <w:r>
+        <w:rPr>
+          <w:lang w:val="fr_FR" w:bidi="fr_FR"/>
+        </w:rPr>
+      </w:r>
+    </w:p>
+    <w:p>
+      <w:pPr/>
+      <w:r>
+        <w:rPr>
+          <w:lang w:val="fr_FR" w:bidi="fr_FR"/>
+        </w:rPr>
+      </w:r>
     </w:p>
     <w:p>
       <w:pPr>
         <w:pStyle w:val="Heading2"/>
       </w:pPr>
       <w:r>
+        <w:rPr>
+          <w:lang w:val="fr_FR" w:bidi="fr_FR"/>
+        </w:rPr>
         <w:t>3 Jean 1.3 (#4)</w:t>
       </w:r>
-      <w:r/>
-    </w:p>
-    <w:p>
-      <w:r/>
-      <w:r>
-        <w:rPr>
-          <w:b/>
+      <w:r>
+        <w:rPr>
+          <w:lang w:val="fr_FR" w:bidi="fr_FR"/>
+        </w:rPr>
+      </w:r>
+    </w:p>
+    <w:p>
+      <w:pPr/>
+      <w:r>
+        <w:rPr>
+          <w:lang w:val="fr_FR" w:bidi="fr_FR"/>
+        </w:rPr>
+      </w:r>
+      <w:r>
+        <w:rPr>
+          <w:b/>
+          <w:lang w:val="fr_FR" w:bidi="fr_FR"/>
         </w:rPr>
         <w:t>"vérité"</w:t>
       </w:r>
       <w:r>
+        <w:rPr>
+          <w:lang w:val="fr_FR" w:bidi="fr_FR"/>
+        </w:rPr>
         <w:t xml:space="preserve"> - </w:t>
       </w:r>
       <w:r>
         <w:rPr>
           <w:b/>
+          <w:lang w:val="fr_FR" w:bidi="fr_FR"/>
         </w:rPr>
         <w:t>"vérité"</w:t>
       </w:r>
     </w:p>
     <w:p>
-      <w:r/>
-      <w:r>
+      <w:pPr/>
+      <w:r>
+        <w:rPr>
+          <w:lang w:val="fr_FR" w:bidi="fr_FR"/>
+        </w:rPr>
+      </w:r>
+      <w:r>
+        <w:rPr>
+          <w:lang w:val="fr_FR" w:bidi="fr_FR"/>
+        </w:rPr>
         <w:t xml:space="preserve">Si votre langue n'utilise pas de nom abstrait pour l'idée de </w:t>
       </w:r>
       <w:r>
         <w:rPr>
           <w:b/>
+          <w:lang w:val="fr_FR" w:bidi="fr_FR"/>
         </w:rPr>
         <w:t>vérité</w:t>
       </w:r>
       <w:r>
+        <w:rPr>
+          <w:lang w:val="fr_FR" w:bidi="fr_FR"/>
+        </w:rPr>
         <w:t>, vous pourriez exprimer la même idée d'une autre manière. L'UST propose une manière de faire.</w:t>
       </w:r>
     </w:p>
     <w:p>
-      <w:r/>
-      <w:r>
+      <w:pPr/>
+      <w:r>
+        <w:rPr>
+          <w:lang w:val="fr_FR" w:bidi="fr_FR"/>
+        </w:rPr>
+      </w:r>
+      <w:r>
+        <w:rPr>
+          <w:lang w:val="fr_FR" w:bidi="fr_FR"/>
+        </w:rPr>
         <w:t xml:space="preserve">Voir : </w:t>
       </w:r>
       <w:r>
+        <w:rPr>
+          <w:lang w:val="fr_FR" w:bidi="fr_FR"/>
+        </w:rPr>
         <w:t>Les noms abstraits</w:t>
       </w:r>
-      <w:r/>
-      <w:r/>
-    </w:p>
-    <w:p>
-      <w:r/>
+      <w:r>
+        <w:rPr>
+          <w:lang w:val="fr_FR" w:bidi="fr_FR"/>
+        </w:rPr>
+      </w:r>
+      <w:r>
+        <w:rPr>
+          <w:lang w:val="fr_FR" w:bidi="fr_FR"/>
+        </w:rPr>
+      </w:r>
+    </w:p>
+    <w:p>
+      <w:pPr/>
+      <w:r>
+        <w:rPr>
+          <w:lang w:val="fr_FR" w:bidi="fr_FR"/>
+        </w:rPr>
+      </w:r>
     </w:p>
     <w:p>
       <w:pPr>
         <w:pStyle w:val="Heading2"/>
       </w:pPr>
       <w:r>
+        <w:rPr>
+          <w:lang w:val="fr_FR" w:bidi="fr_FR"/>
+        </w:rPr>
         <w:t>3 Jean 1.4 (#1)</w:t>
       </w:r>
-      <w:r/>
-    </w:p>
-    <w:p>
-      <w:r/>
-      <w:r>
-        <w:rPr>
-          <w:b/>
+      <w:r>
+        <w:rPr>
+          <w:lang w:val="fr_FR" w:bidi="fr_FR"/>
+        </w:rPr>
+      </w:r>
+    </w:p>
+    <w:p>
+      <w:pPr/>
+      <w:r>
+        <w:rPr>
+          <w:lang w:val="fr_FR" w:bidi="fr_FR"/>
+        </w:rPr>
+      </w:r>
+      <w:r>
+        <w:rPr>
+          <w:b/>
+          <w:lang w:val="fr_FR" w:bidi="fr_FR"/>
         </w:rPr>
         <w:t>"Je n'ai pas de plus grande joie"</w:t>
       </w:r>
     </w:p>
     <w:p>
-      <w:r/>
-      <w:r>
+      <w:pPr/>
+      <w:r>
+        <w:rPr>
+          <w:lang w:val="fr_FR" w:bidi="fr_FR"/>
+        </w:rPr>
+      </w:r>
+      <w:r>
+        <w:rPr>
+          <w:lang w:val="fr_FR" w:bidi="fr_FR"/>
+        </w:rPr>
         <w:t xml:space="preserve">Si votre langue n'utilise pas de nom abstrait pour l'idée de </w:t>
       </w:r>
       <w:r>
         <w:rPr>
           <w:b/>
+          <w:lang w:val="fr_FR" w:bidi="fr_FR"/>
         </w:rPr>
         <w:t>joie</w:t>
       </w:r>
       <w:r>
+        <w:rPr>
+          <w:lang w:val="fr_FR" w:bidi="fr_FR"/>
+        </w:rPr>
         <w:t>, vous pourriez exprimer la même idée d'une autre manière. Traduction alternative : "Rien ne me rend plus joyeux"</w:t>
       </w:r>
     </w:p>
     <w:p>
-      <w:r/>
-      <w:r>
+      <w:pPr/>
+      <w:r>
+        <w:rPr>
+          <w:lang w:val="fr_FR" w:bidi="fr_FR"/>
+        </w:rPr>
+      </w:r>
+      <w:r>
+        <w:rPr>
+          <w:lang w:val="fr_FR" w:bidi="fr_FR"/>
+        </w:rPr>
         <w:t xml:space="preserve">Voir : </w:t>
       </w:r>
       <w:r>
+        <w:rPr>
+          <w:lang w:val="fr_FR" w:bidi="fr_FR"/>
+        </w:rPr>
         <w:t>Les noms abstraits</w:t>
       </w:r>
-      <w:r/>
-      <w:r/>
-    </w:p>
-    <w:p>
-      <w:r/>
+      <w:r>
+        <w:rPr>
+          <w:lang w:val="fr_FR" w:bidi="fr_FR"/>
+        </w:rPr>
+      </w:r>
+      <w:r>
+        <w:rPr>
+          <w:lang w:val="fr_FR" w:bidi="fr_FR"/>
+        </w:rPr>
+      </w:r>
+    </w:p>
+    <w:p>
+      <w:pPr/>
+      <w:r>
+        <w:rPr>
+          <w:lang w:val="fr_FR" w:bidi="fr_FR"/>
+        </w:rPr>
+      </w:r>
     </w:p>
     <w:p>
       <w:pPr>
         <w:pStyle w:val="Heading2"/>
       </w:pPr>
       <w:r>
+        <w:rPr>
+          <w:lang w:val="fr_FR" w:bidi="fr_FR"/>
+        </w:rPr>
         <w:t>3 Jean 1.4 (#2)</w:t>
       </w:r>
-      <w:r/>
-    </w:p>
-    <w:p>
-      <w:r/>
-      <w:r>
-        <w:rPr>
-          <w:b/>
+      <w:r>
+        <w:rPr>
+          <w:lang w:val="fr_FR" w:bidi="fr_FR"/>
+        </w:rPr>
+      </w:r>
+    </w:p>
+    <w:p>
+      <w:pPr/>
+      <w:r>
+        <w:rPr>
+          <w:lang w:val="fr_FR" w:bidi="fr_FR"/>
+        </w:rPr>
+      </w:r>
+      <w:r>
+        <w:rPr>
+          <w:b/>
+          <w:lang w:val="fr_FR" w:bidi="fr_FR"/>
         </w:rPr>
         <w:t>"mes enfants"</w:t>
       </w:r>
     </w:p>
     <w:p>
-      <w:r/>
-      <w:r>
+      <w:pPr/>
+      <w:r>
+        <w:rPr>
+          <w:lang w:val="fr_FR" w:bidi="fr_FR"/>
+        </w:rPr>
+      </w:r>
+      <w:r>
+        <w:rPr>
+          <w:lang w:val="fr_FR" w:bidi="fr_FR"/>
+        </w:rPr>
         <w:t xml:space="preserve">John parle de ceux à qui il a appris à croire en Jésus comme s'ils étaient ses </w:t>
       </w:r>
       <w:r>
         <w:rPr>
           <w:b/>
+          <w:lang w:val="fr_FR" w:bidi="fr_FR"/>
         </w:rPr>
         <w:t>enfants</w:t>
       </w:r>
       <w:r>
+        <w:rPr>
+          <w:lang w:val="fr_FR" w:bidi="fr_FR"/>
+        </w:rPr>
         <w:t>. Cela souligne également l'amour et l'intérêt qu'il leur porte. Traduction alternative : "mes enfants spirituels".</w:t>
       </w:r>
     </w:p>
     <w:p>
-      <w:r/>
-      <w:r>
+      <w:pPr/>
+      <w:r>
+        <w:rPr>
+          <w:lang w:val="fr_FR" w:bidi="fr_FR"/>
+        </w:rPr>
+      </w:r>
+      <w:r>
+        <w:rPr>
+          <w:lang w:val="fr_FR" w:bidi="fr_FR"/>
+        </w:rPr>
         <w:t xml:space="preserve">Voir : </w:t>
       </w:r>
       <w:r>
+        <w:rPr>
+          <w:lang w:val="fr_FR" w:bidi="fr_FR"/>
+        </w:rPr>
         <w:t>Métaphore</w:t>
       </w:r>
-      <w:r/>
-      <w:r/>
-    </w:p>
-    <w:p>
-      <w:r/>
+      <w:r>
+        <w:rPr>
+          <w:lang w:val="fr_FR" w:bidi="fr_FR"/>
+        </w:rPr>
+      </w:r>
+      <w:r>
+        <w:rPr>
+          <w:lang w:val="fr_FR" w:bidi="fr_FR"/>
+        </w:rPr>
+      </w:r>
+    </w:p>
+    <w:p>
+      <w:pPr/>
+      <w:r>
+        <w:rPr>
+          <w:lang w:val="fr_FR" w:bidi="fr_FR"/>
+        </w:rPr>
+      </w:r>
     </w:p>
     <w:p>
       <w:pPr>
         <w:pStyle w:val="Heading2"/>
       </w:pPr>
       <w:r>
+        <w:rPr>
+          <w:lang w:val="fr_FR" w:bidi="fr_FR"/>
+        </w:rPr>
         <w:t>3 Jean 1.4 (#3)</w:t>
       </w:r>
-      <w:r/>
-    </w:p>
-    <w:p>
-      <w:r/>
-      <w:r>
-        <w:rPr>
-          <w:b/>
+      <w:r>
+        <w:rPr>
+          <w:lang w:val="fr_FR" w:bidi="fr_FR"/>
+        </w:rPr>
+      </w:r>
+    </w:p>
+    <w:p>
+      <w:pPr/>
+      <w:r>
+        <w:rPr>
+          <w:lang w:val="fr_FR" w:bidi="fr_FR"/>
+        </w:rPr>
+      </w:r>
+      <w:r>
+        <w:rPr>
+          <w:b/>
+          <w:lang w:val="fr_FR" w:bidi="fr_FR"/>
         </w:rPr>
         <w:t>"marchent dans la vérité"</w:t>
       </w:r>
     </w:p>
     <w:p>
-      <w:r/>
-      <w:r>
+      <w:pPr/>
+      <w:r>
+        <w:rPr>
+          <w:lang w:val="fr_FR" w:bidi="fr_FR"/>
+        </w:rPr>
+      </w:r>
+      <w:r>
+        <w:rPr>
+          <w:lang w:val="fr_FR" w:bidi="fr_FR"/>
+        </w:rPr>
         <w:t xml:space="preserve">Ici, </w:t>
       </w:r>
       <w:r>
         <w:rPr>
           <w:b/>
+          <w:lang w:val="fr_FR" w:bidi="fr_FR"/>
         </w:rPr>
         <w:t>marcher</w:t>
       </w:r>
       <w:r>
+        <w:rPr>
+          <w:lang w:val="fr_FR" w:bidi="fr_FR"/>
+        </w:rPr>
         <w:t xml:space="preserve"> sur un chemin est une métaphore pour parler de la manière dont une personne vit sa vie. Traduction alternative : "vivent selon la vérité de Dieu".</w:t>
       </w:r>
     </w:p>
     <w:p>
-      <w:r/>
-      <w:r>
+      <w:pPr/>
+      <w:r>
+        <w:rPr>
+          <w:lang w:val="fr_FR" w:bidi="fr_FR"/>
+        </w:rPr>
+      </w:r>
+      <w:r>
+        <w:rPr>
+          <w:lang w:val="fr_FR" w:bidi="fr_FR"/>
+        </w:rPr>
         <w:t xml:space="preserve">Voir : </w:t>
       </w:r>
       <w:r>
+        <w:rPr>
+          <w:lang w:val="fr_FR" w:bidi="fr_FR"/>
+        </w:rPr>
         <w:t>Métaphore</w:t>
       </w:r>
-      <w:r/>
-      <w:r/>
-    </w:p>
-    <w:p>
-      <w:r/>
+      <w:r>
+        <w:rPr>
+          <w:lang w:val="fr_FR" w:bidi="fr_FR"/>
+        </w:rPr>
+      </w:r>
+      <w:r>
+        <w:rPr>
+          <w:lang w:val="fr_FR" w:bidi="fr_FR"/>
+        </w:rPr>
+      </w:r>
+    </w:p>
+    <w:p>
+      <w:pPr/>
+      <w:r>
+        <w:rPr>
+          <w:lang w:val="fr_FR" w:bidi="fr_FR"/>
+        </w:rPr>
+      </w:r>
     </w:p>
     <w:p>
       <w:pPr>
         <w:pStyle w:val="Heading2"/>
       </w:pPr>
       <w:r>
+        <w:rPr>
+          <w:lang w:val="fr_FR" w:bidi="fr_FR"/>
+        </w:rPr>
         <w:t>3 Jean 1.4 (#4)</w:t>
       </w:r>
-      <w:r/>
-    </w:p>
-    <w:p>
-      <w:r/>
-      <w:r>
-        <w:rPr>
-          <w:b/>
+      <w:r>
+        <w:rPr>
+          <w:lang w:val="fr_FR" w:bidi="fr_FR"/>
+        </w:rPr>
+      </w:r>
+    </w:p>
+    <w:p>
+      <w:pPr/>
+      <w:r>
+        <w:rPr>
+          <w:lang w:val="fr_FR" w:bidi="fr_FR"/>
+        </w:rPr>
+      </w:r>
+      <w:r>
+        <w:rPr>
+          <w:b/>
+          <w:lang w:val="fr_FR" w:bidi="fr_FR"/>
         </w:rPr>
         <w:t>"dans la vérité"</w:t>
       </w:r>
     </w:p>
     <w:p>
-      <w:r/>
-      <w:r>
+      <w:pPr/>
+      <w:r>
+        <w:rPr>
+          <w:lang w:val="fr_FR" w:bidi="fr_FR"/>
+        </w:rPr>
+      </w:r>
+      <w:r>
+        <w:rPr>
+          <w:lang w:val="fr_FR" w:bidi="fr_FR"/>
+        </w:rPr>
         <w:t xml:space="preserve">Si votre langue n'utilise pas de nom abstrait pour l'idée de </w:t>
       </w:r>
       <w:r>
         <w:rPr>
           <w:b/>
+          <w:lang w:val="fr_FR" w:bidi="fr_FR"/>
         </w:rPr>
         <w:t>vérité</w:t>
       </w:r>
       <w:r>
+        <w:rPr>
+          <w:lang w:val="fr_FR" w:bidi="fr_FR"/>
+        </w:rPr>
         <w:t>, vous pourriez exprimer la même idée d'une autre manière. Traduction alternative : "dans les véritables voies de Dieu".</w:t>
       </w:r>
     </w:p>
     <w:p>
-      <w:r/>
-      <w:r>
+      <w:pPr/>
+      <w:r>
+        <w:rPr>
+          <w:lang w:val="fr_FR" w:bidi="fr_FR"/>
+        </w:rPr>
+      </w:r>
+      <w:r>
+        <w:rPr>
+          <w:lang w:val="fr_FR" w:bidi="fr_FR"/>
+        </w:rPr>
         <w:t xml:space="preserve">Voir : </w:t>
       </w:r>
       <w:r>
+        <w:rPr>
+          <w:lang w:val="fr_FR" w:bidi="fr_FR"/>
+        </w:rPr>
         <w:t>Les noms abstraits</w:t>
       </w:r>
-      <w:r/>
-      <w:r/>
-    </w:p>
-    <w:p>
-      <w:r/>
+      <w:r>
+        <w:rPr>
+          <w:lang w:val="fr_FR" w:bidi="fr_FR"/>
+        </w:rPr>
+      </w:r>
+      <w:r>
+        <w:rPr>
+          <w:lang w:val="fr_FR" w:bidi="fr_FR"/>
+        </w:rPr>
+      </w:r>
+    </w:p>
+    <w:p>
+      <w:pPr/>
+      <w:r>
+        <w:rPr>
+          <w:lang w:val="fr_FR" w:bidi="fr_FR"/>
+        </w:rPr>
+      </w:r>
     </w:p>
     <w:p>
       <w:pPr>
         <w:pStyle w:val="Heading2"/>
       </w:pPr>
       <w:r>
+        <w:rPr>
+          <w:lang w:val="fr_FR" w:bidi="fr_FR"/>
+        </w:rPr>
         <w:t>3 Jean 1.5 (#1)</w:t>
       </w:r>
-      <w:r/>
-    </w:p>
-    <w:p>
-      <w:r/>
-      <w:r>
-        <w:rPr>
-          <w:b/>
+      <w:r>
+        <w:rPr>
+          <w:lang w:val="fr_FR" w:bidi="fr_FR"/>
+        </w:rPr>
+      </w:r>
+    </w:p>
+    <w:p>
+      <w:pPr/>
+      <w:r>
+        <w:rPr>
+          <w:lang w:val="fr_FR" w:bidi="fr_FR"/>
+        </w:rPr>
+      </w:r>
+      <w:r>
+        <w:rPr>
+          <w:b/>
+          <w:lang w:val="fr_FR" w:bidi="fr_FR"/>
         </w:rPr>
         <w:t>"les frères"</w:t>
       </w:r>
     </w:p>
     <w:p>
-      <w:r/>
-      <w:r>
+      <w:pPr/>
+      <w:r>
+        <w:rPr>
+          <w:lang w:val="fr_FR" w:bidi="fr_FR"/>
+        </w:rPr>
+      </w:r>
+      <w:r>
+        <w:rPr>
+          <w:lang w:val="fr_FR" w:bidi="fr_FR"/>
+        </w:rPr>
         <w:t xml:space="preserve">John utilise le terme </w:t>
       </w:r>
       <w:r>
         <w:rPr>
           <w:b/>
+          <w:lang w:val="fr_FR" w:bidi="fr_FR"/>
         </w:rPr>
         <w:t>frères</w:t>
       </w:r>
       <w:r>
+        <w:rPr>
+          <w:lang w:val="fr_FR" w:bidi="fr_FR"/>
+        </w:rPr>
         <w:t xml:space="preserve"> pour désigner des personnes qui partagent la même foi. Si cela peut être utile dans votre langue, vous pouvez expliciter le sens. Traduction alternative : "autres croyants".</w:t>
       </w:r>
     </w:p>
     <w:p>
-      <w:r/>
-      <w:r>
+      <w:pPr/>
+      <w:r>
+        <w:rPr>
+          <w:lang w:val="fr_FR" w:bidi="fr_FR"/>
+        </w:rPr>
+      </w:r>
+      <w:r>
+        <w:rPr>
+          <w:lang w:val="fr_FR" w:bidi="fr_FR"/>
+        </w:rPr>
         <w:t xml:space="preserve">Voir : </w:t>
       </w:r>
       <w:r>
+        <w:rPr>
+          <w:lang w:val="fr_FR" w:bidi="fr_FR"/>
+        </w:rPr>
         <w:t>Métaphore</w:t>
       </w:r>
-      <w:r/>
-      <w:r/>
-    </w:p>
-    <w:p>
-      <w:r/>
+      <w:r>
+        <w:rPr>
+          <w:lang w:val="fr_FR" w:bidi="fr_FR"/>
+        </w:rPr>
+      </w:r>
+      <w:r>
+        <w:rPr>
+          <w:lang w:val="fr_FR" w:bidi="fr_FR"/>
+        </w:rPr>
+      </w:r>
+    </w:p>
+    <w:p>
+      <w:pPr/>
+      <w:r>
+        <w:rPr>
+          <w:lang w:val="fr_FR" w:bidi="fr_FR"/>
+        </w:rPr>
+      </w:r>
     </w:p>
     <w:p>
       <w:pPr>
         <w:pStyle w:val="Heading2"/>
       </w:pPr>
       <w:r>
+        <w:rPr>
+          <w:lang w:val="fr_FR" w:bidi="fr_FR"/>
+        </w:rPr>
         <w:t>3 Jean 1.6 (#1)</w:t>
       </w:r>
-      <w:r/>
-    </w:p>
-    <w:p>
-      <w:r/>
-      <w:r>
-        <w:rPr>
-          <w:b/>
+      <w:r>
+        <w:rPr>
+          <w:lang w:val="fr_FR" w:bidi="fr_FR"/>
+        </w:rPr>
+      </w:r>
+    </w:p>
+    <w:p>
+      <w:pPr/>
+      <w:r>
+        <w:rPr>
+          <w:lang w:val="fr_FR" w:bidi="fr_FR"/>
+        </w:rPr>
+      </w:r>
+      <w:r>
+        <w:rPr>
+          <w:b/>
+          <w:lang w:val="fr_FR" w:bidi="fr_FR"/>
         </w:rPr>
         <w:t>"ta charité"</w:t>
       </w:r>
     </w:p>
     <w:p>
-      <w:r/>
-      <w:r>
+      <w:pPr/>
+      <w:r>
+        <w:rPr>
+          <w:lang w:val="fr_FR" w:bidi="fr_FR"/>
+        </w:rPr>
+      </w:r>
+      <w:r>
+        <w:rPr>
+          <w:lang w:val="fr_FR" w:bidi="fr_FR"/>
+        </w:rPr>
         <w:t xml:space="preserve">Si votre langue n'utilise pas de nom abstrait pour l'idée de </w:t>
       </w:r>
       <w:r>
         <w:rPr>
           <w:b/>
+          <w:lang w:val="fr_FR" w:bidi="fr_FR"/>
         </w:rPr>
         <w:t>charité</w:t>
       </w:r>
       <w:r>
+        <w:rPr>
+          <w:lang w:val="fr_FR" w:bidi="fr_FR"/>
+        </w:rPr>
         <w:t>, vous pouvez exprimer la même idée d'une autre manière. Traduction alternative : "du fait que tu les aimes"</w:t>
       </w:r>
     </w:p>
     <w:p>
-      <w:r/>
-      <w:r>
+      <w:pPr/>
+      <w:r>
+        <w:rPr>
+          <w:lang w:val="fr_FR" w:bidi="fr_FR"/>
+        </w:rPr>
+      </w:r>
+      <w:r>
+        <w:rPr>
+          <w:lang w:val="fr_FR" w:bidi="fr_FR"/>
+        </w:rPr>
         <w:t xml:space="preserve">Voir : </w:t>
       </w:r>
       <w:r>
+        <w:rPr>
+          <w:lang w:val="fr_FR" w:bidi="fr_FR"/>
+        </w:rPr>
         <w:t>Les noms abstraits</w:t>
       </w:r>
-      <w:r/>
-      <w:r/>
-    </w:p>
-    <w:p>
-      <w:r/>
+      <w:r>
+        <w:rPr>
+          <w:lang w:val="fr_FR" w:bidi="fr_FR"/>
+        </w:rPr>
+      </w:r>
+      <w:r>
+        <w:rPr>
+          <w:lang w:val="fr_FR" w:bidi="fr_FR"/>
+        </w:rPr>
+      </w:r>
+    </w:p>
+    <w:p>
+      <w:pPr/>
+      <w:r>
+        <w:rPr>
+          <w:lang w:val="fr_FR" w:bidi="fr_FR"/>
+        </w:rPr>
+      </w:r>
     </w:p>
     <w:p>
       <w:pPr>
         <w:pStyle w:val="Heading2"/>
       </w:pPr>
       <w:r>
+        <w:rPr>
+          <w:lang w:val="fr_FR" w:bidi="fr_FR"/>
+        </w:rPr>
         <w:t>3 Jean 1.6 (#2)</w:t>
       </w:r>
-      <w:r/>
-    </w:p>
-    <w:p>
-      <w:r/>
-      <w:r>
-        <w:rPr>
-          <w:b/>
+      <w:r>
+        <w:rPr>
+          <w:lang w:val="fr_FR" w:bidi="fr_FR"/>
+        </w:rPr>
+      </w:r>
+    </w:p>
+    <w:p>
+      <w:pPr/>
+      <w:r>
+        <w:rPr>
+          <w:lang w:val="fr_FR" w:bidi="fr_FR"/>
+        </w:rPr>
+      </w:r>
+      <w:r>
+        <w:rPr>
+          <w:b/>
+          <w:lang w:val="fr_FR" w:bidi="fr_FR"/>
         </w:rPr>
         <w:t>"pourvoir"</w:t>
       </w:r>
     </w:p>
     <w:p>
-      <w:r/>
-      <w:r>
+      <w:pPr/>
+      <w:r>
+        <w:rPr>
+          <w:lang w:val="fr_FR" w:bidi="fr_FR"/>
+        </w:rPr>
+      </w:r>
+      <w:r>
+        <w:rPr>
+          <w:lang w:val="fr_FR" w:bidi="fr_FR"/>
+        </w:rPr>
         <w:t xml:space="preserve">Ici, </w:t>
       </w:r>
       <w:r>
         <w:rPr>
           <w:b/>
+          <w:lang w:val="fr_FR" w:bidi="fr_FR"/>
         </w:rPr>
         <w:t>pourvoir</w:t>
       </w:r>
       <w:r>
+        <w:rPr>
+          <w:lang w:val="fr_FR" w:bidi="fr_FR"/>
+        </w:rPr>
         <w:t xml:space="preserve"> signifie fournir aux gens ce dont ils ont besoin pour un voyage. Si cette phrase n'a pas ce sens dans votre langue, vous pouvez utiliser une expression idiomatique de votre langue qui a ce sens ou énoncer le sens clairement. Traduction alternative : "fournir ce dont ils ont besoin pour leur voyage".</w:t>
       </w:r>
     </w:p>
     <w:p>
-      <w:r/>
-      <w:r>
+      <w:pPr/>
+      <w:r>
+        <w:rPr>
+          <w:lang w:val="fr_FR" w:bidi="fr_FR"/>
+        </w:rPr>
+      </w:r>
+      <w:r>
+        <w:rPr>
+          <w:lang w:val="fr_FR" w:bidi="fr_FR"/>
+        </w:rPr>
         <w:t xml:space="preserve">Voir : </w:t>
       </w:r>
       <w:r>
+        <w:rPr>
+          <w:lang w:val="fr_FR" w:bidi="fr_FR"/>
+        </w:rPr>
         <w:t>Idiome</w:t>
       </w:r>
-      <w:r/>
-      <w:r/>
-    </w:p>
-    <w:p>
-      <w:r/>
+      <w:r>
+        <w:rPr>
+          <w:lang w:val="fr_FR" w:bidi="fr_FR"/>
+        </w:rPr>
+      </w:r>
+      <w:r>
+        <w:rPr>
+          <w:lang w:val="fr_FR" w:bidi="fr_FR"/>
+        </w:rPr>
+      </w:r>
+    </w:p>
+    <w:p>
+      <w:pPr/>
+      <w:r>
+        <w:rPr>
+          <w:lang w:val="fr_FR" w:bidi="fr_FR"/>
+        </w:rPr>
+      </w:r>
     </w:p>
     <w:p>
       <w:pPr>
         <w:pStyle w:val="Heading2"/>
       </w:pPr>
       <w:r>
+        <w:rPr>
+          <w:lang w:val="fr_FR" w:bidi="fr_FR"/>
+        </w:rPr>
         <w:t>3 Jean 1.6–7 (#1)</w:t>
       </w:r>
-      <w:r/>
-    </w:p>
-    <w:p>
-      <w:r/>
-      <w:r>
-        <w:rPr>
-          <w:b/>
+      <w:r>
+        <w:rPr>
+          <w:lang w:val="fr_FR" w:bidi="fr_FR"/>
+        </w:rPr>
+      </w:r>
+    </w:p>
+    <w:p>
+      <w:pPr/>
+      <w:r>
+        <w:rPr>
+          <w:lang w:val="fr_FR" w:bidi="fr_FR"/>
+        </w:rPr>
+      </w:r>
+      <w:r>
+        <w:rPr>
+          <w:b/>
+          <w:lang w:val="fr_FR" w:bidi="fr_FR"/>
         </w:rPr>
         <w:t>"</w:t>
       </w:r>
       <w:r>
         <w:rPr>
           <w:b/>
+          <w:lang w:val="fr_FR" w:bidi="fr_FR"/>
         </w:rPr>
         <w:t>Tu feras bien de pourvoir à leur voyage d'une manière digne de Dieu.</w:t>
       </w:r>
       <w:r>
         <w:rPr>
           <w:b/>
+          <w:lang w:val="fr_FR" w:bidi="fr_FR"/>
         </w:rPr>
         <w:t>" - "</w:t>
       </w:r>
       <w:r>
         <w:rPr>
           <w:b/>
+          <w:lang w:val="fr_FR" w:bidi="fr_FR"/>
         </w:rPr>
         <w:t>Car c'est pour le nom de Jésus-Christ qu'ils sont partis, sans rien recevoir des païens.</w:t>
       </w:r>
       <w:r>
         <w:rPr>
           <w:b/>
+          <w:lang w:val="fr_FR" w:bidi="fr_FR"/>
         </w:rPr>
         <w:t>"</w:t>
       </w:r>
     </w:p>
     <w:p>
-      <w:r/>
-      <w:r>
+      <w:pPr/>
+      <w:r>
+        <w:rPr>
+          <w:lang w:val="fr_FR" w:bidi="fr_FR"/>
+        </w:rPr>
+      </w:r>
+      <w:r>
+        <w:rPr>
+          <w:lang w:val="fr_FR" w:bidi="fr_FR"/>
+        </w:rPr>
         <w:t>Si c'est plus naturel dans votre langue, vous pouvez inverser l'ordre de ces phrases, puisque la deuxième phrase exprime la cause de la première. Si vous le faites, vous devrez créer un pont afin de relier les versets 6 et 7 entre eux, comme décrit dans l'Introduction à 3 Jean. Il peut être utile de commencer une nouvelle phrase ici. Traduction alternative : "Parce que c'est pour le nom de Jésus-Christ qu'ils sont partis, sans rien recevoir des païens, tu feras bien de pourvoir à leur voyage d'une manière digne de Dieu."</w:t>
       </w:r>
     </w:p>
     <w:p>
-      <w:r/>
-      <w:r>
+      <w:pPr/>
+      <w:r>
+        <w:rPr>
+          <w:lang w:val="fr_FR" w:bidi="fr_FR"/>
+        </w:rPr>
+      </w:r>
+      <w:r>
+        <w:rPr>
+          <w:lang w:val="fr_FR" w:bidi="fr_FR"/>
+        </w:rPr>
         <w:t xml:space="preserve">Voir : </w:t>
       </w:r>
       <w:r>
+        <w:rPr>
+          <w:lang w:val="fr_FR" w:bidi="fr_FR"/>
+        </w:rPr>
         <w:t>Connecteur : relation de cause à effet</w:t>
       </w:r>
-      <w:r/>
-      <w:r/>
-    </w:p>
-    <w:p>
-      <w:r/>
+      <w:r>
+        <w:rPr>
+          <w:lang w:val="fr_FR" w:bidi="fr_FR"/>
+        </w:rPr>
+      </w:r>
+      <w:r>
+        <w:rPr>
+          <w:lang w:val="fr_FR" w:bidi="fr_FR"/>
+        </w:rPr>
+      </w:r>
+    </w:p>
+    <w:p>
+      <w:pPr/>
+      <w:r>
+        <w:rPr>
+          <w:lang w:val="fr_FR" w:bidi="fr_FR"/>
+        </w:rPr>
+      </w:r>
     </w:p>
     <w:p>
       <w:pPr>
         <w:pStyle w:val="Heading2"/>
       </w:pPr>
       <w:r>
+        <w:rPr>
+          <w:lang w:val="fr_FR" w:bidi="fr_FR"/>
+        </w:rPr>
         <w:t>3 Jean 1.7 (#1)</w:t>
       </w:r>
-      <w:r/>
-    </w:p>
-    <w:p>
-      <w:r/>
-      <w:r>
-        <w:rPr>
-          <w:b/>
+      <w:r>
+        <w:rPr>
+          <w:lang w:val="fr_FR" w:bidi="fr_FR"/>
+        </w:rPr>
+      </w:r>
+    </w:p>
+    <w:p>
+      <w:pPr/>
+      <w:r>
+        <w:rPr>
+          <w:lang w:val="fr_FR" w:bidi="fr_FR"/>
+        </w:rPr>
+      </w:r>
+      <w:r>
+        <w:rPr>
+          <w:b/>
+          <w:lang w:val="fr_FR" w:bidi="fr_FR"/>
         </w:rPr>
         <w:t>"pour le nom"</w:t>
       </w:r>
     </w:p>
     <w:p>
-      <w:r/>
-      <w:r>
+      <w:pPr/>
+      <w:r>
+        <w:rPr>
+          <w:lang w:val="fr_FR" w:bidi="fr_FR"/>
+        </w:rPr>
+      </w:r>
+      <w:r>
+        <w:rPr>
+          <w:lang w:val="fr_FR" w:bidi="fr_FR"/>
+        </w:rPr>
         <w:t>Jean parle spécifiquement du nom de Jésus. Il utilise le mot "nom" par association pour désigner Jésus lui-même. Si c'est utile dans votre langue, vous pouvez expliciter le sens. Traduction alternative : "pour parler de Jésus aux gens".</w:t>
       </w:r>
     </w:p>
     <w:p>
-      <w:r/>
-      <w:r>
+      <w:pPr/>
+      <w:r>
+        <w:rPr>
+          <w:lang w:val="fr_FR" w:bidi="fr_FR"/>
+        </w:rPr>
+      </w:r>
+      <w:r>
+        <w:rPr>
+          <w:lang w:val="fr_FR" w:bidi="fr_FR"/>
+        </w:rPr>
         <w:t xml:space="preserve">Voir : </w:t>
       </w:r>
       <w:r>
+        <w:rPr>
+          <w:lang w:val="fr_FR" w:bidi="fr_FR"/>
+        </w:rPr>
         <w:t>Métonymie</w:t>
       </w:r>
-      <w:r/>
-      <w:r/>
-    </w:p>
-    <w:p>
-      <w:r/>
+      <w:r>
+        <w:rPr>
+          <w:lang w:val="fr_FR" w:bidi="fr_FR"/>
+        </w:rPr>
+      </w:r>
+      <w:r>
+        <w:rPr>
+          <w:lang w:val="fr_FR" w:bidi="fr_FR"/>
+        </w:rPr>
+      </w:r>
+    </w:p>
+    <w:p>
+      <w:pPr/>
+      <w:r>
+        <w:rPr>
+          <w:lang w:val="fr_FR" w:bidi="fr_FR"/>
+        </w:rPr>
+      </w:r>
     </w:p>
     <w:p>
       <w:pPr>
         <w:pStyle w:val="Heading2"/>
       </w:pPr>
       <w:r>
+        <w:rPr>
+          <w:lang w:val="fr_FR" w:bidi="fr_FR"/>
+        </w:rPr>
         <w:t>3 Jean 1.7 (#2)</w:t>
       </w:r>
-      <w:r/>
-    </w:p>
-    <w:p>
-      <w:r/>
-      <w:r>
-        <w:rPr>
-          <w:b/>
+      <w:r>
+        <w:rPr>
+          <w:lang w:val="fr_FR" w:bidi="fr_FR"/>
+        </w:rPr>
+      </w:r>
+    </w:p>
+    <w:p>
+      <w:pPr/>
+      <w:r>
+        <w:rPr>
+          <w:lang w:val="fr_FR" w:bidi="fr_FR"/>
+        </w:rPr>
+      </w:r>
+      <w:r>
+        <w:rPr>
+          <w:b/>
+          <w:lang w:val="fr_FR" w:bidi="fr_FR"/>
         </w:rPr>
         <w:t>"sans rien recevoir des païens"</w:t>
       </w:r>
     </w:p>
     <w:p>
-      <w:r/>
-      <w:r>
+      <w:pPr/>
+      <w:r>
+        <w:rPr>
+          <w:lang w:val="fr_FR" w:bidi="fr_FR"/>
+        </w:rPr>
+      </w:r>
+      <w:r>
+        <w:rPr>
+          <w:lang w:val="fr_FR" w:bidi="fr_FR"/>
+        </w:rPr>
         <w:t xml:space="preserve">Jean suppose que Gaïus saura ce qu'il veut dire par </w:t>
       </w:r>
       <w:r>
         <w:rPr>
           <w:b/>
+          <w:lang w:val="fr_FR" w:bidi="fr_FR"/>
         </w:rPr>
         <w:t>sans rien recevoir des païens</w:t>
       </w:r>
       <w:r>
+        <w:rPr>
+          <w:lang w:val="fr_FR" w:bidi="fr_FR"/>
+        </w:rPr>
         <w:t>. Si cela peut être utile à vos lecteurs, vous pourriez l'indiquer explicitement. Cela pourrait signifier : (1) que les croyants en voyage avaient décidé de ne pas accepter d'aide des non-croyants. Traduction alternative : "et ils ont décidé de ne pas accepter d'aide des non-croyants" ; (2) que les personnes qui ne croyaient pas en Jésus n'aideraient pas ces croyants en voyage. Traduction alternative : "et aucun non-croyant ne les aide".</w:t>
       </w:r>
     </w:p>
     <w:p>
-      <w:r/>
-      <w:r>
+      <w:pPr/>
+      <w:r>
+        <w:rPr>
+          <w:lang w:val="fr_FR" w:bidi="fr_FR"/>
+        </w:rPr>
+      </w:r>
+      <w:r>
+        <w:rPr>
+          <w:lang w:val="fr_FR" w:bidi="fr_FR"/>
+        </w:rPr>
         <w:t xml:space="preserve">Voir : </w:t>
       </w:r>
       <w:r>
+        <w:rPr>
+          <w:lang w:val="fr_FR" w:bidi="fr_FR"/>
+        </w:rPr>
         <w:t>Connaissances présumées et informations sous-entendues</w:t>
       </w:r>
-      <w:r/>
-      <w:r/>
-    </w:p>
-    <w:p>
-      <w:r/>
+      <w:r>
+        <w:rPr>
+          <w:lang w:val="fr_FR" w:bidi="fr_FR"/>
+        </w:rPr>
+      </w:r>
+      <w:r>
+        <w:rPr>
+          <w:lang w:val="fr_FR" w:bidi="fr_FR"/>
+        </w:rPr>
+      </w:r>
+    </w:p>
+    <w:p>
+      <w:pPr/>
+      <w:r>
+        <w:rPr>
+          <w:lang w:val="fr_FR" w:bidi="fr_FR"/>
+        </w:rPr>
+      </w:r>
     </w:p>
     <w:p>
       <w:pPr>
         <w:pStyle w:val="Heading2"/>
       </w:pPr>
       <w:r>
+        <w:rPr>
+          <w:lang w:val="fr_FR" w:bidi="fr_FR"/>
+        </w:rPr>
         <w:t>3 Jean 1.7 (#3)</w:t>
       </w:r>
-      <w:r/>
-    </w:p>
-    <w:p>
-      <w:r/>
-      <w:r>
-        <w:rPr>
-          <w:b/>
+      <w:r>
+        <w:rPr>
+          <w:lang w:val="fr_FR" w:bidi="fr_FR"/>
+        </w:rPr>
+      </w:r>
+    </w:p>
+    <w:p>
+      <w:pPr/>
+      <w:r>
+        <w:rPr>
+          <w:lang w:val="fr_FR" w:bidi="fr_FR"/>
+        </w:rPr>
+      </w:r>
+      <w:r>
+        <w:rPr>
+          <w:b/>
+          <w:lang w:val="fr_FR" w:bidi="fr_FR"/>
         </w:rPr>
         <w:t>« des païens »</w:t>
       </w:r>
     </w:p>
     <w:p>
-      <w:r/>
-      <w:r>
+      <w:pPr/>
+      <w:r>
+        <w:rPr>
+          <w:lang w:val="fr_FR" w:bidi="fr_FR"/>
+        </w:rPr>
+      </w:r>
+      <w:r>
+        <w:rPr>
+          <w:lang w:val="fr_FR" w:bidi="fr_FR"/>
+        </w:rPr>
         <w:t xml:space="preserve">Ici, le mot </w:t>
       </w:r>
       <w:r>
         <w:rPr>
           <w:b/>
+          <w:lang w:val="fr_FR" w:bidi="fr_FR"/>
         </w:rPr>
         <w:t>païens</w:t>
       </w:r>
       <w:r>
+        <w:rPr>
+          <w:lang w:val="fr_FR" w:bidi="fr_FR"/>
+        </w:rPr>
         <w:t xml:space="preserve"> ne désigne pas les personnes qui ne sont pas juives. Il renvoie à toute personne qui ne croit pas en Jésus. Traduction alternative : « incroyants ».</w:t>
       </w:r>
     </w:p>
     <w:p>
-      <w:r/>
-      <w:r>
+      <w:pPr/>
+      <w:r>
+        <w:rPr>
+          <w:lang w:val="fr_FR" w:bidi="fr_FR"/>
+        </w:rPr>
+      </w:r>
+      <w:r>
+        <w:rPr>
+          <w:lang w:val="fr_FR" w:bidi="fr_FR"/>
+        </w:rPr>
         <w:t xml:space="preserve">Voir : </w:t>
       </w:r>
       <w:r>
+        <w:rPr>
+          <w:lang w:val="fr_FR" w:bidi="fr_FR"/>
+        </w:rPr>
         <w:t>Connaissances présumées et informations sous-entendues</w:t>
       </w:r>
-      <w:r/>
-      <w:r/>
-    </w:p>
-    <w:p>
-      <w:r/>
+      <w:r>
+        <w:rPr>
+          <w:lang w:val="fr_FR" w:bidi="fr_FR"/>
+        </w:rPr>
+      </w:r>
+      <w:r>
+        <w:rPr>
+          <w:lang w:val="fr_FR" w:bidi="fr_FR"/>
+        </w:rPr>
+      </w:r>
+    </w:p>
+    <w:p>
+      <w:pPr/>
+      <w:r>
+        <w:rPr>
+          <w:lang w:val="fr_FR" w:bidi="fr_FR"/>
+        </w:rPr>
+      </w:r>
     </w:p>
     <w:p>
       <w:pPr>
         <w:pStyle w:val="Heading2"/>
       </w:pPr>
       <w:r>
+        <w:rPr>
+          <w:lang w:val="fr_FR" w:bidi="fr_FR"/>
+        </w:rPr>
         <w:t>3 Jean 1.8 (#1)</w:t>
       </w:r>
-      <w:r/>
-    </w:p>
-    <w:p>
-      <w:r/>
-      <w:r>
-        <w:rPr>
-          <w:b/>
+      <w:r>
+        <w:rPr>
+          <w:lang w:val="fr_FR" w:bidi="fr_FR"/>
+        </w:rPr>
+      </w:r>
+    </w:p>
+    <w:p>
+      <w:pPr/>
+      <w:r>
+        <w:rPr>
+          <w:lang w:val="fr_FR" w:bidi="fr_FR"/>
+        </w:rPr>
+      </w:r>
+      <w:r>
+        <w:rPr>
+          <w:b/>
+          <w:lang w:val="fr_FR" w:bidi="fr_FR"/>
         </w:rPr>
         <w:t>"donc"</w:t>
       </w:r>
     </w:p>
     <w:p>
-      <w:r/>
-      <w:r>
+      <w:pPr/>
+      <w:r>
+        <w:rPr>
+          <w:lang w:val="fr_FR" w:bidi="fr_FR"/>
+        </w:rPr>
+      </w:r>
+      <w:r>
+        <w:rPr>
+          <w:lang w:val="fr_FR" w:bidi="fr_FR"/>
+        </w:rPr>
         <w:t xml:space="preserve">Jean utilise le mot traduit par </w:t>
       </w:r>
       <w:r>
         <w:rPr>
           <w:b/>
+          <w:lang w:val="fr_FR" w:bidi="fr_FR"/>
         </w:rPr>
         <w:t>donc</w:t>
       </w:r>
       <w:r>
+        <w:rPr>
+          <w:lang w:val="fr_FR" w:bidi="fr_FR"/>
+        </w:rPr>
         <w:t xml:space="preserve"> pour introduire le résultat qui devrait découler de la raison qu'il a donnée à la fin du verset précédent. Parce que </w:t>
       </w:r>
       <w:r>
         <w:rPr>
           <w:b/>
+          <w:lang w:val="fr_FR" w:bidi="fr_FR"/>
         </w:rPr>
         <w:t>de tels hommes</w:t>
       </w:r>
       <w:r>
+        <w:rPr>
+          <w:lang w:val="fr_FR" w:bidi="fr_FR"/>
+        </w:rPr>
         <w:t xml:space="preserve"> n'acceptent rien des "païens" (verset 7), les croyants doivent les aider. Utilisez un connecteur dans votre langue qui explicite cette relation. Traduction alternative : "C'est pour cela que nous..."</w:t>
       </w:r>
     </w:p>
     <w:p>
-      <w:r/>
-      <w:r>
+      <w:pPr/>
+      <w:r>
+        <w:rPr>
+          <w:lang w:val="fr_FR" w:bidi="fr_FR"/>
+        </w:rPr>
+      </w:r>
+      <w:r>
+        <w:rPr>
+          <w:lang w:val="fr_FR" w:bidi="fr_FR"/>
+        </w:rPr>
         <w:t xml:space="preserve">Voir : </w:t>
       </w:r>
       <w:r>
+        <w:rPr>
+          <w:lang w:val="fr_FR" w:bidi="fr_FR"/>
+        </w:rPr>
         <w:t xml:space="preserve">Connecteur : relation de cause à effet </w:t>
       </w:r>
-      <w:r/>
-      <w:r/>
-    </w:p>
-    <w:p>
-      <w:r/>
+      <w:r>
+        <w:rPr>
+          <w:lang w:val="fr_FR" w:bidi="fr_FR"/>
+        </w:rPr>
+      </w:r>
+      <w:r>
+        <w:rPr>
+          <w:lang w:val="fr_FR" w:bidi="fr_FR"/>
+        </w:rPr>
+      </w:r>
+    </w:p>
+    <w:p>
+      <w:pPr/>
+      <w:r>
+        <w:rPr>
+          <w:lang w:val="fr_FR" w:bidi="fr_FR"/>
+        </w:rPr>
+      </w:r>
     </w:p>
     <w:p>
       <w:pPr>
         <w:pStyle w:val="Heading2"/>
       </w:pPr>
       <w:r>
+        <w:rPr>
+          <w:lang w:val="fr_FR" w:bidi="fr_FR"/>
+        </w:rPr>
         <w:t>3 Jean 1.8 (#2)</w:t>
       </w:r>
-      <w:r/>
-    </w:p>
-    <w:p>
-      <w:r/>
-      <w:r>
-        <w:rPr>
-          <w:b/>
+      <w:r>
+        <w:rPr>
+          <w:lang w:val="fr_FR" w:bidi="fr_FR"/>
+        </w:rPr>
+      </w:r>
+    </w:p>
+    <w:p>
+      <w:pPr/>
+      <w:r>
+        <w:rPr>
+          <w:lang w:val="fr_FR" w:bidi="fr_FR"/>
+        </w:rPr>
+      </w:r>
+      <w:r>
+        <w:rPr>
+          <w:b/>
+          <w:lang w:val="fr_FR" w:bidi="fr_FR"/>
         </w:rPr>
         <w:t>« Nous devons donc accueillir »</w:t>
       </w:r>
     </w:p>
     <w:p>
-      <w:r/>
-      <w:r>
+      <w:pPr/>
+      <w:r>
+        <w:rPr>
+          <w:lang w:val="fr_FR" w:bidi="fr_FR"/>
+        </w:rPr>
+      </w:r>
+      <w:r>
+        <w:rPr>
+          <w:lang w:val="fr_FR" w:bidi="fr_FR"/>
+        </w:rPr>
         <w:t xml:space="preserve">Dans le texte grec, un pronom supplémentaire est utilisé en plus du pronom qui est déjà compris dans le verbe traduit </w:t>
       </w:r>
       <w:r>
         <w:rPr>
           <w:b/>
+          <w:lang w:val="fr_FR" w:bidi="fr_FR"/>
         </w:rPr>
         <w:t>devons</w:t>
       </w:r>
       <w:r>
+        <w:rPr>
+          <w:lang w:val="fr_FR" w:bidi="fr_FR"/>
+        </w:rPr>
         <w:t>. Cela exprime une insistance. Votre langue peut-elle formuler un pronom déjà présent de façon implicite de façon explicite également comme en grec ? Ou votre langue a-t-elle une autre façon d'exprimer ce genre d'insistance ? Traduction alternative : « Nous donc, nous devons accueillir/recevoir » (Darby, Lausanne).</w:t>
       </w:r>
     </w:p>
     <w:p>
-      <w:r/>
-      <w:r>
+      <w:pPr/>
+      <w:r>
+        <w:rPr>
+          <w:lang w:val="fr_FR" w:bidi="fr_FR"/>
+        </w:rPr>
+      </w:r>
+      <w:r>
+        <w:rPr>
+          <w:lang w:val="fr_FR" w:bidi="fr_FR"/>
+        </w:rPr>
         <w:t xml:space="preserve">Voir : </w:t>
       </w:r>
       <w:r>
+        <w:rPr>
+          <w:lang w:val="fr_FR" w:bidi="fr_FR"/>
+        </w:rPr>
         <w:t>Pronouns — When to Use Them</w:t>
       </w:r>
-      <w:r/>
-      <w:r/>
-    </w:p>
-    <w:p>
-      <w:r/>
+      <w:r>
+        <w:rPr>
+          <w:lang w:val="fr_FR" w:bidi="fr_FR"/>
+        </w:rPr>
+      </w:r>
+      <w:r>
+        <w:rPr>
+          <w:lang w:val="fr_FR" w:bidi="fr_FR"/>
+        </w:rPr>
+      </w:r>
+    </w:p>
+    <w:p>
+      <w:pPr/>
+      <w:r>
+        <w:rPr>
+          <w:lang w:val="fr_FR" w:bidi="fr_FR"/>
+        </w:rPr>
+      </w:r>
     </w:p>
     <w:p>
       <w:pPr>
         <w:pStyle w:val="Heading2"/>
       </w:pPr>
       <w:r>
+        <w:rPr>
+          <w:lang w:val="fr_FR" w:bidi="fr_FR"/>
+        </w:rPr>
         <w:t>3 Jean 1.8 (#3)</w:t>
       </w:r>
-      <w:r/>
-    </w:p>
-    <w:p>
-      <w:r/>
-      <w:r>
-        <w:rPr>
-          <w:b/>
+      <w:r>
+        <w:rPr>
+          <w:lang w:val="fr_FR" w:bidi="fr_FR"/>
+        </w:rPr>
+      </w:r>
+    </w:p>
+    <w:p>
+      <w:pPr/>
+      <w:r>
+        <w:rPr>
+          <w:lang w:val="fr_FR" w:bidi="fr_FR"/>
+        </w:rPr>
+      </w:r>
+      <w:r>
+        <w:rPr>
+          <w:b/>
+          <w:lang w:val="fr_FR" w:bidi="fr_FR"/>
         </w:rPr>
         <w:t>"nous devons"</w:t>
       </w:r>
     </w:p>
     <w:p>
-      <w:r/>
-      <w:r>
+      <w:pPr/>
+      <w:r>
+        <w:rPr>
+          <w:lang w:val="fr_FR" w:bidi="fr_FR"/>
+        </w:rPr>
+      </w:r>
+      <w:r>
+        <w:rPr>
+          <w:lang w:val="fr_FR" w:bidi="fr_FR"/>
+        </w:rPr>
         <w:t xml:space="preserve">Jean utilise le mot traduit par </w:t>
       </w:r>
       <w:r>
         <w:rPr>
           <w:b/>
+          <w:lang w:val="fr_FR" w:bidi="fr_FR"/>
         </w:rPr>
         <w:t>nous</w:t>
       </w:r>
       <w:r>
+        <w:rPr>
+          <w:lang w:val="fr_FR" w:bidi="fr_FR"/>
+        </w:rPr>
         <w:t xml:space="preserve"> pour parler de Gaïus, de lui-même et de tous les croyants. Utilisez donc la forme inclusive de ce mot si votre langue fait cette distinction.</w:t>
       </w:r>
     </w:p>
     <w:p>
-      <w:r/>
-      <w:r>
+      <w:pPr/>
+      <w:r>
+        <w:rPr>
+          <w:lang w:val="fr_FR" w:bidi="fr_FR"/>
+        </w:rPr>
+      </w:r>
+      <w:r>
+        <w:rPr>
+          <w:lang w:val="fr_FR" w:bidi="fr_FR"/>
+        </w:rPr>
         <w:t xml:space="preserve">Voir : </w:t>
       </w:r>
       <w:r>
+        <w:rPr>
+          <w:lang w:val="fr_FR" w:bidi="fr_FR"/>
+        </w:rPr>
         <w:t>Le "nous" exclusif et le "nous" inclusif</w:t>
       </w:r>
-      <w:r/>
-      <w:r/>
-    </w:p>
-    <w:p>
-      <w:r/>
+      <w:r>
+        <w:rPr>
+          <w:lang w:val="fr_FR" w:bidi="fr_FR"/>
+        </w:rPr>
+      </w:r>
+      <w:r>
+        <w:rPr>
+          <w:lang w:val="fr_FR" w:bidi="fr_FR"/>
+        </w:rPr>
+      </w:r>
+    </w:p>
+    <w:p>
+      <w:pPr/>
+      <w:r>
+        <w:rPr>
+          <w:lang w:val="fr_FR" w:bidi="fr_FR"/>
+        </w:rPr>
+      </w:r>
     </w:p>
     <w:p>
       <w:pPr>
         <w:pStyle w:val="Heading2"/>
       </w:pPr>
       <w:r>
+        <w:rPr>
+          <w:lang w:val="fr_FR" w:bidi="fr_FR"/>
+        </w:rPr>
         <w:t>3 Jean 1.8 (#4)</w:t>
       </w:r>
-      <w:r/>
-    </w:p>
-    <w:p>
-      <w:r/>
-      <w:r>
-        <w:rPr>
-          <w:b/>
+      <w:r>
+        <w:rPr>
+          <w:lang w:val="fr_FR" w:bidi="fr_FR"/>
+        </w:rPr>
+      </w:r>
+    </w:p>
+    <w:p>
+      <w:pPr/>
+      <w:r>
+        <w:rPr>
+          <w:lang w:val="fr_FR" w:bidi="fr_FR"/>
+        </w:rPr>
+      </w:r>
+      <w:r>
+        <w:rPr>
+          <w:b/>
+          <w:lang w:val="fr_FR" w:bidi="fr_FR"/>
         </w:rPr>
         <w:t>"accueillir"</w:t>
       </w:r>
     </w:p>
     <w:p>
-      <w:r/>
-      <w:r>
+      <w:pPr/>
+      <w:r>
+        <w:rPr>
+          <w:lang w:val="fr_FR" w:bidi="fr_FR"/>
+        </w:rPr>
+      </w:r>
+      <w:r>
+        <w:rPr>
+          <w:lang w:val="fr_FR" w:bidi="fr_FR"/>
+        </w:rPr>
         <w:t xml:space="preserve">Jean suppose que Gaïus saura que </w:t>
       </w:r>
       <w:r>
         <w:rPr>
           <w:b/>
+          <w:lang w:val="fr_FR" w:bidi="fr_FR"/>
         </w:rPr>
         <w:t>accueillir</w:t>
       </w:r>
       <w:r>
+        <w:rPr>
+          <w:lang w:val="fr_FR" w:bidi="fr_FR"/>
+        </w:rPr>
         <w:t xml:space="preserve"> ces croyants veut dire qu'il doit leur offrir l'hospitalité, y compris leur donner ce dont ils ont besoin pour leur voyage. Vous pourriez inclure cette information si c'est utile à vos lecteurs. Traduction alternative : "aider" ou "pourvoir aux besoins".</w:t>
       </w:r>
     </w:p>
     <w:p>
-      <w:r/>
-      <w:r>
+      <w:pPr/>
+      <w:r>
+        <w:rPr>
+          <w:lang w:val="fr_FR" w:bidi="fr_FR"/>
+        </w:rPr>
+      </w:r>
+      <w:r>
+        <w:rPr>
+          <w:lang w:val="fr_FR" w:bidi="fr_FR"/>
+        </w:rPr>
         <w:t xml:space="preserve">Voir : </w:t>
       </w:r>
       <w:r>
+        <w:rPr>
+          <w:lang w:val="fr_FR" w:bidi="fr_FR"/>
+        </w:rPr>
         <w:t>Connaissances présumées et informations sous-entendues</w:t>
       </w:r>
-      <w:r/>
-      <w:r/>
-    </w:p>
-    <w:p>
-      <w:r/>
+      <w:r>
+        <w:rPr>
+          <w:lang w:val="fr_FR" w:bidi="fr_FR"/>
+        </w:rPr>
+      </w:r>
+      <w:r>
+        <w:rPr>
+          <w:lang w:val="fr_FR" w:bidi="fr_FR"/>
+        </w:rPr>
+      </w:r>
+    </w:p>
+    <w:p>
+      <w:pPr/>
+      <w:r>
+        <w:rPr>
+          <w:lang w:val="fr_FR" w:bidi="fr_FR"/>
+        </w:rPr>
+      </w:r>
     </w:p>
     <w:p>
       <w:pPr>
         <w:pStyle w:val="Heading2"/>
       </w:pPr>
       <w:r>
+        <w:rPr>
+          <w:lang w:val="fr_FR" w:bidi="fr_FR"/>
+        </w:rPr>
         <w:t>3 Jean 1.8 (#5)</w:t>
       </w:r>
-      <w:r/>
-    </w:p>
-    <w:p>
-      <w:r/>
-      <w:r>
-        <w:rPr>
-          <w:b/>
+      <w:r>
+        <w:rPr>
+          <w:lang w:val="fr_FR" w:bidi="fr_FR"/>
+        </w:rPr>
+      </w:r>
+    </w:p>
+    <w:p>
+      <w:pPr/>
+      <w:r>
+        <w:rPr>
+          <w:lang w:val="fr_FR" w:bidi="fr_FR"/>
+        </w:rPr>
+      </w:r>
+      <w:r>
+        <w:rPr>
+          <w:b/>
+          <w:lang w:val="fr_FR" w:bidi="fr_FR"/>
         </w:rPr>
         <w:t>"afin de"</w:t>
       </w:r>
     </w:p>
     <w:p>
-      <w:r/>
-      <w:r>
+      <w:pPr/>
+      <w:r>
+        <w:rPr>
+          <w:lang w:val="fr_FR" w:bidi="fr_FR"/>
+        </w:rPr>
+      </w:r>
+      <w:r>
+        <w:rPr>
+          <w:lang w:val="fr_FR" w:bidi="fr_FR"/>
+        </w:rPr>
         <w:t xml:space="preserve">Ici, </w:t>
       </w:r>
       <w:r>
         <w:rPr>
           <w:b/>
+          <w:lang w:val="fr_FR" w:bidi="fr_FR"/>
         </w:rPr>
         <w:t xml:space="preserve">afin de </w:t>
       </w:r>
       <w:r>
+        <w:rPr>
+          <w:lang w:val="fr_FR" w:bidi="fr_FR"/>
+        </w:rPr>
         <w:t xml:space="preserve">exprime que devenir </w:t>
       </w:r>
       <w:r>
         <w:rPr>
           <w:b/>
+          <w:lang w:val="fr_FR" w:bidi="fr_FR"/>
         </w:rPr>
         <w:t>ouvriers</w:t>
       </w:r>
       <w:r>
+        <w:rPr>
+          <w:lang w:val="fr_FR" w:bidi="fr_FR"/>
+        </w:rPr>
         <w:t xml:space="preserve"> est l'objectif ou le but de l'accueil des enseignants itinérants (de </w:t>
       </w:r>
       <w:r>
         <w:rPr>
           <w:b/>
+          <w:lang w:val="fr_FR" w:bidi="fr_FR"/>
         </w:rPr>
         <w:t>tels personnes)</w:t>
       </w:r>
       <w:r>
+        <w:rPr>
+          <w:lang w:val="fr_FR" w:bidi="fr_FR"/>
+        </w:rPr>
         <w:t>. Utilisez un moyen naturel dans votre langue qui montre clairement qu'il s'agit d'un but. Traduction alternative : "et de cette manière"</w:t>
       </w:r>
     </w:p>
     <w:p>
-      <w:r/>
-      <w:r>
+      <w:pPr/>
+      <w:r>
+        <w:rPr>
+          <w:lang w:val="fr_FR" w:bidi="fr_FR"/>
+        </w:rPr>
+      </w:r>
+      <w:r>
+        <w:rPr>
+          <w:lang w:val="fr_FR" w:bidi="fr_FR"/>
+        </w:rPr>
         <w:t xml:space="preserve">Voir : </w:t>
       </w:r>
       <w:r>
+        <w:rPr>
+          <w:lang w:val="fr_FR" w:bidi="fr_FR"/>
+        </w:rPr>
         <w:t>Connecteur : expression du but</w:t>
       </w:r>
-      <w:r/>
-      <w:r/>
-    </w:p>
-    <w:p>
-      <w:r/>
+      <w:r>
+        <w:rPr>
+          <w:lang w:val="fr_FR" w:bidi="fr_FR"/>
+        </w:rPr>
+      </w:r>
+      <w:r>
+        <w:rPr>
+          <w:lang w:val="fr_FR" w:bidi="fr_FR"/>
+        </w:rPr>
+      </w:r>
+    </w:p>
+    <w:p>
+      <w:pPr/>
+      <w:r>
+        <w:rPr>
+          <w:lang w:val="fr_FR" w:bidi="fr_FR"/>
+        </w:rPr>
+      </w:r>
     </w:p>
     <w:p>
       <w:pPr>
         <w:pStyle w:val="Heading2"/>
       </w:pPr>
       <w:r>
+        <w:rPr>
+          <w:lang w:val="fr_FR" w:bidi="fr_FR"/>
+        </w:rPr>
         <w:t>3 Jean 1.8 (#6)</w:t>
       </w:r>
-      <w:r/>
-    </w:p>
-    <w:p>
-      <w:r/>
-      <w:r>
-        <w:rPr>
-          <w:b/>
+      <w:r>
+        <w:rPr>
+          <w:lang w:val="fr_FR" w:bidi="fr_FR"/>
+        </w:rPr>
+      </w:r>
+    </w:p>
+    <w:p>
+      <w:pPr/>
+      <w:r>
+        <w:rPr>
+          <w:lang w:val="fr_FR" w:bidi="fr_FR"/>
+        </w:rPr>
+      </w:r>
+      <w:r>
+        <w:rPr>
+          <w:b/>
+          <w:lang w:val="fr_FR" w:bidi="fr_FR"/>
         </w:rPr>
         <w:t>"</w:t>
       </w:r>
       <w:r>
         <w:rPr>
           <w:b/>
+          <w:lang w:val="fr_FR" w:bidi="fr_FR"/>
         </w:rPr>
         <w:t>afin d'être ouvriers avec eux pour la vérité</w:t>
       </w:r>
       <w:r>
         <w:rPr>
           <w:b/>
+          <w:lang w:val="fr_FR" w:bidi="fr_FR"/>
         </w:rPr>
         <w:t>"</w:t>
       </w:r>
     </w:p>
     <w:p>
-      <w:r/>
-      <w:r>
+      <w:pPr/>
+      <w:r>
+        <w:rPr>
+          <w:lang w:val="fr_FR" w:bidi="fr_FR"/>
+        </w:rPr>
+      </w:r>
+      <w:r>
+        <w:rPr>
+          <w:lang w:val="fr_FR" w:bidi="fr_FR"/>
+        </w:rPr>
         <w:t xml:space="preserve">Jean parle de la </w:t>
       </w:r>
       <w:r>
         <w:rPr>
           <w:b/>
+          <w:lang w:val="fr_FR" w:bidi="fr_FR"/>
         </w:rPr>
         <w:t>vérité</w:t>
       </w:r>
       <w:r>
+        <w:rPr>
+          <w:lang w:val="fr_FR" w:bidi="fr_FR"/>
+        </w:rPr>
         <w:t xml:space="preserve"> comme si c'était une entité vivante dont lui et ses compagnons chrétiens pourraient devenir les </w:t>
       </w:r>
       <w:r>
         <w:rPr>
           <w:b/>
+          <w:lang w:val="fr_FR" w:bidi="fr_FR"/>
         </w:rPr>
         <w:t>ouvriers</w:t>
       </w:r>
       <w:r>
+        <w:rPr>
+          <w:lang w:val="fr_FR" w:bidi="fr_FR"/>
+        </w:rPr>
         <w:t>. Si c'est utile dans votre langue, vous pouvez expliciter le sens. Traduction alternative : "afin que nous puissions coopérer avec eux pour annoncer la vérité de Dieu aux gens".</w:t>
       </w:r>
     </w:p>
     <w:p>
-      <w:r/>
-      <w:r>
+      <w:pPr/>
+      <w:r>
+        <w:rPr>
+          <w:lang w:val="fr_FR" w:bidi="fr_FR"/>
+        </w:rPr>
+      </w:r>
+      <w:r>
+        <w:rPr>
+          <w:lang w:val="fr_FR" w:bidi="fr_FR"/>
+        </w:rPr>
         <w:t xml:space="preserve">Voir : </w:t>
       </w:r>
       <w:r>
+        <w:rPr>
+          <w:lang w:val="fr_FR" w:bidi="fr_FR"/>
+        </w:rPr>
         <w:t>Personnification</w:t>
       </w:r>
-      <w:r/>
-      <w:r/>
-    </w:p>
-    <w:p>
-      <w:r/>
+      <w:r>
+        <w:rPr>
+          <w:lang w:val="fr_FR" w:bidi="fr_FR"/>
+        </w:rPr>
+      </w:r>
+      <w:r>
+        <w:rPr>
+          <w:lang w:val="fr_FR" w:bidi="fr_FR"/>
+        </w:rPr>
+      </w:r>
+    </w:p>
+    <w:p>
+      <w:pPr/>
+      <w:r>
+        <w:rPr>
+          <w:lang w:val="fr_FR" w:bidi="fr_FR"/>
+        </w:rPr>
+      </w:r>
     </w:p>
     <w:p>
       <w:pPr>
         <w:pStyle w:val="Heading2"/>
       </w:pPr>
       <w:r>
+        <w:rPr>
+          <w:lang w:val="fr_FR" w:bidi="fr_FR"/>
+        </w:rPr>
         <w:t>3 Jean 1.8 (#7)</w:t>
       </w:r>
-      <w:r/>
-    </w:p>
-    <w:p>
-      <w:r/>
-      <w:r>
-        <w:rPr>
-          <w:b/>
+      <w:r>
+        <w:rPr>
+          <w:lang w:val="fr_FR" w:bidi="fr_FR"/>
+        </w:rPr>
+      </w:r>
+    </w:p>
+    <w:p>
+      <w:pPr/>
+      <w:r>
+        <w:rPr>
+          <w:lang w:val="fr_FR" w:bidi="fr_FR"/>
+        </w:rPr>
+      </w:r>
+      <w:r>
+        <w:rPr>
+          <w:b/>
+          <w:lang w:val="fr_FR" w:bidi="fr_FR"/>
         </w:rPr>
         <w:t>"avec la vérité"</w:t>
       </w:r>
     </w:p>
     <w:p>
-      <w:r/>
-      <w:r>
+      <w:pPr/>
+      <w:r>
+        <w:rPr>
+          <w:lang w:val="fr_FR" w:bidi="fr_FR"/>
+        </w:rPr>
+      </w:r>
+      <w:r>
+        <w:rPr>
+          <w:lang w:val="fr_FR" w:bidi="fr_FR"/>
+        </w:rPr>
         <w:t xml:space="preserve">John utilise le terme </w:t>
       </w:r>
       <w:r>
         <w:rPr>
           <w:b/>
+          <w:lang w:val="fr_FR" w:bidi="fr_FR"/>
         </w:rPr>
         <w:t>vérité</w:t>
       </w:r>
       <w:r>
+        <w:rPr>
+          <w:lang w:val="fr_FR" w:bidi="fr_FR"/>
+        </w:rPr>
         <w:t xml:space="preserve"> pour parler de quelque chose ou de quelqu'un associé à la vérité. Si c'est utile dans votre langue, vous pouvez utiliser une expression équivalente ou expliciter le sens. Ce pourrait être : (1) le vrai message de Dieu. Traduction alternative : "le vrai message de Dieu" (2) Dieu lui-même, qui est la Vérité. Traduction alternative : "le véritable Dieu"</w:t>
       </w:r>
     </w:p>
     <w:p>
-      <w:r/>
-      <w:r>
+      <w:pPr/>
+      <w:r>
+        <w:rPr>
+          <w:lang w:val="fr_FR" w:bidi="fr_FR"/>
+        </w:rPr>
+      </w:r>
+      <w:r>
+        <w:rPr>
+          <w:lang w:val="fr_FR" w:bidi="fr_FR"/>
+        </w:rPr>
         <w:t xml:space="preserve">Voir : </w:t>
       </w:r>
       <w:r>
+        <w:rPr>
+          <w:lang w:val="fr_FR" w:bidi="fr_FR"/>
+        </w:rPr>
         <w:t>Métonymie</w:t>
       </w:r>
-      <w:r/>
-      <w:r/>
-    </w:p>
-    <w:p>
-      <w:r/>
+      <w:r>
+        <w:rPr>
+          <w:lang w:val="fr_FR" w:bidi="fr_FR"/>
+        </w:rPr>
+      </w:r>
+      <w:r>
+        <w:rPr>
+          <w:lang w:val="fr_FR" w:bidi="fr_FR"/>
+        </w:rPr>
+      </w:r>
+    </w:p>
+    <w:p>
+      <w:pPr/>
+      <w:r>
+        <w:rPr>
+          <w:lang w:val="fr_FR" w:bidi="fr_FR"/>
+        </w:rPr>
+      </w:r>
     </w:p>
     <w:p>
       <w:pPr>
         <w:pStyle w:val="Heading2"/>
       </w:pPr>
       <w:r>
+        <w:rPr>
+          <w:lang w:val="fr_FR" w:bidi="fr_FR"/>
+        </w:rPr>
         <w:t>3 Jean 1.9 (#1)</w:t>
       </w:r>
-      <w:r/>
-    </w:p>
-    <w:p>
-      <w:r/>
-      <w:r>
-        <w:rPr>
-          <w:b/>
+      <w:r>
+        <w:rPr>
+          <w:lang w:val="fr_FR" w:bidi="fr_FR"/>
+        </w:rPr>
+      </w:r>
+    </w:p>
+    <w:p>
+      <w:pPr/>
+      <w:r>
+        <w:rPr>
+          <w:lang w:val="fr_FR" w:bidi="fr_FR"/>
+        </w:rPr>
+      </w:r>
+      <w:r>
+        <w:rPr>
+          <w:b/>
+          <w:lang w:val="fr_FR" w:bidi="fr_FR"/>
         </w:rPr>
         <w:t>"quelques mots"</w:t>
       </w:r>
     </w:p>
     <w:p>
-      <w:r/>
-      <w:r>
+      <w:pPr/>
+      <w:r>
+        <w:rPr>
+          <w:lang w:val="fr_FR" w:bidi="fr_FR"/>
+        </w:rPr>
+      </w:r>
+      <w:r>
+        <w:rPr>
+          <w:lang w:val="fr_FR" w:bidi="fr_FR"/>
+        </w:rPr>
         <w:t>Jean a écrit une lettre, contenant probablement des instructions sur comment aider les enseignants chrétiens itinérants. Vous pouvez inclure cette information si c'est utile à vos lecteurs. Traduction alternative : "une lettre à ce sujet".</w:t>
       </w:r>
     </w:p>
     <w:p>
-      <w:r/>
-      <w:r>
+      <w:pPr/>
+      <w:r>
+        <w:rPr>
+          <w:lang w:val="fr_FR" w:bidi="fr_FR"/>
+        </w:rPr>
+      </w:r>
+      <w:r>
+        <w:rPr>
+          <w:lang w:val="fr_FR" w:bidi="fr_FR"/>
+        </w:rPr>
         <w:t xml:space="preserve">Voir : </w:t>
       </w:r>
       <w:r>
+        <w:rPr>
+          <w:lang w:val="fr_FR" w:bidi="fr_FR"/>
+        </w:rPr>
         <w:t>Connaissances présumées et informations sous-entendues</w:t>
       </w:r>
-      <w:r/>
-      <w:r/>
-    </w:p>
-    <w:p>
-      <w:r/>
+      <w:r>
+        <w:rPr>
+          <w:lang w:val="fr_FR" w:bidi="fr_FR"/>
+        </w:rPr>
+      </w:r>
+      <w:r>
+        <w:rPr>
+          <w:lang w:val="fr_FR" w:bidi="fr_FR"/>
+        </w:rPr>
+      </w:r>
+    </w:p>
+    <w:p>
+      <w:pPr/>
+      <w:r>
+        <w:rPr>
+          <w:lang w:val="fr_FR" w:bidi="fr_FR"/>
+        </w:rPr>
+      </w:r>
     </w:p>
     <w:p>
       <w:pPr>
         <w:pStyle w:val="Heading2"/>
       </w:pPr>
       <w:r>
+        <w:rPr>
+          <w:lang w:val="fr_FR" w:bidi="fr_FR"/>
+        </w:rPr>
         <w:t>3 Jean 1.9 (#2)</w:t>
       </w:r>
-      <w:r/>
-    </w:p>
-    <w:p>
-      <w:r/>
-      <w:r>
-        <w:rPr>
-          <w:b/>
+      <w:r>
+        <w:rPr>
+          <w:lang w:val="fr_FR" w:bidi="fr_FR"/>
+        </w:rPr>
+      </w:r>
+    </w:p>
+    <w:p>
+      <w:pPr/>
+      <w:r>
+        <w:rPr>
+          <w:lang w:val="fr_FR" w:bidi="fr_FR"/>
+        </w:rPr>
+      </w:r>
+      <w:r>
+        <w:rPr>
+          <w:b/>
+          <w:lang w:val="fr_FR" w:bidi="fr_FR"/>
         </w:rPr>
         <w:t>"à l'Église"</w:t>
       </w:r>
     </w:p>
     <w:p>
-      <w:r/>
-      <w:r>
+      <w:pPr/>
+      <w:r>
+        <w:rPr>
+          <w:lang w:val="fr_FR" w:bidi="fr_FR"/>
+        </w:rPr>
+      </w:r>
+      <w:r>
+        <w:rPr>
+          <w:lang w:val="fr_FR" w:bidi="fr_FR"/>
+        </w:rPr>
         <w:t xml:space="preserve">Ici, </w:t>
       </w:r>
       <w:r>
         <w:rPr>
           <w:b/>
+          <w:lang w:val="fr_FR" w:bidi="fr_FR"/>
         </w:rPr>
         <w:t>l'Église</w:t>
       </w:r>
       <w:r>
+        <w:rPr>
+          <w:lang w:val="fr_FR" w:bidi="fr_FR"/>
+        </w:rPr>
         <w:t xml:space="preserve"> désigne Gaïus et le groupe de croyants qui se réunissaient régulièrement avec lui pour adorer Dieu. Vous pouvez ajouter cette information si c'est utile à vos lecteurs. Traduction alternative : "à l'assemblée des croyants de votre localité".</w:t>
       </w:r>
     </w:p>
     <w:p>
-      <w:r/>
-      <w:r>
+      <w:pPr/>
+      <w:r>
+        <w:rPr>
+          <w:lang w:val="fr_FR" w:bidi="fr_FR"/>
+        </w:rPr>
+      </w:r>
+      <w:r>
+        <w:rPr>
+          <w:lang w:val="fr_FR" w:bidi="fr_FR"/>
+        </w:rPr>
         <w:t xml:space="preserve">Voir : </w:t>
       </w:r>
       <w:r>
+        <w:rPr>
+          <w:lang w:val="fr_FR" w:bidi="fr_FR"/>
+        </w:rPr>
         <w:t>Connaissances présumées et informations implicites</w:t>
       </w:r>
-      <w:r/>
-      <w:r/>
-    </w:p>
-    <w:p>
-      <w:r/>
+      <w:r>
+        <w:rPr>
+          <w:lang w:val="fr_FR" w:bidi="fr_FR"/>
+        </w:rPr>
+      </w:r>
+      <w:r>
+        <w:rPr>
+          <w:lang w:val="fr_FR" w:bidi="fr_FR"/>
+        </w:rPr>
+      </w:r>
+    </w:p>
+    <w:p>
+      <w:pPr/>
+      <w:r>
+        <w:rPr>
+          <w:lang w:val="fr_FR" w:bidi="fr_FR"/>
+        </w:rPr>
+      </w:r>
     </w:p>
     <w:p>
       <w:pPr>
         <w:pStyle w:val="Heading2"/>
       </w:pPr>
       <w:r>
+        <w:rPr>
+          <w:lang w:val="fr_FR" w:bidi="fr_FR"/>
+        </w:rPr>
         <w:t>3 Jean 1.9 (#3)</w:t>
       </w:r>
-      <w:r/>
-    </w:p>
-    <w:p>
-      <w:r/>
-      <w:r>
-        <w:rPr>
-          <w:b/>
+      <w:r>
+        <w:rPr>
+          <w:lang w:val="fr_FR" w:bidi="fr_FR"/>
+        </w:rPr>
+      </w:r>
+    </w:p>
+    <w:p>
+      <w:pPr/>
+      <w:r>
+        <w:rPr>
+          <w:lang w:val="fr_FR" w:bidi="fr_FR"/>
+        </w:rPr>
+      </w:r>
+      <w:r>
+        <w:rPr>
+          <w:b/>
+          <w:lang w:val="fr_FR" w:bidi="fr_FR"/>
         </w:rPr>
         <w:t>"Diotrèphe"</w:t>
       </w:r>
     </w:p>
     <w:p>
-      <w:r/>
-      <w:r>
-        <w:rPr>
-          <w:b/>
+      <w:pPr/>
+      <w:r>
+        <w:rPr>
+          <w:lang w:val="fr_FR" w:bidi="fr_FR"/>
+        </w:rPr>
+      </w:r>
+      <w:r>
+        <w:rPr>
+          <w:b/>
+          <w:lang w:val="fr_FR" w:bidi="fr_FR"/>
         </w:rPr>
         <w:t>Diotrèphe</w:t>
       </w:r>
       <w:r>
+        <w:rPr>
+          <w:lang w:val="fr_FR" w:bidi="fr_FR"/>
+        </w:rPr>
         <w:t xml:space="preserve"> est le nom d'un chef de l'Église.</w:t>
       </w:r>
     </w:p>
     <w:p>
-      <w:r/>
-      <w:r>
+      <w:pPr/>
+      <w:r>
+        <w:rPr>
+          <w:lang w:val="fr_FR" w:bidi="fr_FR"/>
+        </w:rPr>
+      </w:r>
+      <w:r>
+        <w:rPr>
+          <w:lang w:val="fr_FR" w:bidi="fr_FR"/>
+        </w:rPr>
         <w:t xml:space="preserve">Voir : </w:t>
       </w:r>
       <w:r>
+        <w:rPr>
+          <w:lang w:val="fr_FR" w:bidi="fr_FR"/>
+        </w:rPr>
         <w:t>Comment traduire les noms</w:t>
       </w:r>
-      <w:r/>
-      <w:r/>
-    </w:p>
-    <w:p>
-      <w:r/>
+      <w:r>
+        <w:rPr>
+          <w:lang w:val="fr_FR" w:bidi="fr_FR"/>
+        </w:rPr>
+      </w:r>
+      <w:r>
+        <w:rPr>
+          <w:lang w:val="fr_FR" w:bidi="fr_FR"/>
+        </w:rPr>
+      </w:r>
+    </w:p>
+    <w:p>
+      <w:pPr/>
+      <w:r>
+        <w:rPr>
+          <w:lang w:val="fr_FR" w:bidi="fr_FR"/>
+        </w:rPr>
+      </w:r>
     </w:p>
     <w:p>
       <w:pPr>
         <w:pStyle w:val="Heading2"/>
       </w:pPr>
       <w:r>
+        <w:rPr>
+          <w:lang w:val="fr_FR" w:bidi="fr_FR"/>
+        </w:rPr>
         <w:t>3 Jean 1.9 (#4)</w:t>
       </w:r>
-      <w:r/>
-    </w:p>
-    <w:p>
-      <w:r/>
-      <w:r>
-        <w:rPr>
-          <w:b/>
+      <w:r>
+        <w:rPr>
+          <w:lang w:val="fr_FR" w:bidi="fr_FR"/>
+        </w:rPr>
+      </w:r>
+    </w:p>
+    <w:p>
+      <w:pPr/>
+      <w:r>
+        <w:rPr>
+          <w:lang w:val="fr_FR" w:bidi="fr_FR"/>
+        </w:rPr>
+      </w:r>
+      <w:r>
+        <w:rPr>
+          <w:b/>
+          <w:lang w:val="fr_FR" w:bidi="fr_FR"/>
         </w:rPr>
         <w:t>"qui aime à être le premier parmi eux"</w:t>
       </w:r>
     </w:p>
     <w:p>
-      <w:r/>
-      <w:r>
+      <w:pPr/>
+      <w:r>
+        <w:rPr>
+          <w:lang w:val="fr_FR" w:bidi="fr_FR"/>
+        </w:rPr>
+      </w:r>
+      <w:r>
+        <w:rPr>
+          <w:lang w:val="fr_FR" w:bidi="fr_FR"/>
+        </w:rPr>
         <w:t xml:space="preserve">Jean utilise le mot </w:t>
       </w:r>
       <w:r>
         <w:rPr>
           <w:b/>
+          <w:lang w:val="fr_FR" w:bidi="fr_FR"/>
         </w:rPr>
         <w:t>premier</w:t>
       </w:r>
       <w:r>
+        <w:rPr>
+          <w:lang w:val="fr_FR" w:bidi="fr_FR"/>
+        </w:rPr>
         <w:t xml:space="preserve"> dans le sens de "le plus important" ou "le chef". Traduction alternative : "qui aime être le plus important parmi eux" ou "qui aime agir comme s'il était leur chef".</w:t>
       </w:r>
     </w:p>
     <w:p>
-      <w:r/>
-      <w:r>
+      <w:pPr/>
+      <w:r>
+        <w:rPr>
+          <w:lang w:val="fr_FR" w:bidi="fr_FR"/>
+        </w:rPr>
+      </w:r>
+      <w:r>
+        <w:rPr>
+          <w:lang w:val="fr_FR" w:bidi="fr_FR"/>
+        </w:rPr>
         <w:t xml:space="preserve">Voir : </w:t>
       </w:r>
       <w:r>
+        <w:rPr>
+          <w:lang w:val="fr_FR" w:bidi="fr_FR"/>
+        </w:rPr>
         <w:t>Idiome</w:t>
       </w:r>
-      <w:r/>
-      <w:r/>
-    </w:p>
-    <w:p>
-      <w:r/>
+      <w:r>
+        <w:rPr>
+          <w:lang w:val="fr_FR" w:bidi="fr_FR"/>
+        </w:rPr>
+      </w:r>
+      <w:r>
+        <w:rPr>
+          <w:lang w:val="fr_FR" w:bidi="fr_FR"/>
+        </w:rPr>
+      </w:r>
+    </w:p>
+    <w:p>
+      <w:pPr/>
+      <w:r>
+        <w:rPr>
+          <w:lang w:val="fr_FR" w:bidi="fr_FR"/>
+        </w:rPr>
+      </w:r>
     </w:p>
     <w:p>
       <w:pPr>
         <w:pStyle w:val="Heading2"/>
       </w:pPr>
       <w:r>
+        <w:rPr>
+          <w:lang w:val="fr_FR" w:bidi="fr_FR"/>
+        </w:rPr>
         <w:t>3 Jean 1.9 (#5)</w:t>
       </w:r>
-      <w:r/>
-    </w:p>
-    <w:p>
-      <w:r/>
-      <w:r>
-        <w:rPr>
-          <w:b/>
+      <w:r>
+        <w:rPr>
+          <w:lang w:val="fr_FR" w:bidi="fr_FR"/>
+        </w:rPr>
+      </w:r>
+    </w:p>
+    <w:p>
+      <w:pPr/>
+      <w:r>
+        <w:rPr>
+          <w:lang w:val="fr_FR" w:bidi="fr_FR"/>
+        </w:rPr>
+      </w:r>
+      <w:r>
+        <w:rPr>
+          <w:b/>
+          <w:lang w:val="fr_FR" w:bidi="fr_FR"/>
         </w:rPr>
         <w:t>"ne nous reçoit point"</w:t>
       </w:r>
     </w:p>
     <w:p>
-      <w:r/>
-      <w:r>
+      <w:pPr/>
+      <w:r>
+        <w:rPr>
+          <w:lang w:val="fr_FR" w:bidi="fr_FR"/>
+        </w:rPr>
+      </w:r>
+      <w:r>
+        <w:rPr>
+          <w:lang w:val="fr_FR" w:bidi="fr_FR"/>
+        </w:rPr>
         <w:t xml:space="preserve">Jean utilise le mot </w:t>
       </w:r>
       <w:r>
         <w:rPr>
           <w:b/>
+          <w:lang w:val="fr_FR" w:bidi="fr_FR"/>
         </w:rPr>
         <w:t>nous</w:t>
       </w:r>
       <w:r>
+        <w:rPr>
+          <w:lang w:val="fr_FR" w:bidi="fr_FR"/>
+        </w:rPr>
         <w:t xml:space="preserve"> pour parler non seulement de lui-même mais aussi d'autres personnes et éléments qui lui sont associés. Cela pourrait signifier : (1) que Diotrèphe refuse d'offrir l'hospitalité et le soutien aux croyants en voyage que Jean soutient. (Le mot traduit par </w:t>
       </w:r>
       <w:r>
         <w:rPr>
           <w:b/>
+          <w:lang w:val="fr_FR" w:bidi="fr_FR"/>
         </w:rPr>
         <w:t>reçoit</w:t>
       </w:r>
       <w:r>
+        <w:rPr>
+          <w:lang w:val="fr_FR" w:bidi="fr_FR"/>
+        </w:rPr>
         <w:t xml:space="preserve"> dans ce verset est le même que dans la phrase "il ne reçoit pas les frères" du verset suivant.) Traduction alternative : "refuse d'aider ces croyants itinérants" ; (2) que Diotrèphe n'accepte pas l'autorité de Jean et ne fera donc pas ce qu'il dit. Traduction alternative : "rejette nos instructions".</w:t>
       </w:r>
     </w:p>
     <w:p>
-      <w:r/>
-      <w:r>
+      <w:pPr/>
+      <w:r>
+        <w:rPr>
+          <w:lang w:val="fr_FR" w:bidi="fr_FR"/>
+        </w:rPr>
+      </w:r>
+      <w:r>
+        <w:rPr>
+          <w:lang w:val="fr_FR" w:bidi="fr_FR"/>
+        </w:rPr>
         <w:t xml:space="preserve">Voir : </w:t>
       </w:r>
       <w:r>
+        <w:rPr>
+          <w:lang w:val="fr_FR" w:bidi="fr_FR"/>
+        </w:rPr>
         <w:t>Métonymie</w:t>
       </w:r>
-      <w:r/>
-      <w:r/>
-    </w:p>
-    <w:p>
-      <w:r/>
+      <w:r>
+        <w:rPr>
+          <w:lang w:val="fr_FR" w:bidi="fr_FR"/>
+        </w:rPr>
+      </w:r>
+      <w:r>
+        <w:rPr>
+          <w:lang w:val="fr_FR" w:bidi="fr_FR"/>
+        </w:rPr>
+      </w:r>
+    </w:p>
+    <w:p>
+      <w:pPr/>
+      <w:r>
+        <w:rPr>
+          <w:lang w:val="fr_FR" w:bidi="fr_FR"/>
+        </w:rPr>
+      </w:r>
     </w:p>
     <w:p>
       <w:pPr>
         <w:pStyle w:val="Heading2"/>
       </w:pPr>
       <w:r>
+        <w:rPr>
+          <w:lang w:val="fr_FR" w:bidi="fr_FR"/>
+        </w:rPr>
         <w:t>3 Jean 1.9 (#6)</w:t>
       </w:r>
-      <w:r/>
-    </w:p>
-    <w:p>
-      <w:r/>
-      <w:r>
-        <w:rPr>
-          <w:b/>
+      <w:r>
+        <w:rPr>
+          <w:lang w:val="fr_FR" w:bidi="fr_FR"/>
+        </w:rPr>
+      </w:r>
+    </w:p>
+    <w:p>
+      <w:pPr/>
+      <w:r>
+        <w:rPr>
+          <w:lang w:val="fr_FR" w:bidi="fr_FR"/>
+        </w:rPr>
+      </w:r>
+      <w:r>
+        <w:rPr>
+          <w:b/>
+          <w:lang w:val="fr_FR" w:bidi="fr_FR"/>
         </w:rPr>
         <w:t>"nous"</w:t>
       </w:r>
     </w:p>
     <w:p>
-      <w:r/>
-      <w:r>
+      <w:pPr/>
+      <w:r>
+        <w:rPr>
+          <w:lang w:val="fr_FR" w:bidi="fr_FR"/>
+        </w:rPr>
+      </w:r>
+      <w:r>
+        <w:rPr>
+          <w:lang w:val="fr_FR" w:bidi="fr_FR"/>
+        </w:rPr>
         <w:t xml:space="preserve">Ici, le mot </w:t>
       </w:r>
       <w:r>
         <w:rPr>
           <w:b/>
+          <w:lang w:val="fr_FR" w:bidi="fr_FR"/>
         </w:rPr>
         <w:t>nous</w:t>
       </w:r>
       <w:r>
+        <w:rPr>
+          <w:lang w:val="fr_FR" w:bidi="fr_FR"/>
+        </w:rPr>
         <w:t xml:space="preserve"> désigne Jean et ceux qui sont avec lui mais pas Gaïus. Utilisez donc une forme exclusive de ce mot dans votre traduction si votre langue fait cette distinction.</w:t>
       </w:r>
     </w:p>
     <w:p>
-      <w:r/>
-      <w:r>
+      <w:pPr/>
+      <w:r>
+        <w:rPr>
+          <w:lang w:val="fr_FR" w:bidi="fr_FR"/>
+        </w:rPr>
+      </w:r>
+      <w:r>
+        <w:rPr>
+          <w:lang w:val="fr_FR" w:bidi="fr_FR"/>
+        </w:rPr>
         <w:t xml:space="preserve">Voir : </w:t>
       </w:r>
       <w:r>
+        <w:rPr>
+          <w:lang w:val="fr_FR" w:bidi="fr_FR"/>
+        </w:rPr>
         <w:t>Le "nous" exclusif et le "nous" inclusif</w:t>
       </w:r>
-      <w:r/>
-      <w:r/>
-    </w:p>
-    <w:p>
-      <w:r/>
+      <w:r>
+        <w:rPr>
+          <w:lang w:val="fr_FR" w:bidi="fr_FR"/>
+        </w:rPr>
+      </w:r>
+      <w:r>
+        <w:rPr>
+          <w:lang w:val="fr_FR" w:bidi="fr_FR"/>
+        </w:rPr>
+      </w:r>
+    </w:p>
+    <w:p>
+      <w:pPr/>
+      <w:r>
+        <w:rPr>
+          <w:lang w:val="fr_FR" w:bidi="fr_FR"/>
+        </w:rPr>
+      </w:r>
     </w:p>
     <w:p>
       <w:pPr>
         <w:pStyle w:val="Heading2"/>
       </w:pPr>
       <w:r>
+        <w:rPr>
+          <w:lang w:val="fr_FR" w:bidi="fr_FR"/>
+        </w:rPr>
         <w:t>3 Jean 1.10 (#1)</w:t>
       </w:r>
-      <w:r/>
-    </w:p>
-    <w:p>
-      <w:r/>
-      <w:r>
-        <w:rPr>
-          <w:b/>
+      <w:r>
+        <w:rPr>
+          <w:lang w:val="fr_FR" w:bidi="fr_FR"/>
+        </w:rPr>
+      </w:r>
+    </w:p>
+    <w:p>
+      <w:pPr/>
+      <w:r>
+        <w:rPr>
+          <w:lang w:val="fr_FR" w:bidi="fr_FR"/>
+        </w:rPr>
+      </w:r>
+      <w:r>
+        <w:rPr>
+          <w:b/>
+          <w:lang w:val="fr_FR" w:bidi="fr_FR"/>
         </w:rPr>
         <w:t>"C'est pourquoi"</w:t>
       </w:r>
     </w:p>
     <w:p>
-      <w:r/>
-      <w:r>
-        <w:rPr>
-          <w:b/>
+      <w:pPr/>
+      <w:r>
+        <w:rPr>
+          <w:lang w:val="fr_FR" w:bidi="fr_FR"/>
+        </w:rPr>
+      </w:r>
+      <w:r>
+        <w:rPr>
+          <w:b/>
+          <w:lang w:val="fr_FR" w:bidi="fr_FR"/>
         </w:rPr>
         <w:t>C'est pourquoi</w:t>
       </w:r>
       <w:r>
+        <w:rPr>
+          <w:lang w:val="fr_FR" w:bidi="fr_FR"/>
+        </w:rPr>
         <w:t xml:space="preserve"> indique que ce qui suit est le résultat de ce qui précède. Parce que Diotrèphe "ne reçoit pas" Jean et ceux qui sont avec lui (verset 9), Jean dévoilera ses mauvaises actions. Utilisez un moyen naturel de rendre cette relation dans votre langue. Traduction alternative : "Par conséquent ".</w:t>
       </w:r>
     </w:p>
     <w:p>
-      <w:r/>
-      <w:r>
+      <w:pPr/>
+      <w:r>
+        <w:rPr>
+          <w:lang w:val="fr_FR" w:bidi="fr_FR"/>
+        </w:rPr>
+      </w:r>
+      <w:r>
+        <w:rPr>
+          <w:lang w:val="fr_FR" w:bidi="fr_FR"/>
+        </w:rPr>
         <w:t xml:space="preserve">Voir : </w:t>
       </w:r>
       <w:r>
+        <w:rPr>
+          <w:lang w:val="fr_FR" w:bidi="fr_FR"/>
+        </w:rPr>
         <w:t>Connecteur : relation de cause à effet</w:t>
       </w:r>
-      <w:r/>
-      <w:r/>
-    </w:p>
-    <w:p>
-      <w:r/>
+      <w:r>
+        <w:rPr>
+          <w:lang w:val="fr_FR" w:bidi="fr_FR"/>
+        </w:rPr>
+      </w:r>
+      <w:r>
+        <w:rPr>
+          <w:lang w:val="fr_FR" w:bidi="fr_FR"/>
+        </w:rPr>
+      </w:r>
+    </w:p>
+    <w:p>
+      <w:pPr/>
+      <w:r>
+        <w:rPr>
+          <w:lang w:val="fr_FR" w:bidi="fr_FR"/>
+        </w:rPr>
+      </w:r>
     </w:p>
     <w:p>
       <w:pPr>
         <w:pStyle w:val="Heading2"/>
       </w:pPr>
       <w:r>
+        <w:rPr>
+          <w:lang w:val="fr_FR" w:bidi="fr_FR"/>
+        </w:rPr>
         <w:t>3 Jean 1.10 (#2)</w:t>
       </w:r>
-      <w:r/>
-    </w:p>
-    <w:p>
-      <w:r/>
-      <w:r>
-        <w:rPr>
-          <w:b/>
+      <w:r>
+        <w:rPr>
+          <w:lang w:val="fr_FR" w:bidi="fr_FR"/>
+        </w:rPr>
+      </w:r>
+    </w:p>
+    <w:p>
+      <w:pPr/>
+      <w:r>
+        <w:rPr>
+          <w:lang w:val="fr_FR" w:bidi="fr_FR"/>
+        </w:rPr>
+      </w:r>
+      <w:r>
+        <w:rPr>
+          <w:b/>
+          <w:lang w:val="fr_FR" w:bidi="fr_FR"/>
         </w:rPr>
         <w:t>"si je vais vous voir"</w:t>
       </w:r>
     </w:p>
     <w:p>
-      <w:r/>
-      <w:r>
+      <w:pPr/>
+      <w:r>
+        <w:rPr>
+          <w:lang w:val="fr_FR" w:bidi="fr_FR"/>
+        </w:rPr>
+      </w:r>
+      <w:r>
+        <w:rPr>
+          <w:lang w:val="fr_FR" w:bidi="fr_FR"/>
+        </w:rPr>
         <w:t>Jean s'exprime comme si sa venue était incertaine, mais il veut bien dire qu'il prévoit assurément de venir. Si la phrase peut laisser penser à vos lecteurs que la venue de Jean est incertaine, vous pouvez traduire par une formule qui ne laisse aucun doute. Traduction alternative : "quand je viendrai" ou "lorsque je viendrai".</w:t>
       </w:r>
     </w:p>
     <w:p>
-      <w:r/>
-      <w:r>
+      <w:pPr/>
+      <w:r>
+        <w:rPr>
+          <w:lang w:val="fr_FR" w:bidi="fr_FR"/>
+        </w:rPr>
+      </w:r>
+      <w:r>
+        <w:rPr>
+          <w:lang w:val="fr_FR" w:bidi="fr_FR"/>
+        </w:rPr>
         <w:t xml:space="preserve">Voir : </w:t>
       </w:r>
       <w:r>
+        <w:rPr>
+          <w:lang w:val="fr_FR" w:bidi="fr_FR"/>
+        </w:rPr>
         <w:t>Connecteur : conditions déjà réalisées</w:t>
       </w:r>
-      <w:r/>
-      <w:r/>
-    </w:p>
-    <w:p>
-      <w:r/>
+      <w:r>
+        <w:rPr>
+          <w:lang w:val="fr_FR" w:bidi="fr_FR"/>
+        </w:rPr>
+      </w:r>
+      <w:r>
+        <w:rPr>
+          <w:lang w:val="fr_FR" w:bidi="fr_FR"/>
+        </w:rPr>
+      </w:r>
+    </w:p>
+    <w:p>
+      <w:pPr/>
+      <w:r>
+        <w:rPr>
+          <w:lang w:val="fr_FR" w:bidi="fr_FR"/>
+        </w:rPr>
+      </w:r>
     </w:p>
     <w:p>
       <w:pPr>
         <w:pStyle w:val="Heading2"/>
       </w:pPr>
       <w:r>
+        <w:rPr>
+          <w:lang w:val="fr_FR" w:bidi="fr_FR"/>
+        </w:rPr>
         <w:t>3 Jean 1.10 (#3)</w:t>
       </w:r>
-      <w:r/>
-    </w:p>
-    <w:p>
-      <w:r/>
-      <w:r>
-        <w:rPr>
-          <w:b/>
+      <w:r>
+        <w:rPr>
+          <w:lang w:val="fr_FR" w:bidi="fr_FR"/>
+        </w:rPr>
+      </w:r>
+    </w:p>
+    <w:p>
+      <w:pPr/>
+      <w:r>
+        <w:rPr>
+          <w:lang w:val="fr_FR" w:bidi="fr_FR"/>
+        </w:rPr>
+      </w:r>
+      <w:r>
+        <w:rPr>
+          <w:b/>
+          <w:lang w:val="fr_FR" w:bidi="fr_FR"/>
         </w:rPr>
         <w:t>"Je vais"</w:t>
       </w:r>
     </w:p>
     <w:p>
-      <w:r/>
-      <w:r>
+      <w:pPr/>
+      <w:r>
+        <w:rPr>
+          <w:lang w:val="fr_FR" w:bidi="fr_FR"/>
+        </w:rPr>
+      </w:r>
+      <w:r>
+        <w:rPr>
+          <w:lang w:val="fr_FR" w:bidi="fr_FR"/>
+        </w:rPr>
         <w:t xml:space="preserve">Dans un contexte comme celui-ci, votre langue pourrait dire "venir" au lieu de </w:t>
       </w:r>
       <w:r>
         <w:rPr>
           <w:b/>
+          <w:lang w:val="fr_FR" w:bidi="fr_FR"/>
         </w:rPr>
         <w:t>aller</w:t>
       </w:r>
       <w:r>
+        <w:rPr>
+          <w:lang w:val="fr_FR" w:bidi="fr_FR"/>
+        </w:rPr>
         <w:t>. Traduction alternative : "Je viens vous voir".</w:t>
       </w:r>
     </w:p>
     <w:p>
-      <w:r/>
-      <w:r>
+      <w:pPr/>
+      <w:r>
+        <w:rPr>
+          <w:lang w:val="fr_FR" w:bidi="fr_FR"/>
+        </w:rPr>
+      </w:r>
+      <w:r>
+        <w:rPr>
+          <w:lang w:val="fr_FR" w:bidi="fr_FR"/>
+        </w:rPr>
         <w:t xml:space="preserve">Voir : </w:t>
       </w:r>
       <w:r>
+        <w:rPr>
+          <w:lang w:val="fr_FR" w:bidi="fr_FR"/>
+        </w:rPr>
         <w:t>Aller et Venir</w:t>
       </w:r>
-      <w:r/>
-      <w:r/>
-    </w:p>
-    <w:p>
-      <w:r/>
+      <w:r>
+        <w:rPr>
+          <w:lang w:val="fr_FR" w:bidi="fr_FR"/>
+        </w:rPr>
+      </w:r>
+      <w:r>
+        <w:rPr>
+          <w:lang w:val="fr_FR" w:bidi="fr_FR"/>
+        </w:rPr>
+      </w:r>
+    </w:p>
+    <w:p>
+      <w:pPr/>
+      <w:r>
+        <w:rPr>
+          <w:lang w:val="fr_FR" w:bidi="fr_FR"/>
+        </w:rPr>
+      </w:r>
     </w:p>
     <w:p>
       <w:pPr>
         <w:pStyle w:val="Heading2"/>
       </w:pPr>
       <w:r>
+        <w:rPr>
+          <w:lang w:val="fr_FR" w:bidi="fr_FR"/>
+        </w:rPr>
         <w:t>3 Jean 1.10 (#4)</w:t>
       </w:r>
-      <w:r/>
-    </w:p>
-    <w:p>
-      <w:r/>
-      <w:r>
-        <w:rPr>
-          <w:b/>
+      <w:r>
+        <w:rPr>
+          <w:lang w:val="fr_FR" w:bidi="fr_FR"/>
+        </w:rPr>
+      </w:r>
+    </w:p>
+    <w:p>
+      <w:pPr/>
+      <w:r>
+        <w:rPr>
+          <w:lang w:val="fr_FR" w:bidi="fr_FR"/>
+        </w:rPr>
+      </w:r>
+      <w:r>
+        <w:rPr>
+          <w:b/>
+          <w:lang w:val="fr_FR" w:bidi="fr_FR"/>
         </w:rPr>
         <w:t>"</w:t>
       </w:r>
       <w:r>
         <w:rPr>
           <w:b/>
+          <w:lang w:val="fr_FR" w:bidi="fr_FR"/>
         </w:rPr>
         <w:t>en tenant contre nous de méchants propos</w:t>
       </w:r>
       <w:r>
         <w:rPr>
           <w:b/>
+          <w:lang w:val="fr_FR" w:bidi="fr_FR"/>
         </w:rPr>
         <w:t>"</w:t>
       </w:r>
     </w:p>
     <w:p>
-      <w:r/>
-      <w:r>
+      <w:pPr/>
+      <w:r>
+        <w:rPr>
+          <w:lang w:val="fr_FR" w:bidi="fr_FR"/>
+        </w:rPr>
+      </w:r>
+      <w:r>
+        <w:rPr>
+          <w:lang w:val="fr_FR" w:bidi="fr_FR"/>
+        </w:rPr>
         <w:t xml:space="preserve">Jean utilise le terme </w:t>
       </w:r>
       <w:r>
         <w:rPr>
           <w:b/>
+          <w:lang w:val="fr_FR" w:bidi="fr_FR"/>
         </w:rPr>
         <w:t>propos</w:t>
       </w:r>
       <w:r>
+        <w:rPr>
+          <w:lang w:val="fr_FR" w:bidi="fr_FR"/>
+        </w:rPr>
         <w:t xml:space="preserve"> pour signifier ce que Diotrèphe a dit en utilisant des mots. Ces </w:t>
       </w:r>
       <w:r>
         <w:rPr>
           <w:b/>
+          <w:lang w:val="fr_FR" w:bidi="fr_FR"/>
         </w:rPr>
         <w:t>propos</w:t>
       </w:r>
       <w:r>
+        <w:rPr>
+          <w:lang w:val="fr_FR" w:bidi="fr_FR"/>
+        </w:rPr>
         <w:t xml:space="preserve"> sont un exemple des </w:t>
       </w:r>
       <w:r>
         <w:rPr>
           <w:b/>
+          <w:lang w:val="fr_FR" w:bidi="fr_FR"/>
         </w:rPr>
         <w:t>actes qu'il commet</w:t>
       </w:r>
       <w:r>
+        <w:rPr>
+          <w:lang w:val="fr_FR" w:bidi="fr_FR"/>
+        </w:rPr>
         <w:t>. Si c'est utile dans votre langue, vous pouvez expliciter le sens. Traduction alternative : "en nous calomniant méchamment"</w:t>
       </w:r>
     </w:p>
     <w:p>
-      <w:r/>
-      <w:r>
+      <w:pPr/>
+      <w:r>
+        <w:rPr>
+          <w:lang w:val="fr_FR" w:bidi="fr_FR"/>
+        </w:rPr>
+      </w:r>
+      <w:r>
+        <w:rPr>
+          <w:lang w:val="fr_FR" w:bidi="fr_FR"/>
+        </w:rPr>
         <w:t xml:space="preserve">Voir : </w:t>
       </w:r>
       <w:r>
+        <w:rPr>
+          <w:lang w:val="fr_FR" w:bidi="fr_FR"/>
+        </w:rPr>
         <w:t>Métonymie</w:t>
       </w:r>
-      <w:r/>
-      <w:r/>
-    </w:p>
-    <w:p>
-      <w:r/>
+      <w:r>
+        <w:rPr>
+          <w:lang w:val="fr_FR" w:bidi="fr_FR"/>
+        </w:rPr>
+      </w:r>
+      <w:r>
+        <w:rPr>
+          <w:lang w:val="fr_FR" w:bidi="fr_FR"/>
+        </w:rPr>
+      </w:r>
+    </w:p>
+    <w:p>
+      <w:pPr/>
+      <w:r>
+        <w:rPr>
+          <w:lang w:val="fr_FR" w:bidi="fr_FR"/>
+        </w:rPr>
+      </w:r>
     </w:p>
     <w:p>
       <w:pPr>
         <w:pStyle w:val="Heading2"/>
       </w:pPr>
       <w:r>
+        <w:rPr>
+          <w:lang w:val="fr_FR" w:bidi="fr_FR"/>
+        </w:rPr>
         <w:t>3 Jean 1.10 (#5)</w:t>
       </w:r>
-      <w:r/>
-    </w:p>
-    <w:p>
-      <w:r/>
-      <w:r>
-        <w:rPr>
-          <w:b/>
+      <w:r>
+        <w:rPr>
+          <w:lang w:val="fr_FR" w:bidi="fr_FR"/>
+        </w:rPr>
+      </w:r>
+    </w:p>
+    <w:p>
+      <w:pPr/>
+      <w:r>
+        <w:rPr>
+          <w:lang w:val="fr_FR" w:bidi="fr_FR"/>
+        </w:rPr>
+      </w:r>
+      <w:r>
+        <w:rPr>
+          <w:b/>
+          <w:lang w:val="fr_FR" w:bidi="fr_FR"/>
         </w:rPr>
         <w:t>« non contents de cela »</w:t>
       </w:r>
     </w:p>
     <w:p>
-      <w:r/>
-      <w:r>
+      <w:pPr/>
+      <w:r>
+        <w:rPr>
+          <w:lang w:val="fr_FR" w:bidi="fr_FR"/>
+        </w:rPr>
+      </w:r>
+      <w:r>
+        <w:rPr>
+          <w:lang w:val="fr_FR" w:bidi="fr_FR"/>
+        </w:rPr>
         <w:t>Dans le texte grec, il s'agit d'une forme verbale passive. Choisissez la façon la plus naturelle de formuler cette idée dans votre langue. Traduction alternative : « n'étant pas satisfait de cela » ou « ne se satisfaisant pas de cela ».</w:t>
       </w:r>
     </w:p>
     <w:p>
-      <w:r/>
-      <w:r>
+      <w:pPr/>
+      <w:r>
+        <w:rPr>
+          <w:lang w:val="fr_FR" w:bidi="fr_FR"/>
+        </w:rPr>
+      </w:r>
+      <w:r>
+        <w:rPr>
+          <w:lang w:val="fr_FR" w:bidi="fr_FR"/>
+        </w:rPr>
         <w:t xml:space="preserve">Voir : </w:t>
       </w:r>
       <w:r>
+        <w:rPr>
+          <w:lang w:val="fr_FR" w:bidi="fr_FR"/>
+        </w:rPr>
         <w:t>Actif ou passif</w:t>
       </w:r>
-      <w:r/>
-      <w:r/>
-    </w:p>
-    <w:p>
-      <w:r/>
+      <w:r>
+        <w:rPr>
+          <w:lang w:val="fr_FR" w:bidi="fr_FR"/>
+        </w:rPr>
+      </w:r>
+      <w:r>
+        <w:rPr>
+          <w:lang w:val="fr_FR" w:bidi="fr_FR"/>
+        </w:rPr>
+      </w:r>
+    </w:p>
+    <w:p>
+      <w:pPr/>
+      <w:r>
+        <w:rPr>
+          <w:lang w:val="fr_FR" w:bidi="fr_FR"/>
+        </w:rPr>
+      </w:r>
     </w:p>
     <w:p>
       <w:pPr>
         <w:pStyle w:val="Heading2"/>
       </w:pPr>
       <w:r>
+        <w:rPr>
+          <w:lang w:val="fr_FR" w:bidi="fr_FR"/>
+        </w:rPr>
         <w:t>3 Jean 1:10 (#6)</w:t>
       </w:r>
-      <w:r/>
-    </w:p>
-    <w:p>
-      <w:r/>
-      <w:r>
-        <w:rPr>
-          <w:b/>
+      <w:r>
+        <w:rPr>
+          <w:lang w:val="fr_FR" w:bidi="fr_FR"/>
+        </w:rPr>
+      </w:r>
+    </w:p>
+    <w:p>
+      <w:pPr/>
+      <w:r>
+        <w:rPr>
+          <w:lang w:val="fr_FR" w:bidi="fr_FR"/>
+        </w:rPr>
+      </w:r>
+      <w:r>
+        <w:rPr>
+          <w:b/>
+          <w:lang w:val="fr_FR" w:bidi="fr_FR"/>
         </w:rPr>
         <w:t>"les frères"</w:t>
       </w:r>
     </w:p>
     <w:p>
-      <w:r/>
-      <w:r>
+      <w:pPr/>
+      <w:r>
+        <w:rPr>
+          <w:lang w:val="fr_FR" w:bidi="fr_FR"/>
+        </w:rPr>
+      </w:r>
+      <w:r>
+        <w:rPr>
+          <w:lang w:val="fr_FR" w:bidi="fr_FR"/>
+        </w:rPr>
         <w:t xml:space="preserve">Jean utilise le terme </w:t>
       </w:r>
       <w:r>
         <w:rPr>
           <w:b/>
+          <w:lang w:val="fr_FR" w:bidi="fr_FR"/>
         </w:rPr>
         <w:t>frères</w:t>
       </w:r>
       <w:r>
+        <w:rPr>
+          <w:lang w:val="fr_FR" w:bidi="fr_FR"/>
+        </w:rPr>
         <w:t xml:space="preserve"> pour désigner les personnes qui partagent la même foi. Si c'est utile dans votre langue, vous pouvez expliciter le sens. Traduction alternative : "ses coreligionnaires".</w:t>
       </w:r>
     </w:p>
     <w:p>
-      <w:r/>
-      <w:r>
+      <w:pPr/>
+      <w:r>
+        <w:rPr>
+          <w:lang w:val="fr_FR" w:bidi="fr_FR"/>
+        </w:rPr>
+      </w:r>
+      <w:r>
+        <w:rPr>
+          <w:lang w:val="fr_FR" w:bidi="fr_FR"/>
+        </w:rPr>
         <w:t xml:space="preserve">Voir : </w:t>
       </w:r>
       <w:r>
+        <w:rPr>
+          <w:lang w:val="fr_FR" w:bidi="fr_FR"/>
+        </w:rPr>
         <w:t>Métaphore</w:t>
       </w:r>
-      <w:r/>
-      <w:r/>
-    </w:p>
-    <w:p>
-      <w:r/>
+      <w:r>
+        <w:rPr>
+          <w:lang w:val="fr_FR" w:bidi="fr_FR"/>
+        </w:rPr>
+      </w:r>
+      <w:r>
+        <w:rPr>
+          <w:lang w:val="fr_FR" w:bidi="fr_FR"/>
+        </w:rPr>
+      </w:r>
+    </w:p>
+    <w:p>
+      <w:pPr/>
+      <w:r>
+        <w:rPr>
+          <w:lang w:val="fr_FR" w:bidi="fr_FR"/>
+        </w:rPr>
+      </w:r>
     </w:p>
     <w:p>
       <w:pPr>
         <w:pStyle w:val="Heading2"/>
       </w:pPr>
       <w:r>
+        <w:rPr>
+          <w:lang w:val="fr_FR" w:bidi="fr_FR"/>
+        </w:rPr>
         <w:t>3 Jean 1.10 (#7)</w:t>
       </w:r>
-      <w:r/>
-    </w:p>
-    <w:p>
-      <w:r/>
-      <w:r>
-        <w:rPr>
-          <w:b/>
+      <w:r>
+        <w:rPr>
+          <w:lang w:val="fr_FR" w:bidi="fr_FR"/>
+        </w:rPr>
+      </w:r>
+    </w:p>
+    <w:p>
+      <w:pPr/>
+      <w:r>
+        <w:rPr>
+          <w:lang w:val="fr_FR" w:bidi="fr_FR"/>
+        </w:rPr>
+      </w:r>
+      <w:r>
+        <w:rPr>
+          <w:b/>
+          <w:lang w:val="fr_FR" w:bidi="fr_FR"/>
         </w:rPr>
         <w:t>"il les en empêche"</w:t>
       </w:r>
     </w:p>
     <w:p>
-      <w:r/>
-      <w:r>
+      <w:pPr/>
+      <w:r>
+        <w:rPr>
+          <w:lang w:val="fr_FR" w:bidi="fr_FR"/>
+        </w:rPr>
+      </w:r>
+      <w:r>
+        <w:rPr>
+          <w:lang w:val="fr_FR" w:bidi="fr_FR"/>
+        </w:rPr>
         <w:t>John omet certains des mots qui sont nécessaires pour que la phrase soit complète dans de nombreuses langues. Vous pouvez ajouter ces mots en fonction du contexte si c'est plus clair dans votre langue. Traduction alternative : "et il arrête ceux qui sont prêts à recevoir les croyants"</w:t>
       </w:r>
     </w:p>
     <w:p>
-      <w:r/>
-      <w:r>
+      <w:pPr/>
+      <w:r>
+        <w:rPr>
+          <w:lang w:val="fr_FR" w:bidi="fr_FR"/>
+        </w:rPr>
+      </w:r>
+      <w:r>
+        <w:rPr>
+          <w:lang w:val="fr_FR" w:bidi="fr_FR"/>
+        </w:rPr>
         <w:t xml:space="preserve">Voir : </w:t>
       </w:r>
       <w:r>
+        <w:rPr>
+          <w:lang w:val="fr_FR" w:bidi="fr_FR"/>
+        </w:rPr>
         <w:t>Ellipse</w:t>
       </w:r>
-      <w:r/>
-      <w:r/>
-    </w:p>
-    <w:p>
-      <w:r/>
+      <w:r>
+        <w:rPr>
+          <w:lang w:val="fr_FR" w:bidi="fr_FR"/>
+        </w:rPr>
+      </w:r>
+      <w:r>
+        <w:rPr>
+          <w:lang w:val="fr_FR" w:bidi="fr_FR"/>
+        </w:rPr>
+      </w:r>
+    </w:p>
+    <w:p>
+      <w:pPr/>
+      <w:r>
+        <w:rPr>
+          <w:lang w:val="fr_FR" w:bidi="fr_FR"/>
+        </w:rPr>
+      </w:r>
     </w:p>
     <w:p>
       <w:pPr>
         <w:pStyle w:val="Heading2"/>
       </w:pPr>
       <w:r>
+        <w:rPr>
+          <w:lang w:val="fr_FR" w:bidi="fr_FR"/>
+        </w:rPr>
         <w:t>3 Jean 1.11 (#1)</w:t>
       </w:r>
-      <w:r/>
-    </w:p>
-    <w:p>
-      <w:r/>
-      <w:r>
-        <w:rPr>
-          <w:b/>
+      <w:r>
+        <w:rPr>
+          <w:lang w:val="fr_FR" w:bidi="fr_FR"/>
+        </w:rPr>
+      </w:r>
+    </w:p>
+    <w:p>
+      <w:pPr/>
+      <w:r>
+        <w:rPr>
+          <w:lang w:val="fr_FR" w:bidi="fr_FR"/>
+        </w:rPr>
+      </w:r>
+      <w:r>
+        <w:rPr>
+          <w:b/>
+          <w:lang w:val="fr_FR" w:bidi="fr_FR"/>
         </w:rPr>
         <w:t>"n'imite pas le mal mais le bien"</w:t>
       </w:r>
     </w:p>
     <w:p>
-      <w:r/>
-      <w:r>
+      <w:pPr/>
+      <w:r>
+        <w:rPr>
+          <w:lang w:val="fr_FR" w:bidi="fr_FR"/>
+        </w:rPr>
+      </w:r>
+      <w:r>
+        <w:rPr>
+          <w:lang w:val="fr_FR" w:bidi="fr_FR"/>
+        </w:rPr>
         <w:t xml:space="preserve">Jean utilise les adjectifs </w:t>
       </w:r>
       <w:r>
         <w:rPr>
           <w:b/>
+          <w:lang w:val="fr_FR" w:bidi="fr_FR"/>
         </w:rPr>
         <w:t>mal</w:t>
       </w:r>
       <w:r>
+        <w:rPr>
+          <w:lang w:val="fr_FR" w:bidi="fr_FR"/>
+        </w:rPr>
         <w:t xml:space="preserve"> et </w:t>
       </w:r>
       <w:r>
         <w:rPr>
           <w:b/>
+          <w:lang w:val="fr_FR" w:bidi="fr_FR"/>
         </w:rPr>
         <w:t>bien</w:t>
       </w:r>
       <w:r>
+        <w:rPr>
+          <w:lang w:val="fr_FR" w:bidi="fr_FR"/>
+        </w:rPr>
         <w:t xml:space="preserve"> comme des noms dans un sens général. Votre langue peut utiliser les adjectifs de la même manière. Sinon, vous pouvez traduire ces mots par une phrase équivalente. Traduction alternative : "n'imite pas les mauvaises actions que font les gens, mais imite leurs bonnes actions".</w:t>
       </w:r>
     </w:p>
     <w:p>
-      <w:r/>
-      <w:r>
+      <w:pPr/>
+      <w:r>
+        <w:rPr>
+          <w:lang w:val="fr_FR" w:bidi="fr_FR"/>
+        </w:rPr>
+      </w:r>
+      <w:r>
+        <w:rPr>
+          <w:lang w:val="fr_FR" w:bidi="fr_FR"/>
+        </w:rPr>
         <w:t xml:space="preserve">Voir : </w:t>
       </w:r>
       <w:r>
+        <w:rPr>
+          <w:lang w:val="fr_FR" w:bidi="fr_FR"/>
+        </w:rPr>
         <w:t>Adjectifs substantivés</w:t>
       </w:r>
-      <w:r/>
-      <w:r/>
-    </w:p>
-    <w:p>
-      <w:r/>
+      <w:r>
+        <w:rPr>
+          <w:lang w:val="fr_FR" w:bidi="fr_FR"/>
+        </w:rPr>
+      </w:r>
+      <w:r>
+        <w:rPr>
+          <w:lang w:val="fr_FR" w:bidi="fr_FR"/>
+        </w:rPr>
+      </w:r>
+    </w:p>
+    <w:p>
+      <w:pPr/>
+      <w:r>
+        <w:rPr>
+          <w:lang w:val="fr_FR" w:bidi="fr_FR"/>
+        </w:rPr>
+      </w:r>
     </w:p>
     <w:p>
       <w:pPr>
         <w:pStyle w:val="Heading2"/>
       </w:pPr>
       <w:r>
+        <w:rPr>
+          <w:lang w:val="fr_FR" w:bidi="fr_FR"/>
+        </w:rPr>
         <w:t>3 Jean 1.11 (#2)</w:t>
       </w:r>
-      <w:r/>
-    </w:p>
-    <w:p>
-      <w:r/>
-      <w:r>
-        <w:rPr>
-          <w:b/>
+      <w:r>
+        <w:rPr>
+          <w:lang w:val="fr_FR" w:bidi="fr_FR"/>
+        </w:rPr>
+      </w:r>
+    </w:p>
+    <w:p>
+      <w:pPr/>
+      <w:r>
+        <w:rPr>
+          <w:lang w:val="fr_FR" w:bidi="fr_FR"/>
+        </w:rPr>
+      </w:r>
+      <w:r>
+        <w:rPr>
+          <w:b/>
+          <w:lang w:val="fr_FR" w:bidi="fr_FR"/>
         </w:rPr>
         <w:t>"mais le bien"</w:t>
       </w:r>
     </w:p>
     <w:p>
-      <w:r/>
-      <w:r>
+      <w:pPr/>
+      <w:r>
+        <w:rPr>
+          <w:lang w:val="fr_FR" w:bidi="fr_FR"/>
+        </w:rPr>
+      </w:r>
+      <w:r>
+        <w:rPr>
+          <w:lang w:val="fr_FR" w:bidi="fr_FR"/>
+        </w:rPr>
         <w:t>Jean élude un certain nombre de mots nécessaires pour que la phrase soit complète dans certaines langues. Vous pouvez ajouter ces mots à choisir en fonction du contexte. Traduction alternative : "mais imite les bonnes choses que les gens font".</w:t>
       </w:r>
     </w:p>
     <w:p>
-      <w:r/>
-      <w:r>
+      <w:pPr/>
+      <w:r>
+        <w:rPr>
+          <w:lang w:val="fr_FR" w:bidi="fr_FR"/>
+        </w:rPr>
+      </w:r>
+      <w:r>
+        <w:rPr>
+          <w:lang w:val="fr_FR" w:bidi="fr_FR"/>
+        </w:rPr>
         <w:t xml:space="preserve">Voir : </w:t>
       </w:r>
       <w:r>
+        <w:rPr>
+          <w:lang w:val="fr_FR" w:bidi="fr_FR"/>
+        </w:rPr>
         <w:t>Ellipse</w:t>
       </w:r>
-      <w:r/>
-      <w:r/>
-    </w:p>
-    <w:p>
-      <w:r/>
+      <w:r>
+        <w:rPr>
+          <w:lang w:val="fr_FR" w:bidi="fr_FR"/>
+        </w:rPr>
+      </w:r>
+      <w:r>
+        <w:rPr>
+          <w:lang w:val="fr_FR" w:bidi="fr_FR"/>
+        </w:rPr>
+      </w:r>
+    </w:p>
+    <w:p>
+      <w:pPr/>
+      <w:r>
+        <w:rPr>
+          <w:lang w:val="fr_FR" w:bidi="fr_FR"/>
+        </w:rPr>
+      </w:r>
     </w:p>
     <w:p>
       <w:pPr>
         <w:pStyle w:val="Heading2"/>
       </w:pPr>
       <w:r>
+        <w:rPr>
+          <w:lang w:val="fr_FR" w:bidi="fr_FR"/>
+        </w:rPr>
         <w:t>3 Jean 1.11 (#3)</w:t>
       </w:r>
-      <w:r/>
-    </w:p>
-    <w:p>
-      <w:r/>
-      <w:r>
-        <w:rPr>
-          <w:b/>
+      <w:r>
+        <w:rPr>
+          <w:lang w:val="fr_FR" w:bidi="fr_FR"/>
+        </w:rPr>
+      </w:r>
+    </w:p>
+    <w:p>
+      <w:pPr/>
+      <w:r>
+        <w:rPr>
+          <w:lang w:val="fr_FR" w:bidi="fr_FR"/>
+        </w:rPr>
+      </w:r>
+      <w:r>
+        <w:rPr>
+          <w:b/>
+          <w:lang w:val="fr_FR" w:bidi="fr_FR"/>
         </w:rPr>
         <w:t>"n'a point vu Dieu"</w:t>
       </w:r>
     </w:p>
     <w:p>
-      <w:r/>
-      <w:r>
+      <w:pPr/>
+      <w:r>
+        <w:rPr>
+          <w:lang w:val="fr_FR" w:bidi="fr_FR"/>
+        </w:rPr>
+      </w:r>
+      <w:r>
+        <w:rPr>
+          <w:lang w:val="fr_FR" w:bidi="fr_FR"/>
+        </w:rPr>
         <w:t xml:space="preserve">Jean utilise le mot </w:t>
       </w:r>
       <w:r>
         <w:rPr>
           <w:b/>
+          <w:lang w:val="fr_FR" w:bidi="fr_FR"/>
         </w:rPr>
         <w:t>vu</w:t>
       </w:r>
       <w:r>
+        <w:rPr>
+          <w:lang w:val="fr_FR" w:bidi="fr_FR"/>
+        </w:rPr>
         <w:t xml:space="preserve"> pour dire "cru en" ou "fait l'expérience de". Si c'est plus clair dans votre langue, vous pouvez expliciter le sens. Traduction alternative : "n'a pas fait l'expérience de Dieu" ou "n'a pas cru en Dieu".</w:t>
       </w:r>
     </w:p>
     <w:p>
-      <w:r/>
-      <w:r>
+      <w:pPr/>
+      <w:r>
+        <w:rPr>
+          <w:lang w:val="fr_FR" w:bidi="fr_FR"/>
+        </w:rPr>
+      </w:r>
+      <w:r>
+        <w:rPr>
+          <w:lang w:val="fr_FR" w:bidi="fr_FR"/>
+        </w:rPr>
         <w:t xml:space="preserve">Voir : </w:t>
       </w:r>
       <w:r>
+        <w:rPr>
+          <w:lang w:val="fr_FR" w:bidi="fr_FR"/>
+        </w:rPr>
         <w:t>Métaphore</w:t>
       </w:r>
-      <w:r/>
-      <w:r/>
-    </w:p>
-    <w:p>
-      <w:r/>
+      <w:r>
+        <w:rPr>
+          <w:lang w:val="fr_FR" w:bidi="fr_FR"/>
+        </w:rPr>
+      </w:r>
+      <w:r>
+        <w:rPr>
+          <w:lang w:val="fr_FR" w:bidi="fr_FR"/>
+        </w:rPr>
+      </w:r>
+    </w:p>
+    <w:p>
+      <w:pPr/>
+      <w:r>
+        <w:rPr>
+          <w:lang w:val="fr_FR" w:bidi="fr_FR"/>
+        </w:rPr>
+      </w:r>
     </w:p>
     <w:p>
       <w:pPr>
         <w:pStyle w:val="Heading2"/>
       </w:pPr>
       <w:r>
+        <w:rPr>
+          <w:lang w:val="fr_FR" w:bidi="fr_FR"/>
+        </w:rPr>
         <w:t>3 Jean 1.12 (#1)</w:t>
       </w:r>
-      <w:r/>
-    </w:p>
-    <w:p>
-      <w:r/>
-      <w:r>
-        <w:rPr>
-          <w:b/>
+      <w:r>
+        <w:rPr>
+          <w:lang w:val="fr_FR" w:bidi="fr_FR"/>
+        </w:rPr>
+      </w:r>
+    </w:p>
+    <w:p>
+      <w:pPr/>
+      <w:r>
+        <w:rPr>
+          <w:lang w:val="fr_FR" w:bidi="fr_FR"/>
+        </w:rPr>
+      </w:r>
+      <w:r>
+        <w:rPr>
+          <w:b/>
+          <w:lang w:val="fr_FR" w:bidi="fr_FR"/>
         </w:rPr>
         <w:t>« Tous [...] rendent un bon témoignage à Démétrius »</w:t>
       </w:r>
     </w:p>
     <w:p>
-      <w:r/>
-      <w:r>
+      <w:pPr/>
+      <w:r>
+        <w:rPr>
+          <w:lang w:val="fr_FR" w:bidi="fr_FR"/>
+        </w:rPr>
+      </w:r>
+      <w:r>
+        <w:rPr>
+          <w:lang w:val="fr_FR" w:bidi="fr_FR"/>
+        </w:rPr>
         <w:t>Dans le texte grec, il s'agit d'une forme verbale passive. Choisissez la façon la plus naturelle de formuler cette idée dans votre langue. Traduction alternative : « Un bon témoignage est rendu à Démétrius par tous ». Si l'actif est préférable dans votre langue, vous pouvez traduire comme dans la LSG.</w:t>
       </w:r>
     </w:p>
     <w:p>
-      <w:r/>
-      <w:r>
+      <w:pPr/>
+      <w:r>
+        <w:rPr>
+          <w:lang w:val="fr_FR" w:bidi="fr_FR"/>
+        </w:rPr>
+      </w:r>
+      <w:r>
+        <w:rPr>
+          <w:lang w:val="fr_FR" w:bidi="fr_FR"/>
+        </w:rPr>
         <w:t xml:space="preserve">Voir : </w:t>
       </w:r>
       <w:r>
+        <w:rPr>
+          <w:lang w:val="fr_FR" w:bidi="fr_FR"/>
+        </w:rPr>
         <w:t>Actif ou passif</w:t>
       </w:r>
-      <w:r/>
-      <w:r/>
-    </w:p>
-    <w:p>
-      <w:r/>
+      <w:r>
+        <w:rPr>
+          <w:lang w:val="fr_FR" w:bidi="fr_FR"/>
+        </w:rPr>
+      </w:r>
+      <w:r>
+        <w:rPr>
+          <w:lang w:val="fr_FR" w:bidi="fr_FR"/>
+        </w:rPr>
+      </w:r>
+    </w:p>
+    <w:p>
+      <w:pPr/>
+      <w:r>
+        <w:rPr>
+          <w:lang w:val="fr_FR" w:bidi="fr_FR"/>
+        </w:rPr>
+      </w:r>
     </w:p>
     <w:p>
       <w:pPr>
         <w:pStyle w:val="Heading2"/>
       </w:pPr>
       <w:r>
+        <w:rPr>
+          <w:lang w:val="fr_FR" w:bidi="fr_FR"/>
+        </w:rPr>
         <w:t>3 Jean 1.12 (#2)</w:t>
       </w:r>
-      <w:r/>
-    </w:p>
-    <w:p>
-      <w:r/>
-      <w:r>
-        <w:rPr>
-          <w:b/>
+      <w:r>
+        <w:rPr>
+          <w:lang w:val="fr_FR" w:bidi="fr_FR"/>
+        </w:rPr>
+      </w:r>
+    </w:p>
+    <w:p>
+      <w:pPr/>
+      <w:r>
+        <w:rPr>
+          <w:lang w:val="fr_FR" w:bidi="fr_FR"/>
+        </w:rPr>
+      </w:r>
+      <w:r>
+        <w:rPr>
+          <w:b/>
+          <w:lang w:val="fr_FR" w:bidi="fr_FR"/>
         </w:rPr>
         <w:t>"Démétrius"</w:t>
       </w:r>
     </w:p>
     <w:p>
-      <w:r/>
-      <w:r>
-        <w:rPr>
-          <w:b/>
+      <w:pPr/>
+      <w:r>
+        <w:rPr>
+          <w:lang w:val="fr_FR" w:bidi="fr_FR"/>
+        </w:rPr>
+      </w:r>
+      <w:r>
+        <w:rPr>
+          <w:b/>
+          <w:lang w:val="fr_FR" w:bidi="fr_FR"/>
         </w:rPr>
         <w:t>Démétrius</w:t>
       </w:r>
       <w:r>
+        <w:rPr>
+          <w:lang w:val="fr_FR" w:bidi="fr_FR"/>
+        </w:rPr>
         <w:t xml:space="preserve"> est le nom d'un homme.</w:t>
       </w:r>
     </w:p>
     <w:p>
-      <w:r/>
-      <w:r>
+      <w:pPr/>
+      <w:r>
+        <w:rPr>
+          <w:lang w:val="fr_FR" w:bidi="fr_FR"/>
+        </w:rPr>
+      </w:r>
+      <w:r>
+        <w:rPr>
+          <w:lang w:val="fr_FR" w:bidi="fr_FR"/>
+        </w:rPr>
         <w:t xml:space="preserve">Voir : </w:t>
       </w:r>
       <w:r>
+        <w:rPr>
+          <w:lang w:val="fr_FR" w:bidi="fr_FR"/>
+        </w:rPr>
         <w:t>Comment traduire les noms</w:t>
       </w:r>
-      <w:r/>
-      <w:r/>
-    </w:p>
-    <w:p>
-      <w:r/>
+      <w:r>
+        <w:rPr>
+          <w:lang w:val="fr_FR" w:bidi="fr_FR"/>
+        </w:rPr>
+      </w:r>
+      <w:r>
+        <w:rPr>
+          <w:lang w:val="fr_FR" w:bidi="fr_FR"/>
+        </w:rPr>
+      </w:r>
+    </w:p>
+    <w:p>
+      <w:pPr/>
+      <w:r>
+        <w:rPr>
+          <w:lang w:val="fr_FR" w:bidi="fr_FR"/>
+        </w:rPr>
+      </w:r>
     </w:p>
     <w:p>
       <w:pPr>
         <w:pStyle w:val="Heading2"/>
       </w:pPr>
       <w:r>
+        <w:rPr>
+          <w:lang w:val="fr_FR" w:bidi="fr_FR"/>
+        </w:rPr>
         <w:t>3 Jean 1.12 (#3)</w:t>
       </w:r>
-      <w:r/>
-    </w:p>
-    <w:p>
-      <w:r/>
-      <w:r>
-        <w:rPr>
-          <w:b/>
+      <w:r>
+        <w:rPr>
+          <w:lang w:val="fr_FR" w:bidi="fr_FR"/>
+        </w:rPr>
+      </w:r>
+    </w:p>
+    <w:p>
+      <w:pPr/>
+      <w:r>
+        <w:rPr>
+          <w:lang w:val="fr_FR" w:bidi="fr_FR"/>
+        </w:rPr>
+      </w:r>
+      <w:r>
+        <w:rPr>
+          <w:b/>
+          <w:lang w:val="fr_FR" w:bidi="fr_FR"/>
         </w:rPr>
         <w:t>"Tous"</w:t>
       </w:r>
     </w:p>
     <w:p>
-      <w:r/>
-      <w:r>
+      <w:pPr/>
+      <w:r>
+        <w:rPr>
+          <w:lang w:val="fr_FR" w:bidi="fr_FR"/>
+        </w:rPr>
+      </w:r>
+      <w:r>
+        <w:rPr>
+          <w:lang w:val="fr_FR" w:bidi="fr_FR"/>
+        </w:rPr>
         <w:t xml:space="preserve">Jean utilise ici </w:t>
       </w:r>
       <w:r>
         <w:rPr>
           <w:b/>
+          <w:lang w:val="fr_FR" w:bidi="fr_FR"/>
         </w:rPr>
         <w:t>Tous</w:t>
       </w:r>
       <w:r>
+        <w:rPr>
+          <w:lang w:val="fr_FR" w:bidi="fr_FR"/>
+        </w:rPr>
         <w:t xml:space="preserve"> pour marquer l'insistance. Si c'est utile dans votre langue, vous pouvez utiliser une autre manière d'exprimer l'insistance. Traduction alternative : "Tous ceux qui le connaissent".</w:t>
       </w:r>
     </w:p>
     <w:p>
-      <w:r/>
-      <w:r>
+      <w:pPr/>
+      <w:r>
+        <w:rPr>
+          <w:lang w:val="fr_FR" w:bidi="fr_FR"/>
+        </w:rPr>
+      </w:r>
+      <w:r>
+        <w:rPr>
+          <w:lang w:val="fr_FR" w:bidi="fr_FR"/>
+        </w:rPr>
         <w:t xml:space="preserve">Voir : </w:t>
       </w:r>
       <w:r>
+        <w:rPr>
+          <w:lang w:val="fr_FR" w:bidi="fr_FR"/>
+        </w:rPr>
         <w:t>Hyperbole</w:t>
       </w:r>
-      <w:r/>
-      <w:r/>
-    </w:p>
-    <w:p>
-      <w:r/>
+      <w:r>
+        <w:rPr>
+          <w:lang w:val="fr_FR" w:bidi="fr_FR"/>
+        </w:rPr>
+      </w:r>
+      <w:r>
+        <w:rPr>
+          <w:lang w:val="fr_FR" w:bidi="fr_FR"/>
+        </w:rPr>
+      </w:r>
+    </w:p>
+    <w:p>
+      <w:pPr/>
+      <w:r>
+        <w:rPr>
+          <w:lang w:val="fr_FR" w:bidi="fr_FR"/>
+        </w:rPr>
+      </w:r>
     </w:p>
     <w:p>
       <w:pPr>
         <w:pStyle w:val="Heading2"/>
       </w:pPr>
       <w:r>
+        <w:rPr>
+          <w:lang w:val="fr_FR" w:bidi="fr_FR"/>
+        </w:rPr>
         <w:t>3 Jean 1.12 (#4)</w:t>
       </w:r>
-      <w:r/>
-    </w:p>
-    <w:p>
-      <w:r/>
-      <w:r>
-        <w:rPr>
-          <w:b/>
+      <w:r>
+        <w:rPr>
+          <w:lang w:val="fr_FR" w:bidi="fr_FR"/>
+        </w:rPr>
+      </w:r>
+    </w:p>
+    <w:p>
+      <w:pPr/>
+      <w:r>
+        <w:rPr>
+          <w:lang w:val="fr_FR" w:bidi="fr_FR"/>
+        </w:rPr>
+      </w:r>
+      <w:r>
+        <w:rPr>
+          <w:b/>
+          <w:lang w:val="fr_FR" w:bidi="fr_FR"/>
         </w:rPr>
         <w:t>« et la vérité elle-même »</w:t>
       </w:r>
     </w:p>
     <w:p>
-      <w:r/>
-      <w:r>
+      <w:pPr/>
+      <w:r>
+        <w:rPr>
+          <w:lang w:val="fr_FR" w:bidi="fr_FR"/>
+        </w:rPr>
+      </w:r>
+      <w:r>
+        <w:rPr>
+          <w:lang w:val="fr_FR" w:bidi="fr_FR"/>
+        </w:rPr>
         <w:t>Jean omet certains mots de cette phrase qui sont nécessaires dans certaines langues pour avoir une phrase complète. Vous pouvez inclure ces mots si c'est nécessaire dans votre langue. Traduction alternative : « Tous rendent un bon témoignage à Démétrius, et la vérité elle-même lui rend un bon témoignage ».</w:t>
       </w:r>
     </w:p>
     <w:p>
-      <w:r/>
-      <w:r>
+      <w:pPr/>
+      <w:r>
+        <w:rPr>
+          <w:lang w:val="fr_FR" w:bidi="fr_FR"/>
+        </w:rPr>
+      </w:r>
+      <w:r>
+        <w:rPr>
+          <w:lang w:val="fr_FR" w:bidi="fr_FR"/>
+        </w:rPr>
         <w:t xml:space="preserve">Voir : </w:t>
       </w:r>
       <w:r>
+        <w:rPr>
+          <w:lang w:val="fr_FR" w:bidi="fr_FR"/>
+        </w:rPr>
         <w:t>Ellipse</w:t>
       </w:r>
-      <w:r/>
-      <w:r/>
-    </w:p>
-    <w:p>
-      <w:r/>
+      <w:r>
+        <w:rPr>
+          <w:lang w:val="fr_FR" w:bidi="fr_FR"/>
+        </w:rPr>
+      </w:r>
+      <w:r>
+        <w:rPr>
+          <w:lang w:val="fr_FR" w:bidi="fr_FR"/>
+        </w:rPr>
+      </w:r>
+    </w:p>
+    <w:p>
+      <w:pPr/>
+      <w:r>
+        <w:rPr>
+          <w:lang w:val="fr_FR" w:bidi="fr_FR"/>
+        </w:rPr>
+      </w:r>
     </w:p>
     <w:p>
       <w:pPr>
         <w:pStyle w:val="Heading2"/>
       </w:pPr>
       <w:r>
+        <w:rPr>
+          <w:lang w:val="fr_FR" w:bidi="fr_FR"/>
+        </w:rPr>
         <w:t>3 Jean 1.12 (#5)</w:t>
       </w:r>
-      <w:r/>
-    </w:p>
-    <w:p>
-      <w:r/>
-      <w:r>
-        <w:rPr>
-          <w:b/>
+      <w:r>
+        <w:rPr>
+          <w:lang w:val="fr_FR" w:bidi="fr_FR"/>
+        </w:rPr>
+      </w:r>
+    </w:p>
+    <w:p>
+      <w:pPr/>
+      <w:r>
+        <w:rPr>
+          <w:lang w:val="fr_FR" w:bidi="fr_FR"/>
+        </w:rPr>
+      </w:r>
+      <w:r>
+        <w:rPr>
+          <w:b/>
+          <w:lang w:val="fr_FR" w:bidi="fr_FR"/>
         </w:rPr>
         <w:t>"et la vérité elle-même"</w:t>
       </w:r>
     </w:p>
     <w:p>
-      <w:r/>
-      <w:r>
+      <w:pPr/>
+      <w:r>
+        <w:rPr>
+          <w:lang w:val="fr_FR" w:bidi="fr_FR"/>
+        </w:rPr>
+      </w:r>
+      <w:r>
+        <w:rPr>
+          <w:lang w:val="fr_FR" w:bidi="fr_FR"/>
+        </w:rPr>
         <w:t xml:space="preserve">Si votre langue n'utilise pas de nom abstrait pour exprimer l'idée de </w:t>
       </w:r>
       <w:r>
         <w:rPr>
           <w:b/>
+          <w:lang w:val="fr_FR" w:bidi="fr_FR"/>
         </w:rPr>
         <w:t>vérité</w:t>
       </w:r>
       <w:r>
+        <w:rPr>
+          <w:lang w:val="fr_FR" w:bidi="fr_FR"/>
+        </w:rPr>
         <w:t>, vous pouvez exprimer la même idée d'une autre manière. Traduction alternative : "la façon dont il obéit vraiment à Jésus".</w:t>
       </w:r>
     </w:p>
     <w:p>
-      <w:r/>
-      <w:r>
+      <w:pPr/>
+      <w:r>
+        <w:rPr>
+          <w:lang w:val="fr_FR" w:bidi="fr_FR"/>
+        </w:rPr>
+      </w:r>
+      <w:r>
+        <w:rPr>
+          <w:lang w:val="fr_FR" w:bidi="fr_FR"/>
+        </w:rPr>
         <w:t xml:space="preserve">Voir : </w:t>
       </w:r>
       <w:r>
+        <w:rPr>
+          <w:lang w:val="fr_FR" w:bidi="fr_FR"/>
+        </w:rPr>
         <w:t>Les noms abstraits</w:t>
       </w:r>
-      <w:r/>
-      <w:r/>
-    </w:p>
-    <w:p>
-      <w:r/>
+      <w:r>
+        <w:rPr>
+          <w:lang w:val="fr_FR" w:bidi="fr_FR"/>
+        </w:rPr>
+      </w:r>
+      <w:r>
+        <w:rPr>
+          <w:lang w:val="fr_FR" w:bidi="fr_FR"/>
+        </w:rPr>
+      </w:r>
+    </w:p>
+    <w:p>
+      <w:pPr/>
+      <w:r>
+        <w:rPr>
+          <w:lang w:val="fr_FR" w:bidi="fr_FR"/>
+        </w:rPr>
+      </w:r>
     </w:p>
     <w:p>
       <w:pPr>
         <w:pStyle w:val="Heading2"/>
       </w:pPr>
       <w:r>
+        <w:rPr>
+          <w:lang w:val="fr_FR" w:bidi="fr_FR"/>
+        </w:rPr>
         <w:t>3 Jean 1.12 (#6)</w:t>
       </w:r>
-      <w:r/>
-    </w:p>
-    <w:p>
-      <w:r/>
-      <w:r>
-        <w:rPr>
-          <w:b/>
+      <w:r>
+        <w:rPr>
+          <w:lang w:val="fr_FR" w:bidi="fr_FR"/>
+        </w:rPr>
+      </w:r>
+    </w:p>
+    <w:p>
+      <w:pPr/>
+      <w:r>
+        <w:rPr>
+          <w:lang w:val="fr_FR" w:bidi="fr_FR"/>
+        </w:rPr>
+      </w:r>
+      <w:r>
+        <w:rPr>
+          <w:b/>
+          <w:lang w:val="fr_FR" w:bidi="fr_FR"/>
         </w:rPr>
         <w:t>"et la vérité elle-même"</w:t>
       </w:r>
     </w:p>
     <w:p>
-      <w:r/>
-      <w:r>
+      <w:pPr/>
+      <w:r>
+        <w:rPr>
+          <w:lang w:val="fr_FR" w:bidi="fr_FR"/>
+        </w:rPr>
+      </w:r>
+      <w:r>
+        <w:rPr>
+          <w:lang w:val="fr_FR" w:bidi="fr_FR"/>
+        </w:rPr>
         <w:t xml:space="preserve">Jean parle de </w:t>
       </w:r>
       <w:r>
         <w:rPr>
           <w:b/>
+          <w:lang w:val="fr_FR" w:bidi="fr_FR"/>
         </w:rPr>
         <w:t>la vérité</w:t>
       </w:r>
       <w:r>
+        <w:rPr>
+          <w:lang w:val="fr_FR" w:bidi="fr_FR"/>
+        </w:rPr>
         <w:t xml:space="preserve"> comme d'une entité vivante qui peut témoigner que Démétrius est une bonne personne. Si c'est utile dans votre langue, vous pouvez expliciter le sens. Traduction alternative : "et la justesse de sa manière de vivre".</w:t>
       </w:r>
     </w:p>
     <w:p>
-      <w:r/>
-      <w:r>
+      <w:pPr/>
+      <w:r>
+        <w:rPr>
+          <w:lang w:val="fr_FR" w:bidi="fr_FR"/>
+        </w:rPr>
+      </w:r>
+      <w:r>
+        <w:rPr>
+          <w:lang w:val="fr_FR" w:bidi="fr_FR"/>
+        </w:rPr>
         <w:t xml:space="preserve">Voir : </w:t>
       </w:r>
       <w:r>
+        <w:rPr>
+          <w:lang w:val="fr_FR" w:bidi="fr_FR"/>
+        </w:rPr>
         <w:t>Personnification</w:t>
       </w:r>
-      <w:r/>
-      <w:r/>
-    </w:p>
-    <w:p>
-      <w:r/>
+      <w:r>
+        <w:rPr>
+          <w:lang w:val="fr_FR" w:bidi="fr_FR"/>
+        </w:rPr>
+      </w:r>
+      <w:r>
+        <w:rPr>
+          <w:lang w:val="fr_FR" w:bidi="fr_FR"/>
+        </w:rPr>
+      </w:r>
+    </w:p>
+    <w:p>
+      <w:pPr/>
+      <w:r>
+        <w:rPr>
+          <w:lang w:val="fr_FR" w:bidi="fr_FR"/>
+        </w:rPr>
+      </w:r>
     </w:p>
     <w:p>
       <w:pPr>
         <w:pStyle w:val="Heading2"/>
       </w:pPr>
       <w:r>
+        <w:rPr>
+          <w:lang w:val="fr_FR" w:bidi="fr_FR"/>
+        </w:rPr>
         <w:t>3 Jean 1.12 (#7)</w:t>
       </w:r>
-      <w:r/>
-    </w:p>
-    <w:p>
-      <w:r/>
-      <w:r>
-        <w:rPr>
-          <w:b/>
+      <w:r>
+        <w:rPr>
+          <w:lang w:val="fr_FR" w:bidi="fr_FR"/>
+        </w:rPr>
+      </w:r>
+    </w:p>
+    <w:p>
+      <w:pPr/>
+      <w:r>
+        <w:rPr>
+          <w:lang w:val="fr_FR" w:bidi="fr_FR"/>
+        </w:rPr>
+      </w:r>
+      <w:r>
+        <w:rPr>
+          <w:b/>
+          <w:lang w:val="fr_FR" w:bidi="fr_FR"/>
         </w:rPr>
         <w:t>"</w:t>
       </w:r>
       <w:r>
         <w:rPr>
           <w:b/>
+          <w:lang w:val="fr_FR" w:bidi="fr_FR"/>
         </w:rPr>
         <w:t>nous aussi, nous lui rendons témoignage</w:t>
       </w:r>
       <w:r>
         <w:rPr>
           <w:b/>
+          <w:lang w:val="fr_FR" w:bidi="fr_FR"/>
         </w:rPr>
         <w:t>"</w:t>
       </w:r>
     </w:p>
     <w:p>
-      <w:r/>
-      <w:r>
+      <w:pPr/>
+      <w:r>
+        <w:rPr>
+          <w:lang w:val="fr_FR" w:bidi="fr_FR"/>
+        </w:rPr>
+      </w:r>
+      <w:r>
+        <w:rPr>
+          <w:lang w:val="fr_FR" w:bidi="fr_FR"/>
+        </w:rPr>
         <w:t xml:space="preserve">Pour insister, John utilise le pronom </w:t>
       </w:r>
       <w:r>
         <w:rPr>
           <w:b/>
+          <w:lang w:val="fr_FR" w:bidi="fr_FR"/>
         </w:rPr>
         <w:t>nous</w:t>
       </w:r>
       <w:r>
+        <w:rPr>
+          <w:lang w:val="fr_FR" w:bidi="fr_FR"/>
+        </w:rPr>
         <w:t xml:space="preserve">, dont le sens est déjà présent dans le deuxième </w:t>
       </w:r>
       <w:r>
         <w:rPr>
           <w:b/>
+          <w:lang w:val="fr_FR" w:bidi="fr_FR"/>
         </w:rPr>
         <w:t>nous</w:t>
       </w:r>
       <w:r>
+        <w:rPr>
+          <w:lang w:val="fr_FR" w:bidi="fr_FR"/>
+        </w:rPr>
         <w:t xml:space="preserve">. Si votre langue peut exprimer des pronoms implicites explicitement pour insister, vous pouvez utiliser cette construction dans votre traduction. Certaines langues disposent d'autres moyens pour exprimer l'insistance. </w:t>
       </w:r>
     </w:p>
     <w:p>
-      <w:r/>
-      <w:r>
+      <w:pPr/>
+      <w:r>
+        <w:rPr>
+          <w:lang w:val="fr_FR" w:bidi="fr_FR"/>
+        </w:rPr>
+      </w:r>
+      <w:r>
+        <w:rPr>
+          <w:lang w:val="fr_FR" w:bidi="fr_FR"/>
+        </w:rPr>
         <w:t xml:space="preserve">Voir : </w:t>
       </w:r>
       <w:r>
+        <w:rPr>
+          <w:lang w:val="fr_FR" w:bidi="fr_FR"/>
+        </w:rPr>
         <w:t>Pronoms — Quand les utiliser ?</w:t>
       </w:r>
-      <w:r/>
-      <w:r/>
-    </w:p>
-    <w:p>
-      <w:r/>
+      <w:r>
+        <w:rPr>
+          <w:lang w:val="fr_FR" w:bidi="fr_FR"/>
+        </w:rPr>
+      </w:r>
+      <w:r>
+        <w:rPr>
+          <w:lang w:val="fr_FR" w:bidi="fr_FR"/>
+        </w:rPr>
+      </w:r>
+    </w:p>
+    <w:p>
+      <w:pPr/>
+      <w:r>
+        <w:rPr>
+          <w:lang w:val="fr_FR" w:bidi="fr_FR"/>
+        </w:rPr>
+      </w:r>
     </w:p>
     <w:p>
       <w:pPr>
         <w:pStyle w:val="Heading2"/>
       </w:pPr>
       <w:r>
+        <w:rPr>
+          <w:lang w:val="fr_FR" w:bidi="fr_FR"/>
+        </w:rPr>
         <w:t>3 Jean 1.12 (#8)</w:t>
       </w:r>
-      <w:r/>
-    </w:p>
-    <w:p>
-      <w:r/>
-      <w:r>
-        <w:rPr>
-          <w:b/>
+      <w:r>
+        <w:rPr>
+          <w:lang w:val="fr_FR" w:bidi="fr_FR"/>
+        </w:rPr>
+      </w:r>
+    </w:p>
+    <w:p>
+      <w:pPr/>
+      <w:r>
+        <w:rPr>
+          <w:lang w:val="fr_FR" w:bidi="fr_FR"/>
+        </w:rPr>
+      </w:r>
+      <w:r>
+        <w:rPr>
+          <w:b/>
+          <w:lang w:val="fr_FR" w:bidi="fr_FR"/>
         </w:rPr>
         <w:t>"nous aussi"</w:t>
       </w:r>
       <w:r>
+        <w:rPr>
+          <w:lang w:val="fr_FR" w:bidi="fr_FR"/>
+        </w:rPr>
         <w:t xml:space="preserve"> - </w:t>
       </w:r>
       <w:r>
         <w:rPr>
           <w:b/>
+          <w:lang w:val="fr_FR" w:bidi="fr_FR"/>
         </w:rPr>
         <w:t>"notre"</w:t>
       </w:r>
     </w:p>
     <w:p>
-      <w:r/>
-      <w:r>
+      <w:pPr/>
+      <w:r>
+        <w:rPr>
+          <w:lang w:val="fr_FR" w:bidi="fr_FR"/>
+        </w:rPr>
+      </w:r>
+      <w:r>
+        <w:rPr>
+          <w:lang w:val="fr_FR" w:bidi="fr_FR"/>
+        </w:rPr>
         <w:t xml:space="preserve">Ici, les mots </w:t>
       </w:r>
       <w:r>
         <w:rPr>
           <w:b/>
+          <w:lang w:val="fr_FR" w:bidi="fr_FR"/>
         </w:rPr>
         <w:t>nous aussi</w:t>
       </w:r>
       <w:r>
+        <w:rPr>
+          <w:lang w:val="fr_FR" w:bidi="fr_FR"/>
+        </w:rPr>
         <w:t xml:space="preserve"> et </w:t>
       </w:r>
       <w:r>
         <w:rPr>
           <w:b/>
+          <w:lang w:val="fr_FR" w:bidi="fr_FR"/>
         </w:rPr>
         <w:t>notre</w:t>
       </w:r>
       <w:r>
+        <w:rPr>
+          <w:lang w:val="fr_FR" w:bidi="fr_FR"/>
+        </w:rPr>
         <w:t xml:space="preserve"> désignent Jean et ceux qui sont avec lui mais n'incluent pas Gaïus. Utilisez la forme exclusive de ces mots dans votre traduction si votre langue fait cette distinction.</w:t>
       </w:r>
     </w:p>
     <w:p>
-      <w:r/>
-      <w:r>
+      <w:pPr/>
+      <w:r>
+        <w:rPr>
+          <w:lang w:val="fr_FR" w:bidi="fr_FR"/>
+        </w:rPr>
+      </w:r>
+      <w:r>
+        <w:rPr>
+          <w:lang w:val="fr_FR" w:bidi="fr_FR"/>
+        </w:rPr>
         <w:t xml:space="preserve">Voir : </w:t>
       </w:r>
       <w:r>
+        <w:rPr>
+          <w:lang w:val="fr_FR" w:bidi="fr_FR"/>
+        </w:rPr>
         <w:t>Le "nous" exclusif et le "nous" inclusif</w:t>
       </w:r>
-      <w:r/>
-      <w:r/>
-    </w:p>
-    <w:p>
-      <w:r/>
+      <w:r>
+        <w:rPr>
+          <w:lang w:val="fr_FR" w:bidi="fr_FR"/>
+        </w:rPr>
+      </w:r>
+      <w:r>
+        <w:rPr>
+          <w:lang w:val="fr_FR" w:bidi="fr_FR"/>
+        </w:rPr>
+      </w:r>
+    </w:p>
+    <w:p>
+      <w:pPr/>
+      <w:r>
+        <w:rPr>
+          <w:lang w:val="fr_FR" w:bidi="fr_FR"/>
+        </w:rPr>
+      </w:r>
     </w:p>
     <w:p>
       <w:pPr>
         <w:pStyle w:val="Heading2"/>
       </w:pPr>
       <w:r>
+        <w:rPr>
+          <w:lang w:val="fr_FR" w:bidi="fr_FR"/>
+        </w:rPr>
         <w:t>3 Jean 1.13 (#1)</w:t>
       </w:r>
-      <w:r/>
-    </w:p>
-    <w:p>
-      <w:r/>
-      <w:r>
-        <w:rPr>
-          <w:b/>
+      <w:r>
+        <w:rPr>
+          <w:lang w:val="fr_FR" w:bidi="fr_FR"/>
+        </w:rPr>
+      </w:r>
+    </w:p>
+    <w:p>
+      <w:pPr/>
+      <w:r>
+        <w:rPr>
+          <w:lang w:val="fr_FR" w:bidi="fr_FR"/>
+        </w:rPr>
+      </w:r>
+      <w:r>
+        <w:rPr>
+          <w:b/>
+          <w:lang w:val="fr_FR" w:bidi="fr_FR"/>
         </w:rPr>
         <w:t>"avec l'encre et la plume"</w:t>
       </w:r>
     </w:p>
     <w:p>
-      <w:r/>
-      <w:r>
+      <w:pPr/>
+      <w:r>
+        <w:rPr>
+          <w:lang w:val="fr_FR" w:bidi="fr_FR"/>
+        </w:rPr>
+      </w:r>
+      <w:r>
+        <w:rPr>
+          <w:lang w:val="fr_FR" w:bidi="fr_FR"/>
+        </w:rPr>
         <w:t>Jean emploie les mots, l'</w:t>
       </w:r>
       <w:r>
         <w:rPr>
           <w:b/>
+          <w:lang w:val="fr_FR" w:bidi="fr_FR"/>
         </w:rPr>
         <w:t>encre et la plume,</w:t>
       </w:r>
       <w:r>
+        <w:rPr>
+          <w:lang w:val="fr_FR" w:bidi="fr_FR"/>
+        </w:rPr>
         <w:t xml:space="preserve"> les objets qu'il utiliserait pour écrire une lettre, pour parler de la lettre elle-même. Si c'est utile dans votre langue, vous pouvez utiliser une expression équivalente ou expliciter le sens. Traduction alternative : "dans une lettre".</w:t>
       </w:r>
     </w:p>
     <w:p>
-      <w:r/>
-      <w:r>
+      <w:pPr/>
+      <w:r>
+        <w:rPr>
+          <w:lang w:val="fr_FR" w:bidi="fr_FR"/>
+        </w:rPr>
+      </w:r>
+      <w:r>
+        <w:rPr>
+          <w:lang w:val="fr_FR" w:bidi="fr_FR"/>
+        </w:rPr>
         <w:t xml:space="preserve">Voir : </w:t>
       </w:r>
       <w:r>
+        <w:rPr>
+          <w:lang w:val="fr_FR" w:bidi="fr_FR"/>
+        </w:rPr>
         <w:t>Métonymie</w:t>
       </w:r>
-      <w:r/>
-      <w:r/>
-    </w:p>
-    <w:p>
-      <w:r/>
+      <w:r>
+        <w:rPr>
+          <w:lang w:val="fr_FR" w:bidi="fr_FR"/>
+        </w:rPr>
+      </w:r>
+      <w:r>
+        <w:rPr>
+          <w:lang w:val="fr_FR" w:bidi="fr_FR"/>
+        </w:rPr>
+      </w:r>
+    </w:p>
+    <w:p>
+      <w:pPr/>
+      <w:r>
+        <w:rPr>
+          <w:lang w:val="fr_FR" w:bidi="fr_FR"/>
+        </w:rPr>
+      </w:r>
     </w:p>
     <w:p>
       <w:pPr>
         <w:pStyle w:val="Heading2"/>
       </w:pPr>
       <w:r>
+        <w:rPr>
+          <w:lang w:val="fr_FR" w:bidi="fr_FR"/>
+        </w:rPr>
         <w:t>3 Jean 1.14 (#1)</w:t>
       </w:r>
-      <w:r/>
-    </w:p>
-    <w:p>
-      <w:r/>
-      <w:r>
-        <w:rPr>
-          <w:b/>
+      <w:r>
+        <w:rPr>
+          <w:lang w:val="fr_FR" w:bidi="fr_FR"/>
+        </w:rPr>
+      </w:r>
+    </w:p>
+    <w:p>
+      <w:pPr/>
+      <w:r>
+        <w:rPr>
+          <w:lang w:val="fr_FR" w:bidi="fr_FR"/>
+        </w:rPr>
+      </w:r>
+      <w:r>
+        <w:rPr>
+          <w:b/>
+          <w:lang w:val="fr_FR" w:bidi="fr_FR"/>
         </w:rPr>
         <w:t>"de bouche à bouche"</w:t>
       </w:r>
     </w:p>
     <w:p>
-      <w:r/>
-      <w:r>
+      <w:pPr/>
+      <w:r>
+        <w:rPr>
+          <w:lang w:val="fr_FR" w:bidi="fr_FR"/>
+        </w:rPr>
+      </w:r>
+      <w:r>
+        <w:rPr>
+          <w:lang w:val="fr_FR" w:bidi="fr_FR"/>
+        </w:rPr>
         <w:t xml:space="preserve">Ici, </w:t>
       </w:r>
       <w:r>
         <w:rPr>
           <w:b/>
+          <w:lang w:val="fr_FR" w:bidi="fr_FR"/>
         </w:rPr>
         <w:t>de bouche à bouche</w:t>
       </w:r>
       <w:r>
+        <w:rPr>
+          <w:lang w:val="fr_FR" w:bidi="fr_FR"/>
+        </w:rPr>
         <w:t xml:space="preserve"> est une expression idiomatique signifiant "en personne". Si cette expression n'a pas ce sens dans votre langue, vous pouvez utiliser une expression idiomatique de votre langue qui a le même sens ou expliciter le sens. Traduction alternative : "face à face" ou "en personne".</w:t>
       </w:r>
     </w:p>
     <w:p>
-      <w:r/>
-      <w:r>
+      <w:pPr/>
+      <w:r>
+        <w:rPr>
+          <w:lang w:val="fr_FR" w:bidi="fr_FR"/>
+        </w:rPr>
+      </w:r>
+      <w:r>
+        <w:rPr>
+          <w:lang w:val="fr_FR" w:bidi="fr_FR"/>
+        </w:rPr>
         <w:t xml:space="preserve">Voir : </w:t>
       </w:r>
       <w:r>
+        <w:rPr>
+          <w:lang w:val="fr_FR" w:bidi="fr_FR"/>
+        </w:rPr>
         <w:t>Idiome</w:t>
       </w:r>
-      <w:r/>
-      <w:r/>
-    </w:p>
-    <w:p>
-      <w:r/>
+      <w:r>
+        <w:rPr>
+          <w:lang w:val="fr_FR" w:bidi="fr_FR"/>
+        </w:rPr>
+      </w:r>
+      <w:r>
+        <w:rPr>
+          <w:lang w:val="fr_FR" w:bidi="fr_FR"/>
+        </w:rPr>
+      </w:r>
+    </w:p>
+    <w:p>
+      <w:pPr/>
+      <w:r>
+        <w:rPr>
+          <w:lang w:val="fr_FR" w:bidi="fr_FR"/>
+        </w:rPr>
+      </w:r>
     </w:p>
     <w:p>
       <w:pPr>
         <w:pStyle w:val="Heading2"/>
       </w:pPr>
       <w:r>
+        <w:rPr>
+          <w:lang w:val="fr_FR" w:bidi="fr_FR"/>
+        </w:rPr>
         <w:t>3 Jean 1.15 (#1)</w:t>
       </w:r>
-      <w:r/>
-    </w:p>
-    <w:p>
-      <w:r/>
-      <w:r>
-        <w:rPr>
-          <w:b/>
+      <w:r>
+        <w:rPr>
+          <w:lang w:val="fr_FR" w:bidi="fr_FR"/>
+        </w:rPr>
+      </w:r>
+    </w:p>
+    <w:p>
+      <w:pPr/>
+      <w:r>
+        <w:rPr>
+          <w:lang w:val="fr_FR" w:bidi="fr_FR"/>
+        </w:rPr>
+      </w:r>
+      <w:r>
+        <w:rPr>
+          <w:b/>
+          <w:lang w:val="fr_FR" w:bidi="fr_FR"/>
         </w:rPr>
         <w:t>"Que la paix soit avec toi"</w:t>
       </w:r>
     </w:p>
     <w:p>
-      <w:r/>
-      <w:r>
+      <w:pPr/>
+      <w:r>
+        <w:rPr>
+          <w:lang w:val="fr_FR" w:bidi="fr_FR"/>
+        </w:rPr>
+      </w:r>
+      <w:r>
+        <w:rPr>
+          <w:lang w:val="fr_FR" w:bidi="fr_FR"/>
+        </w:rPr>
         <w:t>Jean termine sa lettre par une bénédiction à l'attention de Gaïus. Vous pouvez l'exprimer par une bénédiction ou par une prière, de la manière qui est la plus naturelle dans votre langue. Traduction alternative : "Que Dieu te donne la paix".</w:t>
       </w:r>
     </w:p>
     <w:p>
-      <w:r/>
-      <w:r>
+      <w:pPr/>
+      <w:r>
+        <w:rPr>
+          <w:lang w:val="fr_FR" w:bidi="fr_FR"/>
+        </w:rPr>
+      </w:r>
+      <w:r>
+        <w:rPr>
+          <w:lang w:val="fr_FR" w:bidi="fr_FR"/>
+        </w:rPr>
         <w:t xml:space="preserve">Voir : </w:t>
       </w:r>
       <w:r>
+        <w:rPr>
+          <w:lang w:val="fr_FR" w:bidi="fr_FR"/>
+        </w:rPr>
         <w:t>Bénédictions</w:t>
       </w:r>
-      <w:r/>
-      <w:r/>
-    </w:p>
-    <w:p>
-      <w:r/>
+      <w:r>
+        <w:rPr>
+          <w:lang w:val="fr_FR" w:bidi="fr_FR"/>
+        </w:rPr>
+      </w:r>
+      <w:r>
+        <w:rPr>
+          <w:lang w:val="fr_FR" w:bidi="fr_FR"/>
+        </w:rPr>
+      </w:r>
+    </w:p>
+    <w:p>
+      <w:pPr/>
+      <w:r>
+        <w:rPr>
+          <w:lang w:val="fr_FR" w:bidi="fr_FR"/>
+        </w:rPr>
+      </w:r>
     </w:p>
     <w:p>
       <w:pPr>
         <w:pStyle w:val="Heading2"/>
       </w:pPr>
       <w:r>
+        <w:rPr>
+          <w:lang w:val="fr_FR" w:bidi="fr_FR"/>
+        </w:rPr>
         <w:t>3 Jean 1.15 (#2)</w:t>
       </w:r>
-      <w:r/>
-    </w:p>
-    <w:p>
-      <w:r/>
-      <w:r>
-        <w:rPr>
-          <w:b/>
+      <w:r>
+        <w:rPr>
+          <w:lang w:val="fr_FR" w:bidi="fr_FR"/>
+        </w:rPr>
+      </w:r>
+    </w:p>
+    <w:p>
+      <w:pPr/>
+      <w:r>
+        <w:rPr>
+          <w:lang w:val="fr_FR" w:bidi="fr_FR"/>
+        </w:rPr>
+      </w:r>
+      <w:r>
+        <w:rPr>
+          <w:b/>
+          <w:lang w:val="fr_FR" w:bidi="fr_FR"/>
         </w:rPr>
         <w:t>"Que la paix soit avec toi"</w:t>
       </w:r>
     </w:p>
     <w:p>
-      <w:r/>
-      <w:r>
+      <w:pPr/>
+      <w:r>
+        <w:rPr>
+          <w:lang w:val="fr_FR" w:bidi="fr_FR"/>
+        </w:rPr>
+      </w:r>
+      <w:r>
+        <w:rPr>
+          <w:lang w:val="fr_FR" w:bidi="fr_FR"/>
+        </w:rPr>
         <w:t xml:space="preserve">Si votre langue n'utilise pas de nom abstrait pour exprimer l'idée de </w:t>
       </w:r>
       <w:r>
         <w:rPr>
           <w:b/>
+          <w:lang w:val="fr_FR" w:bidi="fr_FR"/>
         </w:rPr>
         <w:t>paix</w:t>
       </w:r>
       <w:r>
+        <w:rPr>
+          <w:lang w:val="fr_FR" w:bidi="fr_FR"/>
+        </w:rPr>
         <w:t>, vous pouvez exprimer la même idée d'une autre manière. Traduction alternative : "Que Dieu vous donne la paix".</w:t>
       </w:r>
     </w:p>
     <w:p>
-      <w:r/>
-      <w:r>
+      <w:pPr/>
+      <w:r>
+        <w:rPr>
+          <w:lang w:val="fr_FR" w:bidi="fr_FR"/>
+        </w:rPr>
+      </w:r>
+      <w:r>
+        <w:rPr>
+          <w:lang w:val="fr_FR" w:bidi="fr_FR"/>
+        </w:rPr>
         <w:t xml:space="preserve">Voir : </w:t>
       </w:r>
       <w:r>
+        <w:rPr>
+          <w:lang w:val="fr_FR" w:bidi="fr_FR"/>
+        </w:rPr>
         <w:t>Les noms abstraits</w:t>
       </w:r>
-      <w:r/>
-      <w:r/>
-    </w:p>
-    <w:p>
-      <w:r/>
+      <w:r>
+        <w:rPr>
+          <w:lang w:val="fr_FR" w:bidi="fr_FR"/>
+        </w:rPr>
+      </w:r>
+      <w:r>
+        <w:rPr>
+          <w:lang w:val="fr_FR" w:bidi="fr_FR"/>
+        </w:rPr>
+      </w:r>
+    </w:p>
+    <w:p>
+      <w:pPr/>
+      <w:r>
+        <w:rPr>
+          <w:lang w:val="fr_FR" w:bidi="fr_FR"/>
+        </w:rPr>
+      </w:r>
     </w:p>
     <w:p>
       <w:pPr>
         <w:pStyle w:val="Heading2"/>
       </w:pPr>
       <w:r>
+        <w:rPr>
+          <w:lang w:val="fr_FR" w:bidi="fr_FR"/>
+        </w:rPr>
         <w:t>3 Jean 1.15 (#3)</w:t>
       </w:r>
-      <w:r/>
-    </w:p>
-    <w:p>
-      <w:r/>
-      <w:r>
-        <w:rPr>
-          <w:b/>
+      <w:r>
+        <w:rPr>
+          <w:lang w:val="fr_FR" w:bidi="fr_FR"/>
+        </w:rPr>
+      </w:r>
+    </w:p>
+    <w:p>
+      <w:pPr/>
+      <w:r>
+        <w:rPr>
+          <w:lang w:val="fr_FR" w:bidi="fr_FR"/>
+        </w:rPr>
+      </w:r>
+      <w:r>
+        <w:rPr>
+          <w:b/>
+          <w:lang w:val="fr_FR" w:bidi="fr_FR"/>
         </w:rPr>
         <w:t>"Les amis te saluent"</w:t>
       </w:r>
     </w:p>
     <w:p>
-      <w:r/>
-      <w:r>
+      <w:pPr/>
+      <w:r>
+        <w:rPr>
+          <w:lang w:val="fr_FR" w:bidi="fr_FR"/>
+        </w:rPr>
+      </w:r>
+      <w:r>
+        <w:rPr>
+          <w:lang w:val="fr_FR" w:bidi="fr_FR"/>
+        </w:rPr>
         <w:t xml:space="preserve">Jean suppose que Gaïus comprendra que par </w:t>
       </w:r>
       <w:r>
         <w:rPr>
           <w:b/>
+          <w:lang w:val="fr_FR" w:bidi="fr_FR"/>
         </w:rPr>
         <w:t>Les amis</w:t>
       </w:r>
       <w:r>
+        <w:rPr>
+          <w:lang w:val="fr_FR" w:bidi="fr_FR"/>
+        </w:rPr>
         <w:t>, il désigne ici les croyants qui sont avec lui. Vous pourriez ajouter cette information si c'est utile à vos lecteurs. Traduction alternative : "Les croyants qui sont avec moi t'envoient leurs salutations"</w:t>
       </w:r>
     </w:p>
     <w:p>
-      <w:r/>
-      <w:r>
+      <w:pPr/>
+      <w:r>
+        <w:rPr>
+          <w:lang w:val="fr_FR" w:bidi="fr_FR"/>
+        </w:rPr>
+      </w:r>
+      <w:r>
+        <w:rPr>
+          <w:lang w:val="fr_FR" w:bidi="fr_FR"/>
+        </w:rPr>
         <w:t xml:space="preserve">Voir : </w:t>
       </w:r>
       <w:r>
+        <w:rPr>
+          <w:lang w:val="fr_FR" w:bidi="fr_FR"/>
+        </w:rPr>
         <w:t>Connaissances présumées et informations sous-entendues</w:t>
       </w:r>
-      <w:r/>
-      <w:r/>
-    </w:p>
-    <w:p>
-      <w:r/>
+      <w:r>
+        <w:rPr>
+          <w:lang w:val="fr_FR" w:bidi="fr_FR"/>
+        </w:rPr>
+      </w:r>
+      <w:r>
+        <w:rPr>
+          <w:lang w:val="fr_FR" w:bidi="fr_FR"/>
+        </w:rPr>
+      </w:r>
+    </w:p>
+    <w:p>
+      <w:pPr/>
+      <w:r>
+        <w:rPr>
+          <w:lang w:val="fr_FR" w:bidi="fr_FR"/>
+        </w:rPr>
+      </w:r>
     </w:p>
     <w:p>
       <w:pPr>
         <w:pStyle w:val="Heading2"/>
       </w:pPr>
       <w:r>
+        <w:rPr>
+          <w:lang w:val="fr_FR" w:bidi="fr_FR"/>
+        </w:rPr>
         <w:t>3 Jean 1.15 (#4)</w:t>
       </w:r>
-      <w:r/>
-    </w:p>
-    <w:p>
-      <w:r/>
-      <w:r>
-        <w:rPr>
-          <w:b/>
+      <w:r>
+        <w:rPr>
+          <w:lang w:val="fr_FR" w:bidi="fr_FR"/>
+        </w:rPr>
+      </w:r>
+    </w:p>
+    <w:p>
+      <w:pPr/>
+      <w:r>
+        <w:rPr>
+          <w:lang w:val="fr_FR" w:bidi="fr_FR"/>
+        </w:rPr>
+      </w:r>
+      <w:r>
+        <w:rPr>
+          <w:b/>
+          <w:lang w:val="fr_FR" w:bidi="fr_FR"/>
         </w:rPr>
         <w:t>"Salue les amis"</w:t>
       </w:r>
     </w:p>
     <w:p>
-      <w:r/>
-      <w:r>
+      <w:pPr/>
+      <w:r>
+        <w:rPr>
+          <w:lang w:val="fr_FR" w:bidi="fr_FR"/>
+        </w:rPr>
+      </w:r>
+      <w:r>
+        <w:rPr>
+          <w:lang w:val="fr_FR" w:bidi="fr_FR"/>
+        </w:rPr>
         <w:t xml:space="preserve">Jean considère que Gaïus comprendra que lorsqu'il dit </w:t>
       </w:r>
       <w:r>
         <w:rPr>
           <w:b/>
+          <w:lang w:val="fr_FR" w:bidi="fr_FR"/>
         </w:rPr>
         <w:t>les amis</w:t>
       </w:r>
       <w:r>
+        <w:rPr>
+          <w:lang w:val="fr_FR" w:bidi="fr_FR"/>
+        </w:rPr>
         <w:t>, il désigne ici les croyants qui se trouvent avec Gaïus. Vous pouvez ajouter cette information si c'est utile à vos lecteurs. Traduction alternative : "Salue les croyants qui sont là-bas de notre part"</w:t>
       </w:r>
     </w:p>
     <w:p>
-      <w:r/>
-      <w:r>
+      <w:pPr/>
+      <w:r>
+        <w:rPr>
+          <w:lang w:val="fr_FR" w:bidi="fr_FR"/>
+        </w:rPr>
+      </w:r>
+      <w:r>
+        <w:rPr>
+          <w:lang w:val="fr_FR" w:bidi="fr_FR"/>
+        </w:rPr>
         <w:t xml:space="preserve">Voir : </w:t>
       </w:r>
       <w:r>
+        <w:rPr>
+          <w:lang w:val="fr_FR" w:bidi="fr_FR"/>
+        </w:rPr>
         <w:t>Connaissances présumées et informations sous-entendues</w:t>
       </w:r>
-      <w:r/>
-      <w:r/>
-    </w:p>
-    <w:p>
-      <w:r/>
+      <w:r>
+        <w:rPr>
+          <w:lang w:val="fr_FR" w:bidi="fr_FR"/>
+        </w:rPr>
+      </w:r>
+      <w:r>
+        <w:rPr>
+          <w:lang w:val="fr_FR" w:bidi="fr_FR"/>
+        </w:rPr>
+      </w:r>
+    </w:p>
+    <w:p>
+      <w:pPr/>
+      <w:r>
+        <w:rPr>
+          <w:lang w:val="fr_FR" w:bidi="fr_FR"/>
+        </w:rPr>
+      </w:r>
     </w:p>
     <w:p>
       <w:pPr>
         <w:pStyle w:val="Heading2"/>
       </w:pPr>
       <w:r>
+        <w:rPr>
+          <w:lang w:val="fr_FR" w:bidi="fr_FR"/>
+        </w:rPr>
         <w:t>3 Jean 1.15 (#5)</w:t>
       </w:r>
-      <w:r/>
-    </w:p>
-    <w:p>
-      <w:r/>
-      <w:r>
-        <w:rPr>
-          <w:b/>
+      <w:r>
+        <w:rPr>
+          <w:lang w:val="fr_FR" w:bidi="fr_FR"/>
+        </w:rPr>
+      </w:r>
+    </w:p>
+    <w:p>
+      <w:pPr/>
+      <w:r>
+        <w:rPr>
+          <w:lang w:val="fr_FR" w:bidi="fr_FR"/>
+        </w:rPr>
+      </w:r>
+      <w:r>
+        <w:rPr>
+          <w:b/>
+          <w:lang w:val="fr_FR" w:bidi="fr_FR"/>
         </w:rPr>
         <w:t>"en particulier"</w:t>
       </w:r>
     </w:p>
     <w:p>
-      <w:r/>
-      <w:r>
+      <w:pPr/>
+      <w:r>
+        <w:rPr>
+          <w:lang w:val="fr_FR" w:bidi="fr_FR"/>
+        </w:rPr>
+      </w:r>
+      <w:r>
+        <w:rPr>
+          <w:lang w:val="fr_FR" w:bidi="fr_FR"/>
+        </w:rPr>
         <w:t xml:space="preserve">Ici, </w:t>
       </w:r>
       <w:r>
         <w:rPr>
           <w:b/>
+          <w:lang w:val="fr_FR" w:bidi="fr_FR"/>
         </w:rPr>
         <w:t>en particulier</w:t>
       </w:r>
       <w:r>
+        <w:rPr>
+          <w:lang w:val="fr_FR" w:bidi="fr_FR"/>
+        </w:rPr>
         <w:t xml:space="preserve"> est une expression idiomatique qui signifie "en personne". Si cette expression n'a pas ce sens dans votre langue, vous pouvez utiliser une expression idiomatique de votre langue qui a ce sens ou expliciter le sens. Traduction alternative : "un par un" ou "personnellement".</w:t>
       </w:r>
     </w:p>
     <w:p>
-      <w:r/>
-      <w:r>
+      <w:pPr/>
+      <w:r>
+        <w:rPr>
+          <w:lang w:val="fr_FR" w:bidi="fr_FR"/>
+        </w:rPr>
+      </w:r>
+      <w:r>
+        <w:rPr>
+          <w:lang w:val="fr_FR" w:bidi="fr_FR"/>
+        </w:rPr>
         <w:t xml:space="preserve">Voir : </w:t>
       </w:r>
       <w:r>
+        <w:rPr>
+          <w:lang w:val="fr_FR" w:bidi="fr_FR"/>
+        </w:rPr>
         <w:t>Idiome</w:t>
       </w:r>
-      <w:r/>
-      <w:r/>
+      <w:r>
+        <w:rPr>
+          <w:lang w:val="fr_FR" w:bidi="fr_FR"/>
+        </w:rPr>
+      </w:r>
+      <w:r>
+        <w:rPr>
+          <w:lang w:val="fr_FR" w:bidi="fr_FR"/>
+        </w:rPr>
+      </w:r>
     </w:p>
     <w:sectPr>
       <w:footnotePr>
@@ -4711,7 +7633,7 @@
     <w:rPrDefault>
       <w:rPr>
         <w:rFonts w:ascii="Times New Roman" w:eastAsia="Times New Roman" w:hAnsi="Times New Roman" w:cs="Times New Roman"/>
-        <w:lang w:val="en-US" w:eastAsia="en-US" w:bidi="ar-SA"/>
+        <w:lang w:val="fr_FR" w:eastAsia="en-US" w:bidi="ar-SA"/>
       </w:rPr>
     </w:rPrDefault>
     <w:pPrDefault/>

--- a/fra/docx/64.content.docx
+++ b/fra/docx/64.content.docx
@@ -295,6 +295,21 @@
           <w:b/>
           <w:lang w:val="fr_FR" w:bidi="fr_FR"/>
         </w:rPr>
+        <w:t>ὁ πρεσβύτερος</w:t>
+      </w:r>
+    </w:p>
+    <w:p>
+      <w:pPr/>
+      <w:r>
+        <w:rPr>
+          <w:lang w:val="fr_FR" w:bidi="fr_FR"/>
+        </w:rPr>
+      </w:r>
+      <w:r>
+        <w:rPr>
+          <w:b/>
+          <w:lang w:val="fr_FR" w:bidi="fr_FR"/>
+        </w:rPr>
         <w:t>"L'ancien"</w:t>
       </w:r>
     </w:p>
@@ -404,6 +419,21 @@
           <w:b/>
           <w:lang w:val="fr_FR" w:bidi="fr_FR"/>
         </w:rPr>
+        <w:t>Γαΐῳ</w:t>
+      </w:r>
+    </w:p>
+    <w:p>
+      <w:pPr/>
+      <w:r>
+        <w:rPr>
+          <w:lang w:val="fr_FR" w:bidi="fr_FR"/>
+        </w:rPr>
+      </w:r>
+      <w:r>
+        <w:rPr>
+          <w:b/>
+          <w:lang w:val="fr_FR" w:bidi="fr_FR"/>
+        </w:rPr>
         <w:t>"à Gaïus"</w:t>
       </w:r>
     </w:p>
@@ -494,6 +524,21 @@
           <w:b/>
           <w:lang w:val="fr_FR" w:bidi="fr_FR"/>
         </w:rPr>
+        <w:t>ὃν ἐγὼ ἀγαπῶ ἐν ἀληθείᾳ</w:t>
+      </w:r>
+    </w:p>
+    <w:p>
+      <w:pPr/>
+      <w:r>
+        <w:rPr>
+          <w:lang w:val="fr_FR" w:bidi="fr_FR"/>
+        </w:rPr>
+      </w:r>
+      <w:r>
+        <w:rPr>
+          <w:b/>
+          <w:lang w:val="fr_FR" w:bidi="fr_FR"/>
+        </w:rPr>
         <w:t>"que j'aime dans la vérité"</w:t>
       </w:r>
     </w:p>
@@ -590,6 +635,21 @@
           <w:b/>
           <w:lang w:val="fr_FR" w:bidi="fr_FR"/>
         </w:rPr>
+        <w:t>γὰρ</w:t>
+      </w:r>
+    </w:p>
+    <w:p>
+      <w:pPr/>
+      <w:r>
+        <w:rPr>
+          <w:lang w:val="fr_FR" w:bidi="fr_FR"/>
+        </w:rPr>
+      </w:r>
+      <w:r>
+        <w:rPr>
+          <w:b/>
+          <w:lang w:val="fr_FR" w:bidi="fr_FR"/>
+        </w:rPr>
         <w:t>"lorsque"</w:t>
       </w:r>
     </w:p>
@@ -686,6 +746,21 @@
           <w:b/>
           <w:lang w:val="fr_FR" w:bidi="fr_FR"/>
         </w:rPr>
+        <w:t>ἀδελφῶν</w:t>
+      </w:r>
+    </w:p>
+    <w:p>
+      <w:pPr/>
+      <w:r>
+        <w:rPr>
+          <w:lang w:val="fr_FR" w:bidi="fr_FR"/>
+        </w:rPr>
+      </w:r>
+      <w:r>
+        <w:rPr>
+          <w:b/>
+          <w:lang w:val="fr_FR" w:bidi="fr_FR"/>
+        </w:rPr>
         <w:t>"frères"</w:t>
       </w:r>
     </w:p>
@@ -795,6 +870,21 @@
           <w:b/>
           <w:lang w:val="fr_FR" w:bidi="fr_FR"/>
         </w:rPr>
+        <w:t>σὺ ἐν ἀληθείᾳ περιπατεῖς</w:t>
+      </w:r>
+    </w:p>
+    <w:p>
+      <w:pPr/>
+      <w:r>
+        <w:rPr>
+          <w:lang w:val="fr_FR" w:bidi="fr_FR"/>
+        </w:rPr>
+      </w:r>
+      <w:r>
+        <w:rPr>
+          <w:b/>
+          <w:lang w:val="fr_FR" w:bidi="fr_FR"/>
+        </w:rPr>
         <w:t>"tu marches dans la vérité"</w:t>
       </w:r>
     </w:p>
@@ -891,6 +981,21 @@
           <w:b/>
           <w:lang w:val="fr_FR" w:bidi="fr_FR"/>
         </w:rPr>
+        <w:t>ἀληθείᾳ &amp; ἀληθείᾳ</w:t>
+      </w:r>
+    </w:p>
+    <w:p>
+      <w:pPr/>
+      <w:r>
+        <w:rPr>
+          <w:lang w:val="fr_FR" w:bidi="fr_FR"/>
+        </w:rPr>
+      </w:r>
+      <w:r>
+        <w:rPr>
+          <w:b/>
+          <w:lang w:val="fr_FR" w:bidi="fr_FR"/>
+        </w:rPr>
         <w:t>"vérité"</w:t>
       </w:r>
       <w:r>
@@ -1000,6 +1105,21 @@
           <w:b/>
           <w:lang w:val="fr_FR" w:bidi="fr_FR"/>
         </w:rPr>
+        <w:t>μειζοτέραν &amp; οὐκ ἔχω χαράν</w:t>
+      </w:r>
+    </w:p>
+    <w:p>
+      <w:pPr/>
+      <w:r>
+        <w:rPr>
+          <w:lang w:val="fr_FR" w:bidi="fr_FR"/>
+        </w:rPr>
+      </w:r>
+      <w:r>
+        <w:rPr>
+          <w:b/>
+          <w:lang w:val="fr_FR" w:bidi="fr_FR"/>
+        </w:rPr>
         <w:t>"Je n'ai pas de plus grande joie"</w:t>
       </w:r>
     </w:p>
@@ -1096,6 +1216,21 @@
           <w:b/>
           <w:lang w:val="fr_FR" w:bidi="fr_FR"/>
         </w:rPr>
+        <w:t>τὰ ἐμὰ τέκνα</w:t>
+      </w:r>
+    </w:p>
+    <w:p>
+      <w:pPr/>
+      <w:r>
+        <w:rPr>
+          <w:lang w:val="fr_FR" w:bidi="fr_FR"/>
+        </w:rPr>
+      </w:r>
+      <w:r>
+        <w:rPr>
+          <w:b/>
+          <w:lang w:val="fr_FR" w:bidi="fr_FR"/>
+        </w:rPr>
         <w:t>"mes enfants"</w:t>
       </w:r>
     </w:p>
@@ -1192,6 +1327,21 @@
           <w:b/>
           <w:lang w:val="fr_FR" w:bidi="fr_FR"/>
         </w:rPr>
+        <w:t>ἐν τῇ ἀληθείᾳ περιπατοῦντα</w:t>
+      </w:r>
+    </w:p>
+    <w:p>
+      <w:pPr/>
+      <w:r>
+        <w:rPr>
+          <w:lang w:val="fr_FR" w:bidi="fr_FR"/>
+        </w:rPr>
+      </w:r>
+      <w:r>
+        <w:rPr>
+          <w:b/>
+          <w:lang w:val="fr_FR" w:bidi="fr_FR"/>
+        </w:rPr>
         <w:t>"marchent dans la vérité"</w:t>
       </w:r>
     </w:p>
@@ -1288,6 +1438,21 @@
           <w:b/>
           <w:lang w:val="fr_FR" w:bidi="fr_FR"/>
         </w:rPr>
+        <w:t>ἐν τῇ ἀληθείᾳ</w:t>
+      </w:r>
+    </w:p>
+    <w:p>
+      <w:pPr/>
+      <w:r>
+        <w:rPr>
+          <w:lang w:val="fr_FR" w:bidi="fr_FR"/>
+        </w:rPr>
+      </w:r>
+      <w:r>
+        <w:rPr>
+          <w:b/>
+          <w:lang w:val="fr_FR" w:bidi="fr_FR"/>
+        </w:rPr>
         <w:t>"dans la vérité"</w:t>
       </w:r>
     </w:p>
@@ -1384,6 +1549,21 @@
           <w:b/>
           <w:lang w:val="fr_FR" w:bidi="fr_FR"/>
         </w:rPr>
+        <w:t>τοὺς ἀδελφοὺς</w:t>
+      </w:r>
+    </w:p>
+    <w:p>
+      <w:pPr/>
+      <w:r>
+        <w:rPr>
+          <w:lang w:val="fr_FR" w:bidi="fr_FR"/>
+        </w:rPr>
+      </w:r>
+      <w:r>
+        <w:rPr>
+          <w:b/>
+          <w:lang w:val="fr_FR" w:bidi="fr_FR"/>
+        </w:rPr>
         <w:t>"les frères"</w:t>
       </w:r>
     </w:p>
@@ -1480,6 +1660,21 @@
           <w:b/>
           <w:lang w:val="fr_FR" w:bidi="fr_FR"/>
         </w:rPr>
+        <w:t>σου τῇ ἀγάπῃ</w:t>
+      </w:r>
+    </w:p>
+    <w:p>
+      <w:pPr/>
+      <w:r>
+        <w:rPr>
+          <w:lang w:val="fr_FR" w:bidi="fr_FR"/>
+        </w:rPr>
+      </w:r>
+      <w:r>
+        <w:rPr>
+          <w:b/>
+          <w:lang w:val="fr_FR" w:bidi="fr_FR"/>
+        </w:rPr>
         <w:t>"ta charité"</w:t>
       </w:r>
     </w:p>
@@ -1576,6 +1771,21 @@
           <w:b/>
           <w:lang w:val="fr_FR" w:bidi="fr_FR"/>
         </w:rPr>
+        <w:t>προπέμψας</w:t>
+      </w:r>
+    </w:p>
+    <w:p>
+      <w:pPr/>
+      <w:r>
+        <w:rPr>
+          <w:lang w:val="fr_FR" w:bidi="fr_FR"/>
+        </w:rPr>
+      </w:r>
+      <w:r>
+        <w:rPr>
+          <w:b/>
+          <w:lang w:val="fr_FR" w:bidi="fr_FR"/>
+        </w:rPr>
         <w:t>"pourvoir"</w:t>
       </w:r>
     </w:p>
@@ -1672,6 +1882,21 @@
           <w:b/>
           <w:lang w:val="fr_FR" w:bidi="fr_FR"/>
         </w:rPr>
+        <w:t>οὓς καλῶς ποιήσεις, προπέμψας ἀξίως τοῦ Θεοῦ; ὑπὲρ γὰρ τοῦ ὀνόματος ἐξῆλθον, μηδὲν λαμβάνοντες ἀπὸ τῶν ἐθνικῶν</w:t>
+      </w:r>
+    </w:p>
+    <w:p>
+      <w:pPr/>
+      <w:r>
+        <w:rPr>
+          <w:lang w:val="fr_FR" w:bidi="fr_FR"/>
+        </w:rPr>
+      </w:r>
+      <w:r>
+        <w:rPr>
+          <w:b/>
+          <w:lang w:val="fr_FR" w:bidi="fr_FR"/>
+        </w:rPr>
         <w:t>"</w:t>
       </w:r>
       <w:r>
@@ -1783,6 +2008,21 @@
           <w:b/>
           <w:lang w:val="fr_FR" w:bidi="fr_FR"/>
         </w:rPr>
+        <w:t>ὑπὲρ &amp; τοῦ ὀνόματος</w:t>
+      </w:r>
+    </w:p>
+    <w:p>
+      <w:pPr/>
+      <w:r>
+        <w:rPr>
+          <w:lang w:val="fr_FR" w:bidi="fr_FR"/>
+        </w:rPr>
+      </w:r>
+      <w:r>
+        <w:rPr>
+          <w:b/>
+          <w:lang w:val="fr_FR" w:bidi="fr_FR"/>
+        </w:rPr>
         <w:t>"pour le nom"</w:t>
       </w:r>
     </w:p>
@@ -1866,6 +2106,21 @@
           <w:b/>
           <w:lang w:val="fr_FR" w:bidi="fr_FR"/>
         </w:rPr>
+        <w:t>μηδὲν λαμβάνοντες ἀπὸ τῶν ἐθνικῶν</w:t>
+      </w:r>
+    </w:p>
+    <w:p>
+      <w:pPr/>
+      <w:r>
+        <w:rPr>
+          <w:lang w:val="fr_FR" w:bidi="fr_FR"/>
+        </w:rPr>
+      </w:r>
+      <w:r>
+        <w:rPr>
+          <w:b/>
+          <w:lang w:val="fr_FR" w:bidi="fr_FR"/>
+        </w:rPr>
         <w:t>"sans rien recevoir des païens"</w:t>
       </w:r>
     </w:p>
@@ -1962,6 +2217,21 @@
           <w:b/>
           <w:lang w:val="fr_FR" w:bidi="fr_FR"/>
         </w:rPr>
+        <w:t>τῶν ἐθνικῶν</w:t>
+      </w:r>
+    </w:p>
+    <w:p>
+      <w:pPr/>
+      <w:r>
+        <w:rPr>
+          <w:lang w:val="fr_FR" w:bidi="fr_FR"/>
+        </w:rPr>
+      </w:r>
+      <w:r>
+        <w:rPr>
+          <w:b/>
+          <w:lang w:val="fr_FR" w:bidi="fr_FR"/>
+        </w:rPr>
         <w:t>« des païens »</w:t>
       </w:r>
     </w:p>
@@ -2058,6 +2328,21 @@
           <w:b/>
           <w:lang w:val="fr_FR" w:bidi="fr_FR"/>
         </w:rPr>
+        <w:t>οὖν</w:t>
+      </w:r>
+    </w:p>
+    <w:p>
+      <w:pPr/>
+      <w:r>
+        <w:rPr>
+          <w:lang w:val="fr_FR" w:bidi="fr_FR"/>
+        </w:rPr>
+      </w:r>
+      <w:r>
+        <w:rPr>
+          <w:b/>
+          <w:lang w:val="fr_FR" w:bidi="fr_FR"/>
+        </w:rPr>
         <w:t>"donc"</w:t>
       </w:r>
     </w:p>
@@ -2167,6 +2452,21 @@
           <w:b/>
           <w:lang w:val="fr_FR" w:bidi="fr_FR"/>
         </w:rPr>
+        <w:t>ἡμεῖς &amp; ὀφείλομεν ὑπολαμβάνειν</w:t>
+      </w:r>
+    </w:p>
+    <w:p>
+      <w:pPr/>
+      <w:r>
+        <w:rPr>
+          <w:lang w:val="fr_FR" w:bidi="fr_FR"/>
+        </w:rPr>
+      </w:r>
+      <w:r>
+        <w:rPr>
+          <w:b/>
+          <w:lang w:val="fr_FR" w:bidi="fr_FR"/>
+        </w:rPr>
         <w:t>« Nous devons donc accueillir »</w:t>
       </w:r>
     </w:p>
@@ -2263,6 +2563,21 @@
           <w:b/>
           <w:lang w:val="fr_FR" w:bidi="fr_FR"/>
         </w:rPr>
+        <w:t>ἡμεῖς &amp; ὀφείλομεν</w:t>
+      </w:r>
+    </w:p>
+    <w:p>
+      <w:pPr/>
+      <w:r>
+        <w:rPr>
+          <w:lang w:val="fr_FR" w:bidi="fr_FR"/>
+        </w:rPr>
+      </w:r>
+      <w:r>
+        <w:rPr>
+          <w:b/>
+          <w:lang w:val="fr_FR" w:bidi="fr_FR"/>
+        </w:rPr>
         <w:t>"nous devons"</w:t>
       </w:r>
     </w:p>
@@ -2359,6 +2674,21 @@
           <w:b/>
           <w:lang w:val="fr_FR" w:bidi="fr_FR"/>
         </w:rPr>
+        <w:t>ὑπολαμβάνειν</w:t>
+      </w:r>
+    </w:p>
+    <w:p>
+      <w:pPr/>
+      <w:r>
+        <w:rPr>
+          <w:lang w:val="fr_FR" w:bidi="fr_FR"/>
+        </w:rPr>
+      </w:r>
+      <w:r>
+        <w:rPr>
+          <w:b/>
+          <w:lang w:val="fr_FR" w:bidi="fr_FR"/>
+        </w:rPr>
         <w:t>"accueillir"</w:t>
       </w:r>
     </w:p>
@@ -2455,6 +2785,21 @@
           <w:b/>
           <w:lang w:val="fr_FR" w:bidi="fr_FR"/>
         </w:rPr>
+        <w:t>ἵνα</w:t>
+      </w:r>
+    </w:p>
+    <w:p>
+      <w:pPr/>
+      <w:r>
+        <w:rPr>
+          <w:lang w:val="fr_FR" w:bidi="fr_FR"/>
+        </w:rPr>
+      </w:r>
+      <w:r>
+        <w:rPr>
+          <w:b/>
+          <w:lang w:val="fr_FR" w:bidi="fr_FR"/>
+        </w:rPr>
         <w:t>"afin de"</w:t>
       </w:r>
     </w:p>
@@ -2577,6 +2922,21 @@
           <w:b/>
           <w:lang w:val="fr_FR" w:bidi="fr_FR"/>
         </w:rPr>
+        <w:t>ἵνα συνεργοὶ γινώμεθα τῇ ἀληθείᾳ</w:t>
+      </w:r>
+    </w:p>
+    <w:p>
+      <w:pPr/>
+      <w:r>
+        <w:rPr>
+          <w:lang w:val="fr_FR" w:bidi="fr_FR"/>
+        </w:rPr>
+      </w:r>
+      <w:r>
+        <w:rPr>
+          <w:b/>
+          <w:lang w:val="fr_FR" w:bidi="fr_FR"/>
+        </w:rPr>
         <w:t>"</w:t>
       </w:r>
       <w:r>
@@ -2700,6 +3060,21 @@
           <w:b/>
           <w:lang w:val="fr_FR" w:bidi="fr_FR"/>
         </w:rPr>
+        <w:t>τῇ ἀληθείᾳ</w:t>
+      </w:r>
+    </w:p>
+    <w:p>
+      <w:pPr/>
+      <w:r>
+        <w:rPr>
+          <w:lang w:val="fr_FR" w:bidi="fr_FR"/>
+        </w:rPr>
+      </w:r>
+      <w:r>
+        <w:rPr>
+          <w:b/>
+          <w:lang w:val="fr_FR" w:bidi="fr_FR"/>
+        </w:rPr>
         <w:t>"avec la vérité"</w:t>
       </w:r>
     </w:p>
@@ -2796,6 +3171,21 @@
           <w:b/>
           <w:lang w:val="fr_FR" w:bidi="fr_FR"/>
         </w:rPr>
+        <w:t>τι</w:t>
+      </w:r>
+    </w:p>
+    <w:p>
+      <w:pPr/>
+      <w:r>
+        <w:rPr>
+          <w:lang w:val="fr_FR" w:bidi="fr_FR"/>
+        </w:rPr>
+      </w:r>
+      <w:r>
+        <w:rPr>
+          <w:b/>
+          <w:lang w:val="fr_FR" w:bidi="fr_FR"/>
+        </w:rPr>
         <w:t>"quelques mots"</w:t>
       </w:r>
     </w:p>
@@ -2879,6 +3269,21 @@
           <w:b/>
           <w:lang w:val="fr_FR" w:bidi="fr_FR"/>
         </w:rPr>
+        <w:t>τῇ ἐκκλησίᾳ</w:t>
+      </w:r>
+    </w:p>
+    <w:p>
+      <w:pPr/>
+      <w:r>
+        <w:rPr>
+          <w:lang w:val="fr_FR" w:bidi="fr_FR"/>
+        </w:rPr>
+      </w:r>
+      <w:r>
+        <w:rPr>
+          <w:b/>
+          <w:lang w:val="fr_FR" w:bidi="fr_FR"/>
+        </w:rPr>
         <w:t>"à l'Église"</w:t>
       </w:r>
     </w:p>
@@ -2975,6 +3380,21 @@
           <w:b/>
           <w:lang w:val="fr_FR" w:bidi="fr_FR"/>
         </w:rPr>
+        <w:t>Διοτρέφης</w:t>
+      </w:r>
+    </w:p>
+    <w:p>
+      <w:pPr/>
+      <w:r>
+        <w:rPr>
+          <w:lang w:val="fr_FR" w:bidi="fr_FR"/>
+        </w:rPr>
+      </w:r>
+      <w:r>
+        <w:rPr>
+          <w:b/>
+          <w:lang w:val="fr_FR" w:bidi="fr_FR"/>
+        </w:rPr>
         <w:t>"Diotrèphe"</w:t>
       </w:r>
     </w:p>
@@ -3065,6 +3485,21 @@
           <w:b/>
           <w:lang w:val="fr_FR" w:bidi="fr_FR"/>
         </w:rPr>
+        <w:t>ὁ φιλοπρωτεύων αὐτῶν</w:t>
+      </w:r>
+    </w:p>
+    <w:p>
+      <w:pPr/>
+      <w:r>
+        <w:rPr>
+          <w:lang w:val="fr_FR" w:bidi="fr_FR"/>
+        </w:rPr>
+      </w:r>
+      <w:r>
+        <w:rPr>
+          <w:b/>
+          <w:lang w:val="fr_FR" w:bidi="fr_FR"/>
+        </w:rPr>
         <w:t>"qui aime à être le premier parmi eux"</w:t>
       </w:r>
     </w:p>
@@ -3161,6 +3596,21 @@
           <w:b/>
           <w:lang w:val="fr_FR" w:bidi="fr_FR"/>
         </w:rPr>
+        <w:t>οὐκ ἐπιδέχεται ἡμᾶς</w:t>
+      </w:r>
+    </w:p>
+    <w:p>
+      <w:pPr/>
+      <w:r>
+        <w:rPr>
+          <w:lang w:val="fr_FR" w:bidi="fr_FR"/>
+        </w:rPr>
+      </w:r>
+      <w:r>
+        <w:rPr>
+          <w:b/>
+          <w:lang w:val="fr_FR" w:bidi="fr_FR"/>
+        </w:rPr>
         <w:t>"ne nous reçoit point"</w:t>
       </w:r>
     </w:p>
@@ -3270,6 +3720,21 @@
           <w:b/>
           <w:lang w:val="fr_FR" w:bidi="fr_FR"/>
         </w:rPr>
+        <w:t>ἡμᾶς</w:t>
+      </w:r>
+    </w:p>
+    <w:p>
+      <w:pPr/>
+      <w:r>
+        <w:rPr>
+          <w:lang w:val="fr_FR" w:bidi="fr_FR"/>
+        </w:rPr>
+      </w:r>
+      <w:r>
+        <w:rPr>
+          <w:b/>
+          <w:lang w:val="fr_FR" w:bidi="fr_FR"/>
+        </w:rPr>
         <w:t>"nous"</w:t>
       </w:r>
     </w:p>
@@ -3366,6 +3831,21 @@
           <w:b/>
           <w:lang w:val="fr_FR" w:bidi="fr_FR"/>
         </w:rPr>
+        <w:t>διὰ τοῦτο</w:t>
+      </w:r>
+    </w:p>
+    <w:p>
+      <w:pPr/>
+      <w:r>
+        <w:rPr>
+          <w:lang w:val="fr_FR" w:bidi="fr_FR"/>
+        </w:rPr>
+      </w:r>
+      <w:r>
+        <w:rPr>
+          <w:b/>
+          <w:lang w:val="fr_FR" w:bidi="fr_FR"/>
+        </w:rPr>
         <w:t>"C'est pourquoi"</w:t>
       </w:r>
     </w:p>
@@ -3456,6 +3936,21 @@
           <w:b/>
           <w:lang w:val="fr_FR" w:bidi="fr_FR"/>
         </w:rPr>
+        <w:t>ἐὰν ἔλθω</w:t>
+      </w:r>
+    </w:p>
+    <w:p>
+      <w:pPr/>
+      <w:r>
+        <w:rPr>
+          <w:lang w:val="fr_FR" w:bidi="fr_FR"/>
+        </w:rPr>
+      </w:r>
+      <w:r>
+        <w:rPr>
+          <w:b/>
+          <w:lang w:val="fr_FR" w:bidi="fr_FR"/>
+        </w:rPr>
         <w:t>"si je vais vous voir"</w:t>
       </w:r>
     </w:p>
@@ -3539,6 +4034,21 @@
           <w:b/>
           <w:lang w:val="fr_FR" w:bidi="fr_FR"/>
         </w:rPr>
+        <w:t>ἔλθω</w:t>
+      </w:r>
+    </w:p>
+    <w:p>
+      <w:pPr/>
+      <w:r>
+        <w:rPr>
+          <w:lang w:val="fr_FR" w:bidi="fr_FR"/>
+        </w:rPr>
+      </w:r>
+      <w:r>
+        <w:rPr>
+          <w:b/>
+          <w:lang w:val="fr_FR" w:bidi="fr_FR"/>
+        </w:rPr>
         <w:t>"Je vais"</w:t>
       </w:r>
     </w:p>
@@ -3635,6 +4145,21 @@
           <w:b/>
           <w:lang w:val="fr_FR" w:bidi="fr_FR"/>
         </w:rPr>
+        <w:t>λόγοις πονηροῖς φλυαρῶν ἡμᾶς</w:t>
+      </w:r>
+    </w:p>
+    <w:p>
+      <w:pPr/>
+      <w:r>
+        <w:rPr>
+          <w:lang w:val="fr_FR" w:bidi="fr_FR"/>
+        </w:rPr>
+      </w:r>
+      <w:r>
+        <w:rPr>
+          <w:b/>
+          <w:lang w:val="fr_FR" w:bidi="fr_FR"/>
+        </w:rPr>
         <w:t>"</w:t>
       </w:r>
       <w:r>
@@ -3771,6 +4296,21 @@
           <w:b/>
           <w:lang w:val="fr_FR" w:bidi="fr_FR"/>
         </w:rPr>
+        <w:t>μὴ ἀρκούμενος ἐπὶ τούτοις</w:t>
+      </w:r>
+    </w:p>
+    <w:p>
+      <w:pPr/>
+      <w:r>
+        <w:rPr>
+          <w:lang w:val="fr_FR" w:bidi="fr_FR"/>
+        </w:rPr>
+      </w:r>
+      <w:r>
+        <w:rPr>
+          <w:b/>
+          <w:lang w:val="fr_FR" w:bidi="fr_FR"/>
+        </w:rPr>
         <w:t>« non contents de cela »</w:t>
       </w:r>
     </w:p>
@@ -3854,6 +4394,21 @@
           <w:b/>
           <w:lang w:val="fr_FR" w:bidi="fr_FR"/>
         </w:rPr>
+        <w:t>τοὺς ἀδελφοὺς</w:t>
+      </w:r>
+    </w:p>
+    <w:p>
+      <w:pPr/>
+      <w:r>
+        <w:rPr>
+          <w:lang w:val="fr_FR" w:bidi="fr_FR"/>
+        </w:rPr>
+      </w:r>
+      <w:r>
+        <w:rPr>
+          <w:b/>
+          <w:lang w:val="fr_FR" w:bidi="fr_FR"/>
+        </w:rPr>
         <w:t>"les frères"</w:t>
       </w:r>
     </w:p>
@@ -3950,6 +4505,21 @@
           <w:b/>
           <w:lang w:val="fr_FR" w:bidi="fr_FR"/>
         </w:rPr>
+        <w:t>καὶ τοὺς βουλομένους κωλύει</w:t>
+      </w:r>
+    </w:p>
+    <w:p>
+      <w:pPr/>
+      <w:r>
+        <w:rPr>
+          <w:lang w:val="fr_FR" w:bidi="fr_FR"/>
+        </w:rPr>
+      </w:r>
+      <w:r>
+        <w:rPr>
+          <w:b/>
+          <w:lang w:val="fr_FR" w:bidi="fr_FR"/>
+        </w:rPr>
         <w:t>"il les en empêche"</w:t>
       </w:r>
     </w:p>
@@ -4033,6 +4603,21 @@
           <w:b/>
           <w:lang w:val="fr_FR" w:bidi="fr_FR"/>
         </w:rPr>
+        <w:t>μὴ μιμοῦ τὸ κακὸν, ἀλλὰ τὸ ἀγαθόν</w:t>
+      </w:r>
+    </w:p>
+    <w:p>
+      <w:pPr/>
+      <w:r>
+        <w:rPr>
+          <w:lang w:val="fr_FR" w:bidi="fr_FR"/>
+        </w:rPr>
+      </w:r>
+      <w:r>
+        <w:rPr>
+          <w:b/>
+          <w:lang w:val="fr_FR" w:bidi="fr_FR"/>
+        </w:rPr>
         <w:t>"n'imite pas le mal mais le bien"</w:t>
       </w:r>
     </w:p>
@@ -4142,6 +4727,21 @@
           <w:b/>
           <w:lang w:val="fr_FR" w:bidi="fr_FR"/>
         </w:rPr>
+        <w:t>ἀλλὰ τὸ ἀγαθόν</w:t>
+      </w:r>
+    </w:p>
+    <w:p>
+      <w:pPr/>
+      <w:r>
+        <w:rPr>
+          <w:lang w:val="fr_FR" w:bidi="fr_FR"/>
+        </w:rPr>
+      </w:r>
+      <w:r>
+        <w:rPr>
+          <w:b/>
+          <w:lang w:val="fr_FR" w:bidi="fr_FR"/>
+        </w:rPr>
         <w:t>"mais le bien"</w:t>
       </w:r>
     </w:p>
@@ -4225,6 +4825,21 @@
           <w:b/>
           <w:lang w:val="fr_FR" w:bidi="fr_FR"/>
         </w:rPr>
+        <w:t>οὐχ ἑώρακεν τὸν Θεόν</w:t>
+      </w:r>
+    </w:p>
+    <w:p>
+      <w:pPr/>
+      <w:r>
+        <w:rPr>
+          <w:lang w:val="fr_FR" w:bidi="fr_FR"/>
+        </w:rPr>
+      </w:r>
+      <w:r>
+        <w:rPr>
+          <w:b/>
+          <w:lang w:val="fr_FR" w:bidi="fr_FR"/>
+        </w:rPr>
         <w:t>"n'a point vu Dieu"</w:t>
       </w:r>
     </w:p>
@@ -4321,6 +4936,21 @@
           <w:b/>
           <w:lang w:val="fr_FR" w:bidi="fr_FR"/>
         </w:rPr>
+        <w:t>Δημητρίῳ μεμαρτύρηται ὑπὸ πάντων</w:t>
+      </w:r>
+    </w:p>
+    <w:p>
+      <w:pPr/>
+      <w:r>
+        <w:rPr>
+          <w:lang w:val="fr_FR" w:bidi="fr_FR"/>
+        </w:rPr>
+      </w:r>
+      <w:r>
+        <w:rPr>
+          <w:b/>
+          <w:lang w:val="fr_FR" w:bidi="fr_FR"/>
+        </w:rPr>
         <w:t>« Tous [...] rendent un bon témoignage à Démétrius »</w:t>
       </w:r>
     </w:p>
@@ -4404,6 +5034,21 @@
           <w:b/>
           <w:lang w:val="fr_FR" w:bidi="fr_FR"/>
         </w:rPr>
+        <w:t>Δημητρίῳ</w:t>
+      </w:r>
+    </w:p>
+    <w:p>
+      <w:pPr/>
+      <w:r>
+        <w:rPr>
+          <w:lang w:val="fr_FR" w:bidi="fr_FR"/>
+        </w:rPr>
+      </w:r>
+      <w:r>
+        <w:rPr>
+          <w:b/>
+          <w:lang w:val="fr_FR" w:bidi="fr_FR"/>
+        </w:rPr>
         <w:t>"Démétrius"</w:t>
       </w:r>
     </w:p>
@@ -4494,6 +5139,21 @@
           <w:b/>
           <w:lang w:val="fr_FR" w:bidi="fr_FR"/>
         </w:rPr>
+        <w:t>ὑπὸ πάντων</w:t>
+      </w:r>
+    </w:p>
+    <w:p>
+      <w:pPr/>
+      <w:r>
+        <w:rPr>
+          <w:lang w:val="fr_FR" w:bidi="fr_FR"/>
+        </w:rPr>
+      </w:r>
+      <w:r>
+        <w:rPr>
+          <w:b/>
+          <w:lang w:val="fr_FR" w:bidi="fr_FR"/>
+        </w:rPr>
         <w:t>"Tous"</w:t>
       </w:r>
     </w:p>
@@ -4590,6 +5250,21 @@
           <w:b/>
           <w:lang w:val="fr_FR" w:bidi="fr_FR"/>
         </w:rPr>
+        <w:t>καὶ ὑπὸ αὐτῆς τῆς ἀληθείας</w:t>
+      </w:r>
+    </w:p>
+    <w:p>
+      <w:pPr/>
+      <w:r>
+        <w:rPr>
+          <w:lang w:val="fr_FR" w:bidi="fr_FR"/>
+        </w:rPr>
+      </w:r>
+      <w:r>
+        <w:rPr>
+          <w:b/>
+          <w:lang w:val="fr_FR" w:bidi="fr_FR"/>
+        </w:rPr>
         <w:t>« et la vérité elle-même »</w:t>
       </w:r>
     </w:p>
@@ -4673,6 +5348,21 @@
           <w:b/>
           <w:lang w:val="fr_FR" w:bidi="fr_FR"/>
         </w:rPr>
+        <w:t>ὑπὸ αὐτῆς τῆς ἀληθείας</w:t>
+      </w:r>
+    </w:p>
+    <w:p>
+      <w:pPr/>
+      <w:r>
+        <w:rPr>
+          <w:lang w:val="fr_FR" w:bidi="fr_FR"/>
+        </w:rPr>
+      </w:r>
+      <w:r>
+        <w:rPr>
+          <w:b/>
+          <w:lang w:val="fr_FR" w:bidi="fr_FR"/>
+        </w:rPr>
         <w:t>"et la vérité elle-même"</w:t>
       </w:r>
     </w:p>
@@ -4769,6 +5459,21 @@
           <w:b/>
           <w:lang w:val="fr_FR" w:bidi="fr_FR"/>
         </w:rPr>
+        <w:t>ὑπὸ αὐτῆς τῆς ἀληθείας</w:t>
+      </w:r>
+    </w:p>
+    <w:p>
+      <w:pPr/>
+      <w:r>
+        <w:rPr>
+          <w:lang w:val="fr_FR" w:bidi="fr_FR"/>
+        </w:rPr>
+      </w:r>
+      <w:r>
+        <w:rPr>
+          <w:b/>
+          <w:lang w:val="fr_FR" w:bidi="fr_FR"/>
+        </w:rPr>
         <w:t>"et la vérité elle-même"</w:t>
       </w:r>
     </w:p>
@@ -4865,6 +5570,21 @@
           <w:b/>
           <w:lang w:val="fr_FR" w:bidi="fr_FR"/>
         </w:rPr>
+        <w:t>καὶ ἡμεῖς &amp; μαρτυροῦμεν</w:t>
+      </w:r>
+    </w:p>
+    <w:p>
+      <w:pPr/>
+      <w:r>
+        <w:rPr>
+          <w:lang w:val="fr_FR" w:bidi="fr_FR"/>
+        </w:rPr>
+      </w:r>
+      <w:r>
+        <w:rPr>
+          <w:b/>
+          <w:lang w:val="fr_FR" w:bidi="fr_FR"/>
+        </w:rPr>
         <w:t>"</w:t>
       </w:r>
       <w:r>
@@ -4988,6 +5708,21 @@
           <w:b/>
           <w:lang w:val="fr_FR" w:bidi="fr_FR"/>
         </w:rPr>
+        <w:t>ἡμεῖς &amp; μαρτυροῦμεν &amp; ἡμῶν</w:t>
+      </w:r>
+    </w:p>
+    <w:p>
+      <w:pPr/>
+      <w:r>
+        <w:rPr>
+          <w:lang w:val="fr_FR" w:bidi="fr_FR"/>
+        </w:rPr>
+      </w:r>
+      <w:r>
+        <w:rPr>
+          <w:b/>
+          <w:lang w:val="fr_FR" w:bidi="fr_FR"/>
+        </w:rPr>
         <w:t>"nous aussi"</w:t>
       </w:r>
       <w:r>
@@ -5110,6 +5845,21 @@
           <w:b/>
           <w:lang w:val="fr_FR" w:bidi="fr_FR"/>
         </w:rPr>
+        <w:t>διὰ μέλανος καὶ καλάμου</w:t>
+      </w:r>
+    </w:p>
+    <w:p>
+      <w:pPr/>
+      <w:r>
+        <w:rPr>
+          <w:lang w:val="fr_FR" w:bidi="fr_FR"/>
+        </w:rPr>
+      </w:r>
+      <w:r>
+        <w:rPr>
+          <w:b/>
+          <w:lang w:val="fr_FR" w:bidi="fr_FR"/>
+        </w:rPr>
         <w:t>"avec l'encre et la plume"</w:t>
       </w:r>
     </w:p>
@@ -5206,6 +5956,21 @@
           <w:b/>
           <w:lang w:val="fr_FR" w:bidi="fr_FR"/>
         </w:rPr>
+        <w:t>στόμα πρὸς στόμα</w:t>
+      </w:r>
+    </w:p>
+    <w:p>
+      <w:pPr/>
+      <w:r>
+        <w:rPr>
+          <w:lang w:val="fr_FR" w:bidi="fr_FR"/>
+        </w:rPr>
+      </w:r>
+      <w:r>
+        <w:rPr>
+          <w:b/>
+          <w:lang w:val="fr_FR" w:bidi="fr_FR"/>
+        </w:rPr>
         <w:t>"de bouche à bouche"</w:t>
       </w:r>
     </w:p>
@@ -5302,6 +6067,21 @@
           <w:b/>
           <w:lang w:val="fr_FR" w:bidi="fr_FR"/>
         </w:rPr>
+        <w:t>εἰρήνη σοι</w:t>
+      </w:r>
+    </w:p>
+    <w:p>
+      <w:pPr/>
+      <w:r>
+        <w:rPr>
+          <w:lang w:val="fr_FR" w:bidi="fr_FR"/>
+        </w:rPr>
+      </w:r>
+      <w:r>
+        <w:rPr>
+          <w:b/>
+          <w:lang w:val="fr_FR" w:bidi="fr_FR"/>
+        </w:rPr>
         <w:t>"Que la paix soit avec toi"</w:t>
       </w:r>
     </w:p>
@@ -5385,6 +6165,21 @@
           <w:b/>
           <w:lang w:val="fr_FR" w:bidi="fr_FR"/>
         </w:rPr>
+        <w:t>εἰρήνη σοι</w:t>
+      </w:r>
+    </w:p>
+    <w:p>
+      <w:pPr/>
+      <w:r>
+        <w:rPr>
+          <w:lang w:val="fr_FR" w:bidi="fr_FR"/>
+        </w:rPr>
+      </w:r>
+      <w:r>
+        <w:rPr>
+          <w:b/>
+          <w:lang w:val="fr_FR" w:bidi="fr_FR"/>
+        </w:rPr>
         <w:t>"Que la paix soit avec toi"</w:t>
       </w:r>
     </w:p>
@@ -5481,6 +6276,21 @@
           <w:b/>
           <w:lang w:val="fr_FR" w:bidi="fr_FR"/>
         </w:rPr>
+        <w:t>ἀσπάζονταί σε οἱ φίλοι</w:t>
+      </w:r>
+    </w:p>
+    <w:p>
+      <w:pPr/>
+      <w:r>
+        <w:rPr>
+          <w:lang w:val="fr_FR" w:bidi="fr_FR"/>
+        </w:rPr>
+      </w:r>
+      <w:r>
+        <w:rPr>
+          <w:b/>
+          <w:lang w:val="fr_FR" w:bidi="fr_FR"/>
+        </w:rPr>
         <w:t>"Les amis te saluent"</w:t>
       </w:r>
     </w:p>
@@ -5577,6 +6387,21 @@
           <w:b/>
           <w:lang w:val="fr_FR" w:bidi="fr_FR"/>
         </w:rPr>
+        <w:t>ἀσπάζου τοὺς φίλους</w:t>
+      </w:r>
+    </w:p>
+    <w:p>
+      <w:pPr/>
+      <w:r>
+        <w:rPr>
+          <w:lang w:val="fr_FR" w:bidi="fr_FR"/>
+        </w:rPr>
+      </w:r>
+      <w:r>
+        <w:rPr>
+          <w:b/>
+          <w:lang w:val="fr_FR" w:bidi="fr_FR"/>
+        </w:rPr>
         <w:t>"Salue les amis"</w:t>
       </w:r>
     </w:p>
@@ -5659,6 +6484,21 @@
         <w:rPr>
           <w:lang w:val="fr_FR" w:bidi="fr_FR"/>
         </w:rPr>
+      </w:r>
+    </w:p>
+    <w:p>
+      <w:pPr/>
+      <w:r>
+        <w:rPr>
+          <w:lang w:val="fr_FR" w:bidi="fr_FR"/>
+        </w:rPr>
+      </w:r>
+      <w:r>
+        <w:rPr>
+          <w:b/>
+          <w:lang w:val="fr_FR" w:bidi="fr_FR"/>
+        </w:rPr>
+        <w:t>κατ’ ὄνομα</w:t>
       </w:r>
     </w:p>
     <w:p>

--- a/fra/docx/64.content.docx
+++ b/fra/docx/64.content.docx
@@ -28,49 +28,15 @@
       </w:r>
     </w:p>
     <w:p>
-      <w:pPr>
-        <w:pStyle w:val="Heading2"/>
-      </w:pPr>
-      <w:r>
-        <w:rPr>
-          <w:lang w:val="fr_FR" w:bidi="fr_FR"/>
-        </w:rPr>
-        <w:t>License Information</w:t>
-      </w:r>
-      <w:r>
-        <w:rPr>
-          <w:lang w:val="fr_FR" w:bidi="fr_FR"/>
-        </w:rPr>
-      </w:r>
-    </w:p>
-    <w:p>
-      <w:pPr/>
-      <w:r>
-        <w:rPr>
-          <w:lang w:val="fr_FR" w:bidi="fr_FR"/>
-        </w:rPr>
-      </w:r>
-      <w:r>
-        <w:rPr>
-          <w:b/>
-          <w:lang w:val="fr_FR" w:bidi="fr_FR"/>
-        </w:rPr>
-        <w:t>Notes de traduction (unfoldingWord)</w:t>
-      </w:r>
-      <w:r>
-        <w:rPr>
-          <w:lang w:val="fr_FR" w:bidi="fr_FR"/>
-        </w:rPr>
-        <w:t xml:space="preserve"> (French) is based on</w:t>
-      </w:r>
-      <w:r>
-        <w:rPr>
-          <w:lang w:val="fr_FR" w:bidi="fr_FR"/>
-        </w:rPr>
-        <w:t xml:space="preserve">: </w:t>
-      </w:r>
-      <w:r>
-        <w:rPr>
+      <w:pPr/>
+      <w:r>
+        <w:rPr>
+          <w:lang w:val="fr_FR" w:bidi="fr_FR"/>
+        </w:rPr>
+      </w:r>
+      <w:r>
+        <w:rPr>
+          <w:b/>
           <w:lang w:val="fr_FR" w:bidi="fr_FR"/>
         </w:rPr>
         <w:t>unfoldingWord® Translation Notes</w:t>
@@ -79,62 +45,31 @@
         <w:rPr>
           <w:lang w:val="fr_FR" w:bidi="fr_FR"/>
         </w:rPr>
-        <w:t xml:space="preserve">, </w:t>
-      </w:r>
-      <w:hyperlink r:id="rId13">
-        <w:r>
-          <w:rPr>
-            <w:lang w:val="fr_FR" w:bidi="fr_FR"/>
-          </w:rPr>
-          <w:rPr>
-            <w:color w:val="0000EE"/>
-            <w:u w:val="single"/>
-          </w:rPr>
-          <w:t>unfoldingWord</w:t>
-        </w:r>
-      </w:hyperlink>
-      <w:r>
-        <w:rPr>
-          <w:lang w:val="fr_FR" w:bidi="fr_FR"/>
-        </w:rPr>
-        <w:t xml:space="preserve">, 2022, which is licensed under a </w:t>
-      </w:r>
-      <w:hyperlink r:id="rId14">
-        <w:r>
-          <w:rPr>
-            <w:lang w:val="fr_FR" w:bidi="fr_FR"/>
-          </w:rPr>
-          <w:rPr>
-            <w:color w:val="0000EE"/>
-            <w:u w:val="single"/>
-          </w:rPr>
-          <w:t>CC BY-SA 4.0 license</w:t>
-        </w:r>
-      </w:hyperlink>
-      <w:r>
-        <w:rPr>
-          <w:lang w:val="fr_FR" w:bidi="fr_FR"/>
-        </w:rPr>
-        <w:t>.</w:t>
-      </w:r>
-      <w:r>
-        <w:rPr>
-          <w:lang w:val="fr_FR" w:bidi="fr_FR"/>
-        </w:rPr>
-      </w:r>
-    </w:p>
-    <w:p>
-      <w:pPr/>
-      <w:r>
-        <w:rPr>
-          <w:lang w:val="fr_FR" w:bidi="fr_FR"/>
-        </w:rPr>
-      </w:r>
-      <w:r>
-        <w:rPr>
-          <w:lang w:val="fr_FR" w:bidi="fr_FR"/>
-        </w:rPr>
-        <w:t>This PDF version is provided under the same license.</w:t>
+        <w:t xml:space="preserve"> © 2022 unfoldingWord. Released under CC BY-SA 4.0 license. </w:t>
+      </w:r>
+      <w:r>
+        <w:rPr>
+          <w:lang w:val="fr_FR" w:bidi="fr_FR"/>
+        </w:rPr>
+        <w:t>unfoldingWord® Translation Notes</w:t>
+      </w:r>
+      <w:r>
+        <w:rPr>
+          <w:lang w:val="fr_FR" w:bidi="fr_FR"/>
+        </w:rPr>
+        <w:t xml:space="preserve"> has been adapted in the following languages: Tok Pisin, Arabic (عربي), French (Français), Hindi (हिंदी), Indonesian (Bahasa Indonesia), Portuguese (Português), Russian (Русский), Spanish (Español), Swahili (Kiswahili), and Simplified Chinese (简体中文) from </w:t>
+      </w:r>
+      <w:r>
+        <w:rPr>
+          <w:lang w:val="fr_FR" w:bidi="fr_FR"/>
+        </w:rPr>
+        <w:t>unfoldingWord® Translation Notes</w:t>
+      </w:r>
+      <w:r>
+        <w:rPr>
+          <w:lang w:val="fr_FR" w:bidi="fr_FR"/>
+        </w:rPr>
+        <w:t xml:space="preserve"> © 2022 unfoldingWord. Released under CC BY-SA 4.0 license by Mission Mutual</w:t>
       </w:r>
       <w:r>
         <w:rPr>
@@ -295,21 +230,6 @@
           <w:b/>
           <w:lang w:val="fr_FR" w:bidi="fr_FR"/>
         </w:rPr>
-        <w:t>ὁ πρεσβύτερος</w:t>
-      </w:r>
-    </w:p>
-    <w:p>
-      <w:pPr/>
-      <w:r>
-        <w:rPr>
-          <w:lang w:val="fr_FR" w:bidi="fr_FR"/>
-        </w:rPr>
-      </w:r>
-      <w:r>
-        <w:rPr>
-          <w:b/>
-          <w:lang w:val="fr_FR" w:bidi="fr_FR"/>
-        </w:rPr>
         <w:t>"L'ancien"</w:t>
       </w:r>
     </w:p>
@@ -419,21 +339,6 @@
           <w:b/>
           <w:lang w:val="fr_FR" w:bidi="fr_FR"/>
         </w:rPr>
-        <w:t>Γαΐῳ</w:t>
-      </w:r>
-    </w:p>
-    <w:p>
-      <w:pPr/>
-      <w:r>
-        <w:rPr>
-          <w:lang w:val="fr_FR" w:bidi="fr_FR"/>
-        </w:rPr>
-      </w:r>
-      <w:r>
-        <w:rPr>
-          <w:b/>
-          <w:lang w:val="fr_FR" w:bidi="fr_FR"/>
-        </w:rPr>
         <w:t>"à Gaïus"</w:t>
       </w:r>
     </w:p>
@@ -524,21 +429,6 @@
           <w:b/>
           <w:lang w:val="fr_FR" w:bidi="fr_FR"/>
         </w:rPr>
-        <w:t>ὃν ἐγὼ ἀγαπῶ ἐν ἀληθείᾳ</w:t>
-      </w:r>
-    </w:p>
-    <w:p>
-      <w:pPr/>
-      <w:r>
-        <w:rPr>
-          <w:lang w:val="fr_FR" w:bidi="fr_FR"/>
-        </w:rPr>
-      </w:r>
-      <w:r>
-        <w:rPr>
-          <w:b/>
-          <w:lang w:val="fr_FR" w:bidi="fr_FR"/>
-        </w:rPr>
         <w:t>"que j'aime dans la vérité"</w:t>
       </w:r>
     </w:p>
@@ -635,21 +525,6 @@
           <w:b/>
           <w:lang w:val="fr_FR" w:bidi="fr_FR"/>
         </w:rPr>
-        <w:t>γὰρ</w:t>
-      </w:r>
-    </w:p>
-    <w:p>
-      <w:pPr/>
-      <w:r>
-        <w:rPr>
-          <w:lang w:val="fr_FR" w:bidi="fr_FR"/>
-        </w:rPr>
-      </w:r>
-      <w:r>
-        <w:rPr>
-          <w:b/>
-          <w:lang w:val="fr_FR" w:bidi="fr_FR"/>
-        </w:rPr>
         <w:t>"lorsque"</w:t>
       </w:r>
     </w:p>
@@ -746,21 +621,6 @@
           <w:b/>
           <w:lang w:val="fr_FR" w:bidi="fr_FR"/>
         </w:rPr>
-        <w:t>ἀδελφῶν</w:t>
-      </w:r>
-    </w:p>
-    <w:p>
-      <w:pPr/>
-      <w:r>
-        <w:rPr>
-          <w:lang w:val="fr_FR" w:bidi="fr_FR"/>
-        </w:rPr>
-      </w:r>
-      <w:r>
-        <w:rPr>
-          <w:b/>
-          <w:lang w:val="fr_FR" w:bidi="fr_FR"/>
-        </w:rPr>
         <w:t>"frères"</w:t>
       </w:r>
     </w:p>
@@ -870,21 +730,6 @@
           <w:b/>
           <w:lang w:val="fr_FR" w:bidi="fr_FR"/>
         </w:rPr>
-        <w:t>σὺ ἐν ἀληθείᾳ περιπατεῖς</w:t>
-      </w:r>
-    </w:p>
-    <w:p>
-      <w:pPr/>
-      <w:r>
-        <w:rPr>
-          <w:lang w:val="fr_FR" w:bidi="fr_FR"/>
-        </w:rPr>
-      </w:r>
-      <w:r>
-        <w:rPr>
-          <w:b/>
-          <w:lang w:val="fr_FR" w:bidi="fr_FR"/>
-        </w:rPr>
         <w:t>"tu marches dans la vérité"</w:t>
       </w:r>
     </w:p>
@@ -981,21 +826,6 @@
           <w:b/>
           <w:lang w:val="fr_FR" w:bidi="fr_FR"/>
         </w:rPr>
-        <w:t>ἀληθείᾳ &amp; ἀληθείᾳ</w:t>
-      </w:r>
-    </w:p>
-    <w:p>
-      <w:pPr/>
-      <w:r>
-        <w:rPr>
-          <w:lang w:val="fr_FR" w:bidi="fr_FR"/>
-        </w:rPr>
-      </w:r>
-      <w:r>
-        <w:rPr>
-          <w:b/>
-          <w:lang w:val="fr_FR" w:bidi="fr_FR"/>
-        </w:rPr>
         <w:t>"vérité"</w:t>
       </w:r>
       <w:r>
@@ -1105,21 +935,6 @@
           <w:b/>
           <w:lang w:val="fr_FR" w:bidi="fr_FR"/>
         </w:rPr>
-        <w:t>μειζοτέραν &amp; οὐκ ἔχω χαράν</w:t>
-      </w:r>
-    </w:p>
-    <w:p>
-      <w:pPr/>
-      <w:r>
-        <w:rPr>
-          <w:lang w:val="fr_FR" w:bidi="fr_FR"/>
-        </w:rPr>
-      </w:r>
-      <w:r>
-        <w:rPr>
-          <w:b/>
-          <w:lang w:val="fr_FR" w:bidi="fr_FR"/>
-        </w:rPr>
         <w:t>"Je n'ai pas de plus grande joie"</w:t>
       </w:r>
     </w:p>
@@ -1216,21 +1031,6 @@
           <w:b/>
           <w:lang w:val="fr_FR" w:bidi="fr_FR"/>
         </w:rPr>
-        <w:t>τὰ ἐμὰ τέκνα</w:t>
-      </w:r>
-    </w:p>
-    <w:p>
-      <w:pPr/>
-      <w:r>
-        <w:rPr>
-          <w:lang w:val="fr_FR" w:bidi="fr_FR"/>
-        </w:rPr>
-      </w:r>
-      <w:r>
-        <w:rPr>
-          <w:b/>
-          <w:lang w:val="fr_FR" w:bidi="fr_FR"/>
-        </w:rPr>
         <w:t>"mes enfants"</w:t>
       </w:r>
     </w:p>
@@ -1327,21 +1127,6 @@
           <w:b/>
           <w:lang w:val="fr_FR" w:bidi="fr_FR"/>
         </w:rPr>
-        <w:t>ἐν τῇ ἀληθείᾳ περιπατοῦντα</w:t>
-      </w:r>
-    </w:p>
-    <w:p>
-      <w:pPr/>
-      <w:r>
-        <w:rPr>
-          <w:lang w:val="fr_FR" w:bidi="fr_FR"/>
-        </w:rPr>
-      </w:r>
-      <w:r>
-        <w:rPr>
-          <w:b/>
-          <w:lang w:val="fr_FR" w:bidi="fr_FR"/>
-        </w:rPr>
         <w:t>"marchent dans la vérité"</w:t>
       </w:r>
     </w:p>
@@ -1438,21 +1223,6 @@
           <w:b/>
           <w:lang w:val="fr_FR" w:bidi="fr_FR"/>
         </w:rPr>
-        <w:t>ἐν τῇ ἀληθείᾳ</w:t>
-      </w:r>
-    </w:p>
-    <w:p>
-      <w:pPr/>
-      <w:r>
-        <w:rPr>
-          <w:lang w:val="fr_FR" w:bidi="fr_FR"/>
-        </w:rPr>
-      </w:r>
-      <w:r>
-        <w:rPr>
-          <w:b/>
-          <w:lang w:val="fr_FR" w:bidi="fr_FR"/>
-        </w:rPr>
         <w:t>"dans la vérité"</w:t>
       </w:r>
     </w:p>
@@ -1549,21 +1319,6 @@
           <w:b/>
           <w:lang w:val="fr_FR" w:bidi="fr_FR"/>
         </w:rPr>
-        <w:t>τοὺς ἀδελφοὺς</w:t>
-      </w:r>
-    </w:p>
-    <w:p>
-      <w:pPr/>
-      <w:r>
-        <w:rPr>
-          <w:lang w:val="fr_FR" w:bidi="fr_FR"/>
-        </w:rPr>
-      </w:r>
-      <w:r>
-        <w:rPr>
-          <w:b/>
-          <w:lang w:val="fr_FR" w:bidi="fr_FR"/>
-        </w:rPr>
         <w:t>"les frères"</w:t>
       </w:r>
     </w:p>
@@ -1660,21 +1415,6 @@
           <w:b/>
           <w:lang w:val="fr_FR" w:bidi="fr_FR"/>
         </w:rPr>
-        <w:t>σου τῇ ἀγάπῃ</w:t>
-      </w:r>
-    </w:p>
-    <w:p>
-      <w:pPr/>
-      <w:r>
-        <w:rPr>
-          <w:lang w:val="fr_FR" w:bidi="fr_FR"/>
-        </w:rPr>
-      </w:r>
-      <w:r>
-        <w:rPr>
-          <w:b/>
-          <w:lang w:val="fr_FR" w:bidi="fr_FR"/>
-        </w:rPr>
         <w:t>"ta charité"</w:t>
       </w:r>
     </w:p>
@@ -1771,21 +1511,6 @@
           <w:b/>
           <w:lang w:val="fr_FR" w:bidi="fr_FR"/>
         </w:rPr>
-        <w:t>προπέμψας</w:t>
-      </w:r>
-    </w:p>
-    <w:p>
-      <w:pPr/>
-      <w:r>
-        <w:rPr>
-          <w:lang w:val="fr_FR" w:bidi="fr_FR"/>
-        </w:rPr>
-      </w:r>
-      <w:r>
-        <w:rPr>
-          <w:b/>
-          <w:lang w:val="fr_FR" w:bidi="fr_FR"/>
-        </w:rPr>
         <w:t>"pourvoir"</w:t>
       </w:r>
     </w:p>
@@ -1882,21 +1607,6 @@
           <w:b/>
           <w:lang w:val="fr_FR" w:bidi="fr_FR"/>
         </w:rPr>
-        <w:t>οὓς καλῶς ποιήσεις, προπέμψας ἀξίως τοῦ Θεοῦ; ὑπὲρ γὰρ τοῦ ὀνόματος ἐξῆλθον, μηδὲν λαμβάνοντες ἀπὸ τῶν ἐθνικῶν</w:t>
-      </w:r>
-    </w:p>
-    <w:p>
-      <w:pPr/>
-      <w:r>
-        <w:rPr>
-          <w:lang w:val="fr_FR" w:bidi="fr_FR"/>
-        </w:rPr>
-      </w:r>
-      <w:r>
-        <w:rPr>
-          <w:b/>
-          <w:lang w:val="fr_FR" w:bidi="fr_FR"/>
-        </w:rPr>
         <w:t>"</w:t>
       </w:r>
       <w:r>
@@ -2008,21 +1718,6 @@
           <w:b/>
           <w:lang w:val="fr_FR" w:bidi="fr_FR"/>
         </w:rPr>
-        <w:t>ὑπὲρ &amp; τοῦ ὀνόματος</w:t>
-      </w:r>
-    </w:p>
-    <w:p>
-      <w:pPr/>
-      <w:r>
-        <w:rPr>
-          <w:lang w:val="fr_FR" w:bidi="fr_FR"/>
-        </w:rPr>
-      </w:r>
-      <w:r>
-        <w:rPr>
-          <w:b/>
-          <w:lang w:val="fr_FR" w:bidi="fr_FR"/>
-        </w:rPr>
         <w:t>"pour le nom"</w:t>
       </w:r>
     </w:p>
@@ -2106,21 +1801,6 @@
           <w:b/>
           <w:lang w:val="fr_FR" w:bidi="fr_FR"/>
         </w:rPr>
-        <w:t>μηδὲν λαμβάνοντες ἀπὸ τῶν ἐθνικῶν</w:t>
-      </w:r>
-    </w:p>
-    <w:p>
-      <w:pPr/>
-      <w:r>
-        <w:rPr>
-          <w:lang w:val="fr_FR" w:bidi="fr_FR"/>
-        </w:rPr>
-      </w:r>
-      <w:r>
-        <w:rPr>
-          <w:b/>
-          <w:lang w:val="fr_FR" w:bidi="fr_FR"/>
-        </w:rPr>
         <w:t>"sans rien recevoir des païens"</w:t>
       </w:r>
     </w:p>
@@ -2217,21 +1897,6 @@
           <w:b/>
           <w:lang w:val="fr_FR" w:bidi="fr_FR"/>
         </w:rPr>
-        <w:t>τῶν ἐθνικῶν</w:t>
-      </w:r>
-    </w:p>
-    <w:p>
-      <w:pPr/>
-      <w:r>
-        <w:rPr>
-          <w:lang w:val="fr_FR" w:bidi="fr_FR"/>
-        </w:rPr>
-      </w:r>
-      <w:r>
-        <w:rPr>
-          <w:b/>
-          <w:lang w:val="fr_FR" w:bidi="fr_FR"/>
-        </w:rPr>
         <w:t>« des païens »</w:t>
       </w:r>
     </w:p>
@@ -2328,21 +1993,6 @@
           <w:b/>
           <w:lang w:val="fr_FR" w:bidi="fr_FR"/>
         </w:rPr>
-        <w:t>οὖν</w:t>
-      </w:r>
-    </w:p>
-    <w:p>
-      <w:pPr/>
-      <w:r>
-        <w:rPr>
-          <w:lang w:val="fr_FR" w:bidi="fr_FR"/>
-        </w:rPr>
-      </w:r>
-      <w:r>
-        <w:rPr>
-          <w:b/>
-          <w:lang w:val="fr_FR" w:bidi="fr_FR"/>
-        </w:rPr>
         <w:t>"donc"</w:t>
       </w:r>
     </w:p>
@@ -2452,21 +2102,6 @@
           <w:b/>
           <w:lang w:val="fr_FR" w:bidi="fr_FR"/>
         </w:rPr>
-        <w:t>ἡμεῖς &amp; ὀφείλομεν ὑπολαμβάνειν</w:t>
-      </w:r>
-    </w:p>
-    <w:p>
-      <w:pPr/>
-      <w:r>
-        <w:rPr>
-          <w:lang w:val="fr_FR" w:bidi="fr_FR"/>
-        </w:rPr>
-      </w:r>
-      <w:r>
-        <w:rPr>
-          <w:b/>
-          <w:lang w:val="fr_FR" w:bidi="fr_FR"/>
-        </w:rPr>
         <w:t>« Nous devons donc accueillir »</w:t>
       </w:r>
     </w:p>
@@ -2563,21 +2198,6 @@
           <w:b/>
           <w:lang w:val="fr_FR" w:bidi="fr_FR"/>
         </w:rPr>
-        <w:t>ἡμεῖς &amp; ὀφείλομεν</w:t>
-      </w:r>
-    </w:p>
-    <w:p>
-      <w:pPr/>
-      <w:r>
-        <w:rPr>
-          <w:lang w:val="fr_FR" w:bidi="fr_FR"/>
-        </w:rPr>
-      </w:r>
-      <w:r>
-        <w:rPr>
-          <w:b/>
-          <w:lang w:val="fr_FR" w:bidi="fr_FR"/>
-        </w:rPr>
         <w:t>"nous devons"</w:t>
       </w:r>
     </w:p>
@@ -2674,21 +2294,6 @@
           <w:b/>
           <w:lang w:val="fr_FR" w:bidi="fr_FR"/>
         </w:rPr>
-        <w:t>ὑπολαμβάνειν</w:t>
-      </w:r>
-    </w:p>
-    <w:p>
-      <w:pPr/>
-      <w:r>
-        <w:rPr>
-          <w:lang w:val="fr_FR" w:bidi="fr_FR"/>
-        </w:rPr>
-      </w:r>
-      <w:r>
-        <w:rPr>
-          <w:b/>
-          <w:lang w:val="fr_FR" w:bidi="fr_FR"/>
-        </w:rPr>
         <w:t>"accueillir"</w:t>
       </w:r>
     </w:p>
@@ -2785,21 +2390,6 @@
           <w:b/>
           <w:lang w:val="fr_FR" w:bidi="fr_FR"/>
         </w:rPr>
-        <w:t>ἵνα</w:t>
-      </w:r>
-    </w:p>
-    <w:p>
-      <w:pPr/>
-      <w:r>
-        <w:rPr>
-          <w:lang w:val="fr_FR" w:bidi="fr_FR"/>
-        </w:rPr>
-      </w:r>
-      <w:r>
-        <w:rPr>
-          <w:b/>
-          <w:lang w:val="fr_FR" w:bidi="fr_FR"/>
-        </w:rPr>
         <w:t>"afin de"</w:t>
       </w:r>
     </w:p>
@@ -2922,21 +2512,6 @@
           <w:b/>
           <w:lang w:val="fr_FR" w:bidi="fr_FR"/>
         </w:rPr>
-        <w:t>ἵνα συνεργοὶ γινώμεθα τῇ ἀληθείᾳ</w:t>
-      </w:r>
-    </w:p>
-    <w:p>
-      <w:pPr/>
-      <w:r>
-        <w:rPr>
-          <w:lang w:val="fr_FR" w:bidi="fr_FR"/>
-        </w:rPr>
-      </w:r>
-      <w:r>
-        <w:rPr>
-          <w:b/>
-          <w:lang w:val="fr_FR" w:bidi="fr_FR"/>
-        </w:rPr>
         <w:t>"</w:t>
       </w:r>
       <w:r>
@@ -3060,21 +2635,6 @@
           <w:b/>
           <w:lang w:val="fr_FR" w:bidi="fr_FR"/>
         </w:rPr>
-        <w:t>τῇ ἀληθείᾳ</w:t>
-      </w:r>
-    </w:p>
-    <w:p>
-      <w:pPr/>
-      <w:r>
-        <w:rPr>
-          <w:lang w:val="fr_FR" w:bidi="fr_FR"/>
-        </w:rPr>
-      </w:r>
-      <w:r>
-        <w:rPr>
-          <w:b/>
-          <w:lang w:val="fr_FR" w:bidi="fr_FR"/>
-        </w:rPr>
         <w:t>"avec la vérité"</w:t>
       </w:r>
     </w:p>
@@ -3171,21 +2731,6 @@
           <w:b/>
           <w:lang w:val="fr_FR" w:bidi="fr_FR"/>
         </w:rPr>
-        <w:t>τι</w:t>
-      </w:r>
-    </w:p>
-    <w:p>
-      <w:pPr/>
-      <w:r>
-        <w:rPr>
-          <w:lang w:val="fr_FR" w:bidi="fr_FR"/>
-        </w:rPr>
-      </w:r>
-      <w:r>
-        <w:rPr>
-          <w:b/>
-          <w:lang w:val="fr_FR" w:bidi="fr_FR"/>
-        </w:rPr>
         <w:t>"quelques mots"</w:t>
       </w:r>
     </w:p>
@@ -3269,21 +2814,6 @@
           <w:b/>
           <w:lang w:val="fr_FR" w:bidi="fr_FR"/>
         </w:rPr>
-        <w:t>τῇ ἐκκλησίᾳ</w:t>
-      </w:r>
-    </w:p>
-    <w:p>
-      <w:pPr/>
-      <w:r>
-        <w:rPr>
-          <w:lang w:val="fr_FR" w:bidi="fr_FR"/>
-        </w:rPr>
-      </w:r>
-      <w:r>
-        <w:rPr>
-          <w:b/>
-          <w:lang w:val="fr_FR" w:bidi="fr_FR"/>
-        </w:rPr>
         <w:t>"à l'Église"</w:t>
       </w:r>
     </w:p>
@@ -3380,21 +2910,6 @@
           <w:b/>
           <w:lang w:val="fr_FR" w:bidi="fr_FR"/>
         </w:rPr>
-        <w:t>Διοτρέφης</w:t>
-      </w:r>
-    </w:p>
-    <w:p>
-      <w:pPr/>
-      <w:r>
-        <w:rPr>
-          <w:lang w:val="fr_FR" w:bidi="fr_FR"/>
-        </w:rPr>
-      </w:r>
-      <w:r>
-        <w:rPr>
-          <w:b/>
-          <w:lang w:val="fr_FR" w:bidi="fr_FR"/>
-        </w:rPr>
         <w:t>"Diotrèphe"</w:t>
       </w:r>
     </w:p>
@@ -3485,21 +3000,6 @@
           <w:b/>
           <w:lang w:val="fr_FR" w:bidi="fr_FR"/>
         </w:rPr>
-        <w:t>ὁ φιλοπρωτεύων αὐτῶν</w:t>
-      </w:r>
-    </w:p>
-    <w:p>
-      <w:pPr/>
-      <w:r>
-        <w:rPr>
-          <w:lang w:val="fr_FR" w:bidi="fr_FR"/>
-        </w:rPr>
-      </w:r>
-      <w:r>
-        <w:rPr>
-          <w:b/>
-          <w:lang w:val="fr_FR" w:bidi="fr_FR"/>
-        </w:rPr>
         <w:t>"qui aime à être le premier parmi eux"</w:t>
       </w:r>
     </w:p>
@@ -3596,21 +3096,6 @@
           <w:b/>
           <w:lang w:val="fr_FR" w:bidi="fr_FR"/>
         </w:rPr>
-        <w:t>οὐκ ἐπιδέχεται ἡμᾶς</w:t>
-      </w:r>
-    </w:p>
-    <w:p>
-      <w:pPr/>
-      <w:r>
-        <w:rPr>
-          <w:lang w:val="fr_FR" w:bidi="fr_FR"/>
-        </w:rPr>
-      </w:r>
-      <w:r>
-        <w:rPr>
-          <w:b/>
-          <w:lang w:val="fr_FR" w:bidi="fr_FR"/>
-        </w:rPr>
         <w:t>"ne nous reçoit point"</w:t>
       </w:r>
     </w:p>
@@ -3720,21 +3205,6 @@
           <w:b/>
           <w:lang w:val="fr_FR" w:bidi="fr_FR"/>
         </w:rPr>
-        <w:t>ἡμᾶς</w:t>
-      </w:r>
-    </w:p>
-    <w:p>
-      <w:pPr/>
-      <w:r>
-        <w:rPr>
-          <w:lang w:val="fr_FR" w:bidi="fr_FR"/>
-        </w:rPr>
-      </w:r>
-      <w:r>
-        <w:rPr>
-          <w:b/>
-          <w:lang w:val="fr_FR" w:bidi="fr_FR"/>
-        </w:rPr>
         <w:t>"nous"</w:t>
       </w:r>
     </w:p>
@@ -3831,21 +3301,6 @@
           <w:b/>
           <w:lang w:val="fr_FR" w:bidi="fr_FR"/>
         </w:rPr>
-        <w:t>διὰ τοῦτο</w:t>
-      </w:r>
-    </w:p>
-    <w:p>
-      <w:pPr/>
-      <w:r>
-        <w:rPr>
-          <w:lang w:val="fr_FR" w:bidi="fr_FR"/>
-        </w:rPr>
-      </w:r>
-      <w:r>
-        <w:rPr>
-          <w:b/>
-          <w:lang w:val="fr_FR" w:bidi="fr_FR"/>
-        </w:rPr>
         <w:t>"C'est pourquoi"</w:t>
       </w:r>
     </w:p>
@@ -3936,21 +3391,6 @@
           <w:b/>
           <w:lang w:val="fr_FR" w:bidi="fr_FR"/>
         </w:rPr>
-        <w:t>ἐὰν ἔλθω</w:t>
-      </w:r>
-    </w:p>
-    <w:p>
-      <w:pPr/>
-      <w:r>
-        <w:rPr>
-          <w:lang w:val="fr_FR" w:bidi="fr_FR"/>
-        </w:rPr>
-      </w:r>
-      <w:r>
-        <w:rPr>
-          <w:b/>
-          <w:lang w:val="fr_FR" w:bidi="fr_FR"/>
-        </w:rPr>
         <w:t>"si je vais vous voir"</w:t>
       </w:r>
     </w:p>
@@ -4034,21 +3474,6 @@
           <w:b/>
           <w:lang w:val="fr_FR" w:bidi="fr_FR"/>
         </w:rPr>
-        <w:t>ἔλθω</w:t>
-      </w:r>
-    </w:p>
-    <w:p>
-      <w:pPr/>
-      <w:r>
-        <w:rPr>
-          <w:lang w:val="fr_FR" w:bidi="fr_FR"/>
-        </w:rPr>
-      </w:r>
-      <w:r>
-        <w:rPr>
-          <w:b/>
-          <w:lang w:val="fr_FR" w:bidi="fr_FR"/>
-        </w:rPr>
         <w:t>"Je vais"</w:t>
       </w:r>
     </w:p>
@@ -4145,21 +3570,6 @@
           <w:b/>
           <w:lang w:val="fr_FR" w:bidi="fr_FR"/>
         </w:rPr>
-        <w:t>λόγοις πονηροῖς φλυαρῶν ἡμᾶς</w:t>
-      </w:r>
-    </w:p>
-    <w:p>
-      <w:pPr/>
-      <w:r>
-        <w:rPr>
-          <w:lang w:val="fr_FR" w:bidi="fr_FR"/>
-        </w:rPr>
-      </w:r>
-      <w:r>
-        <w:rPr>
-          <w:b/>
-          <w:lang w:val="fr_FR" w:bidi="fr_FR"/>
-        </w:rPr>
         <w:t>"</w:t>
       </w:r>
       <w:r>
@@ -4296,21 +3706,6 @@
           <w:b/>
           <w:lang w:val="fr_FR" w:bidi="fr_FR"/>
         </w:rPr>
-        <w:t>μὴ ἀρκούμενος ἐπὶ τούτοις</w:t>
-      </w:r>
-    </w:p>
-    <w:p>
-      <w:pPr/>
-      <w:r>
-        <w:rPr>
-          <w:lang w:val="fr_FR" w:bidi="fr_FR"/>
-        </w:rPr>
-      </w:r>
-      <w:r>
-        <w:rPr>
-          <w:b/>
-          <w:lang w:val="fr_FR" w:bidi="fr_FR"/>
-        </w:rPr>
         <w:t>« non contents de cela »</w:t>
       </w:r>
     </w:p>
@@ -4394,21 +3789,6 @@
           <w:b/>
           <w:lang w:val="fr_FR" w:bidi="fr_FR"/>
         </w:rPr>
-        <w:t>τοὺς ἀδελφοὺς</w:t>
-      </w:r>
-    </w:p>
-    <w:p>
-      <w:pPr/>
-      <w:r>
-        <w:rPr>
-          <w:lang w:val="fr_FR" w:bidi="fr_FR"/>
-        </w:rPr>
-      </w:r>
-      <w:r>
-        <w:rPr>
-          <w:b/>
-          <w:lang w:val="fr_FR" w:bidi="fr_FR"/>
-        </w:rPr>
         <w:t>"les frères"</w:t>
       </w:r>
     </w:p>
@@ -4505,21 +3885,6 @@
           <w:b/>
           <w:lang w:val="fr_FR" w:bidi="fr_FR"/>
         </w:rPr>
-        <w:t>καὶ τοὺς βουλομένους κωλύει</w:t>
-      </w:r>
-    </w:p>
-    <w:p>
-      <w:pPr/>
-      <w:r>
-        <w:rPr>
-          <w:lang w:val="fr_FR" w:bidi="fr_FR"/>
-        </w:rPr>
-      </w:r>
-      <w:r>
-        <w:rPr>
-          <w:b/>
-          <w:lang w:val="fr_FR" w:bidi="fr_FR"/>
-        </w:rPr>
         <w:t>"il les en empêche"</w:t>
       </w:r>
     </w:p>
@@ -4603,21 +3968,6 @@
           <w:b/>
           <w:lang w:val="fr_FR" w:bidi="fr_FR"/>
         </w:rPr>
-        <w:t>μὴ μιμοῦ τὸ κακὸν, ἀλλὰ τὸ ἀγαθόν</w:t>
-      </w:r>
-    </w:p>
-    <w:p>
-      <w:pPr/>
-      <w:r>
-        <w:rPr>
-          <w:lang w:val="fr_FR" w:bidi="fr_FR"/>
-        </w:rPr>
-      </w:r>
-      <w:r>
-        <w:rPr>
-          <w:b/>
-          <w:lang w:val="fr_FR" w:bidi="fr_FR"/>
-        </w:rPr>
         <w:t>"n'imite pas le mal mais le bien"</w:t>
       </w:r>
     </w:p>
@@ -4727,21 +4077,6 @@
           <w:b/>
           <w:lang w:val="fr_FR" w:bidi="fr_FR"/>
         </w:rPr>
-        <w:t>ἀλλὰ τὸ ἀγαθόν</w:t>
-      </w:r>
-    </w:p>
-    <w:p>
-      <w:pPr/>
-      <w:r>
-        <w:rPr>
-          <w:lang w:val="fr_FR" w:bidi="fr_FR"/>
-        </w:rPr>
-      </w:r>
-      <w:r>
-        <w:rPr>
-          <w:b/>
-          <w:lang w:val="fr_FR" w:bidi="fr_FR"/>
-        </w:rPr>
         <w:t>"mais le bien"</w:t>
       </w:r>
     </w:p>
@@ -4825,21 +4160,6 @@
           <w:b/>
           <w:lang w:val="fr_FR" w:bidi="fr_FR"/>
         </w:rPr>
-        <w:t>οὐχ ἑώρακεν τὸν Θεόν</w:t>
-      </w:r>
-    </w:p>
-    <w:p>
-      <w:pPr/>
-      <w:r>
-        <w:rPr>
-          <w:lang w:val="fr_FR" w:bidi="fr_FR"/>
-        </w:rPr>
-      </w:r>
-      <w:r>
-        <w:rPr>
-          <w:b/>
-          <w:lang w:val="fr_FR" w:bidi="fr_FR"/>
-        </w:rPr>
         <w:t>"n'a point vu Dieu"</w:t>
       </w:r>
     </w:p>
@@ -4936,21 +4256,6 @@
           <w:b/>
           <w:lang w:val="fr_FR" w:bidi="fr_FR"/>
         </w:rPr>
-        <w:t>Δημητρίῳ μεμαρτύρηται ὑπὸ πάντων</w:t>
-      </w:r>
-    </w:p>
-    <w:p>
-      <w:pPr/>
-      <w:r>
-        <w:rPr>
-          <w:lang w:val="fr_FR" w:bidi="fr_FR"/>
-        </w:rPr>
-      </w:r>
-      <w:r>
-        <w:rPr>
-          <w:b/>
-          <w:lang w:val="fr_FR" w:bidi="fr_FR"/>
-        </w:rPr>
         <w:t>« Tous [...] rendent un bon témoignage à Démétrius »</w:t>
       </w:r>
     </w:p>
@@ -5034,21 +4339,6 @@
           <w:b/>
           <w:lang w:val="fr_FR" w:bidi="fr_FR"/>
         </w:rPr>
-        <w:t>Δημητρίῳ</w:t>
-      </w:r>
-    </w:p>
-    <w:p>
-      <w:pPr/>
-      <w:r>
-        <w:rPr>
-          <w:lang w:val="fr_FR" w:bidi="fr_FR"/>
-        </w:rPr>
-      </w:r>
-      <w:r>
-        <w:rPr>
-          <w:b/>
-          <w:lang w:val="fr_FR" w:bidi="fr_FR"/>
-        </w:rPr>
         <w:t>"Démétrius"</w:t>
       </w:r>
     </w:p>
@@ -5139,21 +4429,6 @@
           <w:b/>
           <w:lang w:val="fr_FR" w:bidi="fr_FR"/>
         </w:rPr>
-        <w:t>ὑπὸ πάντων</w:t>
-      </w:r>
-    </w:p>
-    <w:p>
-      <w:pPr/>
-      <w:r>
-        <w:rPr>
-          <w:lang w:val="fr_FR" w:bidi="fr_FR"/>
-        </w:rPr>
-      </w:r>
-      <w:r>
-        <w:rPr>
-          <w:b/>
-          <w:lang w:val="fr_FR" w:bidi="fr_FR"/>
-        </w:rPr>
         <w:t>"Tous"</w:t>
       </w:r>
     </w:p>
@@ -5250,21 +4525,6 @@
           <w:b/>
           <w:lang w:val="fr_FR" w:bidi="fr_FR"/>
         </w:rPr>
-        <w:t>καὶ ὑπὸ αὐτῆς τῆς ἀληθείας</w:t>
-      </w:r>
-    </w:p>
-    <w:p>
-      <w:pPr/>
-      <w:r>
-        <w:rPr>
-          <w:lang w:val="fr_FR" w:bidi="fr_FR"/>
-        </w:rPr>
-      </w:r>
-      <w:r>
-        <w:rPr>
-          <w:b/>
-          <w:lang w:val="fr_FR" w:bidi="fr_FR"/>
-        </w:rPr>
         <w:t>« et la vérité elle-même »</w:t>
       </w:r>
     </w:p>
@@ -5348,21 +4608,6 @@
           <w:b/>
           <w:lang w:val="fr_FR" w:bidi="fr_FR"/>
         </w:rPr>
-        <w:t>ὑπὸ αὐτῆς τῆς ἀληθείας</w:t>
-      </w:r>
-    </w:p>
-    <w:p>
-      <w:pPr/>
-      <w:r>
-        <w:rPr>
-          <w:lang w:val="fr_FR" w:bidi="fr_FR"/>
-        </w:rPr>
-      </w:r>
-      <w:r>
-        <w:rPr>
-          <w:b/>
-          <w:lang w:val="fr_FR" w:bidi="fr_FR"/>
-        </w:rPr>
         <w:t>"et la vérité elle-même"</w:t>
       </w:r>
     </w:p>
@@ -5459,21 +4704,6 @@
           <w:b/>
           <w:lang w:val="fr_FR" w:bidi="fr_FR"/>
         </w:rPr>
-        <w:t>ὑπὸ αὐτῆς τῆς ἀληθείας</w:t>
-      </w:r>
-    </w:p>
-    <w:p>
-      <w:pPr/>
-      <w:r>
-        <w:rPr>
-          <w:lang w:val="fr_FR" w:bidi="fr_FR"/>
-        </w:rPr>
-      </w:r>
-      <w:r>
-        <w:rPr>
-          <w:b/>
-          <w:lang w:val="fr_FR" w:bidi="fr_FR"/>
-        </w:rPr>
         <w:t>"et la vérité elle-même"</w:t>
       </w:r>
     </w:p>
@@ -5570,21 +4800,6 @@
           <w:b/>
           <w:lang w:val="fr_FR" w:bidi="fr_FR"/>
         </w:rPr>
-        <w:t>καὶ ἡμεῖς &amp; μαρτυροῦμεν</w:t>
-      </w:r>
-    </w:p>
-    <w:p>
-      <w:pPr/>
-      <w:r>
-        <w:rPr>
-          <w:lang w:val="fr_FR" w:bidi="fr_FR"/>
-        </w:rPr>
-      </w:r>
-      <w:r>
-        <w:rPr>
-          <w:b/>
-          <w:lang w:val="fr_FR" w:bidi="fr_FR"/>
-        </w:rPr>
         <w:t>"</w:t>
       </w:r>
       <w:r>
@@ -5708,21 +4923,6 @@
           <w:b/>
           <w:lang w:val="fr_FR" w:bidi="fr_FR"/>
         </w:rPr>
-        <w:t>ἡμεῖς &amp; μαρτυροῦμεν &amp; ἡμῶν</w:t>
-      </w:r>
-    </w:p>
-    <w:p>
-      <w:pPr/>
-      <w:r>
-        <w:rPr>
-          <w:lang w:val="fr_FR" w:bidi="fr_FR"/>
-        </w:rPr>
-      </w:r>
-      <w:r>
-        <w:rPr>
-          <w:b/>
-          <w:lang w:val="fr_FR" w:bidi="fr_FR"/>
-        </w:rPr>
         <w:t>"nous aussi"</w:t>
       </w:r>
       <w:r>
@@ -5845,21 +5045,6 @@
           <w:b/>
           <w:lang w:val="fr_FR" w:bidi="fr_FR"/>
         </w:rPr>
-        <w:t>διὰ μέλανος καὶ καλάμου</w:t>
-      </w:r>
-    </w:p>
-    <w:p>
-      <w:pPr/>
-      <w:r>
-        <w:rPr>
-          <w:lang w:val="fr_FR" w:bidi="fr_FR"/>
-        </w:rPr>
-      </w:r>
-      <w:r>
-        <w:rPr>
-          <w:b/>
-          <w:lang w:val="fr_FR" w:bidi="fr_FR"/>
-        </w:rPr>
         <w:t>"avec l'encre et la plume"</w:t>
       </w:r>
     </w:p>
@@ -5956,21 +5141,6 @@
           <w:b/>
           <w:lang w:val="fr_FR" w:bidi="fr_FR"/>
         </w:rPr>
-        <w:t>στόμα πρὸς στόμα</w:t>
-      </w:r>
-    </w:p>
-    <w:p>
-      <w:pPr/>
-      <w:r>
-        <w:rPr>
-          <w:lang w:val="fr_FR" w:bidi="fr_FR"/>
-        </w:rPr>
-      </w:r>
-      <w:r>
-        <w:rPr>
-          <w:b/>
-          <w:lang w:val="fr_FR" w:bidi="fr_FR"/>
-        </w:rPr>
         <w:t>"de bouche à bouche"</w:t>
       </w:r>
     </w:p>
@@ -6067,21 +5237,6 @@
           <w:b/>
           <w:lang w:val="fr_FR" w:bidi="fr_FR"/>
         </w:rPr>
-        <w:t>εἰρήνη σοι</w:t>
-      </w:r>
-    </w:p>
-    <w:p>
-      <w:pPr/>
-      <w:r>
-        <w:rPr>
-          <w:lang w:val="fr_FR" w:bidi="fr_FR"/>
-        </w:rPr>
-      </w:r>
-      <w:r>
-        <w:rPr>
-          <w:b/>
-          <w:lang w:val="fr_FR" w:bidi="fr_FR"/>
-        </w:rPr>
         <w:t>"Que la paix soit avec toi"</w:t>
       </w:r>
     </w:p>
@@ -6165,21 +5320,6 @@
           <w:b/>
           <w:lang w:val="fr_FR" w:bidi="fr_FR"/>
         </w:rPr>
-        <w:t>εἰρήνη σοι</w:t>
-      </w:r>
-    </w:p>
-    <w:p>
-      <w:pPr/>
-      <w:r>
-        <w:rPr>
-          <w:lang w:val="fr_FR" w:bidi="fr_FR"/>
-        </w:rPr>
-      </w:r>
-      <w:r>
-        <w:rPr>
-          <w:b/>
-          <w:lang w:val="fr_FR" w:bidi="fr_FR"/>
-        </w:rPr>
         <w:t>"Que la paix soit avec toi"</w:t>
       </w:r>
     </w:p>
@@ -6276,21 +5416,6 @@
           <w:b/>
           <w:lang w:val="fr_FR" w:bidi="fr_FR"/>
         </w:rPr>
-        <w:t>ἀσπάζονταί σε οἱ φίλοι</w:t>
-      </w:r>
-    </w:p>
-    <w:p>
-      <w:pPr/>
-      <w:r>
-        <w:rPr>
-          <w:lang w:val="fr_FR" w:bidi="fr_FR"/>
-        </w:rPr>
-      </w:r>
-      <w:r>
-        <w:rPr>
-          <w:b/>
-          <w:lang w:val="fr_FR" w:bidi="fr_FR"/>
-        </w:rPr>
         <w:t>"Les amis te saluent"</w:t>
       </w:r>
     </w:p>
@@ -6387,21 +5512,6 @@
           <w:b/>
           <w:lang w:val="fr_FR" w:bidi="fr_FR"/>
         </w:rPr>
-        <w:t>ἀσπάζου τοὺς φίλους</w:t>
-      </w:r>
-    </w:p>
-    <w:p>
-      <w:pPr/>
-      <w:r>
-        <w:rPr>
-          <w:lang w:val="fr_FR" w:bidi="fr_FR"/>
-        </w:rPr>
-      </w:r>
-      <w:r>
-        <w:rPr>
-          <w:b/>
-          <w:lang w:val="fr_FR" w:bidi="fr_FR"/>
-        </w:rPr>
         <w:t>"Salue les amis"</w:t>
       </w:r>
     </w:p>
@@ -6484,21 +5594,6 @@
         <w:rPr>
           <w:lang w:val="fr_FR" w:bidi="fr_FR"/>
         </w:rPr>
-      </w:r>
-    </w:p>
-    <w:p>
-      <w:pPr/>
-      <w:r>
-        <w:rPr>
-          <w:lang w:val="fr_FR" w:bidi="fr_FR"/>
-        </w:rPr>
-      </w:r>
-      <w:r>
-        <w:rPr>
-          <w:b/>
-          <w:lang w:val="fr_FR" w:bidi="fr_FR"/>
-        </w:rPr>
-        <w:t>κατ’ ὄνομα</w:t>
       </w:r>
     </w:p>
     <w:p>

--- a/fra/docx/64.content.docx
+++ b/fra/docx/64.content.docx
@@ -28,15 +28,49 @@
       </w:r>
     </w:p>
     <w:p>
-      <w:pPr/>
-      <w:r>
-        <w:rPr>
-          <w:lang w:val="fr_FR" w:bidi="fr_FR"/>
-        </w:rPr>
-      </w:r>
-      <w:r>
-        <w:rPr>
-          <w:b/>
+      <w:pPr>
+        <w:pStyle w:val="Heading2"/>
+      </w:pPr>
+      <w:r>
+        <w:rPr>
+          <w:lang w:val="fr_FR" w:bidi="fr_FR"/>
+        </w:rPr>
+        <w:t>License Information</w:t>
+      </w:r>
+      <w:r>
+        <w:rPr>
+          <w:lang w:val="fr_FR" w:bidi="fr_FR"/>
+        </w:rPr>
+      </w:r>
+    </w:p>
+    <w:p>
+      <w:pPr/>
+      <w:r>
+        <w:rPr>
+          <w:lang w:val="fr_FR" w:bidi="fr_FR"/>
+        </w:rPr>
+      </w:r>
+      <w:r>
+        <w:rPr>
+          <w:b/>
+          <w:lang w:val="fr_FR" w:bidi="fr_FR"/>
+        </w:rPr>
+        <w:t>Notes de traduction (unfoldingWord)</w:t>
+      </w:r>
+      <w:r>
+        <w:rPr>
+          <w:lang w:val="fr_FR" w:bidi="fr_FR"/>
+        </w:rPr>
+        <w:t xml:space="preserve"> (French) is based on</w:t>
+      </w:r>
+      <w:r>
+        <w:rPr>
+          <w:lang w:val="fr_FR" w:bidi="fr_FR"/>
+        </w:rPr>
+        <w:t xml:space="preserve">: </w:t>
+      </w:r>
+      <w:r>
+        <w:rPr>
           <w:lang w:val="fr_FR" w:bidi="fr_FR"/>
         </w:rPr>
         <w:t>unfoldingWord® Translation Notes</w:t>
@@ -45,31 +79,62 @@
         <w:rPr>
           <w:lang w:val="fr_FR" w:bidi="fr_FR"/>
         </w:rPr>
-        <w:t xml:space="preserve"> © 2022 unfoldingWord. Released under CC BY-SA 4.0 license. </w:t>
-      </w:r>
-      <w:r>
-        <w:rPr>
-          <w:lang w:val="fr_FR" w:bidi="fr_FR"/>
-        </w:rPr>
-        <w:t>unfoldingWord® Translation Notes</w:t>
-      </w:r>
-      <w:r>
-        <w:rPr>
-          <w:lang w:val="fr_FR" w:bidi="fr_FR"/>
-        </w:rPr>
-        <w:t xml:space="preserve"> has been adapted in the following languages: Tok Pisin, Arabic (عربي), French (Français), Hindi (हिंदी), Indonesian (Bahasa Indonesia), Portuguese (Português), Russian (Русский), Spanish (Español), Swahili (Kiswahili), and Simplified Chinese (简体中文) from </w:t>
-      </w:r>
-      <w:r>
-        <w:rPr>
-          <w:lang w:val="fr_FR" w:bidi="fr_FR"/>
-        </w:rPr>
-        <w:t>unfoldingWord® Translation Notes</w:t>
-      </w:r>
-      <w:r>
-        <w:rPr>
-          <w:lang w:val="fr_FR" w:bidi="fr_FR"/>
-        </w:rPr>
-        <w:t xml:space="preserve"> © 2022 unfoldingWord. Released under CC BY-SA 4.0 license by Mission Mutual</w:t>
+        <w:t xml:space="preserve">, </w:t>
+      </w:r>
+      <w:hyperlink r:id="rId13">
+        <w:r>
+          <w:rPr>
+            <w:lang w:val="fr_FR" w:bidi="fr_FR"/>
+          </w:rPr>
+          <w:rPr>
+            <w:color w:val="0000EE"/>
+            <w:u w:val="single"/>
+          </w:rPr>
+          <w:t>unfoldingWord</w:t>
+        </w:r>
+      </w:hyperlink>
+      <w:r>
+        <w:rPr>
+          <w:lang w:val="fr_FR" w:bidi="fr_FR"/>
+        </w:rPr>
+        <w:t xml:space="preserve">, 2022, which is licensed under a </w:t>
+      </w:r>
+      <w:hyperlink r:id="rId14">
+        <w:r>
+          <w:rPr>
+            <w:lang w:val="fr_FR" w:bidi="fr_FR"/>
+          </w:rPr>
+          <w:rPr>
+            <w:color w:val="0000EE"/>
+            <w:u w:val="single"/>
+          </w:rPr>
+          <w:t>CC BY-SA 4.0 license</w:t>
+        </w:r>
+      </w:hyperlink>
+      <w:r>
+        <w:rPr>
+          <w:lang w:val="fr_FR" w:bidi="fr_FR"/>
+        </w:rPr>
+        <w:t>.</w:t>
+      </w:r>
+      <w:r>
+        <w:rPr>
+          <w:lang w:val="fr_FR" w:bidi="fr_FR"/>
+        </w:rPr>
+      </w:r>
+    </w:p>
+    <w:p>
+      <w:pPr/>
+      <w:r>
+        <w:rPr>
+          <w:lang w:val="fr_FR" w:bidi="fr_FR"/>
+        </w:rPr>
+      </w:r>
+      <w:r>
+        <w:rPr>
+          <w:lang w:val="fr_FR" w:bidi="fr_FR"/>
+        </w:rPr>
+        <w:t>This PDF version is provided under the same license.</w:t>
       </w:r>
       <w:r>
         <w:rPr>
@@ -230,6 +295,21 @@
           <w:b/>
           <w:lang w:val="fr_FR" w:bidi="fr_FR"/>
         </w:rPr>
+        <w:t>ὁ πρεσβύτερος</w:t>
+      </w:r>
+    </w:p>
+    <w:p>
+      <w:pPr/>
+      <w:r>
+        <w:rPr>
+          <w:lang w:val="fr_FR" w:bidi="fr_FR"/>
+        </w:rPr>
+      </w:r>
+      <w:r>
+        <w:rPr>
+          <w:b/>
+          <w:lang w:val="fr_FR" w:bidi="fr_FR"/>
+        </w:rPr>
         <w:t>"L'ancien"</w:t>
       </w:r>
     </w:p>
@@ -339,6 +419,21 @@
           <w:b/>
           <w:lang w:val="fr_FR" w:bidi="fr_FR"/>
         </w:rPr>
+        <w:t>Γαΐῳ</w:t>
+      </w:r>
+    </w:p>
+    <w:p>
+      <w:pPr/>
+      <w:r>
+        <w:rPr>
+          <w:lang w:val="fr_FR" w:bidi="fr_FR"/>
+        </w:rPr>
+      </w:r>
+      <w:r>
+        <w:rPr>
+          <w:b/>
+          <w:lang w:val="fr_FR" w:bidi="fr_FR"/>
+        </w:rPr>
         <w:t>"à Gaïus"</w:t>
       </w:r>
     </w:p>
@@ -429,6 +524,21 @@
           <w:b/>
           <w:lang w:val="fr_FR" w:bidi="fr_FR"/>
         </w:rPr>
+        <w:t>ὃν ἐγὼ ἀγαπῶ ἐν ἀληθείᾳ</w:t>
+      </w:r>
+    </w:p>
+    <w:p>
+      <w:pPr/>
+      <w:r>
+        <w:rPr>
+          <w:lang w:val="fr_FR" w:bidi="fr_FR"/>
+        </w:rPr>
+      </w:r>
+      <w:r>
+        <w:rPr>
+          <w:b/>
+          <w:lang w:val="fr_FR" w:bidi="fr_FR"/>
+        </w:rPr>
         <w:t>"que j'aime dans la vérité"</w:t>
       </w:r>
     </w:p>
@@ -525,6 +635,21 @@
           <w:b/>
           <w:lang w:val="fr_FR" w:bidi="fr_FR"/>
         </w:rPr>
+        <w:t>γὰρ</w:t>
+      </w:r>
+    </w:p>
+    <w:p>
+      <w:pPr/>
+      <w:r>
+        <w:rPr>
+          <w:lang w:val="fr_FR" w:bidi="fr_FR"/>
+        </w:rPr>
+      </w:r>
+      <w:r>
+        <w:rPr>
+          <w:b/>
+          <w:lang w:val="fr_FR" w:bidi="fr_FR"/>
+        </w:rPr>
         <w:t>"lorsque"</w:t>
       </w:r>
     </w:p>
@@ -621,6 +746,21 @@
           <w:b/>
           <w:lang w:val="fr_FR" w:bidi="fr_FR"/>
         </w:rPr>
+        <w:t>ἀδελφῶν</w:t>
+      </w:r>
+    </w:p>
+    <w:p>
+      <w:pPr/>
+      <w:r>
+        <w:rPr>
+          <w:lang w:val="fr_FR" w:bidi="fr_FR"/>
+        </w:rPr>
+      </w:r>
+      <w:r>
+        <w:rPr>
+          <w:b/>
+          <w:lang w:val="fr_FR" w:bidi="fr_FR"/>
+        </w:rPr>
         <w:t>"frères"</w:t>
       </w:r>
     </w:p>
@@ -730,6 +870,21 @@
           <w:b/>
           <w:lang w:val="fr_FR" w:bidi="fr_FR"/>
         </w:rPr>
+        <w:t>σὺ ἐν ἀληθείᾳ περιπατεῖς</w:t>
+      </w:r>
+    </w:p>
+    <w:p>
+      <w:pPr/>
+      <w:r>
+        <w:rPr>
+          <w:lang w:val="fr_FR" w:bidi="fr_FR"/>
+        </w:rPr>
+      </w:r>
+      <w:r>
+        <w:rPr>
+          <w:b/>
+          <w:lang w:val="fr_FR" w:bidi="fr_FR"/>
+        </w:rPr>
         <w:t>"tu marches dans la vérité"</w:t>
       </w:r>
     </w:p>
@@ -826,6 +981,21 @@
           <w:b/>
           <w:lang w:val="fr_FR" w:bidi="fr_FR"/>
         </w:rPr>
+        <w:t>ἀληθείᾳ &amp; ἀληθείᾳ</w:t>
+      </w:r>
+    </w:p>
+    <w:p>
+      <w:pPr/>
+      <w:r>
+        <w:rPr>
+          <w:lang w:val="fr_FR" w:bidi="fr_FR"/>
+        </w:rPr>
+      </w:r>
+      <w:r>
+        <w:rPr>
+          <w:b/>
+          <w:lang w:val="fr_FR" w:bidi="fr_FR"/>
+        </w:rPr>
         <w:t>"vérité"</w:t>
       </w:r>
       <w:r>
@@ -935,6 +1105,21 @@
           <w:b/>
           <w:lang w:val="fr_FR" w:bidi="fr_FR"/>
         </w:rPr>
+        <w:t>μειζοτέραν &amp; οὐκ ἔχω χαράν</w:t>
+      </w:r>
+    </w:p>
+    <w:p>
+      <w:pPr/>
+      <w:r>
+        <w:rPr>
+          <w:lang w:val="fr_FR" w:bidi="fr_FR"/>
+        </w:rPr>
+      </w:r>
+      <w:r>
+        <w:rPr>
+          <w:b/>
+          <w:lang w:val="fr_FR" w:bidi="fr_FR"/>
+        </w:rPr>
         <w:t>"Je n'ai pas de plus grande joie"</w:t>
       </w:r>
     </w:p>
@@ -1031,6 +1216,21 @@
           <w:b/>
           <w:lang w:val="fr_FR" w:bidi="fr_FR"/>
         </w:rPr>
+        <w:t>τὰ ἐμὰ τέκνα</w:t>
+      </w:r>
+    </w:p>
+    <w:p>
+      <w:pPr/>
+      <w:r>
+        <w:rPr>
+          <w:lang w:val="fr_FR" w:bidi="fr_FR"/>
+        </w:rPr>
+      </w:r>
+      <w:r>
+        <w:rPr>
+          <w:b/>
+          <w:lang w:val="fr_FR" w:bidi="fr_FR"/>
+        </w:rPr>
         <w:t>"mes enfants"</w:t>
       </w:r>
     </w:p>
@@ -1127,6 +1327,21 @@
           <w:b/>
           <w:lang w:val="fr_FR" w:bidi="fr_FR"/>
         </w:rPr>
+        <w:t>ἐν τῇ ἀληθείᾳ περιπατοῦντα</w:t>
+      </w:r>
+    </w:p>
+    <w:p>
+      <w:pPr/>
+      <w:r>
+        <w:rPr>
+          <w:lang w:val="fr_FR" w:bidi="fr_FR"/>
+        </w:rPr>
+      </w:r>
+      <w:r>
+        <w:rPr>
+          <w:b/>
+          <w:lang w:val="fr_FR" w:bidi="fr_FR"/>
+        </w:rPr>
         <w:t>"marchent dans la vérité"</w:t>
       </w:r>
     </w:p>
@@ -1223,6 +1438,21 @@
           <w:b/>
           <w:lang w:val="fr_FR" w:bidi="fr_FR"/>
         </w:rPr>
+        <w:t>ἐν τῇ ἀληθείᾳ</w:t>
+      </w:r>
+    </w:p>
+    <w:p>
+      <w:pPr/>
+      <w:r>
+        <w:rPr>
+          <w:lang w:val="fr_FR" w:bidi="fr_FR"/>
+        </w:rPr>
+      </w:r>
+      <w:r>
+        <w:rPr>
+          <w:b/>
+          <w:lang w:val="fr_FR" w:bidi="fr_FR"/>
+        </w:rPr>
         <w:t>"dans la vérité"</w:t>
       </w:r>
     </w:p>
@@ -1319,6 +1549,21 @@
           <w:b/>
           <w:lang w:val="fr_FR" w:bidi="fr_FR"/>
         </w:rPr>
+        <w:t>τοὺς ἀδελφοὺς</w:t>
+      </w:r>
+    </w:p>
+    <w:p>
+      <w:pPr/>
+      <w:r>
+        <w:rPr>
+          <w:lang w:val="fr_FR" w:bidi="fr_FR"/>
+        </w:rPr>
+      </w:r>
+      <w:r>
+        <w:rPr>
+          <w:b/>
+          <w:lang w:val="fr_FR" w:bidi="fr_FR"/>
+        </w:rPr>
         <w:t>"les frères"</w:t>
       </w:r>
     </w:p>
@@ -1415,6 +1660,21 @@
           <w:b/>
           <w:lang w:val="fr_FR" w:bidi="fr_FR"/>
         </w:rPr>
+        <w:t>σου τῇ ἀγάπῃ</w:t>
+      </w:r>
+    </w:p>
+    <w:p>
+      <w:pPr/>
+      <w:r>
+        <w:rPr>
+          <w:lang w:val="fr_FR" w:bidi="fr_FR"/>
+        </w:rPr>
+      </w:r>
+      <w:r>
+        <w:rPr>
+          <w:b/>
+          <w:lang w:val="fr_FR" w:bidi="fr_FR"/>
+        </w:rPr>
         <w:t>"ta charité"</w:t>
       </w:r>
     </w:p>
@@ -1511,6 +1771,21 @@
           <w:b/>
           <w:lang w:val="fr_FR" w:bidi="fr_FR"/>
         </w:rPr>
+        <w:t>προπέμψας</w:t>
+      </w:r>
+    </w:p>
+    <w:p>
+      <w:pPr/>
+      <w:r>
+        <w:rPr>
+          <w:lang w:val="fr_FR" w:bidi="fr_FR"/>
+        </w:rPr>
+      </w:r>
+      <w:r>
+        <w:rPr>
+          <w:b/>
+          <w:lang w:val="fr_FR" w:bidi="fr_FR"/>
+        </w:rPr>
         <w:t>"pourvoir"</w:t>
       </w:r>
     </w:p>
@@ -1607,6 +1882,21 @@
           <w:b/>
           <w:lang w:val="fr_FR" w:bidi="fr_FR"/>
         </w:rPr>
+        <w:t>οὓς καλῶς ποιήσεις, προπέμψας ἀξίως τοῦ Θεοῦ; ὑπὲρ γὰρ τοῦ ὀνόματος ἐξῆλθον, μηδὲν λαμβάνοντες ἀπὸ τῶν ἐθνικῶν</w:t>
+      </w:r>
+    </w:p>
+    <w:p>
+      <w:pPr/>
+      <w:r>
+        <w:rPr>
+          <w:lang w:val="fr_FR" w:bidi="fr_FR"/>
+        </w:rPr>
+      </w:r>
+      <w:r>
+        <w:rPr>
+          <w:b/>
+          <w:lang w:val="fr_FR" w:bidi="fr_FR"/>
+        </w:rPr>
         <w:t>"</w:t>
       </w:r>
       <w:r>
@@ -1718,6 +2008,21 @@
           <w:b/>
           <w:lang w:val="fr_FR" w:bidi="fr_FR"/>
         </w:rPr>
+        <w:t>ὑπὲρ &amp; τοῦ ὀνόματος</w:t>
+      </w:r>
+    </w:p>
+    <w:p>
+      <w:pPr/>
+      <w:r>
+        <w:rPr>
+          <w:lang w:val="fr_FR" w:bidi="fr_FR"/>
+        </w:rPr>
+      </w:r>
+      <w:r>
+        <w:rPr>
+          <w:b/>
+          <w:lang w:val="fr_FR" w:bidi="fr_FR"/>
+        </w:rPr>
         <w:t>"pour le nom"</w:t>
       </w:r>
     </w:p>
@@ -1801,6 +2106,21 @@
           <w:b/>
           <w:lang w:val="fr_FR" w:bidi="fr_FR"/>
         </w:rPr>
+        <w:t>μηδὲν λαμβάνοντες ἀπὸ τῶν ἐθνικῶν</w:t>
+      </w:r>
+    </w:p>
+    <w:p>
+      <w:pPr/>
+      <w:r>
+        <w:rPr>
+          <w:lang w:val="fr_FR" w:bidi="fr_FR"/>
+        </w:rPr>
+      </w:r>
+      <w:r>
+        <w:rPr>
+          <w:b/>
+          <w:lang w:val="fr_FR" w:bidi="fr_FR"/>
+        </w:rPr>
         <w:t>"sans rien recevoir des païens"</w:t>
       </w:r>
     </w:p>
@@ -1897,6 +2217,21 @@
           <w:b/>
           <w:lang w:val="fr_FR" w:bidi="fr_FR"/>
         </w:rPr>
+        <w:t>τῶν ἐθνικῶν</w:t>
+      </w:r>
+    </w:p>
+    <w:p>
+      <w:pPr/>
+      <w:r>
+        <w:rPr>
+          <w:lang w:val="fr_FR" w:bidi="fr_FR"/>
+        </w:rPr>
+      </w:r>
+      <w:r>
+        <w:rPr>
+          <w:b/>
+          <w:lang w:val="fr_FR" w:bidi="fr_FR"/>
+        </w:rPr>
         <w:t>« des païens »</w:t>
       </w:r>
     </w:p>
@@ -1993,6 +2328,21 @@
           <w:b/>
           <w:lang w:val="fr_FR" w:bidi="fr_FR"/>
         </w:rPr>
+        <w:t>οὖν</w:t>
+      </w:r>
+    </w:p>
+    <w:p>
+      <w:pPr/>
+      <w:r>
+        <w:rPr>
+          <w:lang w:val="fr_FR" w:bidi="fr_FR"/>
+        </w:rPr>
+      </w:r>
+      <w:r>
+        <w:rPr>
+          <w:b/>
+          <w:lang w:val="fr_FR" w:bidi="fr_FR"/>
+        </w:rPr>
         <w:t>"donc"</w:t>
       </w:r>
     </w:p>
@@ -2102,6 +2452,21 @@
           <w:b/>
           <w:lang w:val="fr_FR" w:bidi="fr_FR"/>
         </w:rPr>
+        <w:t>ἡμεῖς &amp; ὀφείλομεν ὑπολαμβάνειν</w:t>
+      </w:r>
+    </w:p>
+    <w:p>
+      <w:pPr/>
+      <w:r>
+        <w:rPr>
+          <w:lang w:val="fr_FR" w:bidi="fr_FR"/>
+        </w:rPr>
+      </w:r>
+      <w:r>
+        <w:rPr>
+          <w:b/>
+          <w:lang w:val="fr_FR" w:bidi="fr_FR"/>
+        </w:rPr>
         <w:t>« Nous devons donc accueillir »</w:t>
       </w:r>
     </w:p>
@@ -2198,6 +2563,21 @@
           <w:b/>
           <w:lang w:val="fr_FR" w:bidi="fr_FR"/>
         </w:rPr>
+        <w:t>ἡμεῖς &amp; ὀφείλομεν</w:t>
+      </w:r>
+    </w:p>
+    <w:p>
+      <w:pPr/>
+      <w:r>
+        <w:rPr>
+          <w:lang w:val="fr_FR" w:bidi="fr_FR"/>
+        </w:rPr>
+      </w:r>
+      <w:r>
+        <w:rPr>
+          <w:b/>
+          <w:lang w:val="fr_FR" w:bidi="fr_FR"/>
+        </w:rPr>
         <w:t>"nous devons"</w:t>
       </w:r>
     </w:p>
@@ -2294,6 +2674,21 @@
           <w:b/>
           <w:lang w:val="fr_FR" w:bidi="fr_FR"/>
         </w:rPr>
+        <w:t>ὑπολαμβάνειν</w:t>
+      </w:r>
+    </w:p>
+    <w:p>
+      <w:pPr/>
+      <w:r>
+        <w:rPr>
+          <w:lang w:val="fr_FR" w:bidi="fr_FR"/>
+        </w:rPr>
+      </w:r>
+      <w:r>
+        <w:rPr>
+          <w:b/>
+          <w:lang w:val="fr_FR" w:bidi="fr_FR"/>
+        </w:rPr>
         <w:t>"accueillir"</w:t>
       </w:r>
     </w:p>
@@ -2390,6 +2785,21 @@
           <w:b/>
           <w:lang w:val="fr_FR" w:bidi="fr_FR"/>
         </w:rPr>
+        <w:t>ἵνα</w:t>
+      </w:r>
+    </w:p>
+    <w:p>
+      <w:pPr/>
+      <w:r>
+        <w:rPr>
+          <w:lang w:val="fr_FR" w:bidi="fr_FR"/>
+        </w:rPr>
+      </w:r>
+      <w:r>
+        <w:rPr>
+          <w:b/>
+          <w:lang w:val="fr_FR" w:bidi="fr_FR"/>
+        </w:rPr>
         <w:t>"afin de"</w:t>
       </w:r>
     </w:p>
@@ -2512,6 +2922,21 @@
           <w:b/>
           <w:lang w:val="fr_FR" w:bidi="fr_FR"/>
         </w:rPr>
+        <w:t>ἵνα συνεργοὶ γινώμεθα τῇ ἀληθείᾳ</w:t>
+      </w:r>
+    </w:p>
+    <w:p>
+      <w:pPr/>
+      <w:r>
+        <w:rPr>
+          <w:lang w:val="fr_FR" w:bidi="fr_FR"/>
+        </w:rPr>
+      </w:r>
+      <w:r>
+        <w:rPr>
+          <w:b/>
+          <w:lang w:val="fr_FR" w:bidi="fr_FR"/>
+        </w:rPr>
         <w:t>"</w:t>
       </w:r>
       <w:r>
@@ -2635,6 +3060,21 @@
           <w:b/>
           <w:lang w:val="fr_FR" w:bidi="fr_FR"/>
         </w:rPr>
+        <w:t>τῇ ἀληθείᾳ</w:t>
+      </w:r>
+    </w:p>
+    <w:p>
+      <w:pPr/>
+      <w:r>
+        <w:rPr>
+          <w:lang w:val="fr_FR" w:bidi="fr_FR"/>
+        </w:rPr>
+      </w:r>
+      <w:r>
+        <w:rPr>
+          <w:b/>
+          <w:lang w:val="fr_FR" w:bidi="fr_FR"/>
+        </w:rPr>
         <w:t>"avec la vérité"</w:t>
       </w:r>
     </w:p>
@@ -2731,6 +3171,21 @@
           <w:b/>
           <w:lang w:val="fr_FR" w:bidi="fr_FR"/>
         </w:rPr>
+        <w:t>τι</w:t>
+      </w:r>
+    </w:p>
+    <w:p>
+      <w:pPr/>
+      <w:r>
+        <w:rPr>
+          <w:lang w:val="fr_FR" w:bidi="fr_FR"/>
+        </w:rPr>
+      </w:r>
+      <w:r>
+        <w:rPr>
+          <w:b/>
+          <w:lang w:val="fr_FR" w:bidi="fr_FR"/>
+        </w:rPr>
         <w:t>"quelques mots"</w:t>
       </w:r>
     </w:p>
@@ -2814,6 +3269,21 @@
           <w:b/>
           <w:lang w:val="fr_FR" w:bidi="fr_FR"/>
         </w:rPr>
+        <w:t>τῇ ἐκκλησίᾳ</w:t>
+      </w:r>
+    </w:p>
+    <w:p>
+      <w:pPr/>
+      <w:r>
+        <w:rPr>
+          <w:lang w:val="fr_FR" w:bidi="fr_FR"/>
+        </w:rPr>
+      </w:r>
+      <w:r>
+        <w:rPr>
+          <w:b/>
+          <w:lang w:val="fr_FR" w:bidi="fr_FR"/>
+        </w:rPr>
         <w:t>"à l'Église"</w:t>
       </w:r>
     </w:p>
@@ -2910,6 +3380,21 @@
           <w:b/>
           <w:lang w:val="fr_FR" w:bidi="fr_FR"/>
         </w:rPr>
+        <w:t>Διοτρέφης</w:t>
+      </w:r>
+    </w:p>
+    <w:p>
+      <w:pPr/>
+      <w:r>
+        <w:rPr>
+          <w:lang w:val="fr_FR" w:bidi="fr_FR"/>
+        </w:rPr>
+      </w:r>
+      <w:r>
+        <w:rPr>
+          <w:b/>
+          <w:lang w:val="fr_FR" w:bidi="fr_FR"/>
+        </w:rPr>
         <w:t>"Diotrèphe"</w:t>
       </w:r>
     </w:p>
@@ -3000,6 +3485,21 @@
           <w:b/>
           <w:lang w:val="fr_FR" w:bidi="fr_FR"/>
         </w:rPr>
+        <w:t>ὁ φιλοπρωτεύων αὐτῶν</w:t>
+      </w:r>
+    </w:p>
+    <w:p>
+      <w:pPr/>
+      <w:r>
+        <w:rPr>
+          <w:lang w:val="fr_FR" w:bidi="fr_FR"/>
+        </w:rPr>
+      </w:r>
+      <w:r>
+        <w:rPr>
+          <w:b/>
+          <w:lang w:val="fr_FR" w:bidi="fr_FR"/>
+        </w:rPr>
         <w:t>"qui aime à être le premier parmi eux"</w:t>
       </w:r>
     </w:p>
@@ -3096,6 +3596,21 @@
           <w:b/>
           <w:lang w:val="fr_FR" w:bidi="fr_FR"/>
         </w:rPr>
+        <w:t>οὐκ ἐπιδέχεται ἡμᾶς</w:t>
+      </w:r>
+    </w:p>
+    <w:p>
+      <w:pPr/>
+      <w:r>
+        <w:rPr>
+          <w:lang w:val="fr_FR" w:bidi="fr_FR"/>
+        </w:rPr>
+      </w:r>
+      <w:r>
+        <w:rPr>
+          <w:b/>
+          <w:lang w:val="fr_FR" w:bidi="fr_FR"/>
+        </w:rPr>
         <w:t>"ne nous reçoit point"</w:t>
       </w:r>
     </w:p>
@@ -3205,6 +3720,21 @@
           <w:b/>
           <w:lang w:val="fr_FR" w:bidi="fr_FR"/>
         </w:rPr>
+        <w:t>ἡμᾶς</w:t>
+      </w:r>
+    </w:p>
+    <w:p>
+      <w:pPr/>
+      <w:r>
+        <w:rPr>
+          <w:lang w:val="fr_FR" w:bidi="fr_FR"/>
+        </w:rPr>
+      </w:r>
+      <w:r>
+        <w:rPr>
+          <w:b/>
+          <w:lang w:val="fr_FR" w:bidi="fr_FR"/>
+        </w:rPr>
         <w:t>"nous"</w:t>
       </w:r>
     </w:p>
@@ -3301,6 +3831,21 @@
           <w:b/>
           <w:lang w:val="fr_FR" w:bidi="fr_FR"/>
         </w:rPr>
+        <w:t>διὰ τοῦτο</w:t>
+      </w:r>
+    </w:p>
+    <w:p>
+      <w:pPr/>
+      <w:r>
+        <w:rPr>
+          <w:lang w:val="fr_FR" w:bidi="fr_FR"/>
+        </w:rPr>
+      </w:r>
+      <w:r>
+        <w:rPr>
+          <w:b/>
+          <w:lang w:val="fr_FR" w:bidi="fr_FR"/>
+        </w:rPr>
         <w:t>"C'est pourquoi"</w:t>
       </w:r>
     </w:p>
@@ -3391,6 +3936,21 @@
           <w:b/>
           <w:lang w:val="fr_FR" w:bidi="fr_FR"/>
         </w:rPr>
+        <w:t>ἐὰν ἔλθω</w:t>
+      </w:r>
+    </w:p>
+    <w:p>
+      <w:pPr/>
+      <w:r>
+        <w:rPr>
+          <w:lang w:val="fr_FR" w:bidi="fr_FR"/>
+        </w:rPr>
+      </w:r>
+      <w:r>
+        <w:rPr>
+          <w:b/>
+          <w:lang w:val="fr_FR" w:bidi="fr_FR"/>
+        </w:rPr>
         <w:t>"si je vais vous voir"</w:t>
       </w:r>
     </w:p>
@@ -3474,6 +4034,21 @@
           <w:b/>
           <w:lang w:val="fr_FR" w:bidi="fr_FR"/>
         </w:rPr>
+        <w:t>ἔλθω</w:t>
+      </w:r>
+    </w:p>
+    <w:p>
+      <w:pPr/>
+      <w:r>
+        <w:rPr>
+          <w:lang w:val="fr_FR" w:bidi="fr_FR"/>
+        </w:rPr>
+      </w:r>
+      <w:r>
+        <w:rPr>
+          <w:b/>
+          <w:lang w:val="fr_FR" w:bidi="fr_FR"/>
+        </w:rPr>
         <w:t>"Je vais"</w:t>
       </w:r>
     </w:p>
@@ -3570,6 +4145,21 @@
           <w:b/>
           <w:lang w:val="fr_FR" w:bidi="fr_FR"/>
         </w:rPr>
+        <w:t>λόγοις πονηροῖς φλυαρῶν ἡμᾶς</w:t>
+      </w:r>
+    </w:p>
+    <w:p>
+      <w:pPr/>
+      <w:r>
+        <w:rPr>
+          <w:lang w:val="fr_FR" w:bidi="fr_FR"/>
+        </w:rPr>
+      </w:r>
+      <w:r>
+        <w:rPr>
+          <w:b/>
+          <w:lang w:val="fr_FR" w:bidi="fr_FR"/>
+        </w:rPr>
         <w:t>"</w:t>
       </w:r>
       <w:r>
@@ -3706,6 +4296,21 @@
           <w:b/>
           <w:lang w:val="fr_FR" w:bidi="fr_FR"/>
         </w:rPr>
+        <w:t>μὴ ἀρκούμενος ἐπὶ τούτοις</w:t>
+      </w:r>
+    </w:p>
+    <w:p>
+      <w:pPr/>
+      <w:r>
+        <w:rPr>
+          <w:lang w:val="fr_FR" w:bidi="fr_FR"/>
+        </w:rPr>
+      </w:r>
+      <w:r>
+        <w:rPr>
+          <w:b/>
+          <w:lang w:val="fr_FR" w:bidi="fr_FR"/>
+        </w:rPr>
         <w:t>« non contents de cela »</w:t>
       </w:r>
     </w:p>
@@ -3789,6 +4394,21 @@
           <w:b/>
           <w:lang w:val="fr_FR" w:bidi="fr_FR"/>
         </w:rPr>
+        <w:t>τοὺς ἀδελφοὺς</w:t>
+      </w:r>
+    </w:p>
+    <w:p>
+      <w:pPr/>
+      <w:r>
+        <w:rPr>
+          <w:lang w:val="fr_FR" w:bidi="fr_FR"/>
+        </w:rPr>
+      </w:r>
+      <w:r>
+        <w:rPr>
+          <w:b/>
+          <w:lang w:val="fr_FR" w:bidi="fr_FR"/>
+        </w:rPr>
         <w:t>"les frères"</w:t>
       </w:r>
     </w:p>
@@ -3885,6 +4505,21 @@
           <w:b/>
           <w:lang w:val="fr_FR" w:bidi="fr_FR"/>
         </w:rPr>
+        <w:t>καὶ τοὺς βουλομένους κωλύει</w:t>
+      </w:r>
+    </w:p>
+    <w:p>
+      <w:pPr/>
+      <w:r>
+        <w:rPr>
+          <w:lang w:val="fr_FR" w:bidi="fr_FR"/>
+        </w:rPr>
+      </w:r>
+      <w:r>
+        <w:rPr>
+          <w:b/>
+          <w:lang w:val="fr_FR" w:bidi="fr_FR"/>
+        </w:rPr>
         <w:t>"il les en empêche"</w:t>
       </w:r>
     </w:p>
@@ -3968,6 +4603,21 @@
           <w:b/>
           <w:lang w:val="fr_FR" w:bidi="fr_FR"/>
         </w:rPr>
+        <w:t>μὴ μιμοῦ τὸ κακὸν, ἀλλὰ τὸ ἀγαθόν</w:t>
+      </w:r>
+    </w:p>
+    <w:p>
+      <w:pPr/>
+      <w:r>
+        <w:rPr>
+          <w:lang w:val="fr_FR" w:bidi="fr_FR"/>
+        </w:rPr>
+      </w:r>
+      <w:r>
+        <w:rPr>
+          <w:b/>
+          <w:lang w:val="fr_FR" w:bidi="fr_FR"/>
+        </w:rPr>
         <w:t>"n'imite pas le mal mais le bien"</w:t>
       </w:r>
     </w:p>
@@ -4077,6 +4727,21 @@
           <w:b/>
           <w:lang w:val="fr_FR" w:bidi="fr_FR"/>
         </w:rPr>
+        <w:t>ἀλλὰ τὸ ἀγαθόν</w:t>
+      </w:r>
+    </w:p>
+    <w:p>
+      <w:pPr/>
+      <w:r>
+        <w:rPr>
+          <w:lang w:val="fr_FR" w:bidi="fr_FR"/>
+        </w:rPr>
+      </w:r>
+      <w:r>
+        <w:rPr>
+          <w:b/>
+          <w:lang w:val="fr_FR" w:bidi="fr_FR"/>
+        </w:rPr>
         <w:t>"mais le bien"</w:t>
       </w:r>
     </w:p>
@@ -4160,6 +4825,21 @@
           <w:b/>
           <w:lang w:val="fr_FR" w:bidi="fr_FR"/>
         </w:rPr>
+        <w:t>οὐχ ἑώρακεν τὸν Θεόν</w:t>
+      </w:r>
+    </w:p>
+    <w:p>
+      <w:pPr/>
+      <w:r>
+        <w:rPr>
+          <w:lang w:val="fr_FR" w:bidi="fr_FR"/>
+        </w:rPr>
+      </w:r>
+      <w:r>
+        <w:rPr>
+          <w:b/>
+          <w:lang w:val="fr_FR" w:bidi="fr_FR"/>
+        </w:rPr>
         <w:t>"n'a point vu Dieu"</w:t>
       </w:r>
     </w:p>
@@ -4256,6 +4936,21 @@
           <w:b/>
           <w:lang w:val="fr_FR" w:bidi="fr_FR"/>
         </w:rPr>
+        <w:t>Δημητρίῳ μεμαρτύρηται ὑπὸ πάντων</w:t>
+      </w:r>
+    </w:p>
+    <w:p>
+      <w:pPr/>
+      <w:r>
+        <w:rPr>
+          <w:lang w:val="fr_FR" w:bidi="fr_FR"/>
+        </w:rPr>
+      </w:r>
+      <w:r>
+        <w:rPr>
+          <w:b/>
+          <w:lang w:val="fr_FR" w:bidi="fr_FR"/>
+        </w:rPr>
         <w:t>« Tous [...] rendent un bon témoignage à Démétrius »</w:t>
       </w:r>
     </w:p>
@@ -4339,6 +5034,21 @@
           <w:b/>
           <w:lang w:val="fr_FR" w:bidi="fr_FR"/>
         </w:rPr>
+        <w:t>Δημητρίῳ</w:t>
+      </w:r>
+    </w:p>
+    <w:p>
+      <w:pPr/>
+      <w:r>
+        <w:rPr>
+          <w:lang w:val="fr_FR" w:bidi="fr_FR"/>
+        </w:rPr>
+      </w:r>
+      <w:r>
+        <w:rPr>
+          <w:b/>
+          <w:lang w:val="fr_FR" w:bidi="fr_FR"/>
+        </w:rPr>
         <w:t>"Démétrius"</w:t>
       </w:r>
     </w:p>
@@ -4429,6 +5139,21 @@
           <w:b/>
           <w:lang w:val="fr_FR" w:bidi="fr_FR"/>
         </w:rPr>
+        <w:t>ὑπὸ πάντων</w:t>
+      </w:r>
+    </w:p>
+    <w:p>
+      <w:pPr/>
+      <w:r>
+        <w:rPr>
+          <w:lang w:val="fr_FR" w:bidi="fr_FR"/>
+        </w:rPr>
+      </w:r>
+      <w:r>
+        <w:rPr>
+          <w:b/>
+          <w:lang w:val="fr_FR" w:bidi="fr_FR"/>
+        </w:rPr>
         <w:t>"Tous"</w:t>
       </w:r>
     </w:p>
@@ -4525,6 +5250,21 @@
           <w:b/>
           <w:lang w:val="fr_FR" w:bidi="fr_FR"/>
         </w:rPr>
+        <w:t>καὶ ὑπὸ αὐτῆς τῆς ἀληθείας</w:t>
+      </w:r>
+    </w:p>
+    <w:p>
+      <w:pPr/>
+      <w:r>
+        <w:rPr>
+          <w:lang w:val="fr_FR" w:bidi="fr_FR"/>
+        </w:rPr>
+      </w:r>
+      <w:r>
+        <w:rPr>
+          <w:b/>
+          <w:lang w:val="fr_FR" w:bidi="fr_FR"/>
+        </w:rPr>
         <w:t>« et la vérité elle-même »</w:t>
       </w:r>
     </w:p>
@@ -4608,6 +5348,21 @@
           <w:b/>
           <w:lang w:val="fr_FR" w:bidi="fr_FR"/>
         </w:rPr>
+        <w:t>ὑπὸ αὐτῆς τῆς ἀληθείας</w:t>
+      </w:r>
+    </w:p>
+    <w:p>
+      <w:pPr/>
+      <w:r>
+        <w:rPr>
+          <w:lang w:val="fr_FR" w:bidi="fr_FR"/>
+        </w:rPr>
+      </w:r>
+      <w:r>
+        <w:rPr>
+          <w:b/>
+          <w:lang w:val="fr_FR" w:bidi="fr_FR"/>
+        </w:rPr>
         <w:t>"et la vérité elle-même"</w:t>
       </w:r>
     </w:p>
@@ -4704,6 +5459,21 @@
           <w:b/>
           <w:lang w:val="fr_FR" w:bidi="fr_FR"/>
         </w:rPr>
+        <w:t>ὑπὸ αὐτῆς τῆς ἀληθείας</w:t>
+      </w:r>
+    </w:p>
+    <w:p>
+      <w:pPr/>
+      <w:r>
+        <w:rPr>
+          <w:lang w:val="fr_FR" w:bidi="fr_FR"/>
+        </w:rPr>
+      </w:r>
+      <w:r>
+        <w:rPr>
+          <w:b/>
+          <w:lang w:val="fr_FR" w:bidi="fr_FR"/>
+        </w:rPr>
         <w:t>"et la vérité elle-même"</w:t>
       </w:r>
     </w:p>
@@ -4800,6 +5570,21 @@
           <w:b/>
           <w:lang w:val="fr_FR" w:bidi="fr_FR"/>
         </w:rPr>
+        <w:t>καὶ ἡμεῖς &amp; μαρτυροῦμεν</w:t>
+      </w:r>
+    </w:p>
+    <w:p>
+      <w:pPr/>
+      <w:r>
+        <w:rPr>
+          <w:lang w:val="fr_FR" w:bidi="fr_FR"/>
+        </w:rPr>
+      </w:r>
+      <w:r>
+        <w:rPr>
+          <w:b/>
+          <w:lang w:val="fr_FR" w:bidi="fr_FR"/>
+        </w:rPr>
         <w:t>"</w:t>
       </w:r>
       <w:r>
@@ -4923,6 +5708,21 @@
           <w:b/>
           <w:lang w:val="fr_FR" w:bidi="fr_FR"/>
         </w:rPr>
+        <w:t>ἡμεῖς &amp; μαρτυροῦμεν &amp; ἡμῶν</w:t>
+      </w:r>
+    </w:p>
+    <w:p>
+      <w:pPr/>
+      <w:r>
+        <w:rPr>
+          <w:lang w:val="fr_FR" w:bidi="fr_FR"/>
+        </w:rPr>
+      </w:r>
+      <w:r>
+        <w:rPr>
+          <w:b/>
+          <w:lang w:val="fr_FR" w:bidi="fr_FR"/>
+        </w:rPr>
         <w:t>"nous aussi"</w:t>
       </w:r>
       <w:r>
@@ -5045,6 +5845,21 @@
           <w:b/>
           <w:lang w:val="fr_FR" w:bidi="fr_FR"/>
         </w:rPr>
+        <w:t>διὰ μέλανος καὶ καλάμου</w:t>
+      </w:r>
+    </w:p>
+    <w:p>
+      <w:pPr/>
+      <w:r>
+        <w:rPr>
+          <w:lang w:val="fr_FR" w:bidi="fr_FR"/>
+        </w:rPr>
+      </w:r>
+      <w:r>
+        <w:rPr>
+          <w:b/>
+          <w:lang w:val="fr_FR" w:bidi="fr_FR"/>
+        </w:rPr>
         <w:t>"avec l'encre et la plume"</w:t>
       </w:r>
     </w:p>
@@ -5141,6 +5956,21 @@
           <w:b/>
           <w:lang w:val="fr_FR" w:bidi="fr_FR"/>
         </w:rPr>
+        <w:t>στόμα πρὸς στόμα</w:t>
+      </w:r>
+    </w:p>
+    <w:p>
+      <w:pPr/>
+      <w:r>
+        <w:rPr>
+          <w:lang w:val="fr_FR" w:bidi="fr_FR"/>
+        </w:rPr>
+      </w:r>
+      <w:r>
+        <w:rPr>
+          <w:b/>
+          <w:lang w:val="fr_FR" w:bidi="fr_FR"/>
+        </w:rPr>
         <w:t>"de bouche à bouche"</w:t>
       </w:r>
     </w:p>
@@ -5237,6 +6067,21 @@
           <w:b/>
           <w:lang w:val="fr_FR" w:bidi="fr_FR"/>
         </w:rPr>
+        <w:t>εἰρήνη σοι</w:t>
+      </w:r>
+    </w:p>
+    <w:p>
+      <w:pPr/>
+      <w:r>
+        <w:rPr>
+          <w:lang w:val="fr_FR" w:bidi="fr_FR"/>
+        </w:rPr>
+      </w:r>
+      <w:r>
+        <w:rPr>
+          <w:b/>
+          <w:lang w:val="fr_FR" w:bidi="fr_FR"/>
+        </w:rPr>
         <w:t>"Que la paix soit avec toi"</w:t>
       </w:r>
     </w:p>
@@ -5320,6 +6165,21 @@
           <w:b/>
           <w:lang w:val="fr_FR" w:bidi="fr_FR"/>
         </w:rPr>
+        <w:t>εἰρήνη σοι</w:t>
+      </w:r>
+    </w:p>
+    <w:p>
+      <w:pPr/>
+      <w:r>
+        <w:rPr>
+          <w:lang w:val="fr_FR" w:bidi="fr_FR"/>
+        </w:rPr>
+      </w:r>
+      <w:r>
+        <w:rPr>
+          <w:b/>
+          <w:lang w:val="fr_FR" w:bidi="fr_FR"/>
+        </w:rPr>
         <w:t>"Que la paix soit avec toi"</w:t>
       </w:r>
     </w:p>
@@ -5416,6 +6276,21 @@
           <w:b/>
           <w:lang w:val="fr_FR" w:bidi="fr_FR"/>
         </w:rPr>
+        <w:t>ἀσπάζονταί σε οἱ φίλοι</w:t>
+      </w:r>
+    </w:p>
+    <w:p>
+      <w:pPr/>
+      <w:r>
+        <w:rPr>
+          <w:lang w:val="fr_FR" w:bidi="fr_FR"/>
+        </w:rPr>
+      </w:r>
+      <w:r>
+        <w:rPr>
+          <w:b/>
+          <w:lang w:val="fr_FR" w:bidi="fr_FR"/>
+        </w:rPr>
         <w:t>"Les amis te saluent"</w:t>
       </w:r>
     </w:p>
@@ -5512,6 +6387,21 @@
           <w:b/>
           <w:lang w:val="fr_FR" w:bidi="fr_FR"/>
         </w:rPr>
+        <w:t>ἀσπάζου τοὺς φίλους</w:t>
+      </w:r>
+    </w:p>
+    <w:p>
+      <w:pPr/>
+      <w:r>
+        <w:rPr>
+          <w:lang w:val="fr_FR" w:bidi="fr_FR"/>
+        </w:rPr>
+      </w:r>
+      <w:r>
+        <w:rPr>
+          <w:b/>
+          <w:lang w:val="fr_FR" w:bidi="fr_FR"/>
+        </w:rPr>
         <w:t>"Salue les amis"</w:t>
       </w:r>
     </w:p>
@@ -5594,6 +6484,21 @@
         <w:rPr>
           <w:lang w:val="fr_FR" w:bidi="fr_FR"/>
         </w:rPr>
+      </w:r>
+    </w:p>
+    <w:p>
+      <w:pPr/>
+      <w:r>
+        <w:rPr>
+          <w:lang w:val="fr_FR" w:bidi="fr_FR"/>
+        </w:rPr>
+      </w:r>
+      <w:r>
+        <w:rPr>
+          <w:b/>
+          <w:lang w:val="fr_FR" w:bidi="fr_FR"/>
+        </w:rPr>
+        <w:t>κατ’ ὄνομα</w:t>
       </w:r>
     </w:p>
     <w:p>

--- a/fra/docx/64.content.docx
+++ b/fra/docx/64.content.docx
@@ -230,6 +230,21 @@
           <w:b/>
           <w:lang w:val="fr_FR" w:bidi="fr_FR"/>
         </w:rPr>
+        <w:t>ὁ πρεσβύτερος</w:t>
+      </w:r>
+    </w:p>
+    <w:p>
+      <w:pPr/>
+      <w:r>
+        <w:rPr>
+          <w:lang w:val="fr_FR" w:bidi="fr_FR"/>
+        </w:rPr>
+      </w:r>
+      <w:r>
+        <w:rPr>
+          <w:b/>
+          <w:lang w:val="fr_FR" w:bidi="fr_FR"/>
+        </w:rPr>
         <w:t>"L'ancien"</w:t>
       </w:r>
     </w:p>
@@ -339,6 +354,21 @@
           <w:b/>
           <w:lang w:val="fr_FR" w:bidi="fr_FR"/>
         </w:rPr>
+        <w:t>Γαΐῳ</w:t>
+      </w:r>
+    </w:p>
+    <w:p>
+      <w:pPr/>
+      <w:r>
+        <w:rPr>
+          <w:lang w:val="fr_FR" w:bidi="fr_FR"/>
+        </w:rPr>
+      </w:r>
+      <w:r>
+        <w:rPr>
+          <w:b/>
+          <w:lang w:val="fr_FR" w:bidi="fr_FR"/>
+        </w:rPr>
         <w:t>"à Gaïus"</w:t>
       </w:r>
     </w:p>
@@ -429,6 +459,21 @@
           <w:b/>
           <w:lang w:val="fr_FR" w:bidi="fr_FR"/>
         </w:rPr>
+        <w:t>ὃν ἐγὼ ἀγαπῶ ἐν ἀληθείᾳ</w:t>
+      </w:r>
+    </w:p>
+    <w:p>
+      <w:pPr/>
+      <w:r>
+        <w:rPr>
+          <w:lang w:val="fr_FR" w:bidi="fr_FR"/>
+        </w:rPr>
+      </w:r>
+      <w:r>
+        <w:rPr>
+          <w:b/>
+          <w:lang w:val="fr_FR" w:bidi="fr_FR"/>
+        </w:rPr>
         <w:t>"que j'aime dans la vérité"</w:t>
       </w:r>
     </w:p>
@@ -525,6 +570,21 @@
           <w:b/>
           <w:lang w:val="fr_FR" w:bidi="fr_FR"/>
         </w:rPr>
+        <w:t>γὰρ</w:t>
+      </w:r>
+    </w:p>
+    <w:p>
+      <w:pPr/>
+      <w:r>
+        <w:rPr>
+          <w:lang w:val="fr_FR" w:bidi="fr_FR"/>
+        </w:rPr>
+      </w:r>
+      <w:r>
+        <w:rPr>
+          <w:b/>
+          <w:lang w:val="fr_FR" w:bidi="fr_FR"/>
+        </w:rPr>
         <w:t>"lorsque"</w:t>
       </w:r>
     </w:p>
@@ -621,6 +681,21 @@
           <w:b/>
           <w:lang w:val="fr_FR" w:bidi="fr_FR"/>
         </w:rPr>
+        <w:t>ἀδελφῶν</w:t>
+      </w:r>
+    </w:p>
+    <w:p>
+      <w:pPr/>
+      <w:r>
+        <w:rPr>
+          <w:lang w:val="fr_FR" w:bidi="fr_FR"/>
+        </w:rPr>
+      </w:r>
+      <w:r>
+        <w:rPr>
+          <w:b/>
+          <w:lang w:val="fr_FR" w:bidi="fr_FR"/>
+        </w:rPr>
         <w:t>"frères"</w:t>
       </w:r>
     </w:p>
@@ -730,6 +805,21 @@
           <w:b/>
           <w:lang w:val="fr_FR" w:bidi="fr_FR"/>
         </w:rPr>
+        <w:t>σὺ ἐν ἀληθείᾳ περιπατεῖς</w:t>
+      </w:r>
+    </w:p>
+    <w:p>
+      <w:pPr/>
+      <w:r>
+        <w:rPr>
+          <w:lang w:val="fr_FR" w:bidi="fr_FR"/>
+        </w:rPr>
+      </w:r>
+      <w:r>
+        <w:rPr>
+          <w:b/>
+          <w:lang w:val="fr_FR" w:bidi="fr_FR"/>
+        </w:rPr>
         <w:t>"tu marches dans la vérité"</w:t>
       </w:r>
     </w:p>
@@ -826,6 +916,21 @@
           <w:b/>
           <w:lang w:val="fr_FR" w:bidi="fr_FR"/>
         </w:rPr>
+        <w:t>ἀληθείᾳ &amp; ἀληθείᾳ</w:t>
+      </w:r>
+    </w:p>
+    <w:p>
+      <w:pPr/>
+      <w:r>
+        <w:rPr>
+          <w:lang w:val="fr_FR" w:bidi="fr_FR"/>
+        </w:rPr>
+      </w:r>
+      <w:r>
+        <w:rPr>
+          <w:b/>
+          <w:lang w:val="fr_FR" w:bidi="fr_FR"/>
+        </w:rPr>
         <w:t>"vérité"</w:t>
       </w:r>
       <w:r>
@@ -935,6 +1040,21 @@
           <w:b/>
           <w:lang w:val="fr_FR" w:bidi="fr_FR"/>
         </w:rPr>
+        <w:t>μειζοτέραν &amp; οὐκ ἔχω χαράν</w:t>
+      </w:r>
+    </w:p>
+    <w:p>
+      <w:pPr/>
+      <w:r>
+        <w:rPr>
+          <w:lang w:val="fr_FR" w:bidi="fr_FR"/>
+        </w:rPr>
+      </w:r>
+      <w:r>
+        <w:rPr>
+          <w:b/>
+          <w:lang w:val="fr_FR" w:bidi="fr_FR"/>
+        </w:rPr>
         <w:t>"Je n'ai pas de plus grande joie"</w:t>
       </w:r>
     </w:p>
@@ -1031,6 +1151,21 @@
           <w:b/>
           <w:lang w:val="fr_FR" w:bidi="fr_FR"/>
         </w:rPr>
+        <w:t>τὰ ἐμὰ τέκνα</w:t>
+      </w:r>
+    </w:p>
+    <w:p>
+      <w:pPr/>
+      <w:r>
+        <w:rPr>
+          <w:lang w:val="fr_FR" w:bidi="fr_FR"/>
+        </w:rPr>
+      </w:r>
+      <w:r>
+        <w:rPr>
+          <w:b/>
+          <w:lang w:val="fr_FR" w:bidi="fr_FR"/>
+        </w:rPr>
         <w:t>"mes enfants"</w:t>
       </w:r>
     </w:p>
@@ -1127,6 +1262,21 @@
           <w:b/>
           <w:lang w:val="fr_FR" w:bidi="fr_FR"/>
         </w:rPr>
+        <w:t>ἐν τῇ ἀληθείᾳ περιπατοῦντα</w:t>
+      </w:r>
+    </w:p>
+    <w:p>
+      <w:pPr/>
+      <w:r>
+        <w:rPr>
+          <w:lang w:val="fr_FR" w:bidi="fr_FR"/>
+        </w:rPr>
+      </w:r>
+      <w:r>
+        <w:rPr>
+          <w:b/>
+          <w:lang w:val="fr_FR" w:bidi="fr_FR"/>
+        </w:rPr>
         <w:t>"marchent dans la vérité"</w:t>
       </w:r>
     </w:p>
@@ -1223,6 +1373,21 @@
           <w:b/>
           <w:lang w:val="fr_FR" w:bidi="fr_FR"/>
         </w:rPr>
+        <w:t>ἐν τῇ ἀληθείᾳ</w:t>
+      </w:r>
+    </w:p>
+    <w:p>
+      <w:pPr/>
+      <w:r>
+        <w:rPr>
+          <w:lang w:val="fr_FR" w:bidi="fr_FR"/>
+        </w:rPr>
+      </w:r>
+      <w:r>
+        <w:rPr>
+          <w:b/>
+          <w:lang w:val="fr_FR" w:bidi="fr_FR"/>
+        </w:rPr>
         <w:t>"dans la vérité"</w:t>
       </w:r>
     </w:p>
@@ -1319,6 +1484,21 @@
           <w:b/>
           <w:lang w:val="fr_FR" w:bidi="fr_FR"/>
         </w:rPr>
+        <w:t>τοὺς ἀδελφοὺς</w:t>
+      </w:r>
+    </w:p>
+    <w:p>
+      <w:pPr/>
+      <w:r>
+        <w:rPr>
+          <w:lang w:val="fr_FR" w:bidi="fr_FR"/>
+        </w:rPr>
+      </w:r>
+      <w:r>
+        <w:rPr>
+          <w:b/>
+          <w:lang w:val="fr_FR" w:bidi="fr_FR"/>
+        </w:rPr>
         <w:t>"les frères"</w:t>
       </w:r>
     </w:p>
@@ -1415,6 +1595,21 @@
           <w:b/>
           <w:lang w:val="fr_FR" w:bidi="fr_FR"/>
         </w:rPr>
+        <w:t>σου τῇ ἀγάπῃ</w:t>
+      </w:r>
+    </w:p>
+    <w:p>
+      <w:pPr/>
+      <w:r>
+        <w:rPr>
+          <w:lang w:val="fr_FR" w:bidi="fr_FR"/>
+        </w:rPr>
+      </w:r>
+      <w:r>
+        <w:rPr>
+          <w:b/>
+          <w:lang w:val="fr_FR" w:bidi="fr_FR"/>
+        </w:rPr>
         <w:t>"ta charité"</w:t>
       </w:r>
     </w:p>
@@ -1511,6 +1706,21 @@
           <w:b/>
           <w:lang w:val="fr_FR" w:bidi="fr_FR"/>
         </w:rPr>
+        <w:t>προπέμψας</w:t>
+      </w:r>
+    </w:p>
+    <w:p>
+      <w:pPr/>
+      <w:r>
+        <w:rPr>
+          <w:lang w:val="fr_FR" w:bidi="fr_FR"/>
+        </w:rPr>
+      </w:r>
+      <w:r>
+        <w:rPr>
+          <w:b/>
+          <w:lang w:val="fr_FR" w:bidi="fr_FR"/>
+        </w:rPr>
         <w:t>"pourvoir"</w:t>
       </w:r>
     </w:p>
@@ -1607,6 +1817,21 @@
           <w:b/>
           <w:lang w:val="fr_FR" w:bidi="fr_FR"/>
         </w:rPr>
+        <w:t>οὓς καλῶς ποιήσεις, προπέμψας ἀξίως τοῦ Θεοῦ; ὑπὲρ γὰρ τοῦ ὀνόματος ἐξῆλθον, μηδὲν λαμβάνοντες ἀπὸ τῶν ἐθνικῶν</w:t>
+      </w:r>
+    </w:p>
+    <w:p>
+      <w:pPr/>
+      <w:r>
+        <w:rPr>
+          <w:lang w:val="fr_FR" w:bidi="fr_FR"/>
+        </w:rPr>
+      </w:r>
+      <w:r>
+        <w:rPr>
+          <w:b/>
+          <w:lang w:val="fr_FR" w:bidi="fr_FR"/>
+        </w:rPr>
         <w:t>"</w:t>
       </w:r>
       <w:r>
@@ -1718,6 +1943,21 @@
           <w:b/>
           <w:lang w:val="fr_FR" w:bidi="fr_FR"/>
         </w:rPr>
+        <w:t>ὑπὲρ &amp; τοῦ ὀνόματος</w:t>
+      </w:r>
+    </w:p>
+    <w:p>
+      <w:pPr/>
+      <w:r>
+        <w:rPr>
+          <w:lang w:val="fr_FR" w:bidi="fr_FR"/>
+        </w:rPr>
+      </w:r>
+      <w:r>
+        <w:rPr>
+          <w:b/>
+          <w:lang w:val="fr_FR" w:bidi="fr_FR"/>
+        </w:rPr>
         <w:t>"pour le nom"</w:t>
       </w:r>
     </w:p>
@@ -1801,6 +2041,21 @@
           <w:b/>
           <w:lang w:val="fr_FR" w:bidi="fr_FR"/>
         </w:rPr>
+        <w:t>μηδὲν λαμβάνοντες ἀπὸ τῶν ἐθνικῶν</w:t>
+      </w:r>
+    </w:p>
+    <w:p>
+      <w:pPr/>
+      <w:r>
+        <w:rPr>
+          <w:lang w:val="fr_FR" w:bidi="fr_FR"/>
+        </w:rPr>
+      </w:r>
+      <w:r>
+        <w:rPr>
+          <w:b/>
+          <w:lang w:val="fr_FR" w:bidi="fr_FR"/>
+        </w:rPr>
         <w:t>"sans rien recevoir des païens"</w:t>
       </w:r>
     </w:p>
@@ -1897,6 +2152,21 @@
           <w:b/>
           <w:lang w:val="fr_FR" w:bidi="fr_FR"/>
         </w:rPr>
+        <w:t>τῶν ἐθνικῶν</w:t>
+      </w:r>
+    </w:p>
+    <w:p>
+      <w:pPr/>
+      <w:r>
+        <w:rPr>
+          <w:lang w:val="fr_FR" w:bidi="fr_FR"/>
+        </w:rPr>
+      </w:r>
+      <w:r>
+        <w:rPr>
+          <w:b/>
+          <w:lang w:val="fr_FR" w:bidi="fr_FR"/>
+        </w:rPr>
         <w:t>« des païens »</w:t>
       </w:r>
     </w:p>
@@ -1993,6 +2263,21 @@
           <w:b/>
           <w:lang w:val="fr_FR" w:bidi="fr_FR"/>
         </w:rPr>
+        <w:t>οὖν</w:t>
+      </w:r>
+    </w:p>
+    <w:p>
+      <w:pPr/>
+      <w:r>
+        <w:rPr>
+          <w:lang w:val="fr_FR" w:bidi="fr_FR"/>
+        </w:rPr>
+      </w:r>
+      <w:r>
+        <w:rPr>
+          <w:b/>
+          <w:lang w:val="fr_FR" w:bidi="fr_FR"/>
+        </w:rPr>
         <w:t>"donc"</w:t>
       </w:r>
     </w:p>
@@ -2102,6 +2387,21 @@
           <w:b/>
           <w:lang w:val="fr_FR" w:bidi="fr_FR"/>
         </w:rPr>
+        <w:t>ἡμεῖς &amp; ὀφείλομεν ὑπολαμβάνειν</w:t>
+      </w:r>
+    </w:p>
+    <w:p>
+      <w:pPr/>
+      <w:r>
+        <w:rPr>
+          <w:lang w:val="fr_FR" w:bidi="fr_FR"/>
+        </w:rPr>
+      </w:r>
+      <w:r>
+        <w:rPr>
+          <w:b/>
+          <w:lang w:val="fr_FR" w:bidi="fr_FR"/>
+        </w:rPr>
         <w:t>« Nous devons donc accueillir »</w:t>
       </w:r>
     </w:p>
@@ -2198,6 +2498,21 @@
           <w:b/>
           <w:lang w:val="fr_FR" w:bidi="fr_FR"/>
         </w:rPr>
+        <w:t>ἡμεῖς &amp; ὀφείλομεν</w:t>
+      </w:r>
+    </w:p>
+    <w:p>
+      <w:pPr/>
+      <w:r>
+        <w:rPr>
+          <w:lang w:val="fr_FR" w:bidi="fr_FR"/>
+        </w:rPr>
+      </w:r>
+      <w:r>
+        <w:rPr>
+          <w:b/>
+          <w:lang w:val="fr_FR" w:bidi="fr_FR"/>
+        </w:rPr>
         <w:t>"nous devons"</w:t>
       </w:r>
     </w:p>
@@ -2294,6 +2609,21 @@
           <w:b/>
           <w:lang w:val="fr_FR" w:bidi="fr_FR"/>
         </w:rPr>
+        <w:t>ὑπολαμβάνειν</w:t>
+      </w:r>
+    </w:p>
+    <w:p>
+      <w:pPr/>
+      <w:r>
+        <w:rPr>
+          <w:lang w:val="fr_FR" w:bidi="fr_FR"/>
+        </w:rPr>
+      </w:r>
+      <w:r>
+        <w:rPr>
+          <w:b/>
+          <w:lang w:val="fr_FR" w:bidi="fr_FR"/>
+        </w:rPr>
         <w:t>"accueillir"</w:t>
       </w:r>
     </w:p>
@@ -2390,6 +2720,21 @@
           <w:b/>
           <w:lang w:val="fr_FR" w:bidi="fr_FR"/>
         </w:rPr>
+        <w:t>ἵνα</w:t>
+      </w:r>
+    </w:p>
+    <w:p>
+      <w:pPr/>
+      <w:r>
+        <w:rPr>
+          <w:lang w:val="fr_FR" w:bidi="fr_FR"/>
+        </w:rPr>
+      </w:r>
+      <w:r>
+        <w:rPr>
+          <w:b/>
+          <w:lang w:val="fr_FR" w:bidi="fr_FR"/>
+        </w:rPr>
         <w:t>"afin de"</w:t>
       </w:r>
     </w:p>
@@ -2512,6 +2857,21 @@
           <w:b/>
           <w:lang w:val="fr_FR" w:bidi="fr_FR"/>
         </w:rPr>
+        <w:t>ἵνα συνεργοὶ γινώμεθα τῇ ἀληθείᾳ</w:t>
+      </w:r>
+    </w:p>
+    <w:p>
+      <w:pPr/>
+      <w:r>
+        <w:rPr>
+          <w:lang w:val="fr_FR" w:bidi="fr_FR"/>
+        </w:rPr>
+      </w:r>
+      <w:r>
+        <w:rPr>
+          <w:b/>
+          <w:lang w:val="fr_FR" w:bidi="fr_FR"/>
+        </w:rPr>
         <w:t>"</w:t>
       </w:r>
       <w:r>
@@ -2635,6 +2995,21 @@
           <w:b/>
           <w:lang w:val="fr_FR" w:bidi="fr_FR"/>
         </w:rPr>
+        <w:t>τῇ ἀληθείᾳ</w:t>
+      </w:r>
+    </w:p>
+    <w:p>
+      <w:pPr/>
+      <w:r>
+        <w:rPr>
+          <w:lang w:val="fr_FR" w:bidi="fr_FR"/>
+        </w:rPr>
+      </w:r>
+      <w:r>
+        <w:rPr>
+          <w:b/>
+          <w:lang w:val="fr_FR" w:bidi="fr_FR"/>
+        </w:rPr>
         <w:t>"avec la vérité"</w:t>
       </w:r>
     </w:p>
@@ -2731,6 +3106,21 @@
           <w:b/>
           <w:lang w:val="fr_FR" w:bidi="fr_FR"/>
         </w:rPr>
+        <w:t>τι</w:t>
+      </w:r>
+    </w:p>
+    <w:p>
+      <w:pPr/>
+      <w:r>
+        <w:rPr>
+          <w:lang w:val="fr_FR" w:bidi="fr_FR"/>
+        </w:rPr>
+      </w:r>
+      <w:r>
+        <w:rPr>
+          <w:b/>
+          <w:lang w:val="fr_FR" w:bidi="fr_FR"/>
+        </w:rPr>
         <w:t>"quelques mots"</w:t>
       </w:r>
     </w:p>
@@ -2814,6 +3204,21 @@
           <w:b/>
           <w:lang w:val="fr_FR" w:bidi="fr_FR"/>
         </w:rPr>
+        <w:t>τῇ ἐκκλησίᾳ</w:t>
+      </w:r>
+    </w:p>
+    <w:p>
+      <w:pPr/>
+      <w:r>
+        <w:rPr>
+          <w:lang w:val="fr_FR" w:bidi="fr_FR"/>
+        </w:rPr>
+      </w:r>
+      <w:r>
+        <w:rPr>
+          <w:b/>
+          <w:lang w:val="fr_FR" w:bidi="fr_FR"/>
+        </w:rPr>
         <w:t>"à l'Église"</w:t>
       </w:r>
     </w:p>
@@ -2910,6 +3315,21 @@
           <w:b/>
           <w:lang w:val="fr_FR" w:bidi="fr_FR"/>
         </w:rPr>
+        <w:t>Διοτρέφης</w:t>
+      </w:r>
+    </w:p>
+    <w:p>
+      <w:pPr/>
+      <w:r>
+        <w:rPr>
+          <w:lang w:val="fr_FR" w:bidi="fr_FR"/>
+        </w:rPr>
+      </w:r>
+      <w:r>
+        <w:rPr>
+          <w:b/>
+          <w:lang w:val="fr_FR" w:bidi="fr_FR"/>
+        </w:rPr>
         <w:t>"Diotrèphe"</w:t>
       </w:r>
     </w:p>
@@ -3000,6 +3420,21 @@
           <w:b/>
           <w:lang w:val="fr_FR" w:bidi="fr_FR"/>
         </w:rPr>
+        <w:t>ὁ φιλοπρωτεύων αὐτῶν</w:t>
+      </w:r>
+    </w:p>
+    <w:p>
+      <w:pPr/>
+      <w:r>
+        <w:rPr>
+          <w:lang w:val="fr_FR" w:bidi="fr_FR"/>
+        </w:rPr>
+      </w:r>
+      <w:r>
+        <w:rPr>
+          <w:b/>
+          <w:lang w:val="fr_FR" w:bidi="fr_FR"/>
+        </w:rPr>
         <w:t>"qui aime à être le premier parmi eux"</w:t>
       </w:r>
     </w:p>
@@ -3096,6 +3531,21 @@
           <w:b/>
           <w:lang w:val="fr_FR" w:bidi="fr_FR"/>
         </w:rPr>
+        <w:t>οὐκ ἐπιδέχεται ἡμᾶς</w:t>
+      </w:r>
+    </w:p>
+    <w:p>
+      <w:pPr/>
+      <w:r>
+        <w:rPr>
+          <w:lang w:val="fr_FR" w:bidi="fr_FR"/>
+        </w:rPr>
+      </w:r>
+      <w:r>
+        <w:rPr>
+          <w:b/>
+          <w:lang w:val="fr_FR" w:bidi="fr_FR"/>
+        </w:rPr>
         <w:t>"ne nous reçoit point"</w:t>
       </w:r>
     </w:p>
@@ -3205,6 +3655,21 @@
           <w:b/>
           <w:lang w:val="fr_FR" w:bidi="fr_FR"/>
         </w:rPr>
+        <w:t>ἡμᾶς</w:t>
+      </w:r>
+    </w:p>
+    <w:p>
+      <w:pPr/>
+      <w:r>
+        <w:rPr>
+          <w:lang w:val="fr_FR" w:bidi="fr_FR"/>
+        </w:rPr>
+      </w:r>
+      <w:r>
+        <w:rPr>
+          <w:b/>
+          <w:lang w:val="fr_FR" w:bidi="fr_FR"/>
+        </w:rPr>
         <w:t>"nous"</w:t>
       </w:r>
     </w:p>
@@ -3301,6 +3766,21 @@
           <w:b/>
           <w:lang w:val="fr_FR" w:bidi="fr_FR"/>
         </w:rPr>
+        <w:t>διὰ τοῦτο</w:t>
+      </w:r>
+    </w:p>
+    <w:p>
+      <w:pPr/>
+      <w:r>
+        <w:rPr>
+          <w:lang w:val="fr_FR" w:bidi="fr_FR"/>
+        </w:rPr>
+      </w:r>
+      <w:r>
+        <w:rPr>
+          <w:b/>
+          <w:lang w:val="fr_FR" w:bidi="fr_FR"/>
+        </w:rPr>
         <w:t>"C'est pourquoi"</w:t>
       </w:r>
     </w:p>
@@ -3391,6 +3871,21 @@
           <w:b/>
           <w:lang w:val="fr_FR" w:bidi="fr_FR"/>
         </w:rPr>
+        <w:t>ἐὰν ἔλθω</w:t>
+      </w:r>
+    </w:p>
+    <w:p>
+      <w:pPr/>
+      <w:r>
+        <w:rPr>
+          <w:lang w:val="fr_FR" w:bidi="fr_FR"/>
+        </w:rPr>
+      </w:r>
+      <w:r>
+        <w:rPr>
+          <w:b/>
+          <w:lang w:val="fr_FR" w:bidi="fr_FR"/>
+        </w:rPr>
         <w:t>"si je vais vous voir"</w:t>
       </w:r>
     </w:p>
@@ -3474,6 +3969,21 @@
           <w:b/>
           <w:lang w:val="fr_FR" w:bidi="fr_FR"/>
         </w:rPr>
+        <w:t>ἔλθω</w:t>
+      </w:r>
+    </w:p>
+    <w:p>
+      <w:pPr/>
+      <w:r>
+        <w:rPr>
+          <w:lang w:val="fr_FR" w:bidi="fr_FR"/>
+        </w:rPr>
+      </w:r>
+      <w:r>
+        <w:rPr>
+          <w:b/>
+          <w:lang w:val="fr_FR" w:bidi="fr_FR"/>
+        </w:rPr>
         <w:t>"Je vais"</w:t>
       </w:r>
     </w:p>
@@ -3570,6 +4080,21 @@
           <w:b/>
           <w:lang w:val="fr_FR" w:bidi="fr_FR"/>
         </w:rPr>
+        <w:t>λόγοις πονηροῖς φλυαρῶν ἡμᾶς</w:t>
+      </w:r>
+    </w:p>
+    <w:p>
+      <w:pPr/>
+      <w:r>
+        <w:rPr>
+          <w:lang w:val="fr_FR" w:bidi="fr_FR"/>
+        </w:rPr>
+      </w:r>
+      <w:r>
+        <w:rPr>
+          <w:b/>
+          <w:lang w:val="fr_FR" w:bidi="fr_FR"/>
+        </w:rPr>
         <w:t>"</w:t>
       </w:r>
       <w:r>
@@ -3706,6 +4231,21 @@
           <w:b/>
           <w:lang w:val="fr_FR" w:bidi="fr_FR"/>
         </w:rPr>
+        <w:t>μὴ ἀρκούμενος ἐπὶ τούτοις</w:t>
+      </w:r>
+    </w:p>
+    <w:p>
+      <w:pPr/>
+      <w:r>
+        <w:rPr>
+          <w:lang w:val="fr_FR" w:bidi="fr_FR"/>
+        </w:rPr>
+      </w:r>
+      <w:r>
+        <w:rPr>
+          <w:b/>
+          <w:lang w:val="fr_FR" w:bidi="fr_FR"/>
+        </w:rPr>
         <w:t>« non contents de cela »</w:t>
       </w:r>
     </w:p>
@@ -3789,6 +4329,21 @@
           <w:b/>
           <w:lang w:val="fr_FR" w:bidi="fr_FR"/>
         </w:rPr>
+        <w:t>τοὺς ἀδελφοὺς</w:t>
+      </w:r>
+    </w:p>
+    <w:p>
+      <w:pPr/>
+      <w:r>
+        <w:rPr>
+          <w:lang w:val="fr_FR" w:bidi="fr_FR"/>
+        </w:rPr>
+      </w:r>
+      <w:r>
+        <w:rPr>
+          <w:b/>
+          <w:lang w:val="fr_FR" w:bidi="fr_FR"/>
+        </w:rPr>
         <w:t>"les frères"</w:t>
       </w:r>
     </w:p>
@@ -3885,6 +4440,21 @@
           <w:b/>
           <w:lang w:val="fr_FR" w:bidi="fr_FR"/>
         </w:rPr>
+        <w:t>καὶ τοὺς βουλομένους κωλύει</w:t>
+      </w:r>
+    </w:p>
+    <w:p>
+      <w:pPr/>
+      <w:r>
+        <w:rPr>
+          <w:lang w:val="fr_FR" w:bidi="fr_FR"/>
+        </w:rPr>
+      </w:r>
+      <w:r>
+        <w:rPr>
+          <w:b/>
+          <w:lang w:val="fr_FR" w:bidi="fr_FR"/>
+        </w:rPr>
         <w:t>"il les en empêche"</w:t>
       </w:r>
     </w:p>
@@ -3968,6 +4538,21 @@
           <w:b/>
           <w:lang w:val="fr_FR" w:bidi="fr_FR"/>
         </w:rPr>
+        <w:t>μὴ μιμοῦ τὸ κακὸν, ἀλλὰ τὸ ἀγαθόν</w:t>
+      </w:r>
+    </w:p>
+    <w:p>
+      <w:pPr/>
+      <w:r>
+        <w:rPr>
+          <w:lang w:val="fr_FR" w:bidi="fr_FR"/>
+        </w:rPr>
+      </w:r>
+      <w:r>
+        <w:rPr>
+          <w:b/>
+          <w:lang w:val="fr_FR" w:bidi="fr_FR"/>
+        </w:rPr>
         <w:t>"n'imite pas le mal mais le bien"</w:t>
       </w:r>
     </w:p>
@@ -4077,6 +4662,21 @@
           <w:b/>
           <w:lang w:val="fr_FR" w:bidi="fr_FR"/>
         </w:rPr>
+        <w:t>ἀλλὰ τὸ ἀγαθόν</w:t>
+      </w:r>
+    </w:p>
+    <w:p>
+      <w:pPr/>
+      <w:r>
+        <w:rPr>
+          <w:lang w:val="fr_FR" w:bidi="fr_FR"/>
+        </w:rPr>
+      </w:r>
+      <w:r>
+        <w:rPr>
+          <w:b/>
+          <w:lang w:val="fr_FR" w:bidi="fr_FR"/>
+        </w:rPr>
         <w:t>"mais le bien"</w:t>
       </w:r>
     </w:p>
@@ -4160,6 +4760,21 @@
           <w:b/>
           <w:lang w:val="fr_FR" w:bidi="fr_FR"/>
         </w:rPr>
+        <w:t>οὐχ ἑώρακεν τὸν Θεόν</w:t>
+      </w:r>
+    </w:p>
+    <w:p>
+      <w:pPr/>
+      <w:r>
+        <w:rPr>
+          <w:lang w:val="fr_FR" w:bidi="fr_FR"/>
+        </w:rPr>
+      </w:r>
+      <w:r>
+        <w:rPr>
+          <w:b/>
+          <w:lang w:val="fr_FR" w:bidi="fr_FR"/>
+        </w:rPr>
         <w:t>"n'a point vu Dieu"</w:t>
       </w:r>
     </w:p>
@@ -4256,6 +4871,21 @@
           <w:b/>
           <w:lang w:val="fr_FR" w:bidi="fr_FR"/>
         </w:rPr>
+        <w:t>Δημητρίῳ μεμαρτύρηται ὑπὸ πάντων</w:t>
+      </w:r>
+    </w:p>
+    <w:p>
+      <w:pPr/>
+      <w:r>
+        <w:rPr>
+          <w:lang w:val="fr_FR" w:bidi="fr_FR"/>
+        </w:rPr>
+      </w:r>
+      <w:r>
+        <w:rPr>
+          <w:b/>
+          <w:lang w:val="fr_FR" w:bidi="fr_FR"/>
+        </w:rPr>
         <w:t>« Tous [...] rendent un bon témoignage à Démétrius »</w:t>
       </w:r>
     </w:p>
@@ -4339,6 +4969,21 @@
           <w:b/>
           <w:lang w:val="fr_FR" w:bidi="fr_FR"/>
         </w:rPr>
+        <w:t>Δημητρίῳ</w:t>
+      </w:r>
+    </w:p>
+    <w:p>
+      <w:pPr/>
+      <w:r>
+        <w:rPr>
+          <w:lang w:val="fr_FR" w:bidi="fr_FR"/>
+        </w:rPr>
+      </w:r>
+      <w:r>
+        <w:rPr>
+          <w:b/>
+          <w:lang w:val="fr_FR" w:bidi="fr_FR"/>
+        </w:rPr>
         <w:t>"Démétrius"</w:t>
       </w:r>
     </w:p>
@@ -4429,6 +5074,21 @@
           <w:b/>
           <w:lang w:val="fr_FR" w:bidi="fr_FR"/>
         </w:rPr>
+        <w:t>ὑπὸ πάντων</w:t>
+      </w:r>
+    </w:p>
+    <w:p>
+      <w:pPr/>
+      <w:r>
+        <w:rPr>
+          <w:lang w:val="fr_FR" w:bidi="fr_FR"/>
+        </w:rPr>
+      </w:r>
+      <w:r>
+        <w:rPr>
+          <w:b/>
+          <w:lang w:val="fr_FR" w:bidi="fr_FR"/>
+        </w:rPr>
         <w:t>"Tous"</w:t>
       </w:r>
     </w:p>
@@ -4525,6 +5185,21 @@
           <w:b/>
           <w:lang w:val="fr_FR" w:bidi="fr_FR"/>
         </w:rPr>
+        <w:t>καὶ ὑπὸ αὐτῆς τῆς ἀληθείας</w:t>
+      </w:r>
+    </w:p>
+    <w:p>
+      <w:pPr/>
+      <w:r>
+        <w:rPr>
+          <w:lang w:val="fr_FR" w:bidi="fr_FR"/>
+        </w:rPr>
+      </w:r>
+      <w:r>
+        <w:rPr>
+          <w:b/>
+          <w:lang w:val="fr_FR" w:bidi="fr_FR"/>
+        </w:rPr>
         <w:t>« et la vérité elle-même »</w:t>
       </w:r>
     </w:p>
@@ -4608,6 +5283,21 @@
           <w:b/>
           <w:lang w:val="fr_FR" w:bidi="fr_FR"/>
         </w:rPr>
+        <w:t>ὑπὸ αὐτῆς τῆς ἀληθείας</w:t>
+      </w:r>
+    </w:p>
+    <w:p>
+      <w:pPr/>
+      <w:r>
+        <w:rPr>
+          <w:lang w:val="fr_FR" w:bidi="fr_FR"/>
+        </w:rPr>
+      </w:r>
+      <w:r>
+        <w:rPr>
+          <w:b/>
+          <w:lang w:val="fr_FR" w:bidi="fr_FR"/>
+        </w:rPr>
         <w:t>"et la vérité elle-même"</w:t>
       </w:r>
     </w:p>
@@ -4704,6 +5394,21 @@
           <w:b/>
           <w:lang w:val="fr_FR" w:bidi="fr_FR"/>
         </w:rPr>
+        <w:t>ὑπὸ αὐτῆς τῆς ἀληθείας</w:t>
+      </w:r>
+    </w:p>
+    <w:p>
+      <w:pPr/>
+      <w:r>
+        <w:rPr>
+          <w:lang w:val="fr_FR" w:bidi="fr_FR"/>
+        </w:rPr>
+      </w:r>
+      <w:r>
+        <w:rPr>
+          <w:b/>
+          <w:lang w:val="fr_FR" w:bidi="fr_FR"/>
+        </w:rPr>
         <w:t>"et la vérité elle-même"</w:t>
       </w:r>
     </w:p>
@@ -4800,6 +5505,21 @@
           <w:b/>
           <w:lang w:val="fr_FR" w:bidi="fr_FR"/>
         </w:rPr>
+        <w:t>καὶ ἡμεῖς &amp; μαρτυροῦμεν</w:t>
+      </w:r>
+    </w:p>
+    <w:p>
+      <w:pPr/>
+      <w:r>
+        <w:rPr>
+          <w:lang w:val="fr_FR" w:bidi="fr_FR"/>
+        </w:rPr>
+      </w:r>
+      <w:r>
+        <w:rPr>
+          <w:b/>
+          <w:lang w:val="fr_FR" w:bidi="fr_FR"/>
+        </w:rPr>
         <w:t>"</w:t>
       </w:r>
       <w:r>
@@ -4923,6 +5643,21 @@
           <w:b/>
           <w:lang w:val="fr_FR" w:bidi="fr_FR"/>
         </w:rPr>
+        <w:t>ἡμεῖς &amp; μαρτυροῦμεν &amp; ἡμῶν</w:t>
+      </w:r>
+    </w:p>
+    <w:p>
+      <w:pPr/>
+      <w:r>
+        <w:rPr>
+          <w:lang w:val="fr_FR" w:bidi="fr_FR"/>
+        </w:rPr>
+      </w:r>
+      <w:r>
+        <w:rPr>
+          <w:b/>
+          <w:lang w:val="fr_FR" w:bidi="fr_FR"/>
+        </w:rPr>
         <w:t>"nous aussi"</w:t>
       </w:r>
       <w:r>
@@ -5045,6 +5780,21 @@
           <w:b/>
           <w:lang w:val="fr_FR" w:bidi="fr_FR"/>
         </w:rPr>
+        <w:t>διὰ μέλανος καὶ καλάμου</w:t>
+      </w:r>
+    </w:p>
+    <w:p>
+      <w:pPr/>
+      <w:r>
+        <w:rPr>
+          <w:lang w:val="fr_FR" w:bidi="fr_FR"/>
+        </w:rPr>
+      </w:r>
+      <w:r>
+        <w:rPr>
+          <w:b/>
+          <w:lang w:val="fr_FR" w:bidi="fr_FR"/>
+        </w:rPr>
         <w:t>"avec l'encre et la plume"</w:t>
       </w:r>
     </w:p>
@@ -5141,6 +5891,21 @@
           <w:b/>
           <w:lang w:val="fr_FR" w:bidi="fr_FR"/>
         </w:rPr>
+        <w:t>στόμα πρὸς στόμα</w:t>
+      </w:r>
+    </w:p>
+    <w:p>
+      <w:pPr/>
+      <w:r>
+        <w:rPr>
+          <w:lang w:val="fr_FR" w:bidi="fr_FR"/>
+        </w:rPr>
+      </w:r>
+      <w:r>
+        <w:rPr>
+          <w:b/>
+          <w:lang w:val="fr_FR" w:bidi="fr_FR"/>
+        </w:rPr>
         <w:t>"de bouche à bouche"</w:t>
       </w:r>
     </w:p>
@@ -5237,6 +6002,21 @@
           <w:b/>
           <w:lang w:val="fr_FR" w:bidi="fr_FR"/>
         </w:rPr>
+        <w:t>εἰρήνη σοι</w:t>
+      </w:r>
+    </w:p>
+    <w:p>
+      <w:pPr/>
+      <w:r>
+        <w:rPr>
+          <w:lang w:val="fr_FR" w:bidi="fr_FR"/>
+        </w:rPr>
+      </w:r>
+      <w:r>
+        <w:rPr>
+          <w:b/>
+          <w:lang w:val="fr_FR" w:bidi="fr_FR"/>
+        </w:rPr>
         <w:t>"Que la paix soit avec toi"</w:t>
       </w:r>
     </w:p>
@@ -5320,6 +6100,21 @@
           <w:b/>
           <w:lang w:val="fr_FR" w:bidi="fr_FR"/>
         </w:rPr>
+        <w:t>εἰρήνη σοι</w:t>
+      </w:r>
+    </w:p>
+    <w:p>
+      <w:pPr/>
+      <w:r>
+        <w:rPr>
+          <w:lang w:val="fr_FR" w:bidi="fr_FR"/>
+        </w:rPr>
+      </w:r>
+      <w:r>
+        <w:rPr>
+          <w:b/>
+          <w:lang w:val="fr_FR" w:bidi="fr_FR"/>
+        </w:rPr>
         <w:t>"Que la paix soit avec toi"</w:t>
       </w:r>
     </w:p>
@@ -5416,6 +6211,21 @@
           <w:b/>
           <w:lang w:val="fr_FR" w:bidi="fr_FR"/>
         </w:rPr>
+        <w:t>ἀσπάζονταί σε οἱ φίλοι</w:t>
+      </w:r>
+    </w:p>
+    <w:p>
+      <w:pPr/>
+      <w:r>
+        <w:rPr>
+          <w:lang w:val="fr_FR" w:bidi="fr_FR"/>
+        </w:rPr>
+      </w:r>
+      <w:r>
+        <w:rPr>
+          <w:b/>
+          <w:lang w:val="fr_FR" w:bidi="fr_FR"/>
+        </w:rPr>
         <w:t>"Les amis te saluent"</w:t>
       </w:r>
     </w:p>
@@ -5512,6 +6322,21 @@
           <w:b/>
           <w:lang w:val="fr_FR" w:bidi="fr_FR"/>
         </w:rPr>
+        <w:t>ἀσπάζου τοὺς φίλους</w:t>
+      </w:r>
+    </w:p>
+    <w:p>
+      <w:pPr/>
+      <w:r>
+        <w:rPr>
+          <w:lang w:val="fr_FR" w:bidi="fr_FR"/>
+        </w:rPr>
+      </w:r>
+      <w:r>
+        <w:rPr>
+          <w:b/>
+          <w:lang w:val="fr_FR" w:bidi="fr_FR"/>
+        </w:rPr>
         <w:t>"Salue les amis"</w:t>
       </w:r>
     </w:p>
@@ -5594,6 +6419,21 @@
         <w:rPr>
           <w:lang w:val="fr_FR" w:bidi="fr_FR"/>
         </w:rPr>
+      </w:r>
+    </w:p>
+    <w:p>
+      <w:pPr/>
+      <w:r>
+        <w:rPr>
+          <w:lang w:val="fr_FR" w:bidi="fr_FR"/>
+        </w:rPr>
+      </w:r>
+      <w:r>
+        <w:rPr>
+          <w:b/>
+          <w:lang w:val="fr_FR" w:bidi="fr_FR"/>
+        </w:rPr>
+        <w:t>κατ’ ὄνομα</w:t>
       </w:r>
     </w:p>
     <w:p>

--- a/fra/docx/64.content.docx
+++ b/fra/docx/64.content.docx
@@ -28,49 +28,15 @@
       </w:r>
     </w:p>
     <w:p>
-      <w:pPr>
-        <w:pStyle w:val="Heading2"/>
-      </w:pPr>
-      <w:r>
-        <w:rPr>
-          <w:lang w:val="fr_FR" w:bidi="fr_FR"/>
-        </w:rPr>
-        <w:t>License Information</w:t>
-      </w:r>
-      <w:r>
-        <w:rPr>
-          <w:lang w:val="fr_FR" w:bidi="fr_FR"/>
-        </w:rPr>
-      </w:r>
-    </w:p>
-    <w:p>
-      <w:pPr/>
-      <w:r>
-        <w:rPr>
-          <w:lang w:val="fr_FR" w:bidi="fr_FR"/>
-        </w:rPr>
-      </w:r>
-      <w:r>
-        <w:rPr>
-          <w:b/>
-          <w:lang w:val="fr_FR" w:bidi="fr_FR"/>
-        </w:rPr>
-        <w:t>Notes de traduction (unfoldingWord)</w:t>
-      </w:r>
-      <w:r>
-        <w:rPr>
-          <w:lang w:val="fr_FR" w:bidi="fr_FR"/>
-        </w:rPr>
-        <w:t xml:space="preserve"> (French) is based on</w:t>
-      </w:r>
-      <w:r>
-        <w:rPr>
-          <w:lang w:val="fr_FR" w:bidi="fr_FR"/>
-        </w:rPr>
-        <w:t xml:space="preserve">: </w:t>
-      </w:r>
-      <w:r>
-        <w:rPr>
+      <w:pPr/>
+      <w:r>
+        <w:rPr>
+          <w:lang w:val="fr_FR" w:bidi="fr_FR"/>
+        </w:rPr>
+      </w:r>
+      <w:r>
+        <w:rPr>
+          <w:b/>
           <w:lang w:val="fr_FR" w:bidi="fr_FR"/>
         </w:rPr>
         <w:t>unfoldingWord® Translation Notes</w:t>
@@ -79,62 +45,31 @@
         <w:rPr>
           <w:lang w:val="fr_FR" w:bidi="fr_FR"/>
         </w:rPr>
-        <w:t xml:space="preserve">, </w:t>
-      </w:r>
-      <w:hyperlink r:id="rId13">
-        <w:r>
-          <w:rPr>
-            <w:lang w:val="fr_FR" w:bidi="fr_FR"/>
-          </w:rPr>
-          <w:rPr>
-            <w:color w:val="0000EE"/>
-            <w:u w:val="single"/>
-          </w:rPr>
-          <w:t>unfoldingWord</w:t>
-        </w:r>
-      </w:hyperlink>
-      <w:r>
-        <w:rPr>
-          <w:lang w:val="fr_FR" w:bidi="fr_FR"/>
-        </w:rPr>
-        <w:t xml:space="preserve">, 2022, which is licensed under a </w:t>
-      </w:r>
-      <w:hyperlink r:id="rId14">
-        <w:r>
-          <w:rPr>
-            <w:lang w:val="fr_FR" w:bidi="fr_FR"/>
-          </w:rPr>
-          <w:rPr>
-            <w:color w:val="0000EE"/>
-            <w:u w:val="single"/>
-          </w:rPr>
-          <w:t>CC BY-SA 4.0 license</w:t>
-        </w:r>
-      </w:hyperlink>
-      <w:r>
-        <w:rPr>
-          <w:lang w:val="fr_FR" w:bidi="fr_FR"/>
-        </w:rPr>
-        <w:t>.</w:t>
-      </w:r>
-      <w:r>
-        <w:rPr>
-          <w:lang w:val="fr_FR" w:bidi="fr_FR"/>
-        </w:rPr>
-      </w:r>
-    </w:p>
-    <w:p>
-      <w:pPr/>
-      <w:r>
-        <w:rPr>
-          <w:lang w:val="fr_FR" w:bidi="fr_FR"/>
-        </w:rPr>
-      </w:r>
-      <w:r>
-        <w:rPr>
-          <w:lang w:val="fr_FR" w:bidi="fr_FR"/>
-        </w:rPr>
-        <w:t>This PDF version is provided under the same license.</w:t>
+        <w:t xml:space="preserve"> © 2022 unfoldingWord. Released under CC BY-SA 4.0 license. </w:t>
+      </w:r>
+      <w:r>
+        <w:rPr>
+          <w:lang w:val="fr_FR" w:bidi="fr_FR"/>
+        </w:rPr>
+        <w:t>unfoldingWord® Translation Notes</w:t>
+      </w:r>
+      <w:r>
+        <w:rPr>
+          <w:lang w:val="fr_FR" w:bidi="fr_FR"/>
+        </w:rPr>
+        <w:t xml:space="preserve"> has been adapted in the following languages: Tok Pisin, Arabic (عربي), French (Français), Hindi (हिंदी), Indonesian (Bahasa Indonesia), Portuguese (Português), Russian (Русский), Spanish (Español), Swahili (Kiswahili), and Simplified Chinese (简体中文) from </w:t>
+      </w:r>
+      <w:r>
+        <w:rPr>
+          <w:lang w:val="fr_FR" w:bidi="fr_FR"/>
+        </w:rPr>
+        <w:t>unfoldingWord® Translation Notes</w:t>
+      </w:r>
+      <w:r>
+        <w:rPr>
+          <w:lang w:val="fr_FR" w:bidi="fr_FR"/>
+        </w:rPr>
+        <w:t xml:space="preserve"> © 2022 unfoldingWord. Released under CC BY-SA 4.0 license by Mission Mutual</w:t>
       </w:r>
       <w:r>
         <w:rPr>

--- a/fra/docx/64.content.docx
+++ b/fra/docx/64.content.docx
@@ -141,13 +141,6 @@
         <w:rPr>
           <w:lang w:val="fr_FR" w:bidi="fr_FR"/>
         </w:rPr>
-      </w:r>
-      <w:r>
-        <w:rPr>
-          <w:i/>
-          <w:lang w:val="fr_FR" w:bidi="fr_FR"/>
-        </w:rPr>
-        <w:t>3 Jean 1.1 (#1), 3 Jean 1.1 (#2), 3 Jean 1:1 (#3), 3 Jean 1.3 (#1), 3 Jean 1.3 (#2), 3 Jean 1.3 (#3), 3 Jean 1.3 (#4), 3 Jean 1.4 (#1), 3 Jean 1.4 (#2), 3 Jean 1.4 (#3), 3 Jean 1.4 (#4), 3 Jean 1.5 (#1), 3 Jean 1.6 (#1), 3 Jean 1.6 (#2), 3 Jean 1.6–7 (#1), 3 Jean 1.7 (#1), 3 Jean 1.7 (#2), 3 Jean 1.7 (#3), 3 Jean 1.8 (#1), 3 Jean 1.8 (#2), 3 Jean 1.8 (#3), 3 Jean 1.8 (#4), 3 Jean 1.8 (#5), 3 Jean 1.8 (#6), 3 Jean 1.8 (#7), 3 Jean 1.9 (#1), 3 Jean 1.9 (#2), 3 Jean 1.9 (#3), 3 Jean 1.9 (#4), 3 Jean 1.9 (#5), 3 Jean 1.9 (#6), 3 Jean 1.10 (#1), 3 Jean 1.10 (#2), 3 Jean 1.10 (#3), 3 Jean 1.10 (#4), 3 Jean 1.10 (#5), 3 Jean 1:10 (#6), 3 Jean 1.10 (#7), 3 Jean 1.11 (#1), 3 Jean 1.11 (#2), 3 Jean 1.11 (#3), 3 Jean 1.12 (#1), 3 Jean 1.12 (#2), 3 Jean 1.12 (#3), 3 Jean 1.12 (#4), 3 Jean 1.12 (#5), 3 Jean 1.12 (#6), 3 Jean 1.12 (#7), 3 Jean 1.12 (#8), 3 Jean 1.13 (#1), 3 Jean 1.14 (#1), 3 Jean 1.15 (#1), 3 Jean 1.15 (#2), 3 Jean 1.15 (#3), 3 Jean 1.15 (#4), 3 Jean 1.15 (#5)</w:t>
       </w:r>
       <w:r>
         <w:rPr>

--- a/fra/docx/64.content.docx
+++ b/fra/docx/64.content.docx
@@ -146,19 +146,6 @@
         <w:rPr>
           <w:lang w:val="fr_FR" w:bidi="fr_FR"/>
         </w:rPr>
-      </w:r>
-    </w:p>
-    <w:p>
-      <w:pPr/>
-      <w:r>
-        <w:rPr>
-          <w:lang w:val="fr_FR" w:bidi="fr_FR"/>
-        </w:rPr>
-      </w:r>
-      <w:r>
-        <w:rPr>
-          <w:lang w:val="fr_FR" w:bidi="fr_FR"/>
-        </w:rPr>
         <w:t xml:space="preserve"> </w:t>
       </w:r>
       <w:r>
@@ -223,21 +210,6 @@
           <w:b/>
           <w:lang w:val="fr_FR" w:bidi="fr_FR"/>
         </w:rPr>
-        <w:t>ὁ πρεσβύτερος</w:t>
-      </w:r>
-    </w:p>
-    <w:p>
-      <w:pPr/>
-      <w:r>
-        <w:rPr>
-          <w:lang w:val="fr_FR" w:bidi="fr_FR"/>
-        </w:rPr>
-      </w:r>
-      <w:r>
-        <w:rPr>
-          <w:b/>
-          <w:lang w:val="fr_FR" w:bidi="fr_FR"/>
-        </w:rPr>
         <w:t>"L'ancien"</w:t>
       </w:r>
     </w:p>
@@ -347,21 +319,6 @@
           <w:b/>
           <w:lang w:val="fr_FR" w:bidi="fr_FR"/>
         </w:rPr>
-        <w:t>Γαΐῳ</w:t>
-      </w:r>
-    </w:p>
-    <w:p>
-      <w:pPr/>
-      <w:r>
-        <w:rPr>
-          <w:lang w:val="fr_FR" w:bidi="fr_FR"/>
-        </w:rPr>
-      </w:r>
-      <w:r>
-        <w:rPr>
-          <w:b/>
-          <w:lang w:val="fr_FR" w:bidi="fr_FR"/>
-        </w:rPr>
         <w:t>"à Gaïus"</w:t>
       </w:r>
     </w:p>
@@ -452,21 +409,6 @@
           <w:b/>
           <w:lang w:val="fr_FR" w:bidi="fr_FR"/>
         </w:rPr>
-        <w:t>ὃν ἐγὼ ἀγαπῶ ἐν ἀληθείᾳ</w:t>
-      </w:r>
-    </w:p>
-    <w:p>
-      <w:pPr/>
-      <w:r>
-        <w:rPr>
-          <w:lang w:val="fr_FR" w:bidi="fr_FR"/>
-        </w:rPr>
-      </w:r>
-      <w:r>
-        <w:rPr>
-          <w:b/>
-          <w:lang w:val="fr_FR" w:bidi="fr_FR"/>
-        </w:rPr>
         <w:t>"que j'aime dans la vérité"</w:t>
       </w:r>
     </w:p>
@@ -563,21 +505,6 @@
           <w:b/>
           <w:lang w:val="fr_FR" w:bidi="fr_FR"/>
         </w:rPr>
-        <w:t>γὰρ</w:t>
-      </w:r>
-    </w:p>
-    <w:p>
-      <w:pPr/>
-      <w:r>
-        <w:rPr>
-          <w:lang w:val="fr_FR" w:bidi="fr_FR"/>
-        </w:rPr>
-      </w:r>
-      <w:r>
-        <w:rPr>
-          <w:b/>
-          <w:lang w:val="fr_FR" w:bidi="fr_FR"/>
-        </w:rPr>
         <w:t>"lorsque"</w:t>
       </w:r>
     </w:p>
@@ -674,21 +601,6 @@
           <w:b/>
           <w:lang w:val="fr_FR" w:bidi="fr_FR"/>
         </w:rPr>
-        <w:t>ἀδελφῶν</w:t>
-      </w:r>
-    </w:p>
-    <w:p>
-      <w:pPr/>
-      <w:r>
-        <w:rPr>
-          <w:lang w:val="fr_FR" w:bidi="fr_FR"/>
-        </w:rPr>
-      </w:r>
-      <w:r>
-        <w:rPr>
-          <w:b/>
-          <w:lang w:val="fr_FR" w:bidi="fr_FR"/>
-        </w:rPr>
         <w:t>"frères"</w:t>
       </w:r>
     </w:p>
@@ -798,21 +710,6 @@
           <w:b/>
           <w:lang w:val="fr_FR" w:bidi="fr_FR"/>
         </w:rPr>
-        <w:t>σὺ ἐν ἀληθείᾳ περιπατεῖς</w:t>
-      </w:r>
-    </w:p>
-    <w:p>
-      <w:pPr/>
-      <w:r>
-        <w:rPr>
-          <w:lang w:val="fr_FR" w:bidi="fr_FR"/>
-        </w:rPr>
-      </w:r>
-      <w:r>
-        <w:rPr>
-          <w:b/>
-          <w:lang w:val="fr_FR" w:bidi="fr_FR"/>
-        </w:rPr>
         <w:t>"tu marches dans la vérité"</w:t>
       </w:r>
     </w:p>
@@ -909,21 +806,6 @@
           <w:b/>
           <w:lang w:val="fr_FR" w:bidi="fr_FR"/>
         </w:rPr>
-        <w:t>ἀληθείᾳ &amp; ἀληθείᾳ</w:t>
-      </w:r>
-    </w:p>
-    <w:p>
-      <w:pPr/>
-      <w:r>
-        <w:rPr>
-          <w:lang w:val="fr_FR" w:bidi="fr_FR"/>
-        </w:rPr>
-      </w:r>
-      <w:r>
-        <w:rPr>
-          <w:b/>
-          <w:lang w:val="fr_FR" w:bidi="fr_FR"/>
-        </w:rPr>
         <w:t>"vérité"</w:t>
       </w:r>
       <w:r>
@@ -1033,21 +915,6 @@
           <w:b/>
           <w:lang w:val="fr_FR" w:bidi="fr_FR"/>
         </w:rPr>
-        <w:t>μειζοτέραν &amp; οὐκ ἔχω χαράν</w:t>
-      </w:r>
-    </w:p>
-    <w:p>
-      <w:pPr/>
-      <w:r>
-        <w:rPr>
-          <w:lang w:val="fr_FR" w:bidi="fr_FR"/>
-        </w:rPr>
-      </w:r>
-      <w:r>
-        <w:rPr>
-          <w:b/>
-          <w:lang w:val="fr_FR" w:bidi="fr_FR"/>
-        </w:rPr>
         <w:t>"Je n'ai pas de plus grande joie"</w:t>
       </w:r>
     </w:p>
@@ -1144,21 +1011,6 @@
           <w:b/>
           <w:lang w:val="fr_FR" w:bidi="fr_FR"/>
         </w:rPr>
-        <w:t>τὰ ἐμὰ τέκνα</w:t>
-      </w:r>
-    </w:p>
-    <w:p>
-      <w:pPr/>
-      <w:r>
-        <w:rPr>
-          <w:lang w:val="fr_FR" w:bidi="fr_FR"/>
-        </w:rPr>
-      </w:r>
-      <w:r>
-        <w:rPr>
-          <w:b/>
-          <w:lang w:val="fr_FR" w:bidi="fr_FR"/>
-        </w:rPr>
         <w:t>"mes enfants"</w:t>
       </w:r>
     </w:p>
@@ -1255,21 +1107,6 @@
           <w:b/>
           <w:lang w:val="fr_FR" w:bidi="fr_FR"/>
         </w:rPr>
-        <w:t>ἐν τῇ ἀληθείᾳ περιπατοῦντα</w:t>
-      </w:r>
-    </w:p>
-    <w:p>
-      <w:pPr/>
-      <w:r>
-        <w:rPr>
-          <w:lang w:val="fr_FR" w:bidi="fr_FR"/>
-        </w:rPr>
-      </w:r>
-      <w:r>
-        <w:rPr>
-          <w:b/>
-          <w:lang w:val="fr_FR" w:bidi="fr_FR"/>
-        </w:rPr>
         <w:t>"marchent dans la vérité"</w:t>
       </w:r>
     </w:p>
@@ -1366,21 +1203,6 @@
           <w:b/>
           <w:lang w:val="fr_FR" w:bidi="fr_FR"/>
         </w:rPr>
-        <w:t>ἐν τῇ ἀληθείᾳ</w:t>
-      </w:r>
-    </w:p>
-    <w:p>
-      <w:pPr/>
-      <w:r>
-        <w:rPr>
-          <w:lang w:val="fr_FR" w:bidi="fr_FR"/>
-        </w:rPr>
-      </w:r>
-      <w:r>
-        <w:rPr>
-          <w:b/>
-          <w:lang w:val="fr_FR" w:bidi="fr_FR"/>
-        </w:rPr>
         <w:t>"dans la vérité"</w:t>
       </w:r>
     </w:p>
@@ -1477,21 +1299,6 @@
           <w:b/>
           <w:lang w:val="fr_FR" w:bidi="fr_FR"/>
         </w:rPr>
-        <w:t>τοὺς ἀδελφοὺς</w:t>
-      </w:r>
-    </w:p>
-    <w:p>
-      <w:pPr/>
-      <w:r>
-        <w:rPr>
-          <w:lang w:val="fr_FR" w:bidi="fr_FR"/>
-        </w:rPr>
-      </w:r>
-      <w:r>
-        <w:rPr>
-          <w:b/>
-          <w:lang w:val="fr_FR" w:bidi="fr_FR"/>
-        </w:rPr>
         <w:t>"les frères"</w:t>
       </w:r>
     </w:p>
@@ -1588,21 +1395,6 @@
           <w:b/>
           <w:lang w:val="fr_FR" w:bidi="fr_FR"/>
         </w:rPr>
-        <w:t>σου τῇ ἀγάπῃ</w:t>
-      </w:r>
-    </w:p>
-    <w:p>
-      <w:pPr/>
-      <w:r>
-        <w:rPr>
-          <w:lang w:val="fr_FR" w:bidi="fr_FR"/>
-        </w:rPr>
-      </w:r>
-      <w:r>
-        <w:rPr>
-          <w:b/>
-          <w:lang w:val="fr_FR" w:bidi="fr_FR"/>
-        </w:rPr>
         <w:t>"ta charité"</w:t>
       </w:r>
     </w:p>
@@ -1699,21 +1491,6 @@
           <w:b/>
           <w:lang w:val="fr_FR" w:bidi="fr_FR"/>
         </w:rPr>
-        <w:t>προπέμψας</w:t>
-      </w:r>
-    </w:p>
-    <w:p>
-      <w:pPr/>
-      <w:r>
-        <w:rPr>
-          <w:lang w:val="fr_FR" w:bidi="fr_FR"/>
-        </w:rPr>
-      </w:r>
-      <w:r>
-        <w:rPr>
-          <w:b/>
-          <w:lang w:val="fr_FR" w:bidi="fr_FR"/>
-        </w:rPr>
         <w:t>"pourvoir"</w:t>
       </w:r>
     </w:p>
@@ -1810,21 +1587,6 @@
           <w:b/>
           <w:lang w:val="fr_FR" w:bidi="fr_FR"/>
         </w:rPr>
-        <w:t>οὓς καλῶς ποιήσεις, προπέμψας ἀξίως τοῦ Θεοῦ; ὑπὲρ γὰρ τοῦ ὀνόματος ἐξῆλθον, μηδὲν λαμβάνοντες ἀπὸ τῶν ἐθνικῶν</w:t>
-      </w:r>
-    </w:p>
-    <w:p>
-      <w:pPr/>
-      <w:r>
-        <w:rPr>
-          <w:lang w:val="fr_FR" w:bidi="fr_FR"/>
-        </w:rPr>
-      </w:r>
-      <w:r>
-        <w:rPr>
-          <w:b/>
-          <w:lang w:val="fr_FR" w:bidi="fr_FR"/>
-        </w:rPr>
         <w:t>"</w:t>
       </w:r>
       <w:r>
@@ -1936,21 +1698,6 @@
           <w:b/>
           <w:lang w:val="fr_FR" w:bidi="fr_FR"/>
         </w:rPr>
-        <w:t>ὑπὲρ &amp; τοῦ ὀνόματος</w:t>
-      </w:r>
-    </w:p>
-    <w:p>
-      <w:pPr/>
-      <w:r>
-        <w:rPr>
-          <w:lang w:val="fr_FR" w:bidi="fr_FR"/>
-        </w:rPr>
-      </w:r>
-      <w:r>
-        <w:rPr>
-          <w:b/>
-          <w:lang w:val="fr_FR" w:bidi="fr_FR"/>
-        </w:rPr>
         <w:t>"pour le nom"</w:t>
       </w:r>
     </w:p>
@@ -2034,21 +1781,6 @@
           <w:b/>
           <w:lang w:val="fr_FR" w:bidi="fr_FR"/>
         </w:rPr>
-        <w:t>μηδὲν λαμβάνοντες ἀπὸ τῶν ἐθνικῶν</w:t>
-      </w:r>
-    </w:p>
-    <w:p>
-      <w:pPr/>
-      <w:r>
-        <w:rPr>
-          <w:lang w:val="fr_FR" w:bidi="fr_FR"/>
-        </w:rPr>
-      </w:r>
-      <w:r>
-        <w:rPr>
-          <w:b/>
-          <w:lang w:val="fr_FR" w:bidi="fr_FR"/>
-        </w:rPr>
         <w:t>"sans rien recevoir des païens"</w:t>
       </w:r>
     </w:p>
@@ -2145,21 +1877,6 @@
           <w:b/>
           <w:lang w:val="fr_FR" w:bidi="fr_FR"/>
         </w:rPr>
-        <w:t>τῶν ἐθνικῶν</w:t>
-      </w:r>
-    </w:p>
-    <w:p>
-      <w:pPr/>
-      <w:r>
-        <w:rPr>
-          <w:lang w:val="fr_FR" w:bidi="fr_FR"/>
-        </w:rPr>
-      </w:r>
-      <w:r>
-        <w:rPr>
-          <w:b/>
-          <w:lang w:val="fr_FR" w:bidi="fr_FR"/>
-        </w:rPr>
         <w:t>« des païens »</w:t>
       </w:r>
     </w:p>
@@ -2256,21 +1973,6 @@
           <w:b/>
           <w:lang w:val="fr_FR" w:bidi="fr_FR"/>
         </w:rPr>
-        <w:t>οὖν</w:t>
-      </w:r>
-    </w:p>
-    <w:p>
-      <w:pPr/>
-      <w:r>
-        <w:rPr>
-          <w:lang w:val="fr_FR" w:bidi="fr_FR"/>
-        </w:rPr>
-      </w:r>
-      <w:r>
-        <w:rPr>
-          <w:b/>
-          <w:lang w:val="fr_FR" w:bidi="fr_FR"/>
-        </w:rPr>
         <w:t>"donc"</w:t>
       </w:r>
     </w:p>
@@ -2380,21 +2082,6 @@
           <w:b/>
           <w:lang w:val="fr_FR" w:bidi="fr_FR"/>
         </w:rPr>
-        <w:t>ἡμεῖς &amp; ὀφείλομεν ὑπολαμβάνειν</w:t>
-      </w:r>
-    </w:p>
-    <w:p>
-      <w:pPr/>
-      <w:r>
-        <w:rPr>
-          <w:lang w:val="fr_FR" w:bidi="fr_FR"/>
-        </w:rPr>
-      </w:r>
-      <w:r>
-        <w:rPr>
-          <w:b/>
-          <w:lang w:val="fr_FR" w:bidi="fr_FR"/>
-        </w:rPr>
         <w:t>« Nous devons donc accueillir »</w:t>
       </w:r>
     </w:p>
@@ -2491,21 +2178,6 @@
           <w:b/>
           <w:lang w:val="fr_FR" w:bidi="fr_FR"/>
         </w:rPr>
-        <w:t>ἡμεῖς &amp; ὀφείλομεν</w:t>
-      </w:r>
-    </w:p>
-    <w:p>
-      <w:pPr/>
-      <w:r>
-        <w:rPr>
-          <w:lang w:val="fr_FR" w:bidi="fr_FR"/>
-        </w:rPr>
-      </w:r>
-      <w:r>
-        <w:rPr>
-          <w:b/>
-          <w:lang w:val="fr_FR" w:bidi="fr_FR"/>
-        </w:rPr>
         <w:t>"nous devons"</w:t>
       </w:r>
     </w:p>
@@ -2602,21 +2274,6 @@
           <w:b/>
           <w:lang w:val="fr_FR" w:bidi="fr_FR"/>
         </w:rPr>
-        <w:t>ὑπολαμβάνειν</w:t>
-      </w:r>
-    </w:p>
-    <w:p>
-      <w:pPr/>
-      <w:r>
-        <w:rPr>
-          <w:lang w:val="fr_FR" w:bidi="fr_FR"/>
-        </w:rPr>
-      </w:r>
-      <w:r>
-        <w:rPr>
-          <w:b/>
-          <w:lang w:val="fr_FR" w:bidi="fr_FR"/>
-        </w:rPr>
         <w:t>"accueillir"</w:t>
       </w:r>
     </w:p>
@@ -2713,21 +2370,6 @@
           <w:b/>
           <w:lang w:val="fr_FR" w:bidi="fr_FR"/>
         </w:rPr>
-        <w:t>ἵνα</w:t>
-      </w:r>
-    </w:p>
-    <w:p>
-      <w:pPr/>
-      <w:r>
-        <w:rPr>
-          <w:lang w:val="fr_FR" w:bidi="fr_FR"/>
-        </w:rPr>
-      </w:r>
-      <w:r>
-        <w:rPr>
-          <w:b/>
-          <w:lang w:val="fr_FR" w:bidi="fr_FR"/>
-        </w:rPr>
         <w:t>"afin de"</w:t>
       </w:r>
     </w:p>
@@ -2850,21 +2492,6 @@
           <w:b/>
           <w:lang w:val="fr_FR" w:bidi="fr_FR"/>
         </w:rPr>
-        <w:t>ἵνα συνεργοὶ γινώμεθα τῇ ἀληθείᾳ</w:t>
-      </w:r>
-    </w:p>
-    <w:p>
-      <w:pPr/>
-      <w:r>
-        <w:rPr>
-          <w:lang w:val="fr_FR" w:bidi="fr_FR"/>
-        </w:rPr>
-      </w:r>
-      <w:r>
-        <w:rPr>
-          <w:b/>
-          <w:lang w:val="fr_FR" w:bidi="fr_FR"/>
-        </w:rPr>
         <w:t>"</w:t>
       </w:r>
       <w:r>
@@ -2988,21 +2615,6 @@
           <w:b/>
           <w:lang w:val="fr_FR" w:bidi="fr_FR"/>
         </w:rPr>
-        <w:t>τῇ ἀληθείᾳ</w:t>
-      </w:r>
-    </w:p>
-    <w:p>
-      <w:pPr/>
-      <w:r>
-        <w:rPr>
-          <w:lang w:val="fr_FR" w:bidi="fr_FR"/>
-        </w:rPr>
-      </w:r>
-      <w:r>
-        <w:rPr>
-          <w:b/>
-          <w:lang w:val="fr_FR" w:bidi="fr_FR"/>
-        </w:rPr>
         <w:t>"avec la vérité"</w:t>
       </w:r>
     </w:p>
@@ -3099,21 +2711,6 @@
           <w:b/>
           <w:lang w:val="fr_FR" w:bidi="fr_FR"/>
         </w:rPr>
-        <w:t>τι</w:t>
-      </w:r>
-    </w:p>
-    <w:p>
-      <w:pPr/>
-      <w:r>
-        <w:rPr>
-          <w:lang w:val="fr_FR" w:bidi="fr_FR"/>
-        </w:rPr>
-      </w:r>
-      <w:r>
-        <w:rPr>
-          <w:b/>
-          <w:lang w:val="fr_FR" w:bidi="fr_FR"/>
-        </w:rPr>
         <w:t>"quelques mots"</w:t>
       </w:r>
     </w:p>
@@ -3197,21 +2794,6 @@
           <w:b/>
           <w:lang w:val="fr_FR" w:bidi="fr_FR"/>
         </w:rPr>
-        <w:t>τῇ ἐκκλησίᾳ</w:t>
-      </w:r>
-    </w:p>
-    <w:p>
-      <w:pPr/>
-      <w:r>
-        <w:rPr>
-          <w:lang w:val="fr_FR" w:bidi="fr_FR"/>
-        </w:rPr>
-      </w:r>
-      <w:r>
-        <w:rPr>
-          <w:b/>
-          <w:lang w:val="fr_FR" w:bidi="fr_FR"/>
-        </w:rPr>
         <w:t>"à l'Église"</w:t>
       </w:r>
     </w:p>
@@ -3308,21 +2890,6 @@
           <w:b/>
           <w:lang w:val="fr_FR" w:bidi="fr_FR"/>
         </w:rPr>
-        <w:t>Διοτρέφης</w:t>
-      </w:r>
-    </w:p>
-    <w:p>
-      <w:pPr/>
-      <w:r>
-        <w:rPr>
-          <w:lang w:val="fr_FR" w:bidi="fr_FR"/>
-        </w:rPr>
-      </w:r>
-      <w:r>
-        <w:rPr>
-          <w:b/>
-          <w:lang w:val="fr_FR" w:bidi="fr_FR"/>
-        </w:rPr>
         <w:t>"Diotrèphe"</w:t>
       </w:r>
     </w:p>
@@ -3413,21 +2980,6 @@
           <w:b/>
           <w:lang w:val="fr_FR" w:bidi="fr_FR"/>
         </w:rPr>
-        <w:t>ὁ φιλοπρωτεύων αὐτῶν</w:t>
-      </w:r>
-    </w:p>
-    <w:p>
-      <w:pPr/>
-      <w:r>
-        <w:rPr>
-          <w:lang w:val="fr_FR" w:bidi="fr_FR"/>
-        </w:rPr>
-      </w:r>
-      <w:r>
-        <w:rPr>
-          <w:b/>
-          <w:lang w:val="fr_FR" w:bidi="fr_FR"/>
-        </w:rPr>
         <w:t>"qui aime à être le premier parmi eux"</w:t>
       </w:r>
     </w:p>
@@ -3524,21 +3076,6 @@
           <w:b/>
           <w:lang w:val="fr_FR" w:bidi="fr_FR"/>
         </w:rPr>
-        <w:t>οὐκ ἐπιδέχεται ἡμᾶς</w:t>
-      </w:r>
-    </w:p>
-    <w:p>
-      <w:pPr/>
-      <w:r>
-        <w:rPr>
-          <w:lang w:val="fr_FR" w:bidi="fr_FR"/>
-        </w:rPr>
-      </w:r>
-      <w:r>
-        <w:rPr>
-          <w:b/>
-          <w:lang w:val="fr_FR" w:bidi="fr_FR"/>
-        </w:rPr>
         <w:t>"ne nous reçoit point"</w:t>
       </w:r>
     </w:p>
@@ -3648,21 +3185,6 @@
           <w:b/>
           <w:lang w:val="fr_FR" w:bidi="fr_FR"/>
         </w:rPr>
-        <w:t>ἡμᾶς</w:t>
-      </w:r>
-    </w:p>
-    <w:p>
-      <w:pPr/>
-      <w:r>
-        <w:rPr>
-          <w:lang w:val="fr_FR" w:bidi="fr_FR"/>
-        </w:rPr>
-      </w:r>
-      <w:r>
-        <w:rPr>
-          <w:b/>
-          <w:lang w:val="fr_FR" w:bidi="fr_FR"/>
-        </w:rPr>
         <w:t>"nous"</w:t>
       </w:r>
     </w:p>
@@ -3759,21 +3281,6 @@
           <w:b/>
           <w:lang w:val="fr_FR" w:bidi="fr_FR"/>
         </w:rPr>
-        <w:t>διὰ τοῦτο</w:t>
-      </w:r>
-    </w:p>
-    <w:p>
-      <w:pPr/>
-      <w:r>
-        <w:rPr>
-          <w:lang w:val="fr_FR" w:bidi="fr_FR"/>
-        </w:rPr>
-      </w:r>
-      <w:r>
-        <w:rPr>
-          <w:b/>
-          <w:lang w:val="fr_FR" w:bidi="fr_FR"/>
-        </w:rPr>
         <w:t>"C'est pourquoi"</w:t>
       </w:r>
     </w:p>
@@ -3864,21 +3371,6 @@
           <w:b/>
           <w:lang w:val="fr_FR" w:bidi="fr_FR"/>
         </w:rPr>
-        <w:t>ἐὰν ἔλθω</w:t>
-      </w:r>
-    </w:p>
-    <w:p>
-      <w:pPr/>
-      <w:r>
-        <w:rPr>
-          <w:lang w:val="fr_FR" w:bidi="fr_FR"/>
-        </w:rPr>
-      </w:r>
-      <w:r>
-        <w:rPr>
-          <w:b/>
-          <w:lang w:val="fr_FR" w:bidi="fr_FR"/>
-        </w:rPr>
         <w:t>"si je vais vous voir"</w:t>
       </w:r>
     </w:p>
@@ -3962,21 +3454,6 @@
           <w:b/>
           <w:lang w:val="fr_FR" w:bidi="fr_FR"/>
         </w:rPr>
-        <w:t>ἔλθω</w:t>
-      </w:r>
-    </w:p>
-    <w:p>
-      <w:pPr/>
-      <w:r>
-        <w:rPr>
-          <w:lang w:val="fr_FR" w:bidi="fr_FR"/>
-        </w:rPr>
-      </w:r>
-      <w:r>
-        <w:rPr>
-          <w:b/>
-          <w:lang w:val="fr_FR" w:bidi="fr_FR"/>
-        </w:rPr>
         <w:t>"Je vais"</w:t>
       </w:r>
     </w:p>
@@ -4073,21 +3550,6 @@
           <w:b/>
           <w:lang w:val="fr_FR" w:bidi="fr_FR"/>
         </w:rPr>
-        <w:t>λόγοις πονηροῖς φλυαρῶν ἡμᾶς</w:t>
-      </w:r>
-    </w:p>
-    <w:p>
-      <w:pPr/>
-      <w:r>
-        <w:rPr>
-          <w:lang w:val="fr_FR" w:bidi="fr_FR"/>
-        </w:rPr>
-      </w:r>
-      <w:r>
-        <w:rPr>
-          <w:b/>
-          <w:lang w:val="fr_FR" w:bidi="fr_FR"/>
-        </w:rPr>
         <w:t>"</w:t>
       </w:r>
       <w:r>
@@ -4224,21 +3686,6 @@
           <w:b/>
           <w:lang w:val="fr_FR" w:bidi="fr_FR"/>
         </w:rPr>
-        <w:t>μὴ ἀρκούμενος ἐπὶ τούτοις</w:t>
-      </w:r>
-    </w:p>
-    <w:p>
-      <w:pPr/>
-      <w:r>
-        <w:rPr>
-          <w:lang w:val="fr_FR" w:bidi="fr_FR"/>
-        </w:rPr>
-      </w:r>
-      <w:r>
-        <w:rPr>
-          <w:b/>
-          <w:lang w:val="fr_FR" w:bidi="fr_FR"/>
-        </w:rPr>
         <w:t>« non contents de cela »</w:t>
       </w:r>
     </w:p>
@@ -4322,21 +3769,6 @@
           <w:b/>
           <w:lang w:val="fr_FR" w:bidi="fr_FR"/>
         </w:rPr>
-        <w:t>τοὺς ἀδελφοὺς</w:t>
-      </w:r>
-    </w:p>
-    <w:p>
-      <w:pPr/>
-      <w:r>
-        <w:rPr>
-          <w:lang w:val="fr_FR" w:bidi="fr_FR"/>
-        </w:rPr>
-      </w:r>
-      <w:r>
-        <w:rPr>
-          <w:b/>
-          <w:lang w:val="fr_FR" w:bidi="fr_FR"/>
-        </w:rPr>
         <w:t>"les frères"</w:t>
       </w:r>
     </w:p>
@@ -4433,21 +3865,6 @@
           <w:b/>
           <w:lang w:val="fr_FR" w:bidi="fr_FR"/>
         </w:rPr>
-        <w:t>καὶ τοὺς βουλομένους κωλύει</w:t>
-      </w:r>
-    </w:p>
-    <w:p>
-      <w:pPr/>
-      <w:r>
-        <w:rPr>
-          <w:lang w:val="fr_FR" w:bidi="fr_FR"/>
-        </w:rPr>
-      </w:r>
-      <w:r>
-        <w:rPr>
-          <w:b/>
-          <w:lang w:val="fr_FR" w:bidi="fr_FR"/>
-        </w:rPr>
         <w:t>"il les en empêche"</w:t>
       </w:r>
     </w:p>
@@ -4531,21 +3948,6 @@
           <w:b/>
           <w:lang w:val="fr_FR" w:bidi="fr_FR"/>
         </w:rPr>
-        <w:t>μὴ μιμοῦ τὸ κακὸν, ἀλλὰ τὸ ἀγαθόν</w:t>
-      </w:r>
-    </w:p>
-    <w:p>
-      <w:pPr/>
-      <w:r>
-        <w:rPr>
-          <w:lang w:val="fr_FR" w:bidi="fr_FR"/>
-        </w:rPr>
-      </w:r>
-      <w:r>
-        <w:rPr>
-          <w:b/>
-          <w:lang w:val="fr_FR" w:bidi="fr_FR"/>
-        </w:rPr>
         <w:t>"n'imite pas le mal mais le bien"</w:t>
       </w:r>
     </w:p>
@@ -4655,21 +4057,6 @@
           <w:b/>
           <w:lang w:val="fr_FR" w:bidi="fr_FR"/>
         </w:rPr>
-        <w:t>ἀλλὰ τὸ ἀγαθόν</w:t>
-      </w:r>
-    </w:p>
-    <w:p>
-      <w:pPr/>
-      <w:r>
-        <w:rPr>
-          <w:lang w:val="fr_FR" w:bidi="fr_FR"/>
-        </w:rPr>
-      </w:r>
-      <w:r>
-        <w:rPr>
-          <w:b/>
-          <w:lang w:val="fr_FR" w:bidi="fr_FR"/>
-        </w:rPr>
         <w:t>"mais le bien"</w:t>
       </w:r>
     </w:p>
@@ -4753,21 +4140,6 @@
           <w:b/>
           <w:lang w:val="fr_FR" w:bidi="fr_FR"/>
         </w:rPr>
-        <w:t>οὐχ ἑώρακεν τὸν Θεόν</w:t>
-      </w:r>
-    </w:p>
-    <w:p>
-      <w:pPr/>
-      <w:r>
-        <w:rPr>
-          <w:lang w:val="fr_FR" w:bidi="fr_FR"/>
-        </w:rPr>
-      </w:r>
-      <w:r>
-        <w:rPr>
-          <w:b/>
-          <w:lang w:val="fr_FR" w:bidi="fr_FR"/>
-        </w:rPr>
         <w:t>"n'a point vu Dieu"</w:t>
       </w:r>
     </w:p>
@@ -4864,21 +4236,6 @@
           <w:b/>
           <w:lang w:val="fr_FR" w:bidi="fr_FR"/>
         </w:rPr>
-        <w:t>Δημητρίῳ μεμαρτύρηται ὑπὸ πάντων</w:t>
-      </w:r>
-    </w:p>
-    <w:p>
-      <w:pPr/>
-      <w:r>
-        <w:rPr>
-          <w:lang w:val="fr_FR" w:bidi="fr_FR"/>
-        </w:rPr>
-      </w:r>
-      <w:r>
-        <w:rPr>
-          <w:b/>
-          <w:lang w:val="fr_FR" w:bidi="fr_FR"/>
-        </w:rPr>
         <w:t>« Tous [...] rendent un bon témoignage à Démétrius »</w:t>
       </w:r>
     </w:p>
@@ -4962,21 +4319,6 @@
           <w:b/>
           <w:lang w:val="fr_FR" w:bidi="fr_FR"/>
         </w:rPr>
-        <w:t>Δημητρίῳ</w:t>
-      </w:r>
-    </w:p>
-    <w:p>
-      <w:pPr/>
-      <w:r>
-        <w:rPr>
-          <w:lang w:val="fr_FR" w:bidi="fr_FR"/>
-        </w:rPr>
-      </w:r>
-      <w:r>
-        <w:rPr>
-          <w:b/>
-          <w:lang w:val="fr_FR" w:bidi="fr_FR"/>
-        </w:rPr>
         <w:t>"Démétrius"</w:t>
       </w:r>
     </w:p>
@@ -5067,21 +4409,6 @@
           <w:b/>
           <w:lang w:val="fr_FR" w:bidi="fr_FR"/>
         </w:rPr>
-        <w:t>ὑπὸ πάντων</w:t>
-      </w:r>
-    </w:p>
-    <w:p>
-      <w:pPr/>
-      <w:r>
-        <w:rPr>
-          <w:lang w:val="fr_FR" w:bidi="fr_FR"/>
-        </w:rPr>
-      </w:r>
-      <w:r>
-        <w:rPr>
-          <w:b/>
-          <w:lang w:val="fr_FR" w:bidi="fr_FR"/>
-        </w:rPr>
         <w:t>"Tous"</w:t>
       </w:r>
     </w:p>
@@ -5178,21 +4505,6 @@
           <w:b/>
           <w:lang w:val="fr_FR" w:bidi="fr_FR"/>
         </w:rPr>
-        <w:t>καὶ ὑπὸ αὐτῆς τῆς ἀληθείας</w:t>
-      </w:r>
-    </w:p>
-    <w:p>
-      <w:pPr/>
-      <w:r>
-        <w:rPr>
-          <w:lang w:val="fr_FR" w:bidi="fr_FR"/>
-        </w:rPr>
-      </w:r>
-      <w:r>
-        <w:rPr>
-          <w:b/>
-          <w:lang w:val="fr_FR" w:bidi="fr_FR"/>
-        </w:rPr>
         <w:t>« et la vérité elle-même »</w:t>
       </w:r>
     </w:p>
@@ -5276,21 +4588,6 @@
           <w:b/>
           <w:lang w:val="fr_FR" w:bidi="fr_FR"/>
         </w:rPr>
-        <w:t>ὑπὸ αὐτῆς τῆς ἀληθείας</w:t>
-      </w:r>
-    </w:p>
-    <w:p>
-      <w:pPr/>
-      <w:r>
-        <w:rPr>
-          <w:lang w:val="fr_FR" w:bidi="fr_FR"/>
-        </w:rPr>
-      </w:r>
-      <w:r>
-        <w:rPr>
-          <w:b/>
-          <w:lang w:val="fr_FR" w:bidi="fr_FR"/>
-        </w:rPr>
         <w:t>"et la vérité elle-même"</w:t>
       </w:r>
     </w:p>
@@ -5387,21 +4684,6 @@
           <w:b/>
           <w:lang w:val="fr_FR" w:bidi="fr_FR"/>
         </w:rPr>
-        <w:t>ὑπὸ αὐτῆς τῆς ἀληθείας</w:t>
-      </w:r>
-    </w:p>
-    <w:p>
-      <w:pPr/>
-      <w:r>
-        <w:rPr>
-          <w:lang w:val="fr_FR" w:bidi="fr_FR"/>
-        </w:rPr>
-      </w:r>
-      <w:r>
-        <w:rPr>
-          <w:b/>
-          <w:lang w:val="fr_FR" w:bidi="fr_FR"/>
-        </w:rPr>
         <w:t>"et la vérité elle-même"</w:t>
       </w:r>
     </w:p>
@@ -5498,21 +4780,6 @@
           <w:b/>
           <w:lang w:val="fr_FR" w:bidi="fr_FR"/>
         </w:rPr>
-        <w:t>καὶ ἡμεῖς &amp; μαρτυροῦμεν</w:t>
-      </w:r>
-    </w:p>
-    <w:p>
-      <w:pPr/>
-      <w:r>
-        <w:rPr>
-          <w:lang w:val="fr_FR" w:bidi="fr_FR"/>
-        </w:rPr>
-      </w:r>
-      <w:r>
-        <w:rPr>
-          <w:b/>
-          <w:lang w:val="fr_FR" w:bidi="fr_FR"/>
-        </w:rPr>
         <w:t>"</w:t>
       </w:r>
       <w:r>
@@ -5636,21 +4903,6 @@
           <w:b/>
           <w:lang w:val="fr_FR" w:bidi="fr_FR"/>
         </w:rPr>
-        <w:t>ἡμεῖς &amp; μαρτυροῦμεν &amp; ἡμῶν</w:t>
-      </w:r>
-    </w:p>
-    <w:p>
-      <w:pPr/>
-      <w:r>
-        <w:rPr>
-          <w:lang w:val="fr_FR" w:bidi="fr_FR"/>
-        </w:rPr>
-      </w:r>
-      <w:r>
-        <w:rPr>
-          <w:b/>
-          <w:lang w:val="fr_FR" w:bidi="fr_FR"/>
-        </w:rPr>
         <w:t>"nous aussi"</w:t>
       </w:r>
       <w:r>
@@ -5773,21 +5025,6 @@
           <w:b/>
           <w:lang w:val="fr_FR" w:bidi="fr_FR"/>
         </w:rPr>
-        <w:t>διὰ μέλανος καὶ καλάμου</w:t>
-      </w:r>
-    </w:p>
-    <w:p>
-      <w:pPr/>
-      <w:r>
-        <w:rPr>
-          <w:lang w:val="fr_FR" w:bidi="fr_FR"/>
-        </w:rPr>
-      </w:r>
-      <w:r>
-        <w:rPr>
-          <w:b/>
-          <w:lang w:val="fr_FR" w:bidi="fr_FR"/>
-        </w:rPr>
         <w:t>"avec l'encre et la plume"</w:t>
       </w:r>
     </w:p>
@@ -5884,21 +5121,6 @@
           <w:b/>
           <w:lang w:val="fr_FR" w:bidi="fr_FR"/>
         </w:rPr>
-        <w:t>στόμα πρὸς στόμα</w:t>
-      </w:r>
-    </w:p>
-    <w:p>
-      <w:pPr/>
-      <w:r>
-        <w:rPr>
-          <w:lang w:val="fr_FR" w:bidi="fr_FR"/>
-        </w:rPr>
-      </w:r>
-      <w:r>
-        <w:rPr>
-          <w:b/>
-          <w:lang w:val="fr_FR" w:bidi="fr_FR"/>
-        </w:rPr>
         <w:t>"de bouche à bouche"</w:t>
       </w:r>
     </w:p>
@@ -5995,21 +5217,6 @@
           <w:b/>
           <w:lang w:val="fr_FR" w:bidi="fr_FR"/>
         </w:rPr>
-        <w:t>εἰρήνη σοι</w:t>
-      </w:r>
-    </w:p>
-    <w:p>
-      <w:pPr/>
-      <w:r>
-        <w:rPr>
-          <w:lang w:val="fr_FR" w:bidi="fr_FR"/>
-        </w:rPr>
-      </w:r>
-      <w:r>
-        <w:rPr>
-          <w:b/>
-          <w:lang w:val="fr_FR" w:bidi="fr_FR"/>
-        </w:rPr>
         <w:t>"Que la paix soit avec toi"</w:t>
       </w:r>
     </w:p>
@@ -6093,21 +5300,6 @@
           <w:b/>
           <w:lang w:val="fr_FR" w:bidi="fr_FR"/>
         </w:rPr>
-        <w:t>εἰρήνη σοι</w:t>
-      </w:r>
-    </w:p>
-    <w:p>
-      <w:pPr/>
-      <w:r>
-        <w:rPr>
-          <w:lang w:val="fr_FR" w:bidi="fr_FR"/>
-        </w:rPr>
-      </w:r>
-      <w:r>
-        <w:rPr>
-          <w:b/>
-          <w:lang w:val="fr_FR" w:bidi="fr_FR"/>
-        </w:rPr>
         <w:t>"Que la paix soit avec toi"</w:t>
       </w:r>
     </w:p>
@@ -6204,21 +5396,6 @@
           <w:b/>
           <w:lang w:val="fr_FR" w:bidi="fr_FR"/>
         </w:rPr>
-        <w:t>ἀσπάζονταί σε οἱ φίλοι</w:t>
-      </w:r>
-    </w:p>
-    <w:p>
-      <w:pPr/>
-      <w:r>
-        <w:rPr>
-          <w:lang w:val="fr_FR" w:bidi="fr_FR"/>
-        </w:rPr>
-      </w:r>
-      <w:r>
-        <w:rPr>
-          <w:b/>
-          <w:lang w:val="fr_FR" w:bidi="fr_FR"/>
-        </w:rPr>
         <w:t>"Les amis te saluent"</w:t>
       </w:r>
     </w:p>
@@ -6315,21 +5492,6 @@
           <w:b/>
           <w:lang w:val="fr_FR" w:bidi="fr_FR"/>
         </w:rPr>
-        <w:t>ἀσπάζου τοὺς φίλους</w:t>
-      </w:r>
-    </w:p>
-    <w:p>
-      <w:pPr/>
-      <w:r>
-        <w:rPr>
-          <w:lang w:val="fr_FR" w:bidi="fr_FR"/>
-        </w:rPr>
-      </w:r>
-      <w:r>
-        <w:rPr>
-          <w:b/>
-          <w:lang w:val="fr_FR" w:bidi="fr_FR"/>
-        </w:rPr>
         <w:t>"Salue les amis"</w:t>
       </w:r>
     </w:p>
@@ -6412,21 +5574,6 @@
         <w:rPr>
           <w:lang w:val="fr_FR" w:bidi="fr_FR"/>
         </w:rPr>
-      </w:r>
-    </w:p>
-    <w:p>
-      <w:pPr/>
-      <w:r>
-        <w:rPr>
-          <w:lang w:val="fr_FR" w:bidi="fr_FR"/>
-        </w:rPr>
-      </w:r>
-      <w:r>
-        <w:rPr>
-          <w:b/>
-          <w:lang w:val="fr_FR" w:bidi="fr_FR"/>
-        </w:rPr>
-        <w:t>κατ’ ὄνομα</w:t>
       </w:r>
     </w:p>
     <w:p>

--- a/fra/docx/64.content.docx
+++ b/fra/docx/64.content.docx
@@ -19,7 +19,7 @@
         <w:rPr>
           <w:lang w:val="fr_FR" w:bidi="fr_FR"/>
         </w:rPr>
-        <w:t>Resource: Notes de traduction (unfoldingWord)</w:t>
+        <w:t>Resource: unfoldingWord® Translation Notes</w:t>
       </w:r>
       <w:r>
         <w:rPr>
@@ -90,7 +90,7 @@
         <w:rPr>
           <w:lang w:val="fr_FR" w:bidi="fr_FR"/>
         </w:rPr>
-        <w:t>Notes de traduction (unfoldingWord)</w:t>
+        <w:t>unfoldingWord® Translation Notes</w:t>
       </w:r>
     </w:p>
     <w:p>

--- a/fra/docx/64.content.docx
+++ b/fra/docx/64.content.docx
@@ -210,6 +210,21 @@
           <w:b/>
           <w:lang w:val="fr_FR" w:bidi="fr_FR"/>
         </w:rPr>
+        <w:t>ὁ πρεσβύτερος</w:t>
+      </w:r>
+    </w:p>
+    <w:p>
+      <w:pPr/>
+      <w:r>
+        <w:rPr>
+          <w:lang w:val="fr_FR" w:bidi="fr_FR"/>
+        </w:rPr>
+      </w:r>
+      <w:r>
+        <w:rPr>
+          <w:b/>
+          <w:lang w:val="fr_FR" w:bidi="fr_FR"/>
+        </w:rPr>
         <w:t>"L'ancien"</w:t>
       </w:r>
     </w:p>
@@ -319,6 +334,21 @@
           <w:b/>
           <w:lang w:val="fr_FR" w:bidi="fr_FR"/>
         </w:rPr>
+        <w:t>Γαΐῳ</w:t>
+      </w:r>
+    </w:p>
+    <w:p>
+      <w:pPr/>
+      <w:r>
+        <w:rPr>
+          <w:lang w:val="fr_FR" w:bidi="fr_FR"/>
+        </w:rPr>
+      </w:r>
+      <w:r>
+        <w:rPr>
+          <w:b/>
+          <w:lang w:val="fr_FR" w:bidi="fr_FR"/>
+        </w:rPr>
         <w:t>"à Gaïus"</w:t>
       </w:r>
     </w:p>
@@ -409,6 +439,21 @@
           <w:b/>
           <w:lang w:val="fr_FR" w:bidi="fr_FR"/>
         </w:rPr>
+        <w:t>ὃν ἐγὼ ἀγαπῶ ἐν ἀληθείᾳ</w:t>
+      </w:r>
+    </w:p>
+    <w:p>
+      <w:pPr/>
+      <w:r>
+        <w:rPr>
+          <w:lang w:val="fr_FR" w:bidi="fr_FR"/>
+        </w:rPr>
+      </w:r>
+      <w:r>
+        <w:rPr>
+          <w:b/>
+          <w:lang w:val="fr_FR" w:bidi="fr_FR"/>
+        </w:rPr>
         <w:t>"que j'aime dans la vérité"</w:t>
       </w:r>
     </w:p>
@@ -505,6 +550,21 @@
           <w:b/>
           <w:lang w:val="fr_FR" w:bidi="fr_FR"/>
         </w:rPr>
+        <w:t>γὰρ</w:t>
+      </w:r>
+    </w:p>
+    <w:p>
+      <w:pPr/>
+      <w:r>
+        <w:rPr>
+          <w:lang w:val="fr_FR" w:bidi="fr_FR"/>
+        </w:rPr>
+      </w:r>
+      <w:r>
+        <w:rPr>
+          <w:b/>
+          <w:lang w:val="fr_FR" w:bidi="fr_FR"/>
+        </w:rPr>
         <w:t>"lorsque"</w:t>
       </w:r>
     </w:p>
@@ -601,6 +661,21 @@
           <w:b/>
           <w:lang w:val="fr_FR" w:bidi="fr_FR"/>
         </w:rPr>
+        <w:t>ἀδελφῶν</w:t>
+      </w:r>
+    </w:p>
+    <w:p>
+      <w:pPr/>
+      <w:r>
+        <w:rPr>
+          <w:lang w:val="fr_FR" w:bidi="fr_FR"/>
+        </w:rPr>
+      </w:r>
+      <w:r>
+        <w:rPr>
+          <w:b/>
+          <w:lang w:val="fr_FR" w:bidi="fr_FR"/>
+        </w:rPr>
         <w:t>"frères"</w:t>
       </w:r>
     </w:p>
@@ -710,6 +785,21 @@
           <w:b/>
           <w:lang w:val="fr_FR" w:bidi="fr_FR"/>
         </w:rPr>
+        <w:t>σὺ ἐν ἀληθείᾳ περιπατεῖς</w:t>
+      </w:r>
+    </w:p>
+    <w:p>
+      <w:pPr/>
+      <w:r>
+        <w:rPr>
+          <w:lang w:val="fr_FR" w:bidi="fr_FR"/>
+        </w:rPr>
+      </w:r>
+      <w:r>
+        <w:rPr>
+          <w:b/>
+          <w:lang w:val="fr_FR" w:bidi="fr_FR"/>
+        </w:rPr>
         <w:t>"tu marches dans la vérité"</w:t>
       </w:r>
     </w:p>
@@ -806,6 +896,21 @@
           <w:b/>
           <w:lang w:val="fr_FR" w:bidi="fr_FR"/>
         </w:rPr>
+        <w:t>ἀληθείᾳ &amp; ἀληθείᾳ</w:t>
+      </w:r>
+    </w:p>
+    <w:p>
+      <w:pPr/>
+      <w:r>
+        <w:rPr>
+          <w:lang w:val="fr_FR" w:bidi="fr_FR"/>
+        </w:rPr>
+      </w:r>
+      <w:r>
+        <w:rPr>
+          <w:b/>
+          <w:lang w:val="fr_FR" w:bidi="fr_FR"/>
+        </w:rPr>
         <w:t>"vérité"</w:t>
       </w:r>
       <w:r>
@@ -915,6 +1020,21 @@
           <w:b/>
           <w:lang w:val="fr_FR" w:bidi="fr_FR"/>
         </w:rPr>
+        <w:t>μειζοτέραν &amp; οὐκ ἔχω χαράν</w:t>
+      </w:r>
+    </w:p>
+    <w:p>
+      <w:pPr/>
+      <w:r>
+        <w:rPr>
+          <w:lang w:val="fr_FR" w:bidi="fr_FR"/>
+        </w:rPr>
+      </w:r>
+      <w:r>
+        <w:rPr>
+          <w:b/>
+          <w:lang w:val="fr_FR" w:bidi="fr_FR"/>
+        </w:rPr>
         <w:t>"Je n'ai pas de plus grande joie"</w:t>
       </w:r>
     </w:p>
@@ -1011,6 +1131,21 @@
           <w:b/>
           <w:lang w:val="fr_FR" w:bidi="fr_FR"/>
         </w:rPr>
+        <w:t>τὰ ἐμὰ τέκνα</w:t>
+      </w:r>
+    </w:p>
+    <w:p>
+      <w:pPr/>
+      <w:r>
+        <w:rPr>
+          <w:lang w:val="fr_FR" w:bidi="fr_FR"/>
+        </w:rPr>
+      </w:r>
+      <w:r>
+        <w:rPr>
+          <w:b/>
+          <w:lang w:val="fr_FR" w:bidi="fr_FR"/>
+        </w:rPr>
         <w:t>"mes enfants"</w:t>
       </w:r>
     </w:p>
@@ -1107,6 +1242,21 @@
           <w:b/>
           <w:lang w:val="fr_FR" w:bidi="fr_FR"/>
         </w:rPr>
+        <w:t>ἐν τῇ ἀληθείᾳ περιπατοῦντα</w:t>
+      </w:r>
+    </w:p>
+    <w:p>
+      <w:pPr/>
+      <w:r>
+        <w:rPr>
+          <w:lang w:val="fr_FR" w:bidi="fr_FR"/>
+        </w:rPr>
+      </w:r>
+      <w:r>
+        <w:rPr>
+          <w:b/>
+          <w:lang w:val="fr_FR" w:bidi="fr_FR"/>
+        </w:rPr>
         <w:t>"marchent dans la vérité"</w:t>
       </w:r>
     </w:p>
@@ -1203,6 +1353,21 @@
           <w:b/>
           <w:lang w:val="fr_FR" w:bidi="fr_FR"/>
         </w:rPr>
+        <w:t>ἐν τῇ ἀληθείᾳ</w:t>
+      </w:r>
+    </w:p>
+    <w:p>
+      <w:pPr/>
+      <w:r>
+        <w:rPr>
+          <w:lang w:val="fr_FR" w:bidi="fr_FR"/>
+        </w:rPr>
+      </w:r>
+      <w:r>
+        <w:rPr>
+          <w:b/>
+          <w:lang w:val="fr_FR" w:bidi="fr_FR"/>
+        </w:rPr>
         <w:t>"dans la vérité"</w:t>
       </w:r>
     </w:p>
@@ -1299,6 +1464,21 @@
           <w:b/>
           <w:lang w:val="fr_FR" w:bidi="fr_FR"/>
         </w:rPr>
+        <w:t>τοὺς ἀδελφοὺς</w:t>
+      </w:r>
+    </w:p>
+    <w:p>
+      <w:pPr/>
+      <w:r>
+        <w:rPr>
+          <w:lang w:val="fr_FR" w:bidi="fr_FR"/>
+        </w:rPr>
+      </w:r>
+      <w:r>
+        <w:rPr>
+          <w:b/>
+          <w:lang w:val="fr_FR" w:bidi="fr_FR"/>
+        </w:rPr>
         <w:t>"les frères"</w:t>
       </w:r>
     </w:p>
@@ -1395,6 +1575,21 @@
           <w:b/>
           <w:lang w:val="fr_FR" w:bidi="fr_FR"/>
         </w:rPr>
+        <w:t>σου τῇ ἀγάπῃ</w:t>
+      </w:r>
+    </w:p>
+    <w:p>
+      <w:pPr/>
+      <w:r>
+        <w:rPr>
+          <w:lang w:val="fr_FR" w:bidi="fr_FR"/>
+        </w:rPr>
+      </w:r>
+      <w:r>
+        <w:rPr>
+          <w:b/>
+          <w:lang w:val="fr_FR" w:bidi="fr_FR"/>
+        </w:rPr>
         <w:t>"ta charité"</w:t>
       </w:r>
     </w:p>
@@ -1491,6 +1686,21 @@
           <w:b/>
           <w:lang w:val="fr_FR" w:bidi="fr_FR"/>
         </w:rPr>
+        <w:t>προπέμψας</w:t>
+      </w:r>
+    </w:p>
+    <w:p>
+      <w:pPr/>
+      <w:r>
+        <w:rPr>
+          <w:lang w:val="fr_FR" w:bidi="fr_FR"/>
+        </w:rPr>
+      </w:r>
+      <w:r>
+        <w:rPr>
+          <w:b/>
+          <w:lang w:val="fr_FR" w:bidi="fr_FR"/>
+        </w:rPr>
         <w:t>"pourvoir"</w:t>
       </w:r>
     </w:p>
@@ -1587,6 +1797,21 @@
           <w:b/>
           <w:lang w:val="fr_FR" w:bidi="fr_FR"/>
         </w:rPr>
+        <w:t>οὓς καλῶς ποιήσεις, προπέμψας ἀξίως τοῦ Θεοῦ; ὑπὲρ γὰρ τοῦ ὀνόματος ἐξῆλθον, μηδὲν λαμβάνοντες ἀπὸ τῶν ἐθνικῶν</w:t>
+      </w:r>
+    </w:p>
+    <w:p>
+      <w:pPr/>
+      <w:r>
+        <w:rPr>
+          <w:lang w:val="fr_FR" w:bidi="fr_FR"/>
+        </w:rPr>
+      </w:r>
+      <w:r>
+        <w:rPr>
+          <w:b/>
+          <w:lang w:val="fr_FR" w:bidi="fr_FR"/>
+        </w:rPr>
         <w:t>"</w:t>
       </w:r>
       <w:r>
@@ -1698,6 +1923,21 @@
           <w:b/>
           <w:lang w:val="fr_FR" w:bidi="fr_FR"/>
         </w:rPr>
+        <w:t>ὑπὲρ &amp; τοῦ ὀνόματος</w:t>
+      </w:r>
+    </w:p>
+    <w:p>
+      <w:pPr/>
+      <w:r>
+        <w:rPr>
+          <w:lang w:val="fr_FR" w:bidi="fr_FR"/>
+        </w:rPr>
+      </w:r>
+      <w:r>
+        <w:rPr>
+          <w:b/>
+          <w:lang w:val="fr_FR" w:bidi="fr_FR"/>
+        </w:rPr>
         <w:t>"pour le nom"</w:t>
       </w:r>
     </w:p>
@@ -1781,6 +2021,21 @@
           <w:b/>
           <w:lang w:val="fr_FR" w:bidi="fr_FR"/>
         </w:rPr>
+        <w:t>μηδὲν λαμβάνοντες ἀπὸ τῶν ἐθνικῶν</w:t>
+      </w:r>
+    </w:p>
+    <w:p>
+      <w:pPr/>
+      <w:r>
+        <w:rPr>
+          <w:lang w:val="fr_FR" w:bidi="fr_FR"/>
+        </w:rPr>
+      </w:r>
+      <w:r>
+        <w:rPr>
+          <w:b/>
+          <w:lang w:val="fr_FR" w:bidi="fr_FR"/>
+        </w:rPr>
         <w:t>"sans rien recevoir des païens"</w:t>
       </w:r>
     </w:p>
@@ -1877,6 +2132,21 @@
           <w:b/>
           <w:lang w:val="fr_FR" w:bidi="fr_FR"/>
         </w:rPr>
+        <w:t>τῶν ἐθνικῶν</w:t>
+      </w:r>
+    </w:p>
+    <w:p>
+      <w:pPr/>
+      <w:r>
+        <w:rPr>
+          <w:lang w:val="fr_FR" w:bidi="fr_FR"/>
+        </w:rPr>
+      </w:r>
+      <w:r>
+        <w:rPr>
+          <w:b/>
+          <w:lang w:val="fr_FR" w:bidi="fr_FR"/>
+        </w:rPr>
         <w:t>« des païens »</w:t>
       </w:r>
     </w:p>
@@ -1973,6 +2243,21 @@
           <w:b/>
           <w:lang w:val="fr_FR" w:bidi="fr_FR"/>
         </w:rPr>
+        <w:t>οὖν</w:t>
+      </w:r>
+    </w:p>
+    <w:p>
+      <w:pPr/>
+      <w:r>
+        <w:rPr>
+          <w:lang w:val="fr_FR" w:bidi="fr_FR"/>
+        </w:rPr>
+      </w:r>
+      <w:r>
+        <w:rPr>
+          <w:b/>
+          <w:lang w:val="fr_FR" w:bidi="fr_FR"/>
+        </w:rPr>
         <w:t>"donc"</w:t>
       </w:r>
     </w:p>
@@ -2082,6 +2367,21 @@
           <w:b/>
           <w:lang w:val="fr_FR" w:bidi="fr_FR"/>
         </w:rPr>
+        <w:t>ἡμεῖς &amp; ὀφείλομεν ὑπολαμβάνειν</w:t>
+      </w:r>
+    </w:p>
+    <w:p>
+      <w:pPr/>
+      <w:r>
+        <w:rPr>
+          <w:lang w:val="fr_FR" w:bidi="fr_FR"/>
+        </w:rPr>
+      </w:r>
+      <w:r>
+        <w:rPr>
+          <w:b/>
+          <w:lang w:val="fr_FR" w:bidi="fr_FR"/>
+        </w:rPr>
         <w:t>« Nous devons donc accueillir »</w:t>
       </w:r>
     </w:p>
@@ -2178,6 +2478,21 @@
           <w:b/>
           <w:lang w:val="fr_FR" w:bidi="fr_FR"/>
         </w:rPr>
+        <w:t>ἡμεῖς &amp; ὀφείλομεν</w:t>
+      </w:r>
+    </w:p>
+    <w:p>
+      <w:pPr/>
+      <w:r>
+        <w:rPr>
+          <w:lang w:val="fr_FR" w:bidi="fr_FR"/>
+        </w:rPr>
+      </w:r>
+      <w:r>
+        <w:rPr>
+          <w:b/>
+          <w:lang w:val="fr_FR" w:bidi="fr_FR"/>
+        </w:rPr>
         <w:t>"nous devons"</w:t>
       </w:r>
     </w:p>
@@ -2274,6 +2589,21 @@
           <w:b/>
           <w:lang w:val="fr_FR" w:bidi="fr_FR"/>
         </w:rPr>
+        <w:t>ὑπολαμβάνειν</w:t>
+      </w:r>
+    </w:p>
+    <w:p>
+      <w:pPr/>
+      <w:r>
+        <w:rPr>
+          <w:lang w:val="fr_FR" w:bidi="fr_FR"/>
+        </w:rPr>
+      </w:r>
+      <w:r>
+        <w:rPr>
+          <w:b/>
+          <w:lang w:val="fr_FR" w:bidi="fr_FR"/>
+        </w:rPr>
         <w:t>"accueillir"</w:t>
       </w:r>
     </w:p>
@@ -2370,6 +2700,21 @@
           <w:b/>
           <w:lang w:val="fr_FR" w:bidi="fr_FR"/>
         </w:rPr>
+        <w:t>ἵνα</w:t>
+      </w:r>
+    </w:p>
+    <w:p>
+      <w:pPr/>
+      <w:r>
+        <w:rPr>
+          <w:lang w:val="fr_FR" w:bidi="fr_FR"/>
+        </w:rPr>
+      </w:r>
+      <w:r>
+        <w:rPr>
+          <w:b/>
+          <w:lang w:val="fr_FR" w:bidi="fr_FR"/>
+        </w:rPr>
         <w:t>"afin de"</w:t>
       </w:r>
     </w:p>
@@ -2492,6 +2837,21 @@
           <w:b/>
           <w:lang w:val="fr_FR" w:bidi="fr_FR"/>
         </w:rPr>
+        <w:t>ἵνα συνεργοὶ γινώμεθα τῇ ἀληθείᾳ</w:t>
+      </w:r>
+    </w:p>
+    <w:p>
+      <w:pPr/>
+      <w:r>
+        <w:rPr>
+          <w:lang w:val="fr_FR" w:bidi="fr_FR"/>
+        </w:rPr>
+      </w:r>
+      <w:r>
+        <w:rPr>
+          <w:b/>
+          <w:lang w:val="fr_FR" w:bidi="fr_FR"/>
+        </w:rPr>
         <w:t>"</w:t>
       </w:r>
       <w:r>
@@ -2615,6 +2975,21 @@
           <w:b/>
           <w:lang w:val="fr_FR" w:bidi="fr_FR"/>
         </w:rPr>
+        <w:t>τῇ ἀληθείᾳ</w:t>
+      </w:r>
+    </w:p>
+    <w:p>
+      <w:pPr/>
+      <w:r>
+        <w:rPr>
+          <w:lang w:val="fr_FR" w:bidi="fr_FR"/>
+        </w:rPr>
+      </w:r>
+      <w:r>
+        <w:rPr>
+          <w:b/>
+          <w:lang w:val="fr_FR" w:bidi="fr_FR"/>
+        </w:rPr>
         <w:t>"avec la vérité"</w:t>
       </w:r>
     </w:p>
@@ -2711,6 +3086,21 @@
           <w:b/>
           <w:lang w:val="fr_FR" w:bidi="fr_FR"/>
         </w:rPr>
+        <w:t>τι</w:t>
+      </w:r>
+    </w:p>
+    <w:p>
+      <w:pPr/>
+      <w:r>
+        <w:rPr>
+          <w:lang w:val="fr_FR" w:bidi="fr_FR"/>
+        </w:rPr>
+      </w:r>
+      <w:r>
+        <w:rPr>
+          <w:b/>
+          <w:lang w:val="fr_FR" w:bidi="fr_FR"/>
+        </w:rPr>
         <w:t>"quelques mots"</w:t>
       </w:r>
     </w:p>
@@ -2794,6 +3184,21 @@
           <w:b/>
           <w:lang w:val="fr_FR" w:bidi="fr_FR"/>
         </w:rPr>
+        <w:t>τῇ ἐκκλησίᾳ</w:t>
+      </w:r>
+    </w:p>
+    <w:p>
+      <w:pPr/>
+      <w:r>
+        <w:rPr>
+          <w:lang w:val="fr_FR" w:bidi="fr_FR"/>
+        </w:rPr>
+      </w:r>
+      <w:r>
+        <w:rPr>
+          <w:b/>
+          <w:lang w:val="fr_FR" w:bidi="fr_FR"/>
+        </w:rPr>
         <w:t>"à l'Église"</w:t>
       </w:r>
     </w:p>
@@ -2890,6 +3295,21 @@
           <w:b/>
           <w:lang w:val="fr_FR" w:bidi="fr_FR"/>
         </w:rPr>
+        <w:t>Διοτρέφης</w:t>
+      </w:r>
+    </w:p>
+    <w:p>
+      <w:pPr/>
+      <w:r>
+        <w:rPr>
+          <w:lang w:val="fr_FR" w:bidi="fr_FR"/>
+        </w:rPr>
+      </w:r>
+      <w:r>
+        <w:rPr>
+          <w:b/>
+          <w:lang w:val="fr_FR" w:bidi="fr_FR"/>
+        </w:rPr>
         <w:t>"Diotrèphe"</w:t>
       </w:r>
     </w:p>
@@ -2980,6 +3400,21 @@
           <w:b/>
           <w:lang w:val="fr_FR" w:bidi="fr_FR"/>
         </w:rPr>
+        <w:t>ὁ φιλοπρωτεύων αὐτῶν</w:t>
+      </w:r>
+    </w:p>
+    <w:p>
+      <w:pPr/>
+      <w:r>
+        <w:rPr>
+          <w:lang w:val="fr_FR" w:bidi="fr_FR"/>
+        </w:rPr>
+      </w:r>
+      <w:r>
+        <w:rPr>
+          <w:b/>
+          <w:lang w:val="fr_FR" w:bidi="fr_FR"/>
+        </w:rPr>
         <w:t>"qui aime à être le premier parmi eux"</w:t>
       </w:r>
     </w:p>
@@ -3076,6 +3511,21 @@
           <w:b/>
           <w:lang w:val="fr_FR" w:bidi="fr_FR"/>
         </w:rPr>
+        <w:t>οὐκ ἐπιδέχεται ἡμᾶς</w:t>
+      </w:r>
+    </w:p>
+    <w:p>
+      <w:pPr/>
+      <w:r>
+        <w:rPr>
+          <w:lang w:val="fr_FR" w:bidi="fr_FR"/>
+        </w:rPr>
+      </w:r>
+      <w:r>
+        <w:rPr>
+          <w:b/>
+          <w:lang w:val="fr_FR" w:bidi="fr_FR"/>
+        </w:rPr>
         <w:t>"ne nous reçoit point"</w:t>
       </w:r>
     </w:p>
@@ -3185,6 +3635,21 @@
           <w:b/>
           <w:lang w:val="fr_FR" w:bidi="fr_FR"/>
         </w:rPr>
+        <w:t>ἡμᾶς</w:t>
+      </w:r>
+    </w:p>
+    <w:p>
+      <w:pPr/>
+      <w:r>
+        <w:rPr>
+          <w:lang w:val="fr_FR" w:bidi="fr_FR"/>
+        </w:rPr>
+      </w:r>
+      <w:r>
+        <w:rPr>
+          <w:b/>
+          <w:lang w:val="fr_FR" w:bidi="fr_FR"/>
+        </w:rPr>
         <w:t>"nous"</w:t>
       </w:r>
     </w:p>
@@ -3281,6 +3746,21 @@
           <w:b/>
           <w:lang w:val="fr_FR" w:bidi="fr_FR"/>
         </w:rPr>
+        <w:t>διὰ τοῦτο</w:t>
+      </w:r>
+    </w:p>
+    <w:p>
+      <w:pPr/>
+      <w:r>
+        <w:rPr>
+          <w:lang w:val="fr_FR" w:bidi="fr_FR"/>
+        </w:rPr>
+      </w:r>
+      <w:r>
+        <w:rPr>
+          <w:b/>
+          <w:lang w:val="fr_FR" w:bidi="fr_FR"/>
+        </w:rPr>
         <w:t>"C'est pourquoi"</w:t>
       </w:r>
     </w:p>
@@ -3371,6 +3851,21 @@
           <w:b/>
           <w:lang w:val="fr_FR" w:bidi="fr_FR"/>
         </w:rPr>
+        <w:t>ἐὰν ἔλθω</w:t>
+      </w:r>
+    </w:p>
+    <w:p>
+      <w:pPr/>
+      <w:r>
+        <w:rPr>
+          <w:lang w:val="fr_FR" w:bidi="fr_FR"/>
+        </w:rPr>
+      </w:r>
+      <w:r>
+        <w:rPr>
+          <w:b/>
+          <w:lang w:val="fr_FR" w:bidi="fr_FR"/>
+        </w:rPr>
         <w:t>"si je vais vous voir"</w:t>
       </w:r>
     </w:p>
@@ -3454,6 +3949,21 @@
           <w:b/>
           <w:lang w:val="fr_FR" w:bidi="fr_FR"/>
         </w:rPr>
+        <w:t>ἔλθω</w:t>
+      </w:r>
+    </w:p>
+    <w:p>
+      <w:pPr/>
+      <w:r>
+        <w:rPr>
+          <w:lang w:val="fr_FR" w:bidi="fr_FR"/>
+        </w:rPr>
+      </w:r>
+      <w:r>
+        <w:rPr>
+          <w:b/>
+          <w:lang w:val="fr_FR" w:bidi="fr_FR"/>
+        </w:rPr>
         <w:t>"Je vais"</w:t>
       </w:r>
     </w:p>
@@ -3550,6 +4060,21 @@
           <w:b/>
           <w:lang w:val="fr_FR" w:bidi="fr_FR"/>
         </w:rPr>
+        <w:t>λόγοις πονηροῖς φλυαρῶν ἡμᾶς</w:t>
+      </w:r>
+    </w:p>
+    <w:p>
+      <w:pPr/>
+      <w:r>
+        <w:rPr>
+          <w:lang w:val="fr_FR" w:bidi="fr_FR"/>
+        </w:rPr>
+      </w:r>
+      <w:r>
+        <w:rPr>
+          <w:b/>
+          <w:lang w:val="fr_FR" w:bidi="fr_FR"/>
+        </w:rPr>
         <w:t>"</w:t>
       </w:r>
       <w:r>
@@ -3686,6 +4211,21 @@
           <w:b/>
           <w:lang w:val="fr_FR" w:bidi="fr_FR"/>
         </w:rPr>
+        <w:t>μὴ ἀρκούμενος ἐπὶ τούτοις</w:t>
+      </w:r>
+    </w:p>
+    <w:p>
+      <w:pPr/>
+      <w:r>
+        <w:rPr>
+          <w:lang w:val="fr_FR" w:bidi="fr_FR"/>
+        </w:rPr>
+      </w:r>
+      <w:r>
+        <w:rPr>
+          <w:b/>
+          <w:lang w:val="fr_FR" w:bidi="fr_FR"/>
+        </w:rPr>
         <w:t>« non contents de cela »</w:t>
       </w:r>
     </w:p>
@@ -3769,6 +4309,21 @@
           <w:b/>
           <w:lang w:val="fr_FR" w:bidi="fr_FR"/>
         </w:rPr>
+        <w:t>τοὺς ἀδελφοὺς</w:t>
+      </w:r>
+    </w:p>
+    <w:p>
+      <w:pPr/>
+      <w:r>
+        <w:rPr>
+          <w:lang w:val="fr_FR" w:bidi="fr_FR"/>
+        </w:rPr>
+      </w:r>
+      <w:r>
+        <w:rPr>
+          <w:b/>
+          <w:lang w:val="fr_FR" w:bidi="fr_FR"/>
+        </w:rPr>
         <w:t>"les frères"</w:t>
       </w:r>
     </w:p>
@@ -3865,6 +4420,21 @@
           <w:b/>
           <w:lang w:val="fr_FR" w:bidi="fr_FR"/>
         </w:rPr>
+        <w:t>καὶ τοὺς βουλομένους κωλύει</w:t>
+      </w:r>
+    </w:p>
+    <w:p>
+      <w:pPr/>
+      <w:r>
+        <w:rPr>
+          <w:lang w:val="fr_FR" w:bidi="fr_FR"/>
+        </w:rPr>
+      </w:r>
+      <w:r>
+        <w:rPr>
+          <w:b/>
+          <w:lang w:val="fr_FR" w:bidi="fr_FR"/>
+        </w:rPr>
         <w:t>"il les en empêche"</w:t>
       </w:r>
     </w:p>
@@ -3948,6 +4518,21 @@
           <w:b/>
           <w:lang w:val="fr_FR" w:bidi="fr_FR"/>
         </w:rPr>
+        <w:t>μὴ μιμοῦ τὸ κακὸν, ἀλλὰ τὸ ἀγαθόν</w:t>
+      </w:r>
+    </w:p>
+    <w:p>
+      <w:pPr/>
+      <w:r>
+        <w:rPr>
+          <w:lang w:val="fr_FR" w:bidi="fr_FR"/>
+        </w:rPr>
+      </w:r>
+      <w:r>
+        <w:rPr>
+          <w:b/>
+          <w:lang w:val="fr_FR" w:bidi="fr_FR"/>
+        </w:rPr>
         <w:t>"n'imite pas le mal mais le bien"</w:t>
       </w:r>
     </w:p>
@@ -4057,6 +4642,21 @@
           <w:b/>
           <w:lang w:val="fr_FR" w:bidi="fr_FR"/>
         </w:rPr>
+        <w:t>ἀλλὰ τὸ ἀγαθόν</w:t>
+      </w:r>
+    </w:p>
+    <w:p>
+      <w:pPr/>
+      <w:r>
+        <w:rPr>
+          <w:lang w:val="fr_FR" w:bidi="fr_FR"/>
+        </w:rPr>
+      </w:r>
+      <w:r>
+        <w:rPr>
+          <w:b/>
+          <w:lang w:val="fr_FR" w:bidi="fr_FR"/>
+        </w:rPr>
         <w:t>"mais le bien"</w:t>
       </w:r>
     </w:p>
@@ -4140,6 +4740,21 @@
           <w:b/>
           <w:lang w:val="fr_FR" w:bidi="fr_FR"/>
         </w:rPr>
+        <w:t>οὐχ ἑώρακεν τὸν Θεόν</w:t>
+      </w:r>
+    </w:p>
+    <w:p>
+      <w:pPr/>
+      <w:r>
+        <w:rPr>
+          <w:lang w:val="fr_FR" w:bidi="fr_FR"/>
+        </w:rPr>
+      </w:r>
+      <w:r>
+        <w:rPr>
+          <w:b/>
+          <w:lang w:val="fr_FR" w:bidi="fr_FR"/>
+        </w:rPr>
         <w:t>"n'a point vu Dieu"</w:t>
       </w:r>
     </w:p>
@@ -4236,6 +4851,21 @@
           <w:b/>
           <w:lang w:val="fr_FR" w:bidi="fr_FR"/>
         </w:rPr>
+        <w:t>Δημητρίῳ μεμαρτύρηται ὑπὸ πάντων</w:t>
+      </w:r>
+    </w:p>
+    <w:p>
+      <w:pPr/>
+      <w:r>
+        <w:rPr>
+          <w:lang w:val="fr_FR" w:bidi="fr_FR"/>
+        </w:rPr>
+      </w:r>
+      <w:r>
+        <w:rPr>
+          <w:b/>
+          <w:lang w:val="fr_FR" w:bidi="fr_FR"/>
+        </w:rPr>
         <w:t>« Tous [...] rendent un bon témoignage à Démétrius »</w:t>
       </w:r>
     </w:p>
@@ -4319,6 +4949,21 @@
           <w:b/>
           <w:lang w:val="fr_FR" w:bidi="fr_FR"/>
         </w:rPr>
+        <w:t>Δημητρίῳ</w:t>
+      </w:r>
+    </w:p>
+    <w:p>
+      <w:pPr/>
+      <w:r>
+        <w:rPr>
+          <w:lang w:val="fr_FR" w:bidi="fr_FR"/>
+        </w:rPr>
+      </w:r>
+      <w:r>
+        <w:rPr>
+          <w:b/>
+          <w:lang w:val="fr_FR" w:bidi="fr_FR"/>
+        </w:rPr>
         <w:t>"Démétrius"</w:t>
       </w:r>
     </w:p>
@@ -4409,6 +5054,21 @@
           <w:b/>
           <w:lang w:val="fr_FR" w:bidi="fr_FR"/>
         </w:rPr>
+        <w:t>ὑπὸ πάντων</w:t>
+      </w:r>
+    </w:p>
+    <w:p>
+      <w:pPr/>
+      <w:r>
+        <w:rPr>
+          <w:lang w:val="fr_FR" w:bidi="fr_FR"/>
+        </w:rPr>
+      </w:r>
+      <w:r>
+        <w:rPr>
+          <w:b/>
+          <w:lang w:val="fr_FR" w:bidi="fr_FR"/>
+        </w:rPr>
         <w:t>"Tous"</w:t>
       </w:r>
     </w:p>
@@ -4505,6 +5165,21 @@
           <w:b/>
           <w:lang w:val="fr_FR" w:bidi="fr_FR"/>
         </w:rPr>
+        <w:t>καὶ ὑπὸ αὐτῆς τῆς ἀληθείας</w:t>
+      </w:r>
+    </w:p>
+    <w:p>
+      <w:pPr/>
+      <w:r>
+        <w:rPr>
+          <w:lang w:val="fr_FR" w:bidi="fr_FR"/>
+        </w:rPr>
+      </w:r>
+      <w:r>
+        <w:rPr>
+          <w:b/>
+          <w:lang w:val="fr_FR" w:bidi="fr_FR"/>
+        </w:rPr>
         <w:t>« et la vérité elle-même »</w:t>
       </w:r>
     </w:p>
@@ -4588,6 +5263,21 @@
           <w:b/>
           <w:lang w:val="fr_FR" w:bidi="fr_FR"/>
         </w:rPr>
+        <w:t>ὑπὸ αὐτῆς τῆς ἀληθείας</w:t>
+      </w:r>
+    </w:p>
+    <w:p>
+      <w:pPr/>
+      <w:r>
+        <w:rPr>
+          <w:lang w:val="fr_FR" w:bidi="fr_FR"/>
+        </w:rPr>
+      </w:r>
+      <w:r>
+        <w:rPr>
+          <w:b/>
+          <w:lang w:val="fr_FR" w:bidi="fr_FR"/>
+        </w:rPr>
         <w:t>"et la vérité elle-même"</w:t>
       </w:r>
     </w:p>
@@ -4684,6 +5374,21 @@
           <w:b/>
           <w:lang w:val="fr_FR" w:bidi="fr_FR"/>
         </w:rPr>
+        <w:t>ὑπὸ αὐτῆς τῆς ἀληθείας</w:t>
+      </w:r>
+    </w:p>
+    <w:p>
+      <w:pPr/>
+      <w:r>
+        <w:rPr>
+          <w:lang w:val="fr_FR" w:bidi="fr_FR"/>
+        </w:rPr>
+      </w:r>
+      <w:r>
+        <w:rPr>
+          <w:b/>
+          <w:lang w:val="fr_FR" w:bidi="fr_FR"/>
+        </w:rPr>
         <w:t>"et la vérité elle-même"</w:t>
       </w:r>
     </w:p>
@@ -4780,6 +5485,21 @@
           <w:b/>
           <w:lang w:val="fr_FR" w:bidi="fr_FR"/>
         </w:rPr>
+        <w:t>καὶ ἡμεῖς &amp; μαρτυροῦμεν</w:t>
+      </w:r>
+    </w:p>
+    <w:p>
+      <w:pPr/>
+      <w:r>
+        <w:rPr>
+          <w:lang w:val="fr_FR" w:bidi="fr_FR"/>
+        </w:rPr>
+      </w:r>
+      <w:r>
+        <w:rPr>
+          <w:b/>
+          <w:lang w:val="fr_FR" w:bidi="fr_FR"/>
+        </w:rPr>
         <w:t>"</w:t>
       </w:r>
       <w:r>
@@ -4903,6 +5623,21 @@
           <w:b/>
           <w:lang w:val="fr_FR" w:bidi="fr_FR"/>
         </w:rPr>
+        <w:t>ἡμεῖς &amp; μαρτυροῦμεν &amp; ἡμῶν</w:t>
+      </w:r>
+    </w:p>
+    <w:p>
+      <w:pPr/>
+      <w:r>
+        <w:rPr>
+          <w:lang w:val="fr_FR" w:bidi="fr_FR"/>
+        </w:rPr>
+      </w:r>
+      <w:r>
+        <w:rPr>
+          <w:b/>
+          <w:lang w:val="fr_FR" w:bidi="fr_FR"/>
+        </w:rPr>
         <w:t>"nous aussi"</w:t>
       </w:r>
       <w:r>
@@ -5025,6 +5760,21 @@
           <w:b/>
           <w:lang w:val="fr_FR" w:bidi="fr_FR"/>
         </w:rPr>
+        <w:t>διὰ μέλανος καὶ καλάμου</w:t>
+      </w:r>
+    </w:p>
+    <w:p>
+      <w:pPr/>
+      <w:r>
+        <w:rPr>
+          <w:lang w:val="fr_FR" w:bidi="fr_FR"/>
+        </w:rPr>
+      </w:r>
+      <w:r>
+        <w:rPr>
+          <w:b/>
+          <w:lang w:val="fr_FR" w:bidi="fr_FR"/>
+        </w:rPr>
         <w:t>"avec l'encre et la plume"</w:t>
       </w:r>
     </w:p>
@@ -5121,6 +5871,21 @@
           <w:b/>
           <w:lang w:val="fr_FR" w:bidi="fr_FR"/>
         </w:rPr>
+        <w:t>στόμα πρὸς στόμα</w:t>
+      </w:r>
+    </w:p>
+    <w:p>
+      <w:pPr/>
+      <w:r>
+        <w:rPr>
+          <w:lang w:val="fr_FR" w:bidi="fr_FR"/>
+        </w:rPr>
+      </w:r>
+      <w:r>
+        <w:rPr>
+          <w:b/>
+          <w:lang w:val="fr_FR" w:bidi="fr_FR"/>
+        </w:rPr>
         <w:t>"de bouche à bouche"</w:t>
       </w:r>
     </w:p>
@@ -5217,6 +5982,21 @@
           <w:b/>
           <w:lang w:val="fr_FR" w:bidi="fr_FR"/>
         </w:rPr>
+        <w:t>εἰρήνη σοι</w:t>
+      </w:r>
+    </w:p>
+    <w:p>
+      <w:pPr/>
+      <w:r>
+        <w:rPr>
+          <w:lang w:val="fr_FR" w:bidi="fr_FR"/>
+        </w:rPr>
+      </w:r>
+      <w:r>
+        <w:rPr>
+          <w:b/>
+          <w:lang w:val="fr_FR" w:bidi="fr_FR"/>
+        </w:rPr>
         <w:t>"Que la paix soit avec toi"</w:t>
       </w:r>
     </w:p>
@@ -5300,6 +6080,21 @@
           <w:b/>
           <w:lang w:val="fr_FR" w:bidi="fr_FR"/>
         </w:rPr>
+        <w:t>εἰρήνη σοι</w:t>
+      </w:r>
+    </w:p>
+    <w:p>
+      <w:pPr/>
+      <w:r>
+        <w:rPr>
+          <w:lang w:val="fr_FR" w:bidi="fr_FR"/>
+        </w:rPr>
+      </w:r>
+      <w:r>
+        <w:rPr>
+          <w:b/>
+          <w:lang w:val="fr_FR" w:bidi="fr_FR"/>
+        </w:rPr>
         <w:t>"Que la paix soit avec toi"</w:t>
       </w:r>
     </w:p>
@@ -5396,6 +6191,21 @@
           <w:b/>
           <w:lang w:val="fr_FR" w:bidi="fr_FR"/>
         </w:rPr>
+        <w:t>ἀσπάζονταί σε οἱ φίλοι</w:t>
+      </w:r>
+    </w:p>
+    <w:p>
+      <w:pPr/>
+      <w:r>
+        <w:rPr>
+          <w:lang w:val="fr_FR" w:bidi="fr_FR"/>
+        </w:rPr>
+      </w:r>
+      <w:r>
+        <w:rPr>
+          <w:b/>
+          <w:lang w:val="fr_FR" w:bidi="fr_FR"/>
+        </w:rPr>
         <w:t>"Les amis te saluent"</w:t>
       </w:r>
     </w:p>
@@ -5492,6 +6302,21 @@
           <w:b/>
           <w:lang w:val="fr_FR" w:bidi="fr_FR"/>
         </w:rPr>
+        <w:t>ἀσπάζου τοὺς φίλους</w:t>
+      </w:r>
+    </w:p>
+    <w:p>
+      <w:pPr/>
+      <w:r>
+        <w:rPr>
+          <w:lang w:val="fr_FR" w:bidi="fr_FR"/>
+        </w:rPr>
+      </w:r>
+      <w:r>
+        <w:rPr>
+          <w:b/>
+          <w:lang w:val="fr_FR" w:bidi="fr_FR"/>
+        </w:rPr>
         <w:t>"Salue les amis"</w:t>
       </w:r>
     </w:p>
@@ -5574,6 +6399,21 @@
         <w:rPr>
           <w:lang w:val="fr_FR" w:bidi="fr_FR"/>
         </w:rPr>
+      </w:r>
+    </w:p>
+    <w:p>
+      <w:pPr/>
+      <w:r>
+        <w:rPr>
+          <w:lang w:val="fr_FR" w:bidi="fr_FR"/>
+        </w:rPr>
+      </w:r>
+      <w:r>
+        <w:rPr>
+          <w:b/>
+          <w:lang w:val="fr_FR" w:bidi="fr_FR"/>
+        </w:rPr>
+        <w:t>κατ’ ὄνομα</w:t>
       </w:r>
     </w:p>
     <w:p>

--- a/fra/docx/64.content.docx
+++ b/fra/docx/64.content.docx
@@ -896,7 +896,7 @@
           <w:b/>
           <w:lang w:val="fr_FR" w:bidi="fr_FR"/>
         </w:rPr>
-        <w:t>ἀληθείᾳ &amp; ἀληθείᾳ</w:t>
+        <w:t>τῇ ἀληθείᾳ &amp; ἀληθείᾳ</w:t>
       </w:r>
     </w:p>
     <w:p>

--- a/fra/docx/64.content.docx
+++ b/fra/docx/64.content.docx
@@ -785,21 +785,6 @@
           <w:b/>
           <w:lang w:val="fr_FR" w:bidi="fr_FR"/>
         </w:rPr>
-        <w:t>σὺ ἐν ἀληθείᾳ περιπατεῖς</w:t>
-      </w:r>
-    </w:p>
-    <w:p>
-      <w:pPr/>
-      <w:r>
-        <w:rPr>
-          <w:lang w:val="fr_FR" w:bidi="fr_FR"/>
-        </w:rPr>
-      </w:r>
-      <w:r>
-        <w:rPr>
-          <w:b/>
-          <w:lang w:val="fr_FR" w:bidi="fr_FR"/>
-        </w:rPr>
         <w:t>"tu marches dans la vérité"</w:t>
       </w:r>
     </w:p>
@@ -1242,21 +1227,6 @@
           <w:b/>
           <w:lang w:val="fr_FR" w:bidi="fr_FR"/>
         </w:rPr>
-        <w:t>ἐν τῇ ἀληθείᾳ περιπατοῦντα</w:t>
-      </w:r>
-    </w:p>
-    <w:p>
-      <w:pPr/>
-      <w:r>
-        <w:rPr>
-          <w:lang w:val="fr_FR" w:bidi="fr_FR"/>
-        </w:rPr>
-      </w:r>
-      <w:r>
-        <w:rPr>
-          <w:b/>
-          <w:lang w:val="fr_FR" w:bidi="fr_FR"/>
-        </w:rPr>
         <w:t>"marchent dans la vérité"</w:t>
       </w:r>
     </w:p>
@@ -1797,21 +1767,6 @@
           <w:b/>
           <w:lang w:val="fr_FR" w:bidi="fr_FR"/>
         </w:rPr>
-        <w:t>οὓς καλῶς ποιήσεις, προπέμψας ἀξίως τοῦ Θεοῦ; ὑπὲρ γὰρ τοῦ ὀνόματος ἐξῆλθον, μηδὲν λαμβάνοντες ἀπὸ τῶν ἐθνικῶν</w:t>
-      </w:r>
-    </w:p>
-    <w:p>
-      <w:pPr/>
-      <w:r>
-        <w:rPr>
-          <w:lang w:val="fr_FR" w:bidi="fr_FR"/>
-        </w:rPr>
-      </w:r>
-      <w:r>
-        <w:rPr>
-          <w:b/>
-          <w:lang w:val="fr_FR" w:bidi="fr_FR"/>
-        </w:rPr>
         <w:t>"</w:t>
       </w:r>
       <w:r>
@@ -2837,21 +2792,6 @@
           <w:b/>
           <w:lang w:val="fr_FR" w:bidi="fr_FR"/>
         </w:rPr>
-        <w:t>ἵνα συνεργοὶ γινώμεθα τῇ ἀληθείᾳ</w:t>
-      </w:r>
-    </w:p>
-    <w:p>
-      <w:pPr/>
-      <w:r>
-        <w:rPr>
-          <w:lang w:val="fr_FR" w:bidi="fr_FR"/>
-        </w:rPr>
-      </w:r>
-      <w:r>
-        <w:rPr>
-          <w:b/>
-          <w:lang w:val="fr_FR" w:bidi="fr_FR"/>
-        </w:rPr>
         <w:t>"</w:t>
       </w:r>
       <w:r>
@@ -3295,21 +3235,6 @@
           <w:b/>
           <w:lang w:val="fr_FR" w:bidi="fr_FR"/>
         </w:rPr>
-        <w:t>Διοτρέφης</w:t>
-      </w:r>
-    </w:p>
-    <w:p>
-      <w:pPr/>
-      <w:r>
-        <w:rPr>
-          <w:lang w:val="fr_FR" w:bidi="fr_FR"/>
-        </w:rPr>
-      </w:r>
-      <w:r>
-        <w:rPr>
-          <w:b/>
-          <w:lang w:val="fr_FR" w:bidi="fr_FR"/>
-        </w:rPr>
         <w:t>"Diotrèphe"</w:t>
       </w:r>
     </w:p>
@@ -3400,21 +3325,6 @@
           <w:b/>
           <w:lang w:val="fr_FR" w:bidi="fr_FR"/>
         </w:rPr>
-        <w:t>ὁ φιλοπρωτεύων αὐτῶν</w:t>
-      </w:r>
-    </w:p>
-    <w:p>
-      <w:pPr/>
-      <w:r>
-        <w:rPr>
-          <w:lang w:val="fr_FR" w:bidi="fr_FR"/>
-        </w:rPr>
-      </w:r>
-      <w:r>
-        <w:rPr>
-          <w:b/>
-          <w:lang w:val="fr_FR" w:bidi="fr_FR"/>
-        </w:rPr>
         <w:t>"qui aime à être le premier parmi eux"</w:t>
       </w:r>
     </w:p>
@@ -4211,21 +4121,6 @@
           <w:b/>
           <w:lang w:val="fr_FR" w:bidi="fr_FR"/>
         </w:rPr>
-        <w:t>μὴ ἀρκούμενος ἐπὶ τούτοις</w:t>
-      </w:r>
-    </w:p>
-    <w:p>
-      <w:pPr/>
-      <w:r>
-        <w:rPr>
-          <w:lang w:val="fr_FR" w:bidi="fr_FR"/>
-        </w:rPr>
-      </w:r>
-      <w:r>
-        <w:rPr>
-          <w:b/>
-          <w:lang w:val="fr_FR" w:bidi="fr_FR"/>
-        </w:rPr>
         <w:t>« non contents de cela »</w:t>
       </w:r>
     </w:p>
@@ -4851,21 +4746,6 @@
           <w:b/>
           <w:lang w:val="fr_FR" w:bidi="fr_FR"/>
         </w:rPr>
-        <w:t>Δημητρίῳ μεμαρτύρηται ὑπὸ πάντων</w:t>
-      </w:r>
-    </w:p>
-    <w:p>
-      <w:pPr/>
-      <w:r>
-        <w:rPr>
-          <w:lang w:val="fr_FR" w:bidi="fr_FR"/>
-        </w:rPr>
-      </w:r>
-      <w:r>
-        <w:rPr>
-          <w:b/>
-          <w:lang w:val="fr_FR" w:bidi="fr_FR"/>
-        </w:rPr>
         <w:t>« Tous [...] rendent un bon témoignage à Démétrius »</w:t>
       </w:r>
     </w:p>
@@ -4935,21 +4815,6 @@
         <w:rPr>
           <w:lang w:val="fr_FR" w:bidi="fr_FR"/>
         </w:rPr>
-      </w:r>
-    </w:p>
-    <w:p>
-      <w:pPr/>
-      <w:r>
-        <w:rPr>
-          <w:lang w:val="fr_FR" w:bidi="fr_FR"/>
-        </w:rPr>
-      </w:r>
-      <w:r>
-        <w:rPr>
-          <w:b/>
-          <w:lang w:val="fr_FR" w:bidi="fr_FR"/>
-        </w:rPr>
-        <w:t>Δημητρίῳ</w:t>
       </w:r>
     </w:p>
     <w:p>

--- a/fra/docx/64.content.docx
+++ b/fra/docx/64.content.docx
@@ -785,6 +785,21 @@
           <w:b/>
           <w:lang w:val="fr_FR" w:bidi="fr_FR"/>
         </w:rPr>
+        <w:t>σὺ ἐν ἀληθείᾳ περιπατεῖς</w:t>
+      </w:r>
+    </w:p>
+    <w:p>
+      <w:pPr/>
+      <w:r>
+        <w:rPr>
+          <w:lang w:val="fr_FR" w:bidi="fr_FR"/>
+        </w:rPr>
+      </w:r>
+      <w:r>
+        <w:rPr>
+          <w:b/>
+          <w:lang w:val="fr_FR" w:bidi="fr_FR"/>
+        </w:rPr>
         <w:t>"tu marches dans la vérité"</w:t>
       </w:r>
     </w:p>
@@ -1227,6 +1242,21 @@
           <w:b/>
           <w:lang w:val="fr_FR" w:bidi="fr_FR"/>
         </w:rPr>
+        <w:t>ἐν τῇ ἀληθείᾳ περιπατοῦντα</w:t>
+      </w:r>
+    </w:p>
+    <w:p>
+      <w:pPr/>
+      <w:r>
+        <w:rPr>
+          <w:lang w:val="fr_FR" w:bidi="fr_FR"/>
+        </w:rPr>
+      </w:r>
+      <w:r>
+        <w:rPr>
+          <w:b/>
+          <w:lang w:val="fr_FR" w:bidi="fr_FR"/>
+        </w:rPr>
         <w:t>"marchent dans la vérité"</w:t>
       </w:r>
     </w:p>
@@ -1767,6 +1797,21 @@
           <w:b/>
           <w:lang w:val="fr_FR" w:bidi="fr_FR"/>
         </w:rPr>
+        <w:t>οὓς καλῶς ποιήσεις, προπέμψας ἀξίως τοῦ Θεοῦ; ὑπὲρ γὰρ τοῦ ὀνόματος ἐξῆλθον, μηδὲν λαμβάνοντες ἀπὸ τῶν ἐθνικῶν</w:t>
+      </w:r>
+    </w:p>
+    <w:p>
+      <w:pPr/>
+      <w:r>
+        <w:rPr>
+          <w:lang w:val="fr_FR" w:bidi="fr_FR"/>
+        </w:rPr>
+      </w:r>
+      <w:r>
+        <w:rPr>
+          <w:b/>
+          <w:lang w:val="fr_FR" w:bidi="fr_FR"/>
+        </w:rPr>
         <w:t>"</w:t>
       </w:r>
       <w:r>
@@ -2792,6 +2837,21 @@
           <w:b/>
           <w:lang w:val="fr_FR" w:bidi="fr_FR"/>
         </w:rPr>
+        <w:t>ἵνα συνεργοὶ γινώμεθα τῇ ἀληθείᾳ</w:t>
+      </w:r>
+    </w:p>
+    <w:p>
+      <w:pPr/>
+      <w:r>
+        <w:rPr>
+          <w:lang w:val="fr_FR" w:bidi="fr_FR"/>
+        </w:rPr>
+      </w:r>
+      <w:r>
+        <w:rPr>
+          <w:b/>
+          <w:lang w:val="fr_FR" w:bidi="fr_FR"/>
+        </w:rPr>
         <w:t>"</w:t>
       </w:r>
       <w:r>
@@ -3235,6 +3295,21 @@
           <w:b/>
           <w:lang w:val="fr_FR" w:bidi="fr_FR"/>
         </w:rPr>
+        <w:t>Διοτρέφης</w:t>
+      </w:r>
+    </w:p>
+    <w:p>
+      <w:pPr/>
+      <w:r>
+        <w:rPr>
+          <w:lang w:val="fr_FR" w:bidi="fr_FR"/>
+        </w:rPr>
+      </w:r>
+      <w:r>
+        <w:rPr>
+          <w:b/>
+          <w:lang w:val="fr_FR" w:bidi="fr_FR"/>
+        </w:rPr>
         <w:t>"Diotrèphe"</w:t>
       </w:r>
     </w:p>
@@ -3325,6 +3400,21 @@
           <w:b/>
           <w:lang w:val="fr_FR" w:bidi="fr_FR"/>
         </w:rPr>
+        <w:t>ὁ φιλοπρωτεύων αὐτῶν</w:t>
+      </w:r>
+    </w:p>
+    <w:p>
+      <w:pPr/>
+      <w:r>
+        <w:rPr>
+          <w:lang w:val="fr_FR" w:bidi="fr_FR"/>
+        </w:rPr>
+      </w:r>
+      <w:r>
+        <w:rPr>
+          <w:b/>
+          <w:lang w:val="fr_FR" w:bidi="fr_FR"/>
+        </w:rPr>
         <w:t>"qui aime à être le premier parmi eux"</w:t>
       </w:r>
     </w:p>
@@ -4121,6 +4211,21 @@
           <w:b/>
           <w:lang w:val="fr_FR" w:bidi="fr_FR"/>
         </w:rPr>
+        <w:t>μὴ ἀρκούμενος ἐπὶ τούτοις</w:t>
+      </w:r>
+    </w:p>
+    <w:p>
+      <w:pPr/>
+      <w:r>
+        <w:rPr>
+          <w:lang w:val="fr_FR" w:bidi="fr_FR"/>
+        </w:rPr>
+      </w:r>
+      <w:r>
+        <w:rPr>
+          <w:b/>
+          <w:lang w:val="fr_FR" w:bidi="fr_FR"/>
+        </w:rPr>
         <w:t>« non contents de cela »</w:t>
       </w:r>
     </w:p>
@@ -4746,6 +4851,21 @@
           <w:b/>
           <w:lang w:val="fr_FR" w:bidi="fr_FR"/>
         </w:rPr>
+        <w:t>Δημητρίῳ μεμαρτύρηται ὑπὸ πάντων</w:t>
+      </w:r>
+    </w:p>
+    <w:p>
+      <w:pPr/>
+      <w:r>
+        <w:rPr>
+          <w:lang w:val="fr_FR" w:bidi="fr_FR"/>
+        </w:rPr>
+      </w:r>
+      <w:r>
+        <w:rPr>
+          <w:b/>
+          <w:lang w:val="fr_FR" w:bidi="fr_FR"/>
+        </w:rPr>
         <w:t>« Tous [...] rendent un bon témoignage à Démétrius »</w:t>
       </w:r>
     </w:p>
@@ -4815,6 +4935,21 @@
         <w:rPr>
           <w:lang w:val="fr_FR" w:bidi="fr_FR"/>
         </w:rPr>
+      </w:r>
+    </w:p>
+    <w:p>
+      <w:pPr/>
+      <w:r>
+        <w:rPr>
+          <w:lang w:val="fr_FR" w:bidi="fr_FR"/>
+        </w:rPr>
+      </w:r>
+      <w:r>
+        <w:rPr>
+          <w:b/>
+          <w:lang w:val="fr_FR" w:bidi="fr_FR"/>
+        </w:rPr>
+        <w:t>Δημητρίῳ</w:t>
       </w:r>
     </w:p>
     <w:p>
